--- a/docs/product-backlog.docx
+++ b/docs/product-backlog.docx
@@ -125,7 +125,7 @@
           <w:i w:val="0"/>
           <w:sz w:val="22"/>
         </w:rPr>
-        <w:t xml:space="preserve">Fecha de corte: 4-sep-2026 (cierre de la fase 2 "maestros reales"; corte anterior 3-sep-2026 con 8 historias </w:t>
+        <w:t xml:space="preserve">Fecha de corte: 4-sep-2026, tarde (ajustes de configuración y tiempo real: sin máquina/equipo, mantenedor de líneas, sin sedes; corte anterior 4-sep-2026 con el cierre de la fase 2 "maestros reales"; corte previo 3-sep-2026 con 8 historias </w:t>
       </w:r>
       <w:r>
         <w:rPr>
@@ -153,6 +153,24 @@
           <w:sz w:val="19"/>
           <w:shd w:val="clear" w:color="auto" w:fill="F2F2F2"/>
         </w:rPr>
+        <w:t>feat/ajustes-configuracion</w:t>
+      </w:r>
+      <w:r>
+        <w:rPr>
+          <w:rFonts w:ascii="Calibri" w:hAnsi="Calibri"/>
+          <w:i w:val="0"/>
+          <w:sz w:val="22"/>
+        </w:rPr>
+        <w:t xml:space="preserve"> (sobre </w:t>
+      </w:r>
+      <w:r>
+        <w:rPr>
+          <w:rFonts w:ascii="Consolas" w:hAnsi="Consolas"/>
+          <w:i w:val="0"/>
+          <w:color w:val="5A5A5A"/>
+          <w:sz w:val="19"/>
+          <w:shd w:val="clear" w:color="auto" w:fill="F2F2F2"/>
+        </w:rPr>
         <w:t>feat/maestros-reales</w:t>
       </w:r>
       <w:r>
@@ -161,7 +179,7 @@
           <w:i w:val="0"/>
           <w:sz w:val="22"/>
         </w:rPr>
-        <w:t xml:space="preserve"> (base </w:t>
+        <w:t xml:space="preserve">, base </w:t>
       </w:r>
       <w:r>
         <w:rPr>
@@ -287,7 +305,7 @@
           <w:i w:val="0"/>
           <w:sz w:val="22"/>
         </w:rPr>
-        <w:t xml:space="preserve"> al momento del corte, más el QA de integración de fase 2 (</w:t>
+        <w:t xml:space="preserve"> al momento del corte, más el QA de integración de fase 2 y fase 2b (</w:t>
       </w:r>
       <w:r>
         <w:rPr>
@@ -337,7 +355,7 @@
           <w:i w:val="0"/>
           <w:sz w:val="22"/>
         </w:rPr>
-        <w:t>Yamboly opera 9 líneas de envasado (4 llenadoras, 2 extrusoras, 3 moldeadoras) repartidas en 9 sedes, en 2 turnos diarios. Antes del proyecto, el registro de paradas, mermas y velocidad se hacía en papel o en hojas de cálculo dispersas: los maquinistas anotaban las incidencias al final del turno, con datos incompletos y sin relación con la orden de fabricación en curso, y la planta no tenía forma de anticipar una parada o una merma antes de que ocurriera. El resultado era un OEE calculado tarde, con baja confianza, y decisiones de mantenimiento y de línea tomadas sin evidencia.</w:t>
+        <w:t>Yamboly opera 9 líneas de envasado (4 llenadoras, 2 extrusoras, 3 moldeadoras) en su planta de Lima, en 2 turnos diarios. Cada línea es la máquina física de planta: no existe un nivel de equipo por debajo, la parada se registra hasta la línea. Antes del proyecto, el registro de paradas, mermas y velocidad se hacía en papel o en hojas de cálculo dispersas: los maquinistas anotaban las incidencias al final del turno, con datos incompletos y sin relación con la orden de fabricación en curso, y la planta no tenía forma de anticipar una parada o una merma antes de que ocurriera. El resultado era un OEE calculado tarde, con baja confianza, y decisiones de mantenimiento y de línea tomadas sin evidencia.</w:t>
       </w:r>
     </w:p>
     <w:p>
@@ -347,7 +365,7 @@
           <w:i w:val="0"/>
           <w:sz w:val="22"/>
         </w:rPr>
-        <w:t>El MES Yamboly es el sistema construido para la tesis *"Implementación de un MES con analítica inteligente basada en IA para el control y monitoreo de la producción en la empresa Yamboly, Lima, 2026"* (UNT). Su objetivo es doble: (1) dar a la planta una herramienta real de captura en tiempo real, indicadores OEE, alertas predictivas y evidencia auditable, y (2) servir de instrumento experimental para demostrar, con datos medibles, que el registro de datos deja de tomar minutos y pasa a tomar segundos, que la información capturada es confiable, y que las alertas predictivas aciertan con la frecuencia suficiente para ser útiles. Todo el diseño viene de un Master Design System validado en Figma (57 pantallas) y todo el modelo de datos —líneas, máquinas, productos, velocidades y causas— viene de la extracción real del sistema anterior (Strapi/Postgres), no de datos inventados.</w:t>
+        <w:t>El MES Yamboly es el sistema construido para la tesis *"Implementación de un MES con analítica inteligente basada en IA para el control y monitoreo de la producción en la empresa Yamboly, Lima, 2026"* (UNT). Su objetivo es doble: (1) dar a la planta una herramienta real de captura en tiempo real, indicadores OEE, alertas predictivas y evidencia auditable, y (2) servir de instrumento experimental para demostrar, con datos medibles, que el registro de datos deja de tomar minutos y pasa a tomar segundos, que la información capturada es confiable, y que las alertas predictivas aciertan con la frecuencia suficiente para ser útiles. Todo el diseño viene de un Master Design System validado en Figma (57 pantallas) y todo el modelo de datos —líneas, productos, velocidades y causas— viene de la extracción real del sistema anterior (Strapi/Postgres), no de datos inventados.</w:t>
       </w:r>
     </w:p>
     <w:p>
@@ -1046,7 +1064,7 @@
                 <w:i w:val="0"/>
                 <w:sz w:val="18"/>
               </w:rPr>
-              <w:t>Ver el estado consolidado de las 9 líneas y los indicadores OEE del día, y administrar los mantenedores (causas, máquinas, productos, sedes, usuarios) sin depender de TI.</w:t>
+              <w:t>Ver el estado consolidado de las 9 líneas y los indicadores OEE del día, y administrar los mantenedores (causas, líneas, productos, usuarios) sin depender de TI.</w:t>
             </w:r>
           </w:p>
         </w:tc>
@@ -1501,7 +1519,42 @@
           <w:i w:val="0"/>
           <w:sz w:val="22"/>
         </w:rPr>
-        <w:t xml:space="preserve"> (no iniciado).</w:t>
+        <w:t xml:space="preserve"> (no iniciado) · </w:t>
+      </w:r>
+      <w:r>
+        <w:rPr>
+          <w:rFonts w:ascii="Consolas" w:hAnsi="Consolas"/>
+          <w:i w:val="0"/>
+          <w:color w:val="5A5A5A"/>
+          <w:sz w:val="19"/>
+          <w:shd w:val="clear" w:color="auto" w:fill="F2F2F2"/>
+        </w:rPr>
+        <w:t>Descartada</w:t>
+      </w:r>
+      <w:r>
+        <w:rPr>
+          <w:rFonts w:ascii="Calibri" w:hAnsi="Calibri"/>
+          <w:i w:val="0"/>
+          <w:sz w:val="22"/>
+        </w:rPr>
+        <w:t xml:space="preserve"> (se retira del alcance por una decisión explícita del producto, documentada en la propia historia con fecha; </w:t>
+      </w:r>
+      <w:r>
+        <w:rPr>
+          <w:rFonts w:ascii="Calibri" w:hAnsi="Calibri"/>
+          <w:b/>
+          <w:i w:val="0"/>
+          <w:sz w:val="22"/>
+        </w:rPr>
+        <w:t>sus puntos no se computan</w:t>
+      </w:r>
+      <w:r>
+        <w:rPr>
+          <w:rFonts w:ascii="Calibri" w:hAnsi="Calibri"/>
+          <w:i w:val="0"/>
+          <w:sz w:val="22"/>
+        </w:rPr>
+        <w:t xml:space="preserve"> en ningún total de la sección 6 "Métricas del backlog" — se muestran aparte).</w:t>
       </w:r>
     </w:p>
     <w:p>
@@ -2406,7 +2459,7 @@
           <w:i w:val="0"/>
           <w:sz w:val="22"/>
         </w:rPr>
-        <w:t>E2-02 — Registrar parada con cronómetro TRI y máquina-equipo obligatoria</w:t>
+        <w:t>E2-02 — Registrar parada con cronómetro TRI hasta línea (sin equipo)</w:t>
       </w:r>
       <w:r>
         <w:rPr>
@@ -2449,7 +2502,7 @@
           <w:i w:val="0"/>
           <w:sz w:val="22"/>
         </w:rPr>
-        <w:t>, quiero registrar una parada en segundos, con cronómetro visible y seleccionando la máquina-equipo exacta (envolvedora, codificadora, pinzas…), para que el tiempo de registro (TRI) sea mínimo y la causa quede trazada a nivel de equipo.</w:t>
+        <w:t>, quiero registrar una parada en segundos, con cronómetro visible y seleccionando la causa sobre la línea en la que ocurre, para que el tiempo de registro (TRI) sea mínimo y la causa quede trazada sin pedirme un nivel de detalle que la planta no tiene.</w:t>
       </w:r>
     </w:p>
     <w:p>
@@ -2462,7 +2515,42 @@
           <w:i w:val="0"/>
           <w:sz w:val="22"/>
         </w:rPr>
-        <w:t>Selector jerárquico de causa (árbol TT-GG-EE) + máquina-equipo de la línea, ambos obligatorios.</w:t>
+        <w:t xml:space="preserve">Selector jerárquico de causa (árbol TT-GG-EE), obligatorio; la parada se registra hasta la </w:t>
+      </w:r>
+      <w:r>
+        <w:rPr>
+          <w:rFonts w:ascii="Calibri" w:hAnsi="Calibri"/>
+          <w:b/>
+          <w:i w:val="0"/>
+          <w:sz w:val="22"/>
+        </w:rPr>
+        <w:t>línea</w:t>
+      </w:r>
+      <w:r>
+        <w:rPr>
+          <w:rFonts w:ascii="Calibri" w:hAnsi="Calibri"/>
+          <w:i w:val="0"/>
+          <w:sz w:val="22"/>
+        </w:rPr>
+        <w:t xml:space="preserve"> (</w:t>
+      </w:r>
+      <w:r>
+        <w:rPr>
+          <w:rFonts w:ascii="Consolas" w:hAnsi="Consolas"/>
+          <w:i w:val="0"/>
+          <w:color w:val="5A5A5A"/>
+          <w:sz w:val="19"/>
+          <w:shd w:val="clear" w:color="auto" w:fill="F2F2F2"/>
+        </w:rPr>
+        <w:t>lineaId</w:t>
+      </w:r>
+      <w:r>
+        <w:rPr>
+          <w:rFonts w:ascii="Calibri" w:hAnsi="Calibri"/>
+          <w:i w:val="0"/>
+          <w:sz w:val="22"/>
+        </w:rPr>
+        <w:t>), no hay paso de equipo.</w:t>
       </w:r>
     </w:p>
     <w:p>
@@ -2579,6 +2667,172 @@
       </w:r>
     </w:p>
     <w:p>
+      <w:pPr>
+        <w:pStyle w:val="ListBullet"/>
+      </w:pPr>
+      <w:r>
+        <w:rPr>
+          <w:rFonts w:ascii="Calibri" w:hAnsi="Calibri"/>
+          <w:b/>
+          <w:i w:val="0"/>
+          <w:sz w:val="22"/>
+        </w:rPr>
+        <w:t>Ajuste (4-sep-2026, tarde):</w:t>
+      </w:r>
+      <w:r>
+        <w:rPr>
+          <w:rFonts w:ascii="Calibri" w:hAnsi="Calibri"/>
+          <w:i w:val="0"/>
+          <w:sz w:val="22"/>
+        </w:rPr>
+        <w:t xml:space="preserve"> decisión del producto — no existe el nivel máquina/equipo; línea = máquina física de planta. </w:t>
+      </w:r>
+      <w:r>
+        <w:rPr>
+          <w:rFonts w:ascii="Consolas" w:hAnsi="Consolas"/>
+          <w:i w:val="0"/>
+          <w:color w:val="5A5A5A"/>
+          <w:sz w:val="19"/>
+          <w:shd w:val="clear" w:color="auto" w:fill="F2F2F2"/>
+        </w:rPr>
+        <w:t>ParadaWizard.tsx</w:t>
+      </w:r>
+      <w:r>
+        <w:rPr>
+          <w:rFonts w:ascii="Calibri" w:hAnsi="Calibri"/>
+          <w:i w:val="0"/>
+          <w:sz w:val="22"/>
+        </w:rPr>
+        <w:t xml:space="preserve"> pierde el paso "Máquina" (frame Figma 2156:8367 quedó sin ese Dropdown, ver </w:t>
+      </w:r>
+      <w:r>
+        <w:rPr>
+          <w:rFonts w:ascii="Consolas" w:hAnsi="Consolas"/>
+          <w:i w:val="0"/>
+          <w:color w:val="5A5A5A"/>
+          <w:sz w:val="19"/>
+          <w:shd w:val="clear" w:color="auto" w:fill="F2F2F2"/>
+        </w:rPr>
+        <w:t>docs/figma-map.md</w:t>
+      </w:r>
+      <w:r>
+        <w:rPr>
+          <w:rFonts w:ascii="Calibri" w:hAnsi="Calibri"/>
+          <w:i w:val="0"/>
+          <w:sz w:val="22"/>
+        </w:rPr>
+        <w:t xml:space="preserve">); </w:t>
+      </w:r>
+      <w:r>
+        <w:rPr>
+          <w:rFonts w:ascii="Consolas" w:hAnsi="Consolas"/>
+          <w:i w:val="0"/>
+          <w:color w:val="5A5A5A"/>
+          <w:sz w:val="19"/>
+          <w:shd w:val="clear" w:color="auto" w:fill="F2F2F2"/>
+        </w:rPr>
+        <w:t>maquinaId</w:t>
+      </w:r>
+      <w:r>
+        <w:rPr>
+          <w:rFonts w:ascii="Calibri" w:hAnsi="Calibri"/>
+          <w:i w:val="0"/>
+          <w:sz w:val="22"/>
+        </w:rPr>
+        <w:t xml:space="preserve"> se elimina de </w:t>
+      </w:r>
+      <w:r>
+        <w:rPr>
+          <w:rFonts w:ascii="Consolas" w:hAnsi="Consolas"/>
+          <w:i w:val="0"/>
+          <w:color w:val="5A5A5A"/>
+          <w:sz w:val="19"/>
+          <w:shd w:val="clear" w:color="auto" w:fill="F2F2F2"/>
+        </w:rPr>
+        <w:t>CreateParada</w:t>
+      </w:r>
+      <w:r>
+        <w:rPr>
+          <w:rFonts w:ascii="Calibri" w:hAnsi="Calibri"/>
+          <w:i w:val="0"/>
+          <w:sz w:val="22"/>
+        </w:rPr>
+        <w:t xml:space="preserve">, de </w:t>
+      </w:r>
+      <w:r>
+        <w:rPr>
+          <w:rFonts w:ascii="Consolas" w:hAnsi="Consolas"/>
+          <w:i w:val="0"/>
+          <w:color w:val="5A5A5A"/>
+          <w:sz w:val="19"/>
+          <w:shd w:val="clear" w:color="auto" w:fill="F2F2F2"/>
+        </w:rPr>
+        <w:t>Maquina</w:t>
+      </w:r>
+      <w:r>
+        <w:rPr>
+          <w:rFonts w:ascii="Calibri" w:hAnsi="Calibri"/>
+          <w:i w:val="0"/>
+          <w:sz w:val="22"/>
+        </w:rPr>
+        <w:t xml:space="preserve"> (entidad, tipos, API, mocks) y del detalle/edición de parada (</w:t>
+      </w:r>
+      <w:r>
+        <w:rPr>
+          <w:rFonts w:ascii="Consolas" w:hAnsi="Consolas"/>
+          <w:i w:val="0"/>
+          <w:color w:val="5A5A5A"/>
+          <w:sz w:val="19"/>
+          <w:shd w:val="clear" w:color="auto" w:fill="F2F2F2"/>
+        </w:rPr>
+        <w:t>ParadaForm.tsx</w:t>
+      </w:r>
+      <w:r>
+        <w:rPr>
+          <w:rFonts w:ascii="Calibri" w:hAnsi="Calibri"/>
+          <w:i w:val="0"/>
+          <w:sz w:val="22"/>
+        </w:rPr>
+        <w:t xml:space="preserve">, </w:t>
+      </w:r>
+      <w:r>
+        <w:rPr>
+          <w:rFonts w:ascii="Consolas" w:hAnsi="Consolas"/>
+          <w:i w:val="0"/>
+          <w:color w:val="5A5A5A"/>
+          <w:sz w:val="19"/>
+          <w:shd w:val="clear" w:color="auto" w:fill="F2F2F2"/>
+        </w:rPr>
+        <w:t>OrdenParadasTab.tsx</w:t>
+      </w:r>
+      <w:r>
+        <w:rPr>
+          <w:rFonts w:ascii="Calibri" w:hAnsi="Calibri"/>
+          <w:i w:val="0"/>
+          <w:sz w:val="22"/>
+        </w:rPr>
+        <w:t xml:space="preserve">, </w:t>
+      </w:r>
+      <w:r>
+        <w:rPr>
+          <w:rFonts w:ascii="Consolas" w:hAnsi="Consolas"/>
+          <w:i w:val="0"/>
+          <w:color w:val="5A5A5A"/>
+          <w:sz w:val="19"/>
+          <w:shd w:val="clear" w:color="auto" w:fill="F2F2F2"/>
+        </w:rPr>
+        <w:t>ParadaDrawer.tsx</w:t>
+      </w:r>
+      <w:r>
+        <w:rPr>
+          <w:rFonts w:ascii="Calibri" w:hAnsi="Calibri"/>
+          <w:i w:val="0"/>
+          <w:sz w:val="22"/>
+        </w:rPr>
+        <w:t>). Verificado: e2e 114/114; el wizard conserva sus 3 pasos (Causa · Detalle · Confirmar), el paso Detalle pierde el campo Máquina.</w:t>
+      </w:r>
+    </w:p>
+    <w:p>
       <w:r>
         <w:rPr>
           <w:rFonts w:ascii="Calibri" w:hAnsi="Calibri"/>
@@ -3257,7 +3511,7 @@
           <w:i w:val="0"/>
           <w:sz w:val="22"/>
         </w:rPr>
-        <w:t>Confirmar pide causa, máquina, acción tomada y tiempo de registro (mismo formulario que una parada manual).</w:t>
+        <w:t>Confirmar pide causa, acción tomada y tiempo de registro (mismo formulario que una parada manual, sin campo de máquina desde el ajuste del 4-sep-2026 tarde — ver E2-02).</w:t>
       </w:r>
     </w:p>
     <w:p>
@@ -3598,6 +3852,362 @@
           <w:sz w:val="22"/>
         </w:rPr>
         <w:t>Detectado en el QA de fase 2 (4-sep-2026).</w:t>
+      </w:r>
+    </w:p>
+    <w:p>
+      <w:r>
+        <w:rPr>
+          <w:rFonts w:ascii="Calibri" w:hAnsi="Calibri"/>
+          <w:b/>
+          <w:i w:val="0"/>
+          <w:sz w:val="22"/>
+        </w:rPr>
+        <w:t>E2-08 — Tarjetas por línea ampliadas y filtros simplificados</w:t>
+      </w:r>
+      <w:r>
+        <w:rPr>
+          <w:rFonts w:ascii="Calibri" w:hAnsi="Calibri"/>
+          <w:i w:val="0"/>
+          <w:sz w:val="22"/>
+        </w:rPr>
+        <w:t xml:space="preserve"> </w:t>
+      </w:r>
+      <w:r>
+        <w:rPr>
+          <w:rFonts w:ascii="Consolas" w:hAnsi="Consolas"/>
+          <w:i w:val="0"/>
+          <w:color w:val="5A5A5A"/>
+          <w:sz w:val="19"/>
+          <w:shd w:val="clear" w:color="auto" w:fill="F2F2F2"/>
+        </w:rPr>
+        <w:t>Prioridad: Should · Puntos: 5 · Estado: Hecho · Sprint: S5</w:t>
+      </w:r>
+      <w:r>
+        <w:rPr>
+          <w:rFonts w:ascii="Calibri" w:hAnsi="Calibri"/>
+          <w:i w:val="0"/>
+          <w:sz w:val="22"/>
+        </w:rPr>
+        <w:t xml:space="preserve"> Como </w:t>
+      </w:r>
+      <w:r>
+        <w:rPr>
+          <w:rFonts w:ascii="Calibri" w:hAnsi="Calibri"/>
+          <w:b/>
+          <w:i w:val="0"/>
+          <w:sz w:val="22"/>
+        </w:rPr>
+        <w:t>supervisor de turno</w:t>
+      </w:r>
+      <w:r>
+        <w:rPr>
+          <w:rFonts w:ascii="Calibri" w:hAnsi="Calibri"/>
+          <w:i w:val="0"/>
+          <w:sz w:val="22"/>
+        </w:rPr>
+        <w:t xml:space="preserve">, quiero que cada </w:t>
+      </w:r>
+      <w:r>
+        <w:rPr>
+          <w:rFonts w:ascii="Consolas" w:hAnsi="Consolas"/>
+          <w:i w:val="0"/>
+          <w:color w:val="5A5A5A"/>
+          <w:sz w:val="19"/>
+          <w:shd w:val="clear" w:color="auto" w:fill="F2F2F2"/>
+        </w:rPr>
+        <w:t>LineCard</w:t>
+      </w:r>
+      <w:r>
+        <w:rPr>
+          <w:rFonts w:ascii="Calibri" w:hAnsi="Calibri"/>
+          <w:i w:val="0"/>
+          <w:sz w:val="22"/>
+        </w:rPr>
+        <w:t xml:space="preserve"> de </w:t>
+      </w:r>
+      <w:r>
+        <w:rPr>
+          <w:rFonts w:ascii="Consolas" w:hAnsi="Consolas"/>
+          <w:i w:val="0"/>
+          <w:color w:val="5A5A5A"/>
+          <w:sz w:val="19"/>
+          <w:shd w:val="clear" w:color="auto" w:fill="F2F2F2"/>
+        </w:rPr>
+        <w:t>/tiempo-real</w:t>
+      </w:r>
+      <w:r>
+        <w:rPr>
+          <w:rFonts w:ascii="Calibri" w:hAnsi="Calibri"/>
+          <w:i w:val="0"/>
+          <w:sz w:val="22"/>
+        </w:rPr>
+        <w:t xml:space="preserve"> muestre más información sin necesidad de abrir el drawer, y que el panel ya no me pida filtrar por línea o por sede (solo hay una planta), para leer el estado de la planta más rápido con una sola mirada.</w:t>
+      </w:r>
+    </w:p>
+    <w:p>
+      <w:pPr>
+        <w:pStyle w:val="ListBullet"/>
+      </w:pPr>
+      <w:r>
+        <w:rPr>
+          <w:rFonts w:ascii="Consolas" w:hAnsi="Consolas"/>
+          <w:i w:val="0"/>
+          <w:color w:val="5A5A5A"/>
+          <w:sz w:val="19"/>
+          <w:shd w:val="clear" w:color="auto" w:fill="F2F2F2"/>
+        </w:rPr>
+        <w:t>LineCard</w:t>
+      </w:r>
+      <w:r>
+        <w:rPr>
+          <w:rFonts w:ascii="Calibri" w:hAnsi="Calibri"/>
+          <w:i w:val="0"/>
+          <w:sz w:val="22"/>
+        </w:rPr>
+        <w:t xml:space="preserve"> ampliada: 2 columnas en pantallas ≥1280 px, métricas en grilla 2×2, barra de progreso etiquetada (no solo el número), mensaje contextual según el estado de la línea.</w:t>
+      </w:r>
+    </w:p>
+    <w:p>
+      <w:pPr>
+        <w:pStyle w:val="ListBullet"/>
+      </w:pPr>
+      <w:r>
+        <w:rPr>
+          <w:rFonts w:ascii="Consolas" w:hAnsi="Consolas"/>
+          <w:i w:val="0"/>
+          <w:color w:val="5A5A5A"/>
+          <w:sz w:val="19"/>
+          <w:shd w:val="clear" w:color="auto" w:fill="F2F2F2"/>
+        </w:rPr>
+        <w:t>LineasFilterBar</w:t>
+      </w:r>
+      <w:r>
+        <w:rPr>
+          <w:rFonts w:ascii="Calibri" w:hAnsi="Calibri"/>
+          <w:i w:val="0"/>
+          <w:sz w:val="22"/>
+        </w:rPr>
+        <w:t xml:space="preserve"> pierde el filtro de línea (9 tarjetas siempre visibles) y el selector de sede del header (</w:t>
+      </w:r>
+      <w:r>
+        <w:rPr>
+          <w:rFonts w:ascii="Consolas" w:hAnsi="Consolas"/>
+          <w:i w:val="0"/>
+          <w:color w:val="5A5A5A"/>
+          <w:sz w:val="19"/>
+          <w:shd w:val="clear" w:color="auto" w:fill="F2F2F2"/>
+        </w:rPr>
+        <w:t>TiempoRealHeader</w:t>
+      </w:r>
+      <w:r>
+        <w:rPr>
+          <w:rFonts w:ascii="Calibri" w:hAnsi="Calibri"/>
+          <w:i w:val="0"/>
+          <w:sz w:val="22"/>
+        </w:rPr>
+        <w:t xml:space="preserve">); </w:t>
+      </w:r>
+      <w:r>
+        <w:rPr>
+          <w:rFonts w:ascii="Consolas" w:hAnsi="Consolas"/>
+          <w:i w:val="0"/>
+          <w:color w:val="5A5A5A"/>
+          <w:sz w:val="19"/>
+          <w:shd w:val="clear" w:color="auto" w:fill="F2F2F2"/>
+        </w:rPr>
+        <w:t>GET /tiempo-real/lineas</w:t>
+      </w:r>
+      <w:r>
+        <w:rPr>
+          <w:rFonts w:ascii="Calibri" w:hAnsi="Calibri"/>
+          <w:i w:val="0"/>
+          <w:sz w:val="22"/>
+        </w:rPr>
+        <w:t xml:space="preserve"> deja de aceptar </w:t>
+      </w:r>
+      <w:r>
+        <w:rPr>
+          <w:rFonts w:ascii="Consolas" w:hAnsi="Consolas"/>
+          <w:i w:val="0"/>
+          <w:color w:val="5A5A5A"/>
+          <w:sz w:val="19"/>
+          <w:shd w:val="clear" w:color="auto" w:fill="F2F2F2"/>
+        </w:rPr>
+        <w:t>sedeId</w:t>
+      </w:r>
+      <w:r>
+        <w:rPr>
+          <w:rFonts w:ascii="Calibri" w:hAnsi="Calibri"/>
+          <w:i w:val="0"/>
+          <w:sz w:val="22"/>
+        </w:rPr>
+        <w:t>.</w:t>
+      </w:r>
+    </w:p>
+    <w:p>
+      <w:pPr>
+        <w:pStyle w:val="ListBullet"/>
+      </w:pPr>
+      <w:r>
+        <w:rPr>
+          <w:rFonts w:ascii="Calibri" w:hAnsi="Calibri"/>
+          <w:b/>
+          <w:i w:val="0"/>
+          <w:sz w:val="22"/>
+        </w:rPr>
+        <w:t>Cierre (4-sep-2026, tarde):</w:t>
+      </w:r>
+      <w:r>
+        <w:rPr>
+          <w:rFonts w:ascii="Calibri" w:hAnsi="Calibri"/>
+          <w:i w:val="0"/>
+          <w:sz w:val="22"/>
+        </w:rPr>
+        <w:t xml:space="preserve"> commit </w:t>
+      </w:r>
+      <w:r>
+        <w:rPr>
+          <w:rFonts w:ascii="Consolas" w:hAnsi="Consolas"/>
+          <w:i w:val="0"/>
+          <w:color w:val="5A5A5A"/>
+          <w:sz w:val="19"/>
+          <w:shd w:val="clear" w:color="auto" w:fill="F2F2F2"/>
+        </w:rPr>
+        <w:t>19172ce</w:t>
+      </w:r>
+      <w:r>
+        <w:rPr>
+          <w:rFonts w:ascii="Calibri" w:hAnsi="Calibri"/>
+          <w:i w:val="0"/>
+          <w:sz w:val="22"/>
+        </w:rPr>
+        <w:t xml:space="preserve">; </w:t>
+      </w:r>
+      <w:r>
+        <w:rPr>
+          <w:rFonts w:ascii="Consolas" w:hAnsi="Consolas"/>
+          <w:i w:val="0"/>
+          <w:color w:val="5A5A5A"/>
+          <w:sz w:val="19"/>
+          <w:shd w:val="clear" w:color="auto" w:fill="F2F2F2"/>
+        </w:rPr>
+        <w:t>LineasGrid.tsx</w:t>
+      </w:r>
+      <w:r>
+        <w:rPr>
+          <w:rFonts w:ascii="Calibri" w:hAnsi="Calibri"/>
+          <w:i w:val="0"/>
+          <w:sz w:val="22"/>
+        </w:rPr>
+        <w:t xml:space="preserve">, </w:t>
+      </w:r>
+      <w:r>
+        <w:rPr>
+          <w:rFonts w:ascii="Consolas" w:hAnsi="Consolas"/>
+          <w:i w:val="0"/>
+          <w:color w:val="5A5A5A"/>
+          <w:sz w:val="19"/>
+          <w:shd w:val="clear" w:color="auto" w:fill="F2F2F2"/>
+        </w:rPr>
+        <w:t>TiempoRealHeader.tsx</w:t>
+      </w:r>
+      <w:r>
+        <w:rPr>
+          <w:rFonts w:ascii="Calibri" w:hAnsi="Calibri"/>
+          <w:i w:val="0"/>
+          <w:sz w:val="22"/>
+        </w:rPr>
+        <w:t xml:space="preserve">, </w:t>
+      </w:r>
+      <w:r>
+        <w:rPr>
+          <w:rFonts w:ascii="Consolas" w:hAnsi="Consolas"/>
+          <w:i w:val="0"/>
+          <w:color w:val="5A5A5A"/>
+          <w:sz w:val="19"/>
+          <w:shd w:val="clear" w:color="auto" w:fill="F2F2F2"/>
+        </w:rPr>
+        <w:t>TiempoRealPage.tsx</w:t>
+      </w:r>
+      <w:r>
+        <w:rPr>
+          <w:rFonts w:ascii="Calibri" w:hAnsi="Calibri"/>
+          <w:i w:val="0"/>
+          <w:sz w:val="22"/>
+        </w:rPr>
+        <w:t xml:space="preserve"> y </w:t>
+      </w:r>
+      <w:r>
+        <w:rPr>
+          <w:rFonts w:ascii="Consolas" w:hAnsi="Consolas"/>
+          <w:i w:val="0"/>
+          <w:color w:val="5A5A5A"/>
+          <w:sz w:val="19"/>
+          <w:shd w:val="clear" w:color="auto" w:fill="F2F2F2"/>
+        </w:rPr>
+        <w:t>linea-view.ts</w:t>
+      </w:r>
+      <w:r>
+        <w:rPr>
+          <w:rFonts w:ascii="Calibri" w:hAnsi="Calibri"/>
+          <w:i w:val="0"/>
+          <w:sz w:val="22"/>
+        </w:rPr>
+        <w:t xml:space="preserve"> migrados; frame Figma 2156:3936 documentado como desviación (grid de tarjetas más grandes, sin selector de sede) en </w:t>
+      </w:r>
+      <w:r>
+        <w:rPr>
+          <w:rFonts w:ascii="Consolas" w:hAnsi="Consolas"/>
+          <w:i w:val="0"/>
+          <w:color w:val="5A5A5A"/>
+          <w:sz w:val="19"/>
+          <w:shd w:val="clear" w:color="auto" w:fill="F2F2F2"/>
+        </w:rPr>
+        <w:t>docs/figma-map.md</w:t>
+      </w:r>
+      <w:r>
+        <w:rPr>
+          <w:rFonts w:ascii="Calibri" w:hAnsi="Calibri"/>
+          <w:i w:val="0"/>
+          <w:sz w:val="22"/>
+        </w:rPr>
+        <w:t>/</w:t>
+      </w:r>
+      <w:r>
+        <w:rPr>
+          <w:rFonts w:ascii="Consolas" w:hAnsi="Consolas"/>
+          <w:i w:val="0"/>
+          <w:color w:val="5A5A5A"/>
+          <w:sz w:val="19"/>
+          <w:shd w:val="clear" w:color="auto" w:fill="F2F2F2"/>
+        </w:rPr>
+        <w:t>docs/figma-specs-modulos.md</w:t>
+      </w:r>
+      <w:r>
+        <w:rPr>
+          <w:rFonts w:ascii="Calibri" w:hAnsi="Calibri"/>
+          <w:i w:val="0"/>
+          <w:sz w:val="22"/>
+        </w:rPr>
+        <w:t>. Verificado responsive 1440/1024/390 sin desbordamiento (</w:t>
+      </w:r>
+      <w:r>
+        <w:rPr>
+          <w:rFonts w:ascii="Consolas" w:hAnsi="Consolas"/>
+          <w:i w:val="0"/>
+          <w:color w:val="5A5A5A"/>
+          <w:sz w:val="19"/>
+          <w:shd w:val="clear" w:color="auto" w:fill="F2F2F2"/>
+        </w:rPr>
+        <w:t>docs/qa-report.md</w:t>
+      </w:r>
+      <w:r>
+        <w:rPr>
+          <w:rFonts w:ascii="Calibri" w:hAnsi="Calibri"/>
+          <w:i w:val="0"/>
+          <w:sz w:val="22"/>
+        </w:rPr>
+        <w:t>, QA fase 2b).</w:t>
       </w:r>
     </w:p>
     <w:p>
@@ -7409,7 +8019,7 @@
           <w:i w:val="0"/>
           <w:sz w:val="22"/>
         </w:rPr>
-        <w:t>E8-03 — Máquinas-equipo: alta y baja lógica</w:t>
+        <w:t>E8-03 — Líneas: alta y baja lógica</w:t>
       </w:r>
       <w:r>
         <w:rPr>
@@ -7452,7 +8062,7 @@
           <w:i w:val="0"/>
           <w:sz w:val="22"/>
         </w:rPr>
-        <w:t>, quiero dar de alta una máquina-equipo (envolvedora, codificadora, pinzas, faja…) y darla de baja sin perder su histórico de paradas, para mantener el catálogo de equipos por línea al día.</w:t>
+        <w:t>, quiero dar de alta una línea de planta y darla de baja sin perder su histórico de órdenes y paradas, para mantener el catálogo de líneas (= máquinas físicas) al día sin depender de TI.</w:t>
       </w:r>
     </w:p>
     <w:p>
@@ -7467,7 +8077,7 @@
           <w:sz w:val="19"/>
           <w:shd w:val="clear" w:color="auto" w:fill="F2F2F2"/>
         </w:rPr>
-        <w:t>MaquinasTab.tsx</w:t>
+        <w:t>LineasTab.tsx</w:t>
       </w:r>
       <w:r>
         <w:rPr>
@@ -7485,7 +8095,7 @@
           <w:sz w:val="19"/>
           <w:shd w:val="clear" w:color="auto" w:fill="F2F2F2"/>
         </w:rPr>
-        <w:t>MaquinaDrawer</w:t>
+        <w:t>LineaDrawer</w:t>
       </w:r>
       <w:r>
         <w:rPr>
@@ -7511,17 +8121,53 @@
           <w:i w:val="0"/>
           <w:sz w:val="22"/>
         </w:rPr>
-        <w:t xml:space="preserve"> regex </w:t>
-      </w:r>
-      <w:r>
-        <w:rPr>
-          <w:rFonts w:ascii="Consolas" w:hAnsi="Consolas"/>
-          <w:i w:val="0"/>
-          <w:color w:val="5A5A5A"/>
-          <w:sz w:val="19"/>
-          <w:shd w:val="clear" w:color="auto" w:fill="F2F2F2"/>
-        </w:rPr>
-        <w:t>MQ-XXXXXX-NN</w:t>
+        <w:t xml:space="preserve"> formato </w:t>
+      </w:r>
+      <w:r>
+        <w:rPr>
+          <w:rFonts w:ascii="Consolas" w:hAnsi="Consolas"/>
+          <w:i w:val="0"/>
+          <w:color w:val="5A5A5A"/>
+          <w:sz w:val="19"/>
+          <w:shd w:val="clear" w:color="auto" w:fill="F2F2F2"/>
+        </w:rPr>
+        <w:t>LLEN-M2</w:t>
+      </w:r>
+      <w:r>
+        <w:rPr>
+          <w:rFonts w:ascii="Calibri" w:hAnsi="Calibri"/>
+          <w:i w:val="0"/>
+          <w:sz w:val="22"/>
+        </w:rPr>
+        <w:t>/</w:t>
+      </w:r>
+      <w:r>
+        <w:rPr>
+          <w:rFonts w:ascii="Consolas" w:hAnsi="Consolas"/>
+          <w:i w:val="0"/>
+          <w:color w:val="5A5A5A"/>
+          <w:sz w:val="19"/>
+          <w:shd w:val="clear" w:color="auto" w:fill="F2F2F2"/>
+        </w:rPr>
+        <w:t>EXTR-2</w:t>
+      </w:r>
+      <w:r>
+        <w:rPr>
+          <w:rFonts w:ascii="Calibri" w:hAnsi="Calibri"/>
+          <w:i w:val="0"/>
+          <w:sz w:val="22"/>
+        </w:rPr>
+        <w:t>/</w:t>
+      </w:r>
+      <w:r>
+        <w:rPr>
+          <w:rFonts w:ascii="Consolas" w:hAnsi="Consolas"/>
+          <w:i w:val="0"/>
+          <w:color w:val="5A5A5A"/>
+          <w:sz w:val="19"/>
+          <w:shd w:val="clear" w:color="auto" w:fill="F2F2F2"/>
+        </w:rPr>
+        <w:t>MOLD-A3</w:t>
       </w:r>
       <w:r>
         <w:rPr>
@@ -7539,7 +8185,7 @@
           <w:sz w:val="19"/>
           <w:shd w:val="clear" w:color="auto" w:fill="F2F2F2"/>
         </w:rPr>
-        <w:t>tipo</w:t>
+        <w:t>nombre</w:t>
       </w:r>
       <w:r>
         <w:rPr>
@@ -7557,15 +8203,69 @@
           <w:sz w:val="19"/>
           <w:shd w:val="clear" w:color="auto" w:fill="F2F2F2"/>
         </w:rPr>
-        <w:t>lineaId</w:t>
-      </w:r>
-      <w:r>
-        <w:rPr>
-          <w:rFonts w:ascii="Calibri" w:hAnsi="Calibri"/>
-          <w:i w:val="0"/>
-          <w:sz w:val="22"/>
-        </w:rPr>
-        <w:t>).</w:t>
+        <w:t>nombreCorto</w:t>
+      </w:r>
+      <w:r>
+        <w:rPr>
+          <w:rFonts w:ascii="Calibri" w:hAnsi="Calibri"/>
+          <w:i w:val="0"/>
+          <w:sz w:val="22"/>
+        </w:rPr>
+        <w:t xml:space="preserve">, </w:t>
+      </w:r>
+      <w:r>
+        <w:rPr>
+          <w:rFonts w:ascii="Consolas" w:hAnsi="Consolas"/>
+          <w:i w:val="0"/>
+          <w:color w:val="5A5A5A"/>
+          <w:sz w:val="19"/>
+          <w:shd w:val="clear" w:color="auto" w:fill="F2F2F2"/>
+        </w:rPr>
+        <w:t>tipoProceso</w:t>
+      </w:r>
+      <w:r>
+        <w:rPr>
+          <w:rFonts w:ascii="Calibri" w:hAnsi="Calibri"/>
+          <w:i w:val="0"/>
+          <w:sz w:val="22"/>
+        </w:rPr>
+        <w:t xml:space="preserve">, </w:t>
+      </w:r>
+      <w:r>
+        <w:rPr>
+          <w:rFonts w:ascii="Consolas" w:hAnsi="Consolas"/>
+          <w:i w:val="0"/>
+          <w:color w:val="5A5A5A"/>
+          <w:sz w:val="19"/>
+          <w:shd w:val="clear" w:color="auto" w:fill="F2F2F2"/>
+        </w:rPr>
+        <w:t>capacidadUnidadesMin?</w:t>
+      </w:r>
+      <w:r>
+        <w:rPr>
+          <w:rFonts w:ascii="Calibri" w:hAnsi="Calibri"/>
+          <w:i w:val="0"/>
+          <w:sz w:val="22"/>
+        </w:rPr>
+        <w:t xml:space="preserve">), </w:t>
+      </w:r>
+      <w:r>
+        <w:rPr>
+          <w:rFonts w:ascii="Consolas" w:hAnsi="Consolas"/>
+          <w:i w:val="0"/>
+          <w:color w:val="5A5A5A"/>
+          <w:sz w:val="19"/>
+          <w:shd w:val="clear" w:color="auto" w:fill="F2F2F2"/>
+        </w:rPr>
+        <w:t>DesactivarLineaModal</w:t>
+      </w:r>
+      <w:r>
+        <w:rPr>
+          <w:rFonts w:ascii="Calibri" w:hAnsi="Calibri"/>
+          <w:i w:val="0"/>
+          <w:sz w:val="22"/>
+        </w:rPr>
+        <w:t xml:space="preserve"> para la baja lógica.</w:t>
       </w:r>
     </w:p>
     <w:p>
@@ -7574,47 +8274,111 @@
       </w:pPr>
       <w:r>
         <w:rPr>
-          <w:rFonts w:ascii="Calibri" w:hAnsi="Calibri"/>
-          <w:i w:val="0"/>
-          <w:sz w:val="22"/>
-        </w:rPr>
-        <w:t>Cambio de estado (</w:t>
-      </w:r>
-      <w:r>
-        <w:rPr>
-          <w:rFonts w:ascii="Consolas" w:hAnsi="Consolas"/>
-          <w:i w:val="0"/>
-          <w:color w:val="5A5A5A"/>
-          <w:sz w:val="19"/>
-          <w:shd w:val="clear" w:color="auto" w:fill="F2F2F2"/>
-        </w:rPr>
-        <w:t>operativa|mantenimiento|baja</w:t>
-      </w:r>
-      <w:r>
-        <w:rPr>
-          <w:rFonts w:ascii="Calibri" w:hAnsi="Calibri"/>
-          <w:i w:val="0"/>
-          <w:sz w:val="22"/>
-        </w:rPr>
-        <w:t xml:space="preserve">) desde menú contextual, con </w:t>
-      </w:r>
-      <w:r>
-        <w:rPr>
-          <w:rFonts w:ascii="Consolas" w:hAnsi="Consolas"/>
-          <w:i w:val="0"/>
-          <w:color w:val="5A5A5A"/>
-          <w:sz w:val="19"/>
-          <w:shd w:val="clear" w:color="auto" w:fill="F2F2F2"/>
-        </w:rPr>
-        <w:t>actualizar.mutateAsync</w:t>
-      </w:r>
-      <w:r>
-        <w:rPr>
-          <w:rFonts w:ascii="Calibri" w:hAnsi="Calibri"/>
-          <w:i w:val="0"/>
-          <w:sz w:val="22"/>
-        </w:rPr>
-        <w:t>.</w:t>
+          <w:rFonts w:ascii="Consolas" w:hAnsi="Consolas"/>
+          <w:i w:val="0"/>
+          <w:color w:val="5A5A5A"/>
+          <w:sz w:val="19"/>
+          <w:shd w:val="clear" w:color="auto" w:fill="F2F2F2"/>
+        </w:rPr>
+        <w:t>POST /lineas</w:t>
+      </w:r>
+      <w:r>
+        <w:rPr>
+          <w:rFonts w:ascii="Calibri" w:hAnsi="Calibri"/>
+          <w:i w:val="0"/>
+          <w:sz w:val="22"/>
+        </w:rPr>
+        <w:t xml:space="preserve"> (403 fuera de </w:t>
+      </w:r>
+      <w:r>
+        <w:rPr>
+          <w:rFonts w:ascii="Consolas" w:hAnsi="Consolas"/>
+          <w:i w:val="0"/>
+          <w:color w:val="5A5A5A"/>
+          <w:sz w:val="19"/>
+          <w:shd w:val="clear" w:color="auto" w:fill="F2F2F2"/>
+        </w:rPr>
+        <w:t>jefe</w:t>
+      </w:r>
+      <w:r>
+        <w:rPr>
+          <w:rFonts w:ascii="Calibri" w:hAnsi="Calibri"/>
+          <w:i w:val="0"/>
+          <w:sz w:val="22"/>
+        </w:rPr>
+        <w:t>/</w:t>
+      </w:r>
+      <w:r>
+        <w:rPr>
+          <w:rFonts w:ascii="Consolas" w:hAnsi="Consolas"/>
+          <w:i w:val="0"/>
+          <w:color w:val="5A5A5A"/>
+          <w:sz w:val="19"/>
+          <w:shd w:val="clear" w:color="auto" w:fill="F2F2F2"/>
+        </w:rPr>
+        <w:t>supervisor</w:t>
+      </w:r>
+      <w:r>
+        <w:rPr>
+          <w:rFonts w:ascii="Calibri" w:hAnsi="Calibri"/>
+          <w:i w:val="0"/>
+          <w:sz w:val="22"/>
+        </w:rPr>
+        <w:t xml:space="preserve">, 409 código duplicado, 422); </w:t>
+      </w:r>
+      <w:r>
+        <w:rPr>
+          <w:rFonts w:ascii="Consolas" w:hAnsi="Consolas"/>
+          <w:i w:val="0"/>
+          <w:color w:val="5A5A5A"/>
+          <w:sz w:val="19"/>
+          <w:shd w:val="clear" w:color="auto" w:fill="F2F2F2"/>
+        </w:rPr>
+        <w:t>DELETE /lineas/:id</w:t>
+      </w:r>
+      <w:r>
+        <w:rPr>
+          <w:rFonts w:ascii="Calibri" w:hAnsi="Calibri"/>
+          <w:i w:val="0"/>
+          <w:sz w:val="22"/>
+        </w:rPr>
+        <w:t xml:space="preserve"> → </w:t>
+      </w:r>
+      <w:r>
+        <w:rPr>
+          <w:rFonts w:ascii="Consolas" w:hAnsi="Consolas"/>
+          <w:i w:val="0"/>
+          <w:color w:val="5A5A5A"/>
+          <w:sz w:val="19"/>
+          <w:shd w:val="clear" w:color="auto" w:fill="F2F2F2"/>
+        </w:rPr>
+        <w:t>BajaLogicaResponse</w:t>
+      </w:r>
+      <w:r>
+        <w:rPr>
+          <w:rFonts w:ascii="Calibri" w:hAnsi="Calibri"/>
+          <w:i w:val="0"/>
+          <w:sz w:val="22"/>
+        </w:rPr>
+        <w:t xml:space="preserve"> (</w:t>
+      </w:r>
+      <w:r>
+        <w:rPr>
+          <w:rFonts w:ascii="Consolas" w:hAnsi="Consolas"/>
+          <w:i w:val="0"/>
+          <w:color w:val="5A5A5A"/>
+          <w:sz w:val="19"/>
+          <w:shd w:val="clear" w:color="auto" w:fill="F2F2F2"/>
+        </w:rPr>
+        <w:t>estado: 'inactivo'</w:t>
+      </w:r>
+      <w:r>
+        <w:rPr>
+          <w:rFonts w:ascii="Calibri" w:hAnsi="Calibri"/>
+          <w:i w:val="0"/>
+          <w:sz w:val="22"/>
+        </w:rPr>
+        <w:t>), conserva órdenes y paradas.</w:t>
       </w:r>
     </w:p>
     <w:p>
@@ -7624,10 +8388,143 @@
       <w:r>
         <w:rPr>
           <w:rFonts w:ascii="Calibri" w:hAnsi="Calibri"/>
-          <w:i w:val="0"/>
-          <w:sz w:val="22"/>
-        </w:rPr>
-        <w:t>409 código duplicado, 422 validación.</w:t>
+          <w:b/>
+          <w:i w:val="0"/>
+          <w:sz w:val="22"/>
+        </w:rPr>
+        <w:t>Ajuste (4-sep-2026, tarde):</w:t>
+      </w:r>
+      <w:r>
+        <w:rPr>
+          <w:rFonts w:ascii="Calibri" w:hAnsi="Calibri"/>
+          <w:i w:val="0"/>
+          <w:sz w:val="22"/>
+        </w:rPr>
+        <w:t xml:space="preserve"> reemplaza el mantenedor de "Máquinas-equipo" que tenía esta misma historia hasta el cierre de fase 2 — decisión del producto: no existe el nivel máquina/equipo, la línea *es* la máquina física (ver E2-02). </w:t>
+      </w:r>
+      <w:r>
+        <w:rPr>
+          <w:rFonts w:ascii="Consolas" w:hAnsi="Consolas"/>
+          <w:i w:val="0"/>
+          <w:color w:val="5A5A5A"/>
+          <w:sz w:val="19"/>
+          <w:shd w:val="clear" w:color="auto" w:fill="F2F2F2"/>
+        </w:rPr>
+        <w:t>MaquinasTab.tsx</w:t>
+      </w:r>
+      <w:r>
+        <w:rPr>
+          <w:rFonts w:ascii="Calibri" w:hAnsi="Calibri"/>
+          <w:i w:val="0"/>
+          <w:sz w:val="22"/>
+        </w:rPr>
+        <w:t xml:space="preserve">, </w:t>
+      </w:r>
+      <w:r>
+        <w:rPr>
+          <w:rFonts w:ascii="Consolas" w:hAnsi="Consolas"/>
+          <w:i w:val="0"/>
+          <w:color w:val="5A5A5A"/>
+          <w:sz w:val="19"/>
+          <w:shd w:val="clear" w:color="auto" w:fill="F2F2F2"/>
+        </w:rPr>
+        <w:t>MaquinaDrawer.tsx</w:t>
+      </w:r>
+      <w:r>
+        <w:rPr>
+          <w:rFonts w:ascii="Calibri" w:hAnsi="Calibri"/>
+          <w:i w:val="0"/>
+          <w:sz w:val="22"/>
+        </w:rPr>
+        <w:t xml:space="preserve"> y </w:t>
+      </w:r>
+      <w:r>
+        <w:rPr>
+          <w:rFonts w:ascii="Consolas" w:hAnsi="Consolas"/>
+          <w:i w:val="0"/>
+          <w:color w:val="5A5A5A"/>
+          <w:sz w:val="19"/>
+          <w:shd w:val="clear" w:color="auto" w:fill="F2F2F2"/>
+        </w:rPr>
+        <w:t>EliminarMaquinaModal.tsx</w:t>
+      </w:r>
+      <w:r>
+        <w:rPr>
+          <w:rFonts w:ascii="Calibri" w:hAnsi="Calibri"/>
+          <w:i w:val="0"/>
+          <w:sz w:val="22"/>
+        </w:rPr>
+        <w:t xml:space="preserve"> se eliminaron; la pestaña de Configuración pasa de </w:t>
+      </w:r>
+      <w:r>
+        <w:rPr>
+          <w:rFonts w:ascii="Calibri" w:hAnsi="Calibri"/>
+          <w:b/>
+          <w:i w:val="0"/>
+          <w:sz w:val="22"/>
+        </w:rPr>
+        <w:t>Máquinas</w:t>
+      </w:r>
+      <w:r>
+        <w:rPr>
+          <w:rFonts w:ascii="Calibri" w:hAnsi="Calibri"/>
+          <w:i w:val="0"/>
+          <w:sz w:val="22"/>
+        </w:rPr>
+        <w:t xml:space="preserve"> a </w:t>
+      </w:r>
+      <w:r>
+        <w:rPr>
+          <w:rFonts w:ascii="Calibri" w:hAnsi="Calibri"/>
+          <w:b/>
+          <w:i w:val="0"/>
+          <w:sz w:val="22"/>
+        </w:rPr>
+        <w:t>Líneas</w:t>
+      </w:r>
+      <w:r>
+        <w:rPr>
+          <w:rFonts w:ascii="Calibri" w:hAnsi="Calibri"/>
+          <w:i w:val="0"/>
+          <w:sz w:val="22"/>
+        </w:rPr>
+        <w:t>. Verificado contra la API real (</w:t>
+      </w:r>
+      <w:r>
+        <w:rPr>
+          <w:rFonts w:ascii="Consolas" w:hAnsi="Consolas"/>
+          <w:i w:val="0"/>
+          <w:color w:val="5A5A5A"/>
+          <w:sz w:val="19"/>
+          <w:shd w:val="clear" w:color="auto" w:fill="F2F2F2"/>
+        </w:rPr>
+        <w:t>?tab=lineas</w:t>
+      </w:r>
+      <w:r>
+        <w:rPr>
+          <w:rFonts w:ascii="Calibri" w:hAnsi="Calibri"/>
+          <w:i w:val="0"/>
+          <w:sz w:val="22"/>
+        </w:rPr>
+        <w:t xml:space="preserve">, frame Figma 2165:11984 con desviación documentada en </w:t>
+      </w:r>
+      <w:r>
+        <w:rPr>
+          <w:rFonts w:ascii="Consolas" w:hAnsi="Consolas"/>
+          <w:i w:val="0"/>
+          <w:color w:val="5A5A5A"/>
+          <w:sz w:val="19"/>
+          <w:shd w:val="clear" w:color="auto" w:fill="F2F2F2"/>
+        </w:rPr>
+        <w:t>docs/figma-map.md</w:t>
+      </w:r>
+      <w:r>
+        <w:rPr>
+          <w:rFonts w:ascii="Calibri" w:hAnsi="Calibri"/>
+          <w:i w:val="0"/>
+          <w:sz w:val="22"/>
+        </w:rPr>
+        <w:t>).</w:t>
       </w:r>
     </w:p>
     <w:p>
@@ -7638,7 +8535,7 @@
           <w:i w:val="0"/>
           <w:sz w:val="22"/>
         </w:rPr>
-        <w:t>E8-04 — Máquinas-equipo: edición</w:t>
+        <w:t>E8-04 — Mantenedor de líneas (alta/edición/baja)</w:t>
       </w:r>
       <w:r>
         <w:rPr>
@@ -7681,7 +8578,7 @@
           <w:i w:val="0"/>
           <w:sz w:val="22"/>
         </w:rPr>
-        <w:t>, quiero editar el nombre, tipo o línea de una máquina existente (no solo su estado), para corregir datos sin dar de baja y volver a crear.</w:t>
+        <w:t>, quiero también editar el código, nombre, nombre corto, tipo de proceso, capacidad o estado de una línea existente (no solo darla de alta o de baja), para completar el mantenedor de líneas de punta a punta sin dar de baja y volver a crear.</w:t>
       </w:r>
     </w:p>
     <w:p>
@@ -7690,47 +8587,57 @@
       </w:pPr>
       <w:r>
         <w:rPr>
-          <w:rFonts w:ascii="Calibri" w:hAnsi="Calibri"/>
-          <w:i w:val="0"/>
-          <w:sz w:val="22"/>
-        </w:rPr>
-        <w:t xml:space="preserve">El endpoint </w:t>
-      </w:r>
-      <w:r>
-        <w:rPr>
-          <w:rFonts w:ascii="Consolas" w:hAnsi="Consolas"/>
-          <w:i w:val="0"/>
-          <w:color w:val="5A5A5A"/>
-          <w:sz w:val="19"/>
-          <w:shd w:val="clear" w:color="auto" w:fill="F2F2F2"/>
-        </w:rPr>
-        <w:t>PATCH /maquinas/:id</w:t>
-      </w:r>
-      <w:r>
-        <w:rPr>
-          <w:rFonts w:ascii="Calibri" w:hAnsi="Calibri"/>
-          <w:i w:val="0"/>
-          <w:sz w:val="22"/>
-        </w:rPr>
-        <w:t xml:space="preserve"> ya acepta </w:t>
-      </w:r>
-      <w:r>
-        <w:rPr>
-          <w:rFonts w:ascii="Consolas" w:hAnsi="Consolas"/>
-          <w:i w:val="0"/>
-          <w:color w:val="5A5A5A"/>
-          <w:sz w:val="19"/>
-          <w:shd w:val="clear" w:color="auto" w:fill="F2F2F2"/>
-        </w:rPr>
-        <w:t>Partial&lt;MaquinaInput&gt;</w:t>
-      </w:r>
-      <w:r>
-        <w:rPr>
-          <w:rFonts w:ascii="Calibri" w:hAnsi="Calibri"/>
-          <w:i w:val="0"/>
-          <w:sz w:val="22"/>
-        </w:rPr>
-        <w:t xml:space="preserve"> completo.</w:t>
+          <w:rFonts w:ascii="Consolas" w:hAnsi="Consolas"/>
+          <w:i w:val="0"/>
+          <w:color w:val="5A5A5A"/>
+          <w:sz w:val="19"/>
+          <w:shd w:val="clear" w:color="auto" w:fill="F2F2F2"/>
+        </w:rPr>
+        <w:t>PATCH /lineas/:id</w:t>
+      </w:r>
+      <w:r>
+        <w:rPr>
+          <w:rFonts w:ascii="Calibri" w:hAnsi="Calibri"/>
+          <w:i w:val="0"/>
+          <w:sz w:val="22"/>
+        </w:rPr>
+        <w:t xml:space="preserve"> acepta </w:t>
+      </w:r>
+      <w:r>
+        <w:rPr>
+          <w:rFonts w:ascii="Consolas" w:hAnsi="Consolas"/>
+          <w:i w:val="0"/>
+          <w:color w:val="5A5A5A"/>
+          <w:sz w:val="19"/>
+          <w:shd w:val="clear" w:color="auto" w:fill="F2F2F2"/>
+        </w:rPr>
+        <w:t>Partial&lt;CreateLinea&gt;</w:t>
+      </w:r>
+      <w:r>
+        <w:rPr>
+          <w:rFonts w:ascii="Calibri" w:hAnsi="Calibri"/>
+          <w:i w:val="0"/>
+          <w:sz w:val="22"/>
+        </w:rPr>
+        <w:t xml:space="preserve"> completo; </w:t>
+      </w:r>
+      <w:r>
+        <w:rPr>
+          <w:rFonts w:ascii="Consolas" w:hAnsi="Consolas"/>
+          <w:i w:val="0"/>
+          <w:color w:val="5A5A5A"/>
+          <w:sz w:val="19"/>
+          <w:shd w:val="clear" w:color="auto" w:fill="F2F2F2"/>
+        </w:rPr>
+        <w:t>LineaDrawer</w:t>
+      </w:r>
+      <w:r>
+        <w:rPr>
+          <w:rFonts w:ascii="Calibri" w:hAnsi="Calibri"/>
+          <w:i w:val="0"/>
+          <w:sz w:val="22"/>
+        </w:rPr>
+        <w:t xml:space="preserve"> gana modo edición (precarga desde una línea existente).</w:t>
       </w:r>
     </w:p>
     <w:p>
@@ -7744,69 +8651,50 @@
           <w:i w:val="0"/>
           <w:sz w:val="22"/>
         </w:rPr>
-        <w:t>Cierre (4-sep-2026):</w:t>
-      </w:r>
-      <w:r>
-        <w:rPr>
-          <w:rFonts w:ascii="Calibri" w:hAnsi="Calibri"/>
-          <w:i w:val="0"/>
-          <w:sz w:val="22"/>
-        </w:rPr>
-        <w:t xml:space="preserve"> </w:t>
-      </w:r>
-      <w:r>
-        <w:rPr>
-          <w:rFonts w:ascii="Consolas" w:hAnsi="Consolas"/>
-          <w:i w:val="0"/>
-          <w:color w:val="5A5A5A"/>
-          <w:sz w:val="19"/>
-          <w:shd w:val="clear" w:color="auto" w:fill="F2F2F2"/>
-        </w:rPr>
-        <w:t>MaquinaDrawer</w:t>
-      </w:r>
-      <w:r>
-        <w:rPr>
-          <w:rFonts w:ascii="Calibri" w:hAnsi="Calibri"/>
-          <w:i w:val="0"/>
-          <w:sz w:val="22"/>
-        </w:rPr>
-        <w:t xml:space="preserve"> gana modo edición (precarga desde una máquina existente) en </w:t>
-      </w:r>
-      <w:r>
-        <w:rPr>
-          <w:rFonts w:ascii="Consolas" w:hAnsi="Consolas"/>
-          <w:i w:val="0"/>
-          <w:color w:val="5A5A5A"/>
-          <w:sz w:val="19"/>
-          <w:shd w:val="clear" w:color="auto" w:fill="F2F2F2"/>
-        </w:rPr>
-        <w:t>2d9ee38</w:t>
-      </w:r>
-      <w:r>
-        <w:rPr>
-          <w:rFonts w:ascii="Calibri" w:hAnsi="Calibri"/>
-          <w:i w:val="0"/>
-          <w:sz w:val="22"/>
-        </w:rPr>
-        <w:t>; verificado en el QA de fase 2 (</w:t>
-      </w:r>
-      <w:r>
-        <w:rPr>
-          <w:rFonts w:ascii="Consolas" w:hAnsi="Consolas"/>
-          <w:i w:val="0"/>
-          <w:color w:val="5A5A5A"/>
-          <w:sz w:val="19"/>
-          <w:shd w:val="clear" w:color="auto" w:fill="F2F2F2"/>
-        </w:rPr>
-        <w:t>?tab=maquinas</w:t>
-      </w:r>
-      <w:r>
-        <w:rPr>
-          <w:rFonts w:ascii="Calibri" w:hAnsi="Calibri"/>
-          <w:i w:val="0"/>
-          <w:sz w:val="22"/>
-        </w:rPr>
-        <w:t>, frame 2165:11984, alta fidelidad).</w:t>
+        <w:t>Ajuste (4-sep-2026, tarde, commit `19172ce`):</w:t>
+      </w:r>
+      <w:r>
+        <w:rPr>
+          <w:rFonts w:ascii="Calibri" w:hAnsi="Calibri"/>
+          <w:i w:val="0"/>
+          <w:sz w:val="22"/>
+        </w:rPr>
+        <w:t xml:space="preserve"> historia renombrada de "Máquinas-equipo: edición" — junto con la alta y la baja de E8-03, cierra el </w:t>
+      </w:r>
+      <w:r>
+        <w:rPr>
+          <w:rFonts w:ascii="Calibri" w:hAnsi="Calibri"/>
+          <w:b/>
+          <w:i w:val="0"/>
+          <w:sz w:val="22"/>
+        </w:rPr>
+        <w:t>mantenedor completo de líneas</w:t>
+      </w:r>
+      <w:r>
+        <w:rPr>
+          <w:rFonts w:ascii="Calibri" w:hAnsi="Calibri"/>
+          <w:i w:val="0"/>
+          <w:sz w:val="22"/>
+        </w:rPr>
+        <w:t xml:space="preserve"> que sustituye al de máquinas-equipo (nivel descartado por decisión del producto). Verificado en el QA de fase 2b (</w:t>
+      </w:r>
+      <w:r>
+        <w:rPr>
+          <w:rFonts w:ascii="Consolas" w:hAnsi="Consolas"/>
+          <w:i w:val="0"/>
+          <w:color w:val="5A5A5A"/>
+          <w:sz w:val="19"/>
+          <w:shd w:val="clear" w:color="auto" w:fill="F2F2F2"/>
+        </w:rPr>
+        <w:t>docs/qa-report.md</w:t>
+      </w:r>
+      <w:r>
+        <w:rPr>
+          <w:rFonts w:ascii="Calibri" w:hAnsi="Calibri"/>
+          <w:i w:val="0"/>
+          <w:sz w:val="22"/>
+        </w:rPr>
+        <w:t>), e2e 114/114.</w:t>
       </w:r>
     </w:p>
     <w:p>
@@ -8294,6 +9182,100 @@
       </w:r>
     </w:p>
     <w:p>
+      <w:pPr>
+        <w:pStyle w:val="ListBullet"/>
+      </w:pPr>
+      <w:r>
+        <w:rPr>
+          <w:rFonts w:ascii="Calibri" w:hAnsi="Calibri"/>
+          <w:b/>
+          <w:i w:val="0"/>
+          <w:sz w:val="22"/>
+        </w:rPr>
+        <w:t>Ajuste (4-sep-2026, tarde):</w:t>
+      </w:r>
+      <w:r>
+        <w:rPr>
+          <w:rFonts w:ascii="Calibri" w:hAnsi="Calibri"/>
+          <w:i w:val="0"/>
+          <w:sz w:val="22"/>
+        </w:rPr>
+        <w:t xml:space="preserve"> "Ver velocidades" ya no despliega el panel inferior con la matriz embebida: abre un </w:t>
+      </w:r>
+      <w:r>
+        <w:rPr>
+          <w:rFonts w:ascii="Consolas" w:hAnsi="Consolas"/>
+          <w:i w:val="0"/>
+          <w:color w:val="5A5A5A"/>
+          <w:sz w:val="19"/>
+          <w:shd w:val="clear" w:color="auto" w:fill="F2F2F2"/>
+        </w:rPr>
+        <w:t>VelocidadesModal</w:t>
+      </w:r>
+      <w:r>
+        <w:rPr>
+          <w:rFonts w:ascii="Calibri" w:hAnsi="Calibri"/>
+          <w:i w:val="0"/>
+          <w:sz w:val="22"/>
+        </w:rPr>
+        <w:t xml:space="preserve"> (alta/edición/baja anidadas dentro del modal). Pendiente de QA fase 2b: el overlay del modal anidado no oscurece el modal base (</w:t>
+      </w:r>
+      <w:r>
+        <w:rPr>
+          <w:rFonts w:ascii="Consolas" w:hAnsi="Consolas"/>
+          <w:i w:val="0"/>
+          <w:color w:val="5A5A5A"/>
+          <w:sz w:val="19"/>
+          <w:shd w:val="clear" w:color="auto" w:fill="F2F2F2"/>
+        </w:rPr>
+        <w:t>--z-overlay</w:t>
+      </w:r>
+      <w:r>
+        <w:rPr>
+          <w:rFonts w:ascii="Calibri" w:hAnsi="Calibri"/>
+          <w:i w:val="0"/>
+          <w:sz w:val="22"/>
+        </w:rPr>
+        <w:t xml:space="preserve"> 60 &lt; </w:t>
+      </w:r>
+      <w:r>
+        <w:rPr>
+          <w:rFonts w:ascii="Consolas" w:hAnsi="Consolas"/>
+          <w:i w:val="0"/>
+          <w:color w:val="5A5A5A"/>
+          <w:sz w:val="19"/>
+          <w:shd w:val="clear" w:color="auto" w:fill="F2F2F2"/>
+        </w:rPr>
+        <w:t>--z-modal</w:t>
+      </w:r>
+      <w:r>
+        <w:rPr>
+          <w:rFonts w:ascii="Calibri" w:hAnsi="Calibri"/>
+          <w:i w:val="0"/>
+          <w:sz w:val="22"/>
+        </w:rPr>
+        <w:t xml:space="preserve"> 70) — ver </w:t>
+      </w:r>
+      <w:r>
+        <w:rPr>
+          <w:rFonts w:ascii="Consolas" w:hAnsi="Consolas"/>
+          <w:i w:val="0"/>
+          <w:color w:val="5A5A5A"/>
+          <w:sz w:val="19"/>
+          <w:shd w:val="clear" w:color="auto" w:fill="F2F2F2"/>
+        </w:rPr>
+        <w:t>docs/qa-report.md</w:t>
+      </w:r>
+      <w:r>
+        <w:rPr>
+          <w:rFonts w:ascii="Calibri" w:hAnsi="Calibri"/>
+          <w:i w:val="0"/>
+          <w:sz w:val="22"/>
+        </w:rPr>
+        <w:t>.</w:t>
+      </w:r>
+    </w:p>
+    <w:p>
       <w:r>
         <w:rPr>
           <w:rFonts w:ascii="Calibri" w:hAnsi="Calibri"/>
@@ -8455,7 +9437,7 @@
           <w:sz w:val="19"/>
           <w:shd w:val="clear" w:color="auto" w:fill="F2F2F2"/>
         </w:rPr>
-        <w:t>Prioridad: Should · Puntos: 3 · Estado: Hecho · Sprint: S5</w:t>
+        <w:t>Prioridad: Should · Puntos: 3 · Estado: Descartada — decisión del producto, 4-sep-2026: solo existe la planta de Lima · Sprint: S5</w:t>
       </w:r>
       <w:r>
         <w:rPr>
@@ -8480,7 +9462,7 @@
           <w:i w:val="0"/>
           <w:sz w:val="22"/>
         </w:rPr>
-        <w:t>, quiero dar de alta o editar una sede (de las 9 reales: Arequipa, Ayacucho, Chiclayo, Huancayo, Iquitos, Lima, Moyobamba, Pucallpa, Tarapoto), para mantener el catálogo sin pedirlo a TI.</w:t>
+        <w:t>, quería dar de alta o editar una sede (de las 9 originalmente extraídas del dump: Arequipa, Ayacucho, Chiclayo, Huancayo, Iquitos, Lima, Moyobamba, Pucallpa, Tarapoto), para mantener el catálogo sin pedirlo a TI.</w:t>
       </w:r>
     </w:p>
     <w:p>
@@ -8493,7 +9475,24 @@
           <w:i w:val="0"/>
           <w:sz w:val="22"/>
         </w:rPr>
-        <w:t xml:space="preserve">API lista: </w:t>
+        <w:t>Llegó a completarse (</w:t>
+      </w:r>
+      <w:r>
+        <w:rPr>
+          <w:rFonts w:ascii="Calibri" w:hAnsi="Calibri"/>
+          <w:b/>
+          <w:i w:val="0"/>
+          <w:sz w:val="22"/>
+        </w:rPr>
+        <w:t>Hecho</w:t>
+      </w:r>
+      <w:r>
+        <w:rPr>
+          <w:rFonts w:ascii="Calibri" w:hAnsi="Calibri"/>
+          <w:i w:val="0"/>
+          <w:sz w:val="22"/>
+        </w:rPr>
+        <w:t xml:space="preserve"> hasta el corte de la tarde del 4-sep-2026): API </w:t>
       </w:r>
       <w:r>
         <w:rPr>
@@ -8529,6 +9528,42 @@
           <w:i w:val="0"/>
           <w:sz w:val="22"/>
         </w:rPr>
+        <w:t xml:space="preserve">, movida desde </w:t>
+      </w:r>
+      <w:r>
+        <w:rPr>
+          <w:rFonts w:ascii="Consolas" w:hAnsi="Consolas"/>
+          <w:i w:val="0"/>
+          <w:color w:val="5A5A5A"/>
+          <w:sz w:val="19"/>
+          <w:shd w:val="clear" w:color="auto" w:fill="F2F2F2"/>
+        </w:rPr>
+        <w:t>users</w:t>
+      </w:r>
+      <w:r>
+        <w:rPr>
+          <w:rFonts w:ascii="Calibri" w:hAnsi="Calibri"/>
+          <w:i w:val="0"/>
+          <w:sz w:val="22"/>
+        </w:rPr>
+        <w:t xml:space="preserve"> a </w:t>
+      </w:r>
+      <w:r>
+        <w:rPr>
+          <w:rFonts w:ascii="Consolas" w:hAnsi="Consolas"/>
+          <w:i w:val="0"/>
+          <w:color w:val="5A5A5A"/>
+          <w:sz w:val="19"/>
+          <w:shd w:val="clear" w:color="auto" w:fill="F2F2F2"/>
+        </w:rPr>
+        <w:t>catalogs</w:t>
+      </w:r>
+      <w:r>
+        <w:rPr>
+          <w:rFonts w:ascii="Calibri" w:hAnsi="Calibri"/>
+          <w:i w:val="0"/>
+          <w:sz w:val="22"/>
+        </w:rPr>
         <w:t xml:space="preserve">), </w:t>
       </w:r>
       <w:r>
@@ -8539,51 +9574,69 @@
           <w:sz w:val="19"/>
           <w:shd w:val="clear" w:color="auto" w:fill="F2F2F2"/>
         </w:rPr>
-        <w:t>GET</w:t>
-      </w:r>
-      <w:r>
-        <w:rPr>
-          <w:rFonts w:ascii="Calibri" w:hAnsi="Calibri"/>
-          <w:i w:val="0"/>
-          <w:sz w:val="22"/>
-        </w:rPr>
-        <w:t xml:space="preserve"> movida desde </w:t>
-      </w:r>
-      <w:r>
-        <w:rPr>
-          <w:rFonts w:ascii="Consolas" w:hAnsi="Consolas"/>
-          <w:i w:val="0"/>
-          <w:color w:val="5A5A5A"/>
-          <w:sz w:val="19"/>
-          <w:shd w:val="clear" w:color="auto" w:fill="F2F2F2"/>
-        </w:rPr>
-        <w:t>users</w:t>
-      </w:r>
-      <w:r>
-        <w:rPr>
-          <w:rFonts w:ascii="Calibri" w:hAnsi="Calibri"/>
-          <w:i w:val="0"/>
-          <w:sz w:val="22"/>
-        </w:rPr>
-        <w:t xml:space="preserve"> a </w:t>
-      </w:r>
-      <w:r>
-        <w:rPr>
-          <w:rFonts w:ascii="Consolas" w:hAnsi="Consolas"/>
-          <w:i w:val="0"/>
-          <w:color w:val="5A5A5A"/>
-          <w:sz w:val="19"/>
-          <w:shd w:val="clear" w:color="auto" w:fill="F2F2F2"/>
-        </w:rPr>
-        <w:t>catalogs</w:t>
-      </w:r>
-      <w:r>
-        <w:rPr>
-          <w:rFonts w:ascii="Calibri" w:hAnsi="Calibri"/>
-          <w:i w:val="0"/>
-          <w:sz w:val="22"/>
-        </w:rPr>
-        <w:t>.</w:t>
+        <w:t>SedesUsuariosTab.tsx</w:t>
+      </w:r>
+      <w:r>
+        <w:rPr>
+          <w:rFonts w:ascii="Calibri" w:hAnsi="Calibri"/>
+          <w:i w:val="0"/>
+          <w:sz w:val="22"/>
+        </w:rPr>
+        <w:t xml:space="preserve"> con </w:t>
+      </w:r>
+      <w:r>
+        <w:rPr>
+          <w:rFonts w:ascii="Consolas" w:hAnsi="Consolas"/>
+          <w:i w:val="0"/>
+          <w:color w:val="5A5A5A"/>
+          <w:sz w:val="19"/>
+          <w:shd w:val="clear" w:color="auto" w:fill="F2F2F2"/>
+        </w:rPr>
+        <w:t>SedeDrawer</w:t>
+      </w:r>
+      <w:r>
+        <w:rPr>
+          <w:rFonts w:ascii="Calibri" w:hAnsi="Calibri"/>
+          <w:i w:val="0"/>
+          <w:sz w:val="22"/>
+        </w:rPr>
+        <w:t xml:space="preserve"> de alta/edición y </w:t>
+      </w:r>
+      <w:r>
+        <w:rPr>
+          <w:rFonts w:ascii="Consolas" w:hAnsi="Consolas"/>
+          <w:i w:val="0"/>
+          <w:color w:val="5A5A5A"/>
+          <w:sz w:val="19"/>
+          <w:shd w:val="clear" w:color="auto" w:fill="F2F2F2"/>
+        </w:rPr>
+        <w:t>DesactivarSedeModal</w:t>
+      </w:r>
+      <w:r>
+        <w:rPr>
+          <w:rFonts w:ascii="Calibri" w:hAnsi="Calibri"/>
+          <w:i w:val="0"/>
+          <w:sz w:val="22"/>
+        </w:rPr>
+        <w:t xml:space="preserve"> (</w:t>
+      </w:r>
+      <w:r>
+        <w:rPr>
+          <w:rFonts w:ascii="Consolas" w:hAnsi="Consolas"/>
+          <w:i w:val="0"/>
+          <w:color w:val="5A5A5A"/>
+          <w:sz w:val="19"/>
+          <w:shd w:val="clear" w:color="auto" w:fill="F2F2F2"/>
+        </w:rPr>
+        <w:t>2d9ee38</w:t>
+      </w:r>
+      <w:r>
+        <w:rPr>
+          <w:rFonts w:ascii="Calibri" w:hAnsi="Calibri"/>
+          <w:i w:val="0"/>
+          <w:sz w:val="22"/>
+        </w:rPr>
+        <w:t>), verificado en el QA de fase 2, alta fidelidad.</w:t>
       </w:r>
     </w:p>
     <w:p>
@@ -8597,15 +9650,140 @@
           <w:i w:val="0"/>
           <w:sz w:val="22"/>
         </w:rPr>
-        <w:t>Cierre (4-sep-2026):</w:t>
-      </w:r>
-      <w:r>
-        <w:rPr>
-          <w:rFonts w:ascii="Calibri" w:hAnsi="Calibri"/>
-          <w:i w:val="0"/>
-          <w:sz w:val="22"/>
-        </w:rPr>
-        <w:t xml:space="preserve"> </w:t>
+        <w:t>Descartada (4-sep-2026, tarde, commit `19172ce`):</w:t>
+      </w:r>
+      <w:r>
+        <w:rPr>
+          <w:rFonts w:ascii="Calibri" w:hAnsi="Calibri"/>
+          <w:i w:val="0"/>
+          <w:sz w:val="22"/>
+        </w:rPr>
+        <w:t xml:space="preserve"> el producto decidió que Yamboly opera una </w:t>
+      </w:r>
+      <w:r>
+        <w:rPr>
+          <w:rFonts w:ascii="Calibri" w:hAnsi="Calibri"/>
+          <w:b/>
+          <w:i w:val="0"/>
+          <w:sz w:val="22"/>
+        </w:rPr>
+        <w:t>única sede</w:t>
+      </w:r>
+      <w:r>
+        <w:rPr>
+          <w:rFonts w:ascii="Calibri" w:hAnsi="Calibri"/>
+          <w:i w:val="0"/>
+          <w:sz w:val="22"/>
+        </w:rPr>
+        <w:t xml:space="preserve"> (Lima); el resto del catálogo de sedes del dump queda fuera de alcance. </w:t>
+      </w:r>
+      <w:r>
+        <w:rPr>
+          <w:rFonts w:ascii="Consolas" w:hAnsi="Consolas"/>
+          <w:i w:val="0"/>
+          <w:color w:val="5A5A5A"/>
+          <w:sz w:val="19"/>
+          <w:shd w:val="clear" w:color="auto" w:fill="F2F2F2"/>
+        </w:rPr>
+        <w:t>GET/POST/PATCH /sedes</w:t>
+      </w:r>
+      <w:r>
+        <w:rPr>
+          <w:rFonts w:ascii="Calibri" w:hAnsi="Calibri"/>
+          <w:i w:val="0"/>
+          <w:sz w:val="22"/>
+        </w:rPr>
+        <w:t xml:space="preserve"> se retiraron de la API, </w:t>
+      </w:r>
+      <w:r>
+        <w:rPr>
+          <w:rFonts w:ascii="Consolas" w:hAnsi="Consolas"/>
+          <w:i w:val="0"/>
+          <w:color w:val="5A5A5A"/>
+          <w:sz w:val="19"/>
+          <w:shd w:val="clear" w:color="auto" w:fill="F2F2F2"/>
+        </w:rPr>
+        <w:t>Sede</w:t>
+      </w:r>
+      <w:r>
+        <w:rPr>
+          <w:rFonts w:ascii="Calibri" w:hAnsi="Calibri"/>
+          <w:i w:val="0"/>
+          <w:sz w:val="22"/>
+        </w:rPr>
+        <w:t xml:space="preserve"> se retiró de </w:t>
+      </w:r>
+      <w:r>
+        <w:rPr>
+          <w:rFonts w:ascii="Consolas" w:hAnsi="Consolas"/>
+          <w:i w:val="0"/>
+          <w:color w:val="5A5A5A"/>
+          <w:sz w:val="19"/>
+          <w:shd w:val="clear" w:color="auto" w:fill="F2F2F2"/>
+        </w:rPr>
+        <w:t>@mes/types</w:t>
+      </w:r>
+      <w:r>
+        <w:rPr>
+          <w:rFonts w:ascii="Calibri" w:hAnsi="Calibri"/>
+          <w:i w:val="0"/>
+          <w:sz w:val="22"/>
+        </w:rPr>
+        <w:t xml:space="preserve">/mocks; </w:t>
+      </w:r>
+      <w:r>
+        <w:rPr>
+          <w:rFonts w:ascii="Consolas" w:hAnsi="Consolas"/>
+          <w:i w:val="0"/>
+          <w:color w:val="5A5A5A"/>
+          <w:sz w:val="19"/>
+          <w:shd w:val="clear" w:color="auto" w:fill="F2F2F2"/>
+        </w:rPr>
+        <w:t>SEDE_UNICA_ID</w:t>
+      </w:r>
+      <w:r>
+        <w:rPr>
+          <w:rFonts w:ascii="Calibri" w:hAnsi="Calibri"/>
+          <w:i w:val="0"/>
+          <w:sz w:val="22"/>
+        </w:rPr>
+        <w:t xml:space="preserve"> queda como constante interna sin exponerse. </w:t>
+      </w:r>
+      <w:r>
+        <w:rPr>
+          <w:rFonts w:ascii="Consolas" w:hAnsi="Consolas"/>
+          <w:i w:val="0"/>
+          <w:color w:val="5A5A5A"/>
+          <w:sz w:val="19"/>
+          <w:shd w:val="clear" w:color="auto" w:fill="F2F2F2"/>
+        </w:rPr>
+        <w:t>SedeDrawer.tsx</w:t>
+      </w:r>
+      <w:r>
+        <w:rPr>
+          <w:rFonts w:ascii="Calibri" w:hAnsi="Calibri"/>
+          <w:i w:val="0"/>
+          <w:sz w:val="22"/>
+        </w:rPr>
+        <w:t xml:space="preserve">, </w:t>
+      </w:r>
+      <w:r>
+        <w:rPr>
+          <w:rFonts w:ascii="Consolas" w:hAnsi="Consolas"/>
+          <w:i w:val="0"/>
+          <w:color w:val="5A5A5A"/>
+          <w:sz w:val="19"/>
+          <w:shd w:val="clear" w:color="auto" w:fill="F2F2F2"/>
+        </w:rPr>
+        <w:t>DesactivarSedeModal.tsx</w:t>
+      </w:r>
+      <w:r>
+        <w:rPr>
+          <w:rFonts w:ascii="Calibri" w:hAnsi="Calibri"/>
+          <w:i w:val="0"/>
+          <w:sz w:val="22"/>
+        </w:rPr>
+        <w:t xml:space="preserve"> y </w:t>
       </w:r>
       <w:r>
         <w:rPr>
@@ -8623,64 +9801,8 @@
           <w:i w:val="0"/>
           <w:sz w:val="22"/>
         </w:rPr>
-        <w:t xml:space="preserve"> deja de ser de solo lectura; </w:t>
-      </w:r>
-      <w:r>
-        <w:rPr>
-          <w:rFonts w:ascii="Consolas" w:hAnsi="Consolas"/>
-          <w:i w:val="0"/>
-          <w:color w:val="5A5A5A"/>
-          <w:sz w:val="19"/>
-          <w:shd w:val="clear" w:color="auto" w:fill="F2F2F2"/>
-        </w:rPr>
-        <w:t>SedeDrawer</w:t>
-      </w:r>
-      <w:r>
-        <w:rPr>
-          <w:rFonts w:ascii="Calibri" w:hAnsi="Calibri"/>
-          <w:i w:val="0"/>
-          <w:sz w:val="22"/>
-        </w:rPr>
-        <w:t xml:space="preserve"> de alta/edición y </w:t>
-      </w:r>
-      <w:r>
-        <w:rPr>
-          <w:rFonts w:ascii="Consolas" w:hAnsi="Consolas"/>
-          <w:i w:val="0"/>
-          <w:color w:val="5A5A5A"/>
-          <w:sz w:val="19"/>
-          <w:shd w:val="clear" w:color="auto" w:fill="F2F2F2"/>
-        </w:rPr>
-        <w:t>DesactivarSedeModal</w:t>
-      </w:r>
-      <w:r>
-        <w:rPr>
-          <w:rFonts w:ascii="Calibri" w:hAnsi="Calibri"/>
-          <w:i w:val="0"/>
-          <w:sz w:val="22"/>
-        </w:rPr>
-        <w:t xml:space="preserve"> commiteados (</w:t>
-      </w:r>
-      <w:r>
-        <w:rPr>
-          <w:rFonts w:ascii="Consolas" w:hAnsi="Consolas"/>
-          <w:i w:val="0"/>
-          <w:color w:val="5A5A5A"/>
-          <w:sz w:val="19"/>
-          <w:shd w:val="clear" w:color="auto" w:fill="F2F2F2"/>
-        </w:rPr>
-        <w:t>2d9ee38</w:t>
-      </w:r>
-      <w:r>
-        <w:rPr>
-          <w:rFonts w:ascii="Calibri" w:hAnsi="Calibri"/>
-          <w:i w:val="0"/>
-          <w:sz w:val="22"/>
-        </w:rPr>
-        <w:t>); comentario obsoleto sobre Personal/RR. HH. retirado; verificado en el QA de fase 2, alta fidelidad.</w:t>
-      </w:r>
-    </w:p>
-    <w:p>
+        <w:t xml:space="preserve"> se eliminaron; la pestaña de Configuración pasa a llamarse </w:t>
+      </w:r>
       <w:r>
         <w:rPr>
           <w:rFonts w:ascii="Calibri" w:hAnsi="Calibri"/>
@@ -8688,50 +9810,15 @@
           <w:i w:val="0"/>
           <w:sz w:val="22"/>
         </w:rPr>
-        <w:t>E8-09 — Usuarios: alta, edición, estado y restablecer contraseña</w:t>
-      </w:r>
-      <w:r>
-        <w:rPr>
-          <w:rFonts w:ascii="Calibri" w:hAnsi="Calibri"/>
-          <w:i w:val="0"/>
-          <w:sz w:val="22"/>
-        </w:rPr>
-        <w:t xml:space="preserve"> </w:t>
-      </w:r>
-      <w:r>
-        <w:rPr>
-          <w:rFonts w:ascii="Consolas" w:hAnsi="Consolas"/>
-          <w:i w:val="0"/>
-          <w:color w:val="5A5A5A"/>
-          <w:sz w:val="19"/>
-          <w:shd w:val="clear" w:color="auto" w:fill="F2F2F2"/>
-        </w:rPr>
-        <w:t>Prioridad: Must · Puntos: 8 · Estado: Hecho · Sprint: S5</w:t>
-      </w:r>
-      <w:r>
-        <w:rPr>
-          <w:rFonts w:ascii="Calibri" w:hAnsi="Calibri"/>
-          <w:i w:val="0"/>
-          <w:sz w:val="22"/>
-        </w:rPr>
-        <w:t xml:space="preserve"> Como </w:t>
-      </w:r>
-      <w:r>
-        <w:rPr>
-          <w:rFonts w:ascii="Calibri" w:hAnsi="Calibri"/>
-          <w:b/>
-          <w:i w:val="0"/>
-          <w:sz w:val="22"/>
-        </w:rPr>
-        <w:t>jefe de producción</w:t>
-      </w:r>
-      <w:r>
-        <w:rPr>
-          <w:rFonts w:ascii="Calibri" w:hAnsi="Calibri"/>
-          <w:i w:val="0"/>
-          <w:sz w:val="22"/>
-        </w:rPr>
-        <w:t>, quiero crear usuarios, editarlos, activarlos/desactivarlos y restablecerles la contraseña desde Configuración, para no depender de un script cuando cambia el personal de planta.</w:t>
+        <w:t>Usuarios</w:t>
+      </w:r>
+      <w:r>
+        <w:rPr>
+          <w:rFonts w:ascii="Calibri" w:hAnsi="Calibri"/>
+          <w:i w:val="0"/>
+          <w:sz w:val="22"/>
+        </w:rPr>
+        <w:t>, sin selector de sede (ver E8-09); el topbar pierde el selector de sede y su tiempo real.</w:t>
       </w:r>
     </w:p>
     <w:p>
@@ -8741,82 +9828,91 @@
       <w:r>
         <w:rPr>
           <w:rFonts w:ascii="Calibri" w:hAnsi="Calibri"/>
-          <w:i w:val="0"/>
-          <w:sz w:val="22"/>
-        </w:rPr>
-        <w:t xml:space="preserve">API completa: </w:t>
-      </w:r>
-      <w:r>
-        <w:rPr>
-          <w:rFonts w:ascii="Consolas" w:hAnsi="Consolas"/>
-          <w:i w:val="0"/>
-          <w:color w:val="5A5A5A"/>
-          <w:sz w:val="19"/>
-          <w:shd w:val="clear" w:color="auto" w:fill="F2F2F2"/>
-        </w:rPr>
-        <w:t>POST /usuarios</w:t>
-      </w:r>
-      <w:r>
-        <w:rPr>
-          <w:rFonts w:ascii="Calibri" w:hAnsi="Calibri"/>
-          <w:i w:val="0"/>
-          <w:sz w:val="22"/>
-        </w:rPr>
-        <w:t xml:space="preserve"> (bcrypt, iniciales derivadas, 409 email/dni), </w:t>
-      </w:r>
-      <w:r>
-        <w:rPr>
-          <w:rFonts w:ascii="Consolas" w:hAnsi="Consolas"/>
-          <w:i w:val="0"/>
-          <w:color w:val="5A5A5A"/>
-          <w:sz w:val="19"/>
-          <w:shd w:val="clear" w:color="auto" w:fill="F2F2F2"/>
-        </w:rPr>
-        <w:t>PATCH /usuarios/:id</w:t>
-      </w:r>
-      <w:r>
-        <w:rPr>
-          <w:rFonts w:ascii="Calibri" w:hAnsi="Calibri"/>
-          <w:i w:val="0"/>
-          <w:sz w:val="22"/>
-        </w:rPr>
-        <w:t xml:space="preserve"> (sin password), </w:t>
-      </w:r>
-      <w:r>
-        <w:rPr>
-          <w:rFonts w:ascii="Consolas" w:hAnsi="Consolas"/>
-          <w:i w:val="0"/>
-          <w:color w:val="5A5A5A"/>
-          <w:sz w:val="19"/>
-          <w:shd w:val="clear" w:color="auto" w:fill="F2F2F2"/>
-        </w:rPr>
-        <w:t>POST /usuarios/:id/estado</w:t>
-      </w:r>
-      <w:r>
-        <w:rPr>
-          <w:rFonts w:ascii="Calibri" w:hAnsi="Calibri"/>
-          <w:i w:val="0"/>
-          <w:sz w:val="22"/>
-        </w:rPr>
-        <w:t xml:space="preserve"> (409 si es uno mismo), </w:t>
-      </w:r>
-      <w:r>
-        <w:rPr>
-          <w:rFonts w:ascii="Consolas" w:hAnsi="Consolas"/>
-          <w:i w:val="0"/>
-          <w:color w:val="5A5A5A"/>
-          <w:sz w:val="19"/>
-          <w:shd w:val="clear" w:color="auto" w:fill="F2F2F2"/>
-        </w:rPr>
-        <w:t>POST /usuarios/:id/restablecer-password</w:t>
-      </w:r>
-      <w:r>
-        <w:rPr>
-          <w:rFonts w:ascii="Calibri" w:hAnsi="Calibri"/>
-          <w:i w:val="0"/>
-          <w:sz w:val="22"/>
-        </w:rPr>
-        <w:t>.</w:t>
+          <w:b/>
+          <w:i w:val="0"/>
+          <w:sz w:val="22"/>
+        </w:rPr>
+        <w:t>Puntos no computables:</w:t>
+      </w:r>
+      <w:r>
+        <w:rPr>
+          <w:rFonts w:ascii="Calibri" w:hAnsi="Calibri"/>
+          <w:i w:val="0"/>
+          <w:sz w:val="22"/>
+        </w:rPr>
+        <w:t xml:space="preserve"> excluidos de los totales de la sección 6 "Métricas del backlog" (regla de la convención </w:t>
+      </w:r>
+      <w:r>
+        <w:rPr>
+          <w:rFonts w:ascii="Consolas" w:hAnsi="Consolas"/>
+          <w:i w:val="0"/>
+          <w:color w:val="5A5A5A"/>
+          <w:sz w:val="19"/>
+          <w:shd w:val="clear" w:color="auto" w:fill="F2F2F2"/>
+        </w:rPr>
+        <w:t>Descartada</w:t>
+      </w:r>
+      <w:r>
+        <w:rPr>
+          <w:rFonts w:ascii="Calibri" w:hAnsi="Calibri"/>
+          <w:i w:val="0"/>
+          <w:sz w:val="22"/>
+        </w:rPr>
+        <w:t>, sección 3).</w:t>
+      </w:r>
+    </w:p>
+    <w:p>
+      <w:r>
+        <w:rPr>
+          <w:rFonts w:ascii="Calibri" w:hAnsi="Calibri"/>
+          <w:b/>
+          <w:i w:val="0"/>
+          <w:sz w:val="22"/>
+        </w:rPr>
+        <w:t>E8-09 — Usuarios: alta, edición, estado y restablecer contraseña</w:t>
+      </w:r>
+      <w:r>
+        <w:rPr>
+          <w:rFonts w:ascii="Calibri" w:hAnsi="Calibri"/>
+          <w:i w:val="0"/>
+          <w:sz w:val="22"/>
+        </w:rPr>
+        <w:t xml:space="preserve"> </w:t>
+      </w:r>
+      <w:r>
+        <w:rPr>
+          <w:rFonts w:ascii="Consolas" w:hAnsi="Consolas"/>
+          <w:i w:val="0"/>
+          <w:color w:val="5A5A5A"/>
+          <w:sz w:val="19"/>
+          <w:shd w:val="clear" w:color="auto" w:fill="F2F2F2"/>
+        </w:rPr>
+        <w:t>Prioridad: Must · Puntos: 8 · Estado: Hecho · Sprint: S5</w:t>
+      </w:r>
+      <w:r>
+        <w:rPr>
+          <w:rFonts w:ascii="Calibri" w:hAnsi="Calibri"/>
+          <w:i w:val="0"/>
+          <w:sz w:val="22"/>
+        </w:rPr>
+        <w:t xml:space="preserve"> Como </w:t>
+      </w:r>
+      <w:r>
+        <w:rPr>
+          <w:rFonts w:ascii="Calibri" w:hAnsi="Calibri"/>
+          <w:b/>
+          <w:i w:val="0"/>
+          <w:sz w:val="22"/>
+        </w:rPr>
+        <w:t>jefe de producción</w:t>
+      </w:r>
+      <w:r>
+        <w:rPr>
+          <w:rFonts w:ascii="Calibri" w:hAnsi="Calibri"/>
+          <w:i w:val="0"/>
+          <w:sz w:val="22"/>
+        </w:rPr>
+        <w:t>, quiero crear usuarios, editarlos, activarlos/desactivarlos y restablecerles la contraseña desde Configuración, para no depender de un script cuando cambia el personal de planta.</w:t>
       </w:r>
     </w:p>
     <w:p>
@@ -8826,6 +9922,91 @@
       <w:r>
         <w:rPr>
           <w:rFonts w:ascii="Calibri" w:hAnsi="Calibri"/>
+          <w:i w:val="0"/>
+          <w:sz w:val="22"/>
+        </w:rPr>
+        <w:t xml:space="preserve">API completa: </w:t>
+      </w:r>
+      <w:r>
+        <w:rPr>
+          <w:rFonts w:ascii="Consolas" w:hAnsi="Consolas"/>
+          <w:i w:val="0"/>
+          <w:color w:val="5A5A5A"/>
+          <w:sz w:val="19"/>
+          <w:shd w:val="clear" w:color="auto" w:fill="F2F2F2"/>
+        </w:rPr>
+        <w:t>POST /usuarios</w:t>
+      </w:r>
+      <w:r>
+        <w:rPr>
+          <w:rFonts w:ascii="Calibri" w:hAnsi="Calibri"/>
+          <w:i w:val="0"/>
+          <w:sz w:val="22"/>
+        </w:rPr>
+        <w:t xml:space="preserve"> (bcrypt, iniciales derivadas, 409 email/dni), </w:t>
+      </w:r>
+      <w:r>
+        <w:rPr>
+          <w:rFonts w:ascii="Consolas" w:hAnsi="Consolas"/>
+          <w:i w:val="0"/>
+          <w:color w:val="5A5A5A"/>
+          <w:sz w:val="19"/>
+          <w:shd w:val="clear" w:color="auto" w:fill="F2F2F2"/>
+        </w:rPr>
+        <w:t>PATCH /usuarios/:id</w:t>
+      </w:r>
+      <w:r>
+        <w:rPr>
+          <w:rFonts w:ascii="Calibri" w:hAnsi="Calibri"/>
+          <w:i w:val="0"/>
+          <w:sz w:val="22"/>
+        </w:rPr>
+        <w:t xml:space="preserve"> (sin password), </w:t>
+      </w:r>
+      <w:r>
+        <w:rPr>
+          <w:rFonts w:ascii="Consolas" w:hAnsi="Consolas"/>
+          <w:i w:val="0"/>
+          <w:color w:val="5A5A5A"/>
+          <w:sz w:val="19"/>
+          <w:shd w:val="clear" w:color="auto" w:fill="F2F2F2"/>
+        </w:rPr>
+        <w:t>POST /usuarios/:id/estado</w:t>
+      </w:r>
+      <w:r>
+        <w:rPr>
+          <w:rFonts w:ascii="Calibri" w:hAnsi="Calibri"/>
+          <w:i w:val="0"/>
+          <w:sz w:val="22"/>
+        </w:rPr>
+        <w:t xml:space="preserve"> (409 si es uno mismo), </w:t>
+      </w:r>
+      <w:r>
+        <w:rPr>
+          <w:rFonts w:ascii="Consolas" w:hAnsi="Consolas"/>
+          <w:i w:val="0"/>
+          <w:color w:val="5A5A5A"/>
+          <w:sz w:val="19"/>
+          <w:shd w:val="clear" w:color="auto" w:fill="F2F2F2"/>
+        </w:rPr>
+        <w:t>POST /usuarios/:id/restablecer-password</w:t>
+      </w:r>
+      <w:r>
+        <w:rPr>
+          <w:rFonts w:ascii="Calibri" w:hAnsi="Calibri"/>
+          <w:i w:val="0"/>
+          <w:sz w:val="22"/>
+        </w:rPr>
+        <w:t>.</w:t>
+      </w:r>
+    </w:p>
+    <w:p>
+      <w:pPr>
+        <w:pStyle w:val="ListBullet"/>
+      </w:pPr>
+      <w:r>
+        <w:rPr>
+          <w:rFonts w:ascii="Calibri" w:hAnsi="Calibri"/>
           <w:b/>
           <w:i w:val="0"/>
           <w:sz w:val="22"/>
@@ -8928,7 +10109,118 @@
           <w:i w:val="0"/>
           <w:sz w:val="22"/>
         </w:rPr>
-        <w:t xml:space="preserve">); </w:t>
+        <w:t>); verificado en el QA de fase 2, alta fidelidad.</w:t>
+      </w:r>
+    </w:p>
+    <w:p>
+      <w:pPr>
+        <w:pStyle w:val="ListBullet"/>
+      </w:pPr>
+      <w:r>
+        <w:rPr>
+          <w:rFonts w:ascii="Calibri" w:hAnsi="Calibri"/>
+          <w:b/>
+          <w:i w:val="0"/>
+          <w:sz w:val="22"/>
+        </w:rPr>
+        <w:t>Ajuste (4-sep-2026, tarde):</w:t>
+      </w:r>
+      <w:r>
+        <w:rPr>
+          <w:rFonts w:ascii="Calibri" w:hAnsi="Calibri"/>
+          <w:i w:val="0"/>
+          <w:sz w:val="22"/>
+        </w:rPr>
+        <w:t xml:space="preserve"> usuarios </w:t>
+      </w:r>
+      <w:r>
+        <w:rPr>
+          <w:rFonts w:ascii="Calibri" w:hAnsi="Calibri"/>
+          <w:b/>
+          <w:i w:val="0"/>
+          <w:sz w:val="22"/>
+        </w:rPr>
+        <w:t>sin sede</w:t>
+      </w:r>
+      <w:r>
+        <w:rPr>
+          <w:rFonts w:ascii="Calibri" w:hAnsi="Calibri"/>
+          <w:i w:val="0"/>
+          <w:sz w:val="22"/>
+        </w:rPr>
+        <w:t xml:space="preserve"> (decisión del producto, ver E8-08 Descartada) — </w:t>
+      </w:r>
+      <w:r>
+        <w:rPr>
+          <w:rFonts w:ascii="Consolas" w:hAnsi="Consolas"/>
+          <w:i w:val="0"/>
+          <w:color w:val="5A5A5A"/>
+          <w:sz w:val="19"/>
+          <w:shd w:val="clear" w:color="auto" w:fill="F2F2F2"/>
+        </w:rPr>
+        <w:t>sedeId</w:t>
+      </w:r>
+      <w:r>
+        <w:rPr>
+          <w:rFonts w:ascii="Calibri" w:hAnsi="Calibri"/>
+          <w:i w:val="0"/>
+          <w:sz w:val="22"/>
+        </w:rPr>
+        <w:t xml:space="preserve"> se retira de </w:t>
+      </w:r>
+      <w:r>
+        <w:rPr>
+          <w:rFonts w:ascii="Consolas" w:hAnsi="Consolas"/>
+          <w:i w:val="0"/>
+          <w:color w:val="5A5A5A"/>
+          <w:sz w:val="19"/>
+          <w:shd w:val="clear" w:color="auto" w:fill="F2F2F2"/>
+        </w:rPr>
+        <w:t>CreateUsuario</w:t>
+      </w:r>
+      <w:r>
+        <w:rPr>
+          <w:rFonts w:ascii="Calibri" w:hAnsi="Calibri"/>
+          <w:i w:val="0"/>
+          <w:sz w:val="22"/>
+        </w:rPr>
+        <w:t>/</w:t>
+      </w:r>
+      <w:r>
+        <w:rPr>
+          <w:rFonts w:ascii="Consolas" w:hAnsi="Consolas"/>
+          <w:i w:val="0"/>
+          <w:color w:val="5A5A5A"/>
+          <w:sz w:val="19"/>
+          <w:shd w:val="clear" w:color="auto" w:fill="F2F2F2"/>
+        </w:rPr>
+        <w:t>User</w:t>
+      </w:r>
+      <w:r>
+        <w:rPr>
+          <w:rFonts w:ascii="Calibri" w:hAnsi="Calibri"/>
+          <w:i w:val="0"/>
+          <w:sz w:val="22"/>
+        </w:rPr>
+        <w:t xml:space="preserve">, del filtro </w:t>
+      </w:r>
+      <w:r>
+        <w:rPr>
+          <w:rFonts w:ascii="Consolas" w:hAnsi="Consolas"/>
+          <w:i w:val="0"/>
+          <w:color w:val="5A5A5A"/>
+          <w:sz w:val="19"/>
+          <w:shd w:val="clear" w:color="auto" w:fill="F2F2F2"/>
+        </w:rPr>
+        <w:t>GET /usuarios</w:t>
+      </w:r>
+      <w:r>
+        <w:rPr>
+          <w:rFonts w:ascii="Calibri" w:hAnsi="Calibri"/>
+          <w:i w:val="0"/>
+          <w:sz w:val="22"/>
+        </w:rPr>
+        <w:t xml:space="preserve"> y del </w:t>
       </w:r>
       <w:r>
         <w:rPr>
@@ -8946,25 +10238,43 @@
           <w:i w:val="0"/>
           <w:sz w:val="22"/>
         </w:rPr>
-        <w:t xml:space="preserve"> filtra sólo sedes activas (corrección de QA, </w:t>
-      </w:r>
-      <w:r>
-        <w:rPr>
-          <w:rFonts w:ascii="Consolas" w:hAnsi="Consolas"/>
-          <w:i w:val="0"/>
-          <w:color w:val="5A5A5A"/>
-          <w:sz w:val="19"/>
-          <w:shd w:val="clear" w:color="auto" w:fill="F2F2F2"/>
-        </w:rPr>
-        <w:t>9f43e2a</w:t>
-      </w:r>
-      <w:r>
-        <w:rPr>
-          <w:rFonts w:ascii="Calibri" w:hAnsi="Calibri"/>
-          <w:i w:val="0"/>
-          <w:sz w:val="22"/>
-        </w:rPr>
-        <w:t>); verificado en el QA de fase 2, alta fidelidad.</w:t>
+        <w:t xml:space="preserve"> (ya no filtra "sólo sedes activas", ese campo no existe). La pestaña pasa de </w:t>
+      </w:r>
+      <w:r>
+        <w:rPr>
+          <w:rFonts w:ascii="Consolas" w:hAnsi="Consolas"/>
+          <w:i w:val="0"/>
+          <w:color w:val="5A5A5A"/>
+          <w:sz w:val="19"/>
+          <w:shd w:val="clear" w:color="auto" w:fill="F2F2F2"/>
+        </w:rPr>
+        <w:t>SedesUsuariosTab.tsx</w:t>
+      </w:r>
+      <w:r>
+        <w:rPr>
+          <w:rFonts w:ascii="Calibri" w:hAnsi="Calibri"/>
+          <w:i w:val="0"/>
+          <w:sz w:val="22"/>
+        </w:rPr>
+        <w:t xml:space="preserve"> a </w:t>
+      </w:r>
+      <w:r>
+        <w:rPr>
+          <w:rFonts w:ascii="Consolas" w:hAnsi="Consolas"/>
+          <w:i w:val="0"/>
+          <w:color w:val="5A5A5A"/>
+          <w:sz w:val="19"/>
+          <w:shd w:val="clear" w:color="auto" w:fill="F2F2F2"/>
+        </w:rPr>
+        <w:t>UsuariosTab.tsx</w:t>
+      </w:r>
+      <w:r>
+        <w:rPr>
+          <w:rFonts w:ascii="Calibri" w:hAnsi="Calibri"/>
+          <w:i w:val="0"/>
+          <w:sz w:val="22"/>
+        </w:rPr>
+        <w:t>, mantenedor exclusivo de personas. Verificado en el QA de fase 2b contra la API real.</w:t>
       </w:r>
     </w:p>
     <w:p>
@@ -9249,6 +10559,80 @@
       </w:r>
     </w:p>
     <w:p>
+      <w:pPr>
+        <w:ind w:left="567"/>
+      </w:pPr>
+      <w:r>
+        <w:rPr>
+          <w:rFonts w:ascii="Calibri" w:hAnsi="Calibri"/>
+          <w:b/>
+          <w:i/>
+          <w:sz w:val="22"/>
+        </w:rPr>
+        <w:t>Nota (4-sep-2026, tarde):</w:t>
+      </w:r>
+      <w:r>
+        <w:rPr>
+          <w:rFonts w:ascii="Calibri" w:hAnsi="Calibri"/>
+          <w:i/>
+          <w:sz w:val="22"/>
+        </w:rPr>
+        <w:t xml:space="preserve"> tras el cierre de esta épica (3–4-sep) el producto decidió retirar del alcance el nivel </w:t>
+      </w:r>
+      <w:r>
+        <w:rPr>
+          <w:rFonts w:ascii="Calibri" w:hAnsi="Calibri"/>
+          <w:b/>
+          <w:i/>
+          <w:sz w:val="22"/>
+        </w:rPr>
+        <w:t>máquina/equipo</w:t>
+      </w:r>
+      <w:r>
+        <w:rPr>
+          <w:rFonts w:ascii="Calibri" w:hAnsi="Calibri"/>
+          <w:i/>
+          <w:sz w:val="22"/>
+        </w:rPr>
+        <w:t xml:space="preserve"> y el catálogo de </w:t>
+      </w:r>
+      <w:r>
+        <w:rPr>
+          <w:rFonts w:ascii="Calibri" w:hAnsi="Calibri"/>
+          <w:b/>
+          <w:i/>
+          <w:sz w:val="22"/>
+        </w:rPr>
+        <w:t>sedes</w:t>
+      </w:r>
+      <w:r>
+        <w:rPr>
+          <w:rFonts w:ascii="Calibri" w:hAnsi="Calibri"/>
+          <w:i/>
+          <w:sz w:val="22"/>
+        </w:rPr>
+        <w:t xml:space="preserve"> — la parada llega hasta línea (línea = máquina física) y Yamboly opera una única sede (Lima). Ver E2-02, E8-03/E8-04 (mantenedor de líneas) y E8-08 (Descartada)/E8-09. Las historias E9-01 y E9-03 de abajo describen fielmente el estado en el momento de su cierre (incluyen </w:t>
+      </w:r>
+      <w:r>
+        <w:rPr>
+          <w:rFonts w:ascii="Consolas" w:hAnsi="Consolas"/>
+          <w:i/>
+          <w:color w:val="5A5A5A"/>
+          <w:sz w:val="19"/>
+          <w:shd w:val="clear" w:color="auto" w:fill="F2F2F2"/>
+        </w:rPr>
+        <w:t>sedes.json</w:t>
+      </w:r>
+      <w:r>
+        <w:rPr>
+          <w:rFonts w:ascii="Calibri" w:hAnsi="Calibri"/>
+          <w:i/>
+          <w:sz w:val="22"/>
+        </w:rPr>
+        <w:t xml:space="preserve"> y las 33 máquinas curadas a mano, ambas retiradas después); no se reescribieron para no perder el registro histórico de la extracción.</w:t>
+      </w:r>
+    </w:p>
+    <w:p>
       <w:r>
         <w:rPr>
           <w:rFonts w:ascii="Calibri" w:hAnsi="Calibri"/>
@@ -12663,7 +14047,7 @@
           <w:sz w:val="19"/>
           <w:shd w:val="clear" w:color="auto" w:fill="F2F2F2"/>
         </w:rPr>
-        <w:t>Prioridad: Could · Puntos: 2 · Estado: Pendiente · Sprint: S6</w:t>
+        <w:t>Prioridad: Could · Puntos: 2 · Estado: Descartada — decisión del producto, 4-sep-2026: tiempo real ya no filtra por línea · Sprint: S6</w:t>
       </w:r>
       <w:r>
         <w:rPr>
@@ -12688,115 +14072,7 @@
           <w:i w:val="0"/>
           <w:sz w:val="22"/>
         </w:rPr>
-        <w:t>, quiero que el filtro de líneas agrupe por tipo de proceso (llenadora/extrusora/moldeadora), para encontrar mi línea entre 9 opciones sin leerlas una por una.</w:t>
-      </w:r>
-    </w:p>
-    <w:p>
-      <w:r>
-        <w:rPr>
-          <w:rFonts w:ascii="Calibri" w:hAnsi="Calibri"/>
-          <w:b/>
-          <w:i w:val="0"/>
-          <w:sz w:val="22"/>
-        </w:rPr>
-        <w:t>E12-02 — `TvRow` con código de OF y producto</w:t>
-      </w:r>
-      <w:r>
-        <w:rPr>
-          <w:rFonts w:ascii="Calibri" w:hAnsi="Calibri"/>
-          <w:i w:val="0"/>
-          <w:sz w:val="22"/>
-        </w:rPr>
-        <w:t xml:space="preserve"> </w:t>
-      </w:r>
-      <w:r>
-        <w:rPr>
-          <w:rFonts w:ascii="Consolas" w:hAnsi="Consolas"/>
-          <w:i w:val="0"/>
-          <w:color w:val="5A5A5A"/>
-          <w:sz w:val="19"/>
-          <w:shd w:val="clear" w:color="auto" w:fill="F2F2F2"/>
-        </w:rPr>
-        <w:t>Prioridad: Could · Puntos: 2 · Estado: Pendiente · Sprint: S6</w:t>
-      </w:r>
-      <w:r>
-        <w:rPr>
-          <w:rFonts w:ascii="Calibri" w:hAnsi="Calibri"/>
-          <w:i w:val="0"/>
-          <w:sz w:val="22"/>
-        </w:rPr>
-        <w:t xml:space="preserve"> Como </w:t>
-      </w:r>
-      <w:r>
-        <w:rPr>
-          <w:rFonts w:ascii="Calibri" w:hAnsi="Calibri"/>
-          <w:b/>
-          <w:i w:val="0"/>
-          <w:sz w:val="22"/>
-        </w:rPr>
-        <w:t>supervisor de turno</w:t>
-      </w:r>
-      <w:r>
-        <w:rPr>
-          <w:rFonts w:ascii="Calibri" w:hAnsi="Calibri"/>
-          <w:i w:val="0"/>
-          <w:sz w:val="22"/>
-        </w:rPr>
-        <w:t>, quiero que el Modo TV muestre el código de la orden y el producto (no solo el detalle de la alerta), para identificar qué se está produciendo sin acercarme a la pantalla.</w:t>
-      </w:r>
-    </w:p>
-    <w:p>
-      <w:r>
-        <w:rPr>
-          <w:rFonts w:ascii="Calibri" w:hAnsi="Calibri"/>
-          <w:b/>
-          <w:i w:val="0"/>
-          <w:sz w:val="22"/>
-        </w:rPr>
-        <w:t>E12-03 — "Periodo anterior" en la tendencia OEE</w:t>
-      </w:r>
-      <w:r>
-        <w:rPr>
-          <w:rFonts w:ascii="Calibri" w:hAnsi="Calibri"/>
-          <w:i w:val="0"/>
-          <w:sz w:val="22"/>
-        </w:rPr>
-        <w:t xml:space="preserve"> </w:t>
-      </w:r>
-      <w:r>
-        <w:rPr>
-          <w:rFonts w:ascii="Consolas" w:hAnsi="Consolas"/>
-          <w:i w:val="0"/>
-          <w:color w:val="5A5A5A"/>
-          <w:sz w:val="19"/>
-          <w:shd w:val="clear" w:color="auto" w:fill="F2F2F2"/>
-        </w:rPr>
-        <w:t>Prioridad: Could · Puntos: 3 · Estado: Pendiente · Sprint: S6</w:t>
-      </w:r>
-      <w:r>
-        <w:rPr>
-          <w:rFonts w:ascii="Calibri" w:hAnsi="Calibri"/>
-          <w:i w:val="0"/>
-          <w:sz w:val="22"/>
-        </w:rPr>
-        <w:t xml:space="preserve"> Como </w:t>
-      </w:r>
-      <w:r>
-        <w:rPr>
-          <w:rFonts w:ascii="Calibri" w:hAnsi="Calibri"/>
-          <w:b/>
-          <w:i w:val="0"/>
-          <w:sz w:val="22"/>
-        </w:rPr>
-        <w:t>jefe de producción</w:t>
-      </w:r>
-      <w:r>
-        <w:rPr>
-          <w:rFonts w:ascii="Calibri" w:hAnsi="Calibri"/>
-          <w:i w:val="0"/>
-          <w:sz w:val="22"/>
-        </w:rPr>
-        <w:t>, quiero ver la serie del periodo anterior superpuesta en la tendencia OEE, para comparar visualmente sin sacar dos reportes por separado.</w:t>
+        <w:t>, quería que el filtro de líneas agrupe por tipo de proceso (llenadora/extrusora/moldeadora), para encontrar mi línea entre 9 opciones sin leerlas una por una.</w:t>
       </w:r>
     </w:p>
     <w:p>
@@ -12806,46 +14082,55 @@
       <w:r>
         <w:rPr>
           <w:rFonts w:ascii="Calibri" w:hAnsi="Calibri"/>
-          <w:i w:val="0"/>
-          <w:sz w:val="22"/>
-        </w:rPr>
-        <w:t xml:space="preserve">Requiere un campo nuevo en el contrato de </w:t>
-      </w:r>
-      <w:r>
-        <w:rPr>
-          <w:rFonts w:ascii="Consolas" w:hAnsi="Consolas"/>
-          <w:i w:val="0"/>
-          <w:color w:val="5A5A5A"/>
-          <w:sz w:val="19"/>
-          <w:shd w:val="clear" w:color="auto" w:fill="F2F2F2"/>
-        </w:rPr>
-        <w:t>/reportes/indicadores</w:t>
-      </w:r>
-      <w:r>
-        <w:rPr>
-          <w:rFonts w:ascii="Calibri" w:hAnsi="Calibri"/>
-          <w:i w:val="0"/>
-          <w:sz w:val="22"/>
-        </w:rPr>
-        <w:t xml:space="preserve"> (</w:t>
-      </w:r>
-      <w:r>
-        <w:rPr>
-          <w:rFonts w:ascii="Consolas" w:hAnsi="Consolas"/>
-          <w:i w:val="0"/>
-          <w:color w:val="5A5A5A"/>
-          <w:sz w:val="19"/>
-          <w:shd w:val="clear" w:color="auto" w:fill="F2F2F2"/>
-        </w:rPr>
-        <w:t>tendenciaOee</w:t>
-      </w:r>
-      <w:r>
-        <w:rPr>
-          <w:rFonts w:ascii="Calibri" w:hAnsi="Calibri"/>
-          <w:i w:val="0"/>
-          <w:sz w:val="22"/>
-        </w:rPr>
-        <w:t xml:space="preserve"> con serie comparativa).</w:t>
+          <w:b/>
+          <w:i w:val="0"/>
+          <w:sz w:val="22"/>
+        </w:rPr>
+        <w:t>Descartada (4-sep-2026, tarde):</w:t>
+      </w:r>
+      <w:r>
+        <w:rPr>
+          <w:rFonts w:ascii="Calibri" w:hAnsi="Calibri"/>
+          <w:i w:val="0"/>
+          <w:sz w:val="22"/>
+        </w:rPr>
+        <w:t xml:space="preserve"> ya no aplica — </w:t>
+      </w:r>
+      <w:r>
+        <w:rPr>
+          <w:rFonts w:ascii="Consolas" w:hAnsi="Consolas"/>
+          <w:i w:val="0"/>
+          <w:color w:val="5A5A5A"/>
+          <w:sz w:val="19"/>
+          <w:shd w:val="clear" w:color="auto" w:fill="F2F2F2"/>
+        </w:rPr>
+        <w:t>/tiempo-real</w:t>
+      </w:r>
+      <w:r>
+        <w:rPr>
+          <w:rFonts w:ascii="Calibri" w:hAnsi="Calibri"/>
+          <w:i w:val="0"/>
+          <w:sz w:val="22"/>
+        </w:rPr>
+        <w:t xml:space="preserve"> retiró el filtro de línea (y el de sede) a favor de mostrar siempre las 9 </w:t>
+      </w:r>
+      <w:r>
+        <w:rPr>
+          <w:rFonts w:ascii="Consolas" w:hAnsi="Consolas"/>
+          <w:i w:val="0"/>
+          <w:color w:val="5A5A5A"/>
+          <w:sz w:val="19"/>
+          <w:shd w:val="clear" w:color="auto" w:fill="F2F2F2"/>
+        </w:rPr>
+        <w:t>LineCard</w:t>
+      </w:r>
+      <w:r>
+        <w:rPr>
+          <w:rFonts w:ascii="Calibri" w:hAnsi="Calibri"/>
+          <w:i w:val="0"/>
+          <w:sz w:val="22"/>
+        </w:rPr>
+        <w:t xml:space="preserve"> ampliadas (ver E2-08). Puntos no computables, excluidos de los totales (sección 6).</w:t>
       </w:r>
     </w:p>
     <w:p>
@@ -12856,7 +14141,7 @@
           <w:i w:val="0"/>
           <w:sz w:val="22"/>
         </w:rPr>
-        <w:t>E12-04 — Dropdown de rol en la encuesta pública</w:t>
+        <w:t>E12-02 — `TvRow` con código de OF y producto</w:t>
       </w:r>
       <w:r>
         <w:rPr>
@@ -12874,7 +14159,7 @@
           <w:sz w:val="19"/>
           <w:shd w:val="clear" w:color="auto" w:fill="F2F2F2"/>
         </w:rPr>
-        <w:t>Prioridad: Could · Puntos: 1 · Estado: Pendiente · Sprint: S6</w:t>
+        <w:t>Prioridad: Could · Puntos: 2 · Estado: Pendiente · Sprint: S6</w:t>
       </w:r>
       <w:r>
         <w:rPr>
@@ -12891,15 +14176,15 @@
           <w:i w:val="0"/>
           <w:sz w:val="22"/>
         </w:rPr>
-        <w:t>maquinista</w:t>
-      </w:r>
-      <w:r>
-        <w:rPr>
-          <w:rFonts w:ascii="Calibri" w:hAnsi="Calibri"/>
-          <w:i w:val="0"/>
-          <w:sz w:val="22"/>
-        </w:rPr>
-        <w:t>, quiero elegir mi rol en un dropdown al responder la encuesta TSP, para no escribirlo a mano cada vez que un enlace se comparte con alguien nuevo.</w:t>
+        <w:t>supervisor de turno</w:t>
+      </w:r>
+      <w:r>
+        <w:rPr>
+          <w:rFonts w:ascii="Calibri" w:hAnsi="Calibri"/>
+          <w:i w:val="0"/>
+          <w:sz w:val="22"/>
+        </w:rPr>
+        <w:t>, quiero que el Modo TV muestre el código de la orden y el producto (no solo el detalle de la alerta), para identificar qué se está produciendo sin acercarme a la pantalla.</w:t>
       </w:r>
     </w:p>
     <w:p>
@@ -12910,7 +14195,7 @@
           <w:i w:val="0"/>
           <w:sz w:val="22"/>
         </w:rPr>
-        <w:t>E12-05 — Unificar `paradasConservadas`</w:t>
+        <w:t>E12-03 — "Periodo anterior" en la tendencia OEE</w:t>
       </w:r>
       <w:r>
         <w:rPr>
@@ -12928,7 +14213,7 @@
           <w:sz w:val="19"/>
           <w:shd w:val="clear" w:color="auto" w:fill="F2F2F2"/>
         </w:rPr>
-        <w:t>Prioridad: Could · Puntos: 2 · Estado: Pendiente · Sprint: S6</w:t>
+        <w:t>Prioridad: Could · Puntos: 3 · Estado: Pendiente · Sprint: S6</w:t>
       </w:r>
       <w:r>
         <w:rPr>
@@ -12953,61 +14238,7 @@
           <w:i w:val="0"/>
           <w:sz w:val="22"/>
         </w:rPr>
-        <w:t>, quiero que el número de paradas conservadas al dar de baja una causa coincida con el contador del panel, para no ver dos cifras distintas del mismo dato (histórico + vivas vs. solo histórico).</w:t>
-      </w:r>
-    </w:p>
-    <w:p>
-      <w:r>
-        <w:rPr>
-          <w:rFonts w:ascii="Calibri" w:hAnsi="Calibri"/>
-          <w:b/>
-          <w:i w:val="0"/>
-          <w:sz w:val="22"/>
-        </w:rPr>
-        <w:t>E12-06 — Filtro `?periodo=hoy` anclado al día operativo</w:t>
-      </w:r>
-      <w:r>
-        <w:rPr>
-          <w:rFonts w:ascii="Calibri" w:hAnsi="Calibri"/>
-          <w:i w:val="0"/>
-          <w:sz w:val="22"/>
-        </w:rPr>
-        <w:t xml:space="preserve"> </w:t>
-      </w:r>
-      <w:r>
-        <w:rPr>
-          <w:rFonts w:ascii="Consolas" w:hAnsi="Consolas"/>
-          <w:i w:val="0"/>
-          <w:color w:val="5A5A5A"/>
-          <w:sz w:val="19"/>
-          <w:shd w:val="clear" w:color="auto" w:fill="F2F2F2"/>
-        </w:rPr>
-        <w:t>Prioridad: Should · Puntos: 3 · Estado: Hecho · Sprint: S5</w:t>
-      </w:r>
-      <w:r>
-        <w:rPr>
-          <w:rFonts w:ascii="Calibri" w:hAnsi="Calibri"/>
-          <w:i w:val="0"/>
-          <w:sz w:val="22"/>
-        </w:rPr>
-        <w:t xml:space="preserve"> Como </w:t>
-      </w:r>
-      <w:r>
-        <w:rPr>
-          <w:rFonts w:ascii="Calibri" w:hAnsi="Calibri"/>
-          <w:b/>
-          <w:i w:val="0"/>
-          <w:sz w:val="22"/>
-        </w:rPr>
-        <w:t>supervisor de turno</w:t>
-      </w:r>
-      <w:r>
-        <w:rPr>
-          <w:rFonts w:ascii="Calibri" w:hAnsi="Calibri"/>
-          <w:i w:val="0"/>
-          <w:sz w:val="22"/>
-        </w:rPr>
-        <w:t>, quiero que "hoy" en el filtro de órdenes respete el turno Noche (18:00–06:00, cruza medianoche), para no perder de vista la orden que empezó anoche y sigue en curso.</w:t>
+        <w:t>, quiero ver la serie del periodo anterior superpuesta en la tendencia OEE, para comparar visualmente sin sacar dos reportes por separado.</w:t>
       </w:r>
     </w:p>
     <w:p>
@@ -13017,109 +14248,46 @@
       <w:r>
         <w:rPr>
           <w:rFonts w:ascii="Calibri" w:hAnsi="Calibri"/>
-          <w:b/>
-          <w:i w:val="0"/>
-          <w:sz w:val="22"/>
-        </w:rPr>
-        <w:t>Cierre (4-sep-2026):</w:t>
-      </w:r>
-      <w:r>
-        <w:rPr>
-          <w:rFonts w:ascii="Calibri" w:hAnsi="Calibri"/>
-          <w:i w:val="0"/>
-          <w:sz w:val="22"/>
-        </w:rPr>
-        <w:t xml:space="preserve"> </w:t>
-      </w:r>
-      <w:r>
-        <w:rPr>
-          <w:rFonts w:ascii="Consolas" w:hAnsi="Consolas"/>
-          <w:i w:val="0"/>
-          <w:color w:val="5A5A5A"/>
-          <w:sz w:val="19"/>
-          <w:shd w:val="clear" w:color="auto" w:fill="F2F2F2"/>
-        </w:rPr>
-        <w:t>GET /ordenes?periodo=hoy</w:t>
-      </w:r>
-      <w:r>
-        <w:rPr>
-          <w:rFonts w:ascii="Calibri" w:hAnsi="Calibri"/>
-          <w:i w:val="0"/>
-          <w:sz w:val="22"/>
-        </w:rPr>
-        <w:t xml:space="preserve"> usa el día operativo (antes devolvía 0 órdenes «hoy», ahora 8); timeline y tiempos de tiempo real también anclados al día operativo (</w:t>
-      </w:r>
-      <w:r>
-        <w:rPr>
-          <w:rFonts w:ascii="Consolas" w:hAnsi="Consolas"/>
-          <w:i w:val="0"/>
-          <w:color w:val="5A5A5A"/>
-          <w:sz w:val="19"/>
-          <w:shd w:val="clear" w:color="auto" w:fill="F2F2F2"/>
-        </w:rPr>
-        <w:t>realtime.service.ts</w:t>
-      </w:r>
-      <w:r>
-        <w:rPr>
-          <w:rFonts w:ascii="Calibri" w:hAnsi="Calibri"/>
-          <w:i w:val="0"/>
-          <w:sz w:val="22"/>
-        </w:rPr>
-        <w:t xml:space="preserve">, </w:t>
-      </w:r>
-      <w:r>
-        <w:rPr>
-          <w:rFonts w:ascii="Consolas" w:hAnsi="Consolas"/>
-          <w:i w:val="0"/>
-          <w:color w:val="5A5A5A"/>
-          <w:sz w:val="19"/>
-          <w:shd w:val="clear" w:color="auto" w:fill="F2F2F2"/>
-        </w:rPr>
-        <w:t>AlertaLinea.generadaEn</w:t>
-      </w:r>
-      <w:r>
-        <w:rPr>
-          <w:rFonts w:ascii="Calibri" w:hAnsi="Calibri"/>
-          <w:i w:val="0"/>
-          <w:sz w:val="22"/>
-        </w:rPr>
-        <w:t xml:space="preserve">, </w:t>
-      </w:r>
-      <w:r>
-        <w:rPr>
-          <w:rFonts w:ascii="Consolas" w:hAnsi="Consolas"/>
-          <w:i w:val="0"/>
-          <w:color w:val="5A5A5A"/>
-          <w:sz w:val="19"/>
-          <w:shd w:val="clear" w:color="auto" w:fill="F2F2F2"/>
-        </w:rPr>
-        <w:t>TiempoRealResumen.diaOperativo</w:t>
-      </w:r>
-      <w:r>
-        <w:rPr>
-          <w:rFonts w:ascii="Calibri" w:hAnsi="Calibri"/>
-          <w:i w:val="0"/>
-          <w:sz w:val="22"/>
-        </w:rPr>
-        <w:t xml:space="preserve">); </w:t>
-      </w:r>
-      <w:r>
-        <w:rPr>
-          <w:rFonts w:ascii="Consolas" w:hAnsi="Consolas"/>
-          <w:i w:val="0"/>
-          <w:color w:val="5A5A5A"/>
-          <w:sz w:val="19"/>
-          <w:shd w:val="clear" w:color="auto" w:fill="F2F2F2"/>
-        </w:rPr>
-        <w:t>useResumenMaquinista</w:t>
-      </w:r>
-      <w:r>
-        <w:rPr>
-          <w:rFonts w:ascii="Calibri" w:hAnsi="Calibri"/>
-          <w:i w:val="0"/>
-          <w:sz w:val="22"/>
-        </w:rPr>
-        <w:t xml:space="preserve"> corregido en el mismo sentido. Verificado en el QA de fase 2.</w:t>
+          <w:i w:val="0"/>
+          <w:sz w:val="22"/>
+        </w:rPr>
+        <w:t xml:space="preserve">Requiere un campo nuevo en el contrato de </w:t>
+      </w:r>
+      <w:r>
+        <w:rPr>
+          <w:rFonts w:ascii="Consolas" w:hAnsi="Consolas"/>
+          <w:i w:val="0"/>
+          <w:color w:val="5A5A5A"/>
+          <w:sz w:val="19"/>
+          <w:shd w:val="clear" w:color="auto" w:fill="F2F2F2"/>
+        </w:rPr>
+        <w:t>/reportes/indicadores</w:t>
+      </w:r>
+      <w:r>
+        <w:rPr>
+          <w:rFonts w:ascii="Calibri" w:hAnsi="Calibri"/>
+          <w:i w:val="0"/>
+          <w:sz w:val="22"/>
+        </w:rPr>
+        <w:t xml:space="preserve"> (</w:t>
+      </w:r>
+      <w:r>
+        <w:rPr>
+          <w:rFonts w:ascii="Consolas" w:hAnsi="Consolas"/>
+          <w:i w:val="0"/>
+          <w:color w:val="5A5A5A"/>
+          <w:sz w:val="19"/>
+          <w:shd w:val="clear" w:color="auto" w:fill="F2F2F2"/>
+        </w:rPr>
+        <w:t>tendenciaOee</w:t>
+      </w:r>
+      <w:r>
+        <w:rPr>
+          <w:rFonts w:ascii="Calibri" w:hAnsi="Calibri"/>
+          <w:i w:val="0"/>
+          <w:sz w:val="22"/>
+        </w:rPr>
+        <w:t xml:space="preserve"> con serie comparativa).</w:t>
       </w:r>
     </w:p>
     <w:p>
@@ -13130,7 +14298,7 @@
           <w:i w:val="0"/>
           <w:sz w:val="22"/>
         </w:rPr>
-        <w:t>E12-07 — `LineCard`: distinguir "sin orden" de "última orden cerrada"</w:t>
+        <w:t>E12-04 — Dropdown de rol en la encuesta pública</w:t>
       </w:r>
       <w:r>
         <w:rPr>
@@ -13148,6 +14316,60 @@
           <w:sz w:val="19"/>
           <w:shd w:val="clear" w:color="auto" w:fill="F2F2F2"/>
         </w:rPr>
+        <w:t>Prioridad: Could · Puntos: 1 · Estado: Pendiente · Sprint: S6</w:t>
+      </w:r>
+      <w:r>
+        <w:rPr>
+          <w:rFonts w:ascii="Calibri" w:hAnsi="Calibri"/>
+          <w:i w:val="0"/>
+          <w:sz w:val="22"/>
+        </w:rPr>
+        <w:t xml:space="preserve"> Como </w:t>
+      </w:r>
+      <w:r>
+        <w:rPr>
+          <w:rFonts w:ascii="Calibri" w:hAnsi="Calibri"/>
+          <w:b/>
+          <w:i w:val="0"/>
+          <w:sz w:val="22"/>
+        </w:rPr>
+        <w:t>maquinista</w:t>
+      </w:r>
+      <w:r>
+        <w:rPr>
+          <w:rFonts w:ascii="Calibri" w:hAnsi="Calibri"/>
+          <w:i w:val="0"/>
+          <w:sz w:val="22"/>
+        </w:rPr>
+        <w:t>, quiero elegir mi rol en un dropdown al responder la encuesta TSP, para no escribirlo a mano cada vez que un enlace se comparte con alguien nuevo.</w:t>
+      </w:r>
+    </w:p>
+    <w:p>
+      <w:r>
+        <w:rPr>
+          <w:rFonts w:ascii="Calibri" w:hAnsi="Calibri"/>
+          <w:b/>
+          <w:i w:val="0"/>
+          <w:sz w:val="22"/>
+        </w:rPr>
+        <w:t>E12-05 — Unificar `paradasConservadas`</w:t>
+      </w:r>
+      <w:r>
+        <w:rPr>
+          <w:rFonts w:ascii="Calibri" w:hAnsi="Calibri"/>
+          <w:i w:val="0"/>
+          <w:sz w:val="22"/>
+        </w:rPr>
+        <w:t xml:space="preserve"> </w:t>
+      </w:r>
+      <w:r>
+        <w:rPr>
+          <w:rFonts w:ascii="Consolas" w:hAnsi="Consolas"/>
+          <w:i w:val="0"/>
+          <w:color w:val="5A5A5A"/>
+          <w:sz w:val="19"/>
+          <w:shd w:val="clear" w:color="auto" w:fill="F2F2F2"/>
+        </w:rPr>
         <w:t>Prioridad: Could · Puntos: 2 · Estado: Pendiente · Sprint: S6</w:t>
       </w:r>
       <w:r>
@@ -13165,6 +14387,60 @@
           <w:i w:val="0"/>
           <w:sz w:val="22"/>
         </w:rPr>
+        <w:t>jefe de producción</w:t>
+      </w:r>
+      <w:r>
+        <w:rPr>
+          <w:rFonts w:ascii="Calibri" w:hAnsi="Calibri"/>
+          <w:i w:val="0"/>
+          <w:sz w:val="22"/>
+        </w:rPr>
+        <w:t>, quiero que el número de paradas conservadas al dar de baja una causa coincida con el contador del panel, para no ver dos cifras distintas del mismo dato (histórico + vivas vs. solo histórico).</w:t>
+      </w:r>
+    </w:p>
+    <w:p>
+      <w:r>
+        <w:rPr>
+          <w:rFonts w:ascii="Calibri" w:hAnsi="Calibri"/>
+          <w:b/>
+          <w:i w:val="0"/>
+          <w:sz w:val="22"/>
+        </w:rPr>
+        <w:t>E12-06 — Filtro `?periodo=hoy` anclado al día operativo</w:t>
+      </w:r>
+      <w:r>
+        <w:rPr>
+          <w:rFonts w:ascii="Calibri" w:hAnsi="Calibri"/>
+          <w:i w:val="0"/>
+          <w:sz w:val="22"/>
+        </w:rPr>
+        <w:t xml:space="preserve"> </w:t>
+      </w:r>
+      <w:r>
+        <w:rPr>
+          <w:rFonts w:ascii="Consolas" w:hAnsi="Consolas"/>
+          <w:i w:val="0"/>
+          <w:color w:val="5A5A5A"/>
+          <w:sz w:val="19"/>
+          <w:shd w:val="clear" w:color="auto" w:fill="F2F2F2"/>
+        </w:rPr>
+        <w:t>Prioridad: Should · Puntos: 3 · Estado: Hecho · Sprint: S5</w:t>
+      </w:r>
+      <w:r>
+        <w:rPr>
+          <w:rFonts w:ascii="Calibri" w:hAnsi="Calibri"/>
+          <w:i w:val="0"/>
+          <w:sz w:val="22"/>
+        </w:rPr>
+        <w:t xml:space="preserve"> Como </w:t>
+      </w:r>
+      <w:r>
+        <w:rPr>
+          <w:rFonts w:ascii="Calibri" w:hAnsi="Calibri"/>
+          <w:b/>
+          <w:i w:val="0"/>
+          <w:sz w:val="22"/>
+        </w:rPr>
         <w:t>supervisor de turno</w:t>
       </w:r>
       <w:r>
@@ -13173,7 +14449,7 @@
           <w:i w:val="0"/>
           <w:sz w:val="22"/>
         </w:rPr>
-        <w:t>, quiero que una línea sin orden activa muestre claramente "Sin orden" en vez de los datos de la última OF cerrada, para no confundir una línea parada con una línea todavía produciendo.</w:t>
+        <w:t>, quiero que "hoy" en el filtro de órdenes respete el turno Noche (18:00–06:00, cruza medianoche), para no perder de vista la orden que empezó anoche y sigue en curso.</w:t>
       </w:r>
     </w:p>
     <w:p>
@@ -13183,46 +14459,163 @@
       <w:r>
         <w:rPr>
           <w:rFonts w:ascii="Calibri" w:hAnsi="Calibri"/>
-          <w:i w:val="0"/>
-          <w:sz w:val="22"/>
-        </w:rPr>
-        <w:t xml:space="preserve">Hoy la </w:t>
-      </w:r>
-      <w:r>
-        <w:rPr>
-          <w:rFonts w:ascii="Consolas" w:hAnsi="Consolas"/>
-          <w:i w:val="0"/>
-          <w:color w:val="5A5A5A"/>
-          <w:sz w:val="19"/>
-          <w:shd w:val="clear" w:color="auto" w:fill="F2F2F2"/>
-        </w:rPr>
-        <w:t>LineCard</w:t>
-      </w:r>
-      <w:r>
-        <w:rPr>
-          <w:rFonts w:ascii="Calibri" w:hAnsi="Calibri"/>
-          <w:i w:val="0"/>
-          <w:sz w:val="22"/>
-        </w:rPr>
-        <w:t xml:space="preserve"> en estado </w:t>
-      </w:r>
-      <w:r>
-        <w:rPr>
-          <w:rFonts w:ascii="Consolas" w:hAnsi="Consolas"/>
-          <w:i w:val="0"/>
-          <w:color w:val="5A5A5A"/>
-          <w:sz w:val="19"/>
-          <w:shd w:val="clear" w:color="auto" w:fill="F2F2F2"/>
-        </w:rPr>
-        <w:t>sin_orden</w:t>
-      </w:r>
-      <w:r>
-        <w:rPr>
-          <w:rFonts w:ascii="Calibri" w:hAnsi="Calibri"/>
-          <w:i w:val="0"/>
-          <w:sz w:val="22"/>
-        </w:rPr>
-        <w:t xml:space="preserve"> sigue mostrando la última OF cerrada de esa línea.</w:t>
+          <w:b/>
+          <w:i w:val="0"/>
+          <w:sz w:val="22"/>
+        </w:rPr>
+        <w:t>Cierre (4-sep-2026):</w:t>
+      </w:r>
+      <w:r>
+        <w:rPr>
+          <w:rFonts w:ascii="Calibri" w:hAnsi="Calibri"/>
+          <w:i w:val="0"/>
+          <w:sz w:val="22"/>
+        </w:rPr>
+        <w:t xml:space="preserve"> </w:t>
+      </w:r>
+      <w:r>
+        <w:rPr>
+          <w:rFonts w:ascii="Consolas" w:hAnsi="Consolas"/>
+          <w:i w:val="0"/>
+          <w:color w:val="5A5A5A"/>
+          <w:sz w:val="19"/>
+          <w:shd w:val="clear" w:color="auto" w:fill="F2F2F2"/>
+        </w:rPr>
+        <w:t>GET /ordenes?periodo=hoy</w:t>
+      </w:r>
+      <w:r>
+        <w:rPr>
+          <w:rFonts w:ascii="Calibri" w:hAnsi="Calibri"/>
+          <w:i w:val="0"/>
+          <w:sz w:val="22"/>
+        </w:rPr>
+        <w:t xml:space="preserve"> usa el día operativo (antes devolvía 0 órdenes «hoy», ahora 8); timeline y tiempos de tiempo real también anclados al día operativo (</w:t>
+      </w:r>
+      <w:r>
+        <w:rPr>
+          <w:rFonts w:ascii="Consolas" w:hAnsi="Consolas"/>
+          <w:i w:val="0"/>
+          <w:color w:val="5A5A5A"/>
+          <w:sz w:val="19"/>
+          <w:shd w:val="clear" w:color="auto" w:fill="F2F2F2"/>
+        </w:rPr>
+        <w:t>realtime.service.ts</w:t>
+      </w:r>
+      <w:r>
+        <w:rPr>
+          <w:rFonts w:ascii="Calibri" w:hAnsi="Calibri"/>
+          <w:i w:val="0"/>
+          <w:sz w:val="22"/>
+        </w:rPr>
+        <w:t xml:space="preserve">, </w:t>
+      </w:r>
+      <w:r>
+        <w:rPr>
+          <w:rFonts w:ascii="Consolas" w:hAnsi="Consolas"/>
+          <w:i w:val="0"/>
+          <w:color w:val="5A5A5A"/>
+          <w:sz w:val="19"/>
+          <w:shd w:val="clear" w:color="auto" w:fill="F2F2F2"/>
+        </w:rPr>
+        <w:t>AlertaLinea.generadaEn</w:t>
+      </w:r>
+      <w:r>
+        <w:rPr>
+          <w:rFonts w:ascii="Calibri" w:hAnsi="Calibri"/>
+          <w:i w:val="0"/>
+          <w:sz w:val="22"/>
+        </w:rPr>
+        <w:t xml:space="preserve">, </w:t>
+      </w:r>
+      <w:r>
+        <w:rPr>
+          <w:rFonts w:ascii="Consolas" w:hAnsi="Consolas"/>
+          <w:i w:val="0"/>
+          <w:color w:val="5A5A5A"/>
+          <w:sz w:val="19"/>
+          <w:shd w:val="clear" w:color="auto" w:fill="F2F2F2"/>
+        </w:rPr>
+        <w:t>TiempoRealResumen.diaOperativo</w:t>
+      </w:r>
+      <w:r>
+        <w:rPr>
+          <w:rFonts w:ascii="Calibri" w:hAnsi="Calibri"/>
+          <w:i w:val="0"/>
+          <w:sz w:val="22"/>
+        </w:rPr>
+        <w:t xml:space="preserve">); </w:t>
+      </w:r>
+      <w:r>
+        <w:rPr>
+          <w:rFonts w:ascii="Consolas" w:hAnsi="Consolas"/>
+          <w:i w:val="0"/>
+          <w:color w:val="5A5A5A"/>
+          <w:sz w:val="19"/>
+          <w:shd w:val="clear" w:color="auto" w:fill="F2F2F2"/>
+        </w:rPr>
+        <w:t>useResumenMaquinista</w:t>
+      </w:r>
+      <w:r>
+        <w:rPr>
+          <w:rFonts w:ascii="Calibri" w:hAnsi="Calibri"/>
+          <w:i w:val="0"/>
+          <w:sz w:val="22"/>
+        </w:rPr>
+        <w:t xml:space="preserve"> corregido en el mismo sentido. Verificado en el QA de fase 2.</w:t>
+      </w:r>
+    </w:p>
+    <w:p>
+      <w:r>
+        <w:rPr>
+          <w:rFonts w:ascii="Calibri" w:hAnsi="Calibri"/>
+          <w:b/>
+          <w:i w:val="0"/>
+          <w:sz w:val="22"/>
+        </w:rPr>
+        <w:t>E12-07 — `LineCard`: distinguir "sin orden" de "última orden cerrada"</w:t>
+      </w:r>
+      <w:r>
+        <w:rPr>
+          <w:rFonts w:ascii="Calibri" w:hAnsi="Calibri"/>
+          <w:i w:val="0"/>
+          <w:sz w:val="22"/>
+        </w:rPr>
+        <w:t xml:space="preserve"> </w:t>
+      </w:r>
+      <w:r>
+        <w:rPr>
+          <w:rFonts w:ascii="Consolas" w:hAnsi="Consolas"/>
+          <w:i w:val="0"/>
+          <w:color w:val="5A5A5A"/>
+          <w:sz w:val="19"/>
+          <w:shd w:val="clear" w:color="auto" w:fill="F2F2F2"/>
+        </w:rPr>
+        <w:t>Prioridad: Could · Puntos: 2 · Estado: Pendiente · Sprint: S6</w:t>
+      </w:r>
+      <w:r>
+        <w:rPr>
+          <w:rFonts w:ascii="Calibri" w:hAnsi="Calibri"/>
+          <w:i w:val="0"/>
+          <w:sz w:val="22"/>
+        </w:rPr>
+        <w:t xml:space="preserve"> Como </w:t>
+      </w:r>
+      <w:r>
+        <w:rPr>
+          <w:rFonts w:ascii="Calibri" w:hAnsi="Calibri"/>
+          <w:b/>
+          <w:i w:val="0"/>
+          <w:sz w:val="22"/>
+        </w:rPr>
+        <w:t>supervisor de turno</w:t>
+      </w:r>
+      <w:r>
+        <w:rPr>
+          <w:rFonts w:ascii="Calibri" w:hAnsi="Calibri"/>
+          <w:i w:val="0"/>
+          <w:sz w:val="22"/>
+        </w:rPr>
+        <w:t>, quiero que una línea sin orden activa muestre claramente "Sin orden" en vez de los datos de la última OF cerrada, para no confundir una línea parada con una línea todavía produciendo.</w:t>
       </w:r>
     </w:p>
     <w:p>
@@ -13235,7 +14628,235 @@
           <w:i w:val="0"/>
           <w:sz w:val="22"/>
         </w:rPr>
+        <w:t xml:space="preserve">Hoy la </w:t>
+      </w:r>
+      <w:r>
+        <w:rPr>
+          <w:rFonts w:ascii="Consolas" w:hAnsi="Consolas"/>
+          <w:i w:val="0"/>
+          <w:color w:val="5A5A5A"/>
+          <w:sz w:val="19"/>
+          <w:shd w:val="clear" w:color="auto" w:fill="F2F2F2"/>
+        </w:rPr>
+        <w:t>LineCard</w:t>
+      </w:r>
+      <w:r>
+        <w:rPr>
+          <w:rFonts w:ascii="Calibri" w:hAnsi="Calibri"/>
+          <w:i w:val="0"/>
+          <w:sz w:val="22"/>
+        </w:rPr>
+        <w:t xml:space="preserve"> en estado </w:t>
+      </w:r>
+      <w:r>
+        <w:rPr>
+          <w:rFonts w:ascii="Consolas" w:hAnsi="Consolas"/>
+          <w:i w:val="0"/>
+          <w:color w:val="5A5A5A"/>
+          <w:sz w:val="19"/>
+          <w:shd w:val="clear" w:color="auto" w:fill="F2F2F2"/>
+        </w:rPr>
+        <w:t>sin_orden</w:t>
+      </w:r>
+      <w:r>
+        <w:rPr>
+          <w:rFonts w:ascii="Calibri" w:hAnsi="Calibri"/>
+          <w:i w:val="0"/>
+          <w:sz w:val="22"/>
+        </w:rPr>
+        <w:t xml:space="preserve"> sigue mostrando la última OF cerrada de esa línea.</w:t>
+      </w:r>
+    </w:p>
+    <w:p>
+      <w:pPr>
+        <w:pStyle w:val="ListBullet"/>
+      </w:pPr>
+      <w:r>
+        <w:rPr>
+          <w:rFonts w:ascii="Calibri" w:hAnsi="Calibri"/>
+          <w:i w:val="0"/>
+          <w:sz w:val="22"/>
+        </w:rPr>
         <w:t>Detectado en el QA de fase 2 (4-sep-2026).</w:t>
+      </w:r>
+    </w:p>
+    <w:p>
+      <w:r>
+        <w:rPr>
+          <w:rFonts w:ascii="Calibri" w:hAnsi="Calibri"/>
+          <w:b/>
+          <w:i w:val="0"/>
+          <w:sz w:val="22"/>
+        </w:rPr>
+        <w:t>E12-08 — Corrección de ⌘K (búsqueda global)</w:t>
+      </w:r>
+      <w:r>
+        <w:rPr>
+          <w:rFonts w:ascii="Calibri" w:hAnsi="Calibri"/>
+          <w:i w:val="0"/>
+          <w:sz w:val="22"/>
+        </w:rPr>
+        <w:t xml:space="preserve"> </w:t>
+      </w:r>
+      <w:r>
+        <w:rPr>
+          <w:rFonts w:ascii="Consolas" w:hAnsi="Consolas"/>
+          <w:i w:val="0"/>
+          <w:color w:val="5A5A5A"/>
+          <w:sz w:val="19"/>
+          <w:shd w:val="clear" w:color="auto" w:fill="F2F2F2"/>
+        </w:rPr>
+        <w:t>Prioridad: Must · Puntos: 1 · Estado: Hecho · Sprint: S5</w:t>
+      </w:r>
+      <w:r>
+        <w:rPr>
+          <w:rFonts w:ascii="Calibri" w:hAnsi="Calibri"/>
+          <w:i w:val="0"/>
+          <w:sz w:val="22"/>
+        </w:rPr>
+        <w:t xml:space="preserve"> Como </w:t>
+      </w:r>
+      <w:r>
+        <w:rPr>
+          <w:rFonts w:ascii="Calibri" w:hAnsi="Calibri"/>
+          <w:b/>
+          <w:i w:val="0"/>
+          <w:sz w:val="22"/>
+        </w:rPr>
+        <w:t>cualquier persona con sesión iniciada</w:t>
+      </w:r>
+      <w:r>
+        <w:rPr>
+          <w:rFonts w:ascii="Calibri" w:hAnsi="Calibri"/>
+          <w:i w:val="0"/>
+          <w:sz w:val="22"/>
+        </w:rPr>
+        <w:t>, quiero que el atajo ⌘K abra la búsqueda global de forma confiable, para llegar a una OF, lote o línea sin tocar el mouse.</w:t>
+      </w:r>
+    </w:p>
+    <w:p>
+      <w:pPr>
+        <w:pStyle w:val="ListBullet"/>
+      </w:pPr>
+      <w:r>
+        <w:rPr>
+          <w:rFonts w:ascii="Calibri" w:hAnsi="Calibri"/>
+          <w:i w:val="0"/>
+          <w:sz w:val="22"/>
+        </w:rPr>
+        <w:t xml:space="preserve">Bug: </w:t>
+      </w:r>
+      <w:r>
+        <w:rPr>
+          <w:rFonts w:ascii="Consolas" w:hAnsi="Consolas"/>
+          <w:i w:val="0"/>
+          <w:color w:val="5A5A5A"/>
+          <w:sz w:val="19"/>
+          <w:shd w:val="clear" w:color="auto" w:fill="F2F2F2"/>
+        </w:rPr>
+        <w:t>AppShell.tsx</w:t>
+      </w:r>
+      <w:r>
+        <w:rPr>
+          <w:rFonts w:ascii="Calibri" w:hAnsi="Calibri"/>
+          <w:i w:val="0"/>
+          <w:sz w:val="22"/>
+        </w:rPr>
+        <w:t xml:space="preserve"> leía </w:t>
+      </w:r>
+      <w:r>
+        <w:rPr>
+          <w:rFonts w:ascii="Consolas" w:hAnsi="Consolas"/>
+          <w:i w:val="0"/>
+          <w:color w:val="5A5A5A"/>
+          <w:sz w:val="19"/>
+          <w:shd w:val="clear" w:color="auto" w:fill="F2F2F2"/>
+        </w:rPr>
+        <w:t>e.key</w:t>
+      </w:r>
+      <w:r>
+        <w:rPr>
+          <w:rFonts w:ascii="Calibri" w:hAnsi="Calibri"/>
+          <w:i w:val="0"/>
+          <w:sz w:val="22"/>
+        </w:rPr>
+        <w:t xml:space="preserve"> sin comprobar que existiera, y el listener del atajo fallaba con </w:t>
+      </w:r>
+      <w:r>
+        <w:rPr>
+          <w:rFonts w:ascii="Consolas" w:hAnsi="Consolas"/>
+          <w:i w:val="0"/>
+          <w:color w:val="5A5A5A"/>
+          <w:sz w:val="19"/>
+          <w:shd w:val="clear" w:color="auto" w:fill="F2F2F2"/>
+        </w:rPr>
+        <w:t>e.key</w:t>
+      </w:r>
+      <w:r>
+        <w:rPr>
+          <w:rFonts w:ascii="Calibri" w:hAnsi="Calibri"/>
+          <w:i w:val="0"/>
+          <w:sz w:val="22"/>
+        </w:rPr>
+        <w:t xml:space="preserve"> indefinido (algunos eventos de teclado sintéticos/composición no lo traen).</w:t>
+      </w:r>
+    </w:p>
+    <w:p>
+      <w:pPr>
+        <w:pStyle w:val="ListBullet"/>
+      </w:pPr>
+      <w:r>
+        <w:rPr>
+          <w:rFonts w:ascii="Calibri" w:hAnsi="Calibri"/>
+          <w:b/>
+          <w:i w:val="0"/>
+          <w:sz w:val="22"/>
+        </w:rPr>
+        <w:t>Cierre (4-sep-2026, tarde, commit `19172ce`):</w:t>
+      </w:r>
+      <w:r>
+        <w:rPr>
+          <w:rFonts w:ascii="Calibri" w:hAnsi="Calibri"/>
+          <w:i w:val="0"/>
+          <w:sz w:val="22"/>
+        </w:rPr>
+        <w:t xml:space="preserve"> guarda añadida antes de comparar </w:t>
+      </w:r>
+      <w:r>
+        <w:rPr>
+          <w:rFonts w:ascii="Consolas" w:hAnsi="Consolas"/>
+          <w:i w:val="0"/>
+          <w:color w:val="5A5A5A"/>
+          <w:sz w:val="19"/>
+          <w:shd w:val="clear" w:color="auto" w:fill="F2F2F2"/>
+        </w:rPr>
+        <w:t>e.key === 'k'</w:t>
+      </w:r>
+      <w:r>
+        <w:rPr>
+          <w:rFonts w:ascii="Calibri" w:hAnsi="Calibri"/>
+          <w:i w:val="0"/>
+          <w:sz w:val="22"/>
+        </w:rPr>
+        <w:t>; verificado sin error de consola en el QA de fase 2b (</w:t>
+      </w:r>
+      <w:r>
+        <w:rPr>
+          <w:rFonts w:ascii="Consolas" w:hAnsi="Consolas"/>
+          <w:i w:val="0"/>
+          <w:color w:val="5A5A5A"/>
+          <w:sz w:val="19"/>
+          <w:shd w:val="clear" w:color="auto" w:fill="F2F2F2"/>
+        </w:rPr>
+        <w:t>docs/qa-report.md</w:t>
+      </w:r>
+      <w:r>
+        <w:rPr>
+          <w:rFonts w:ascii="Calibri" w:hAnsi="Calibri"/>
+          <w:i w:val="0"/>
+          <w:sz w:val="22"/>
+        </w:rPr>
+        <w:t>).</w:t>
       </w:r>
     </w:p>
     <w:p>
@@ -13375,7 +14996,7 @@
                 <w:i w:val="0"/>
                 <w:sz w:val="18"/>
               </w:rPr>
-              <w:t>Puntos</w:t>
+              <w:t>Puntos (computables)</w:t>
             </w:r>
           </w:p>
         </w:tc>
@@ -13853,7 +15474,7 @@
                 <w:i w:val="0"/>
                 <w:sz w:val="18"/>
               </w:rPr>
-              <w:t>Maestros reales: 9 líneas, par producto×línea, árbol de merma, mantenedores completos, usuarios</w:t>
+              <w:t>Maestros reales + ajustes del 4-sep tarde: 9 líneas, par producto×línea, árbol de merma, mantenedor de líneas, usuarios sin sede, tarjetas de tiempo real ampliadas</w:t>
             </w:r>
           </w:p>
         </w:tc>
@@ -13873,7 +15494,7 @@
                 <w:i w:val="0"/>
                 <w:sz w:val="18"/>
               </w:rPr>
-              <w:t>21</w:t>
+              <w:t>23</w:t>
             </w:r>
           </w:p>
         </w:tc>
@@ -13893,7 +15514,7 @@
                 <w:i w:val="0"/>
                 <w:sz w:val="18"/>
               </w:rPr>
-              <w:t>137</w:t>
+              <w:t>140</w:t>
             </w:r>
           </w:p>
         </w:tc>
@@ -13914,7 +15535,7 @@
                 <w:i w:val="0"/>
                 <w:sz w:val="18"/>
               </w:rPr>
-              <w:t>Hecho</w:t>
+              <w:t>22 Hecho · 1 Descartada</w:t>
             </w:r>
           </w:p>
         </w:tc>
@@ -13997,7 +15618,7 @@
                 <w:i w:val="0"/>
                 <w:sz w:val="18"/>
               </w:rPr>
-              <w:t>92</w:t>
+              <w:t>90</w:t>
             </w:r>
           </w:p>
         </w:tc>
@@ -14014,10 +15635,11 @@
             <w:r>
               <w:rPr>
                 <w:rFonts w:ascii="Calibri" w:hAnsi="Calibri"/>
+                <w:b/>
                 <w:i w:val="0"/>
                 <w:sz w:val="18"/>
               </w:rPr>
-              <w:t>Pendiente</w:t>
+              <w:t>21 Pendiente · 1 Descartada</w:t>
             </w:r>
           </w:p>
         </w:tc>
@@ -14081,7 +15703,7 @@
                 <w:i w:val="0"/>
                 <w:sz w:val="18"/>
               </w:rPr>
-              <w:t>71</w:t>
+              <w:t>73</w:t>
             </w:r>
           </w:p>
         </w:tc>
@@ -14102,7 +15724,7 @@
                 <w:i w:val="0"/>
                 <w:sz w:val="18"/>
               </w:rPr>
-              <w:t>390</w:t>
+              <w:t>391</w:t>
             </w:r>
           </w:p>
         </w:tc>
@@ -14140,7 +15762,7 @@
           <w:i w:val="0"/>
           <w:sz w:val="22"/>
         </w:rPr>
-        <w:t xml:space="preserve">Cierre de S5 (4-sep-2026): las 8 historias que estaban </w:t>
+        <w:t xml:space="preserve">Cierre de S5 (4-sep-2026, mañana): las 8 historias que estaban </w:t>
       </w:r>
       <w:r>
         <w:rPr>
@@ -14302,7 +15924,358 @@
           <w:i w:val="0"/>
           <w:sz w:val="22"/>
         </w:rPr>
-        <w:t xml:space="preserve">. Detalle completo en «QA fase 2 · maestros reales y mantenedores (4-sep-2026)» al inicio de </w:t>
+        <w:t xml:space="preserve">. Detalle completo en «QA fase 2 · maestros reales y mantenedores (4-sep-2026)» en </w:t>
+      </w:r>
+      <w:r>
+        <w:rPr>
+          <w:rFonts w:ascii="Consolas" w:hAnsi="Consolas"/>
+          <w:i w:val="0"/>
+          <w:color w:val="5A5A5A"/>
+          <w:sz w:val="19"/>
+          <w:shd w:val="clear" w:color="auto" w:fill="F2F2F2"/>
+        </w:rPr>
+        <w:t>docs/qa-report.md</w:t>
+      </w:r>
+      <w:r>
+        <w:rPr>
+          <w:rFonts w:ascii="Calibri" w:hAnsi="Calibri"/>
+          <w:i w:val="0"/>
+          <w:sz w:val="22"/>
+        </w:rPr>
+        <w:t>.</w:t>
+      </w:r>
+    </w:p>
+    <w:p>
+      <w:r>
+        <w:rPr>
+          <w:rFonts w:ascii="Calibri" w:hAnsi="Calibri"/>
+          <w:i w:val="0"/>
+          <w:sz w:val="22"/>
+        </w:rPr>
+        <w:t xml:space="preserve">Ajustes de S5 (4-sep-2026, tarde, commit </w:t>
+      </w:r>
+      <w:r>
+        <w:rPr>
+          <w:rFonts w:ascii="Consolas" w:hAnsi="Consolas"/>
+          <w:i w:val="0"/>
+          <w:color w:val="5A5A5A"/>
+          <w:sz w:val="19"/>
+          <w:shd w:val="clear" w:color="auto" w:fill="F2F2F2"/>
+        </w:rPr>
+        <w:t>19172ce</w:t>
+      </w:r>
+      <w:r>
+        <w:rPr>
+          <w:rFonts w:ascii="Calibri" w:hAnsi="Calibri"/>
+          <w:i w:val="0"/>
+          <w:sz w:val="22"/>
+        </w:rPr>
+        <w:t xml:space="preserve">): decisión del producto — se descarta el nivel máquina/equipo (la parada llega hasta línea) y el catálogo de sedes (única sede Lima). </w:t>
+      </w:r>
+      <w:r>
+        <w:rPr>
+          <w:rFonts w:ascii="Consolas" w:hAnsi="Consolas"/>
+          <w:i w:val="0"/>
+          <w:color w:val="5A5A5A"/>
+          <w:sz w:val="19"/>
+          <w:shd w:val="clear" w:color="auto" w:fill="F2F2F2"/>
+        </w:rPr>
+        <w:t>E8-08</w:t>
+      </w:r>
+      <w:r>
+        <w:rPr>
+          <w:rFonts w:ascii="Calibri" w:hAnsi="Calibri"/>
+          <w:i w:val="0"/>
+          <w:sz w:val="22"/>
+        </w:rPr>
+        <w:t xml:space="preserve"> (Sedes) pasa de </w:t>
+      </w:r>
+      <w:r>
+        <w:rPr>
+          <w:rFonts w:ascii="Consolas" w:hAnsi="Consolas"/>
+          <w:i w:val="0"/>
+          <w:color w:val="5A5A5A"/>
+          <w:sz w:val="19"/>
+          <w:shd w:val="clear" w:color="auto" w:fill="F2F2F2"/>
+        </w:rPr>
+        <w:t>Hecho</w:t>
+      </w:r>
+      <w:r>
+        <w:rPr>
+          <w:rFonts w:ascii="Calibri" w:hAnsi="Calibri"/>
+          <w:i w:val="0"/>
+          <w:sz w:val="22"/>
+        </w:rPr>
+        <w:t xml:space="preserve"> a </w:t>
+      </w:r>
+      <w:r>
+        <w:rPr>
+          <w:rFonts w:ascii="Consolas" w:hAnsi="Consolas"/>
+          <w:i w:val="0"/>
+          <w:color w:val="5A5A5A"/>
+          <w:sz w:val="19"/>
+          <w:shd w:val="clear" w:color="auto" w:fill="F2F2F2"/>
+        </w:rPr>
+        <w:t>Descartada</w:t>
+      </w:r>
+      <w:r>
+        <w:rPr>
+          <w:rFonts w:ascii="Calibri" w:hAnsi="Calibri"/>
+          <w:i w:val="0"/>
+          <w:sz w:val="22"/>
+        </w:rPr>
+        <w:t xml:space="preserve"> (−3 puntos computables); </w:t>
+      </w:r>
+      <w:r>
+        <w:rPr>
+          <w:rFonts w:ascii="Consolas" w:hAnsi="Consolas"/>
+          <w:i w:val="0"/>
+          <w:color w:val="5A5A5A"/>
+          <w:sz w:val="19"/>
+          <w:shd w:val="clear" w:color="auto" w:fill="F2F2F2"/>
+        </w:rPr>
+        <w:t>E8-03</w:t>
+      </w:r>
+      <w:r>
+        <w:rPr>
+          <w:rFonts w:ascii="Calibri" w:hAnsi="Calibri"/>
+          <w:i w:val="0"/>
+          <w:sz w:val="22"/>
+        </w:rPr>
+        <w:t>/</w:t>
+      </w:r>
+      <w:r>
+        <w:rPr>
+          <w:rFonts w:ascii="Consolas" w:hAnsi="Consolas"/>
+          <w:i w:val="0"/>
+          <w:color w:val="5A5A5A"/>
+          <w:sz w:val="19"/>
+          <w:shd w:val="clear" w:color="auto" w:fill="F2F2F2"/>
+        </w:rPr>
+        <w:t>E8-04</w:t>
+      </w:r>
+      <w:r>
+        <w:rPr>
+          <w:rFonts w:ascii="Calibri" w:hAnsi="Calibri"/>
+          <w:i w:val="0"/>
+          <w:sz w:val="22"/>
+        </w:rPr>
+        <w:t xml:space="preserve"> se reescriben como mantenedor de líneas; se suman dos historias </w:t>
+      </w:r>
+      <w:r>
+        <w:rPr>
+          <w:rFonts w:ascii="Consolas" w:hAnsi="Consolas"/>
+          <w:i w:val="0"/>
+          <w:color w:val="5A5A5A"/>
+          <w:sz w:val="19"/>
+          <w:shd w:val="clear" w:color="auto" w:fill="F2F2F2"/>
+        </w:rPr>
+        <w:t>Hecho</w:t>
+      </w:r>
+      <w:r>
+        <w:rPr>
+          <w:rFonts w:ascii="Calibri" w:hAnsi="Calibri"/>
+          <w:i w:val="0"/>
+          <w:sz w:val="22"/>
+        </w:rPr>
+        <w:t xml:space="preserve"> nuevas — </w:t>
+      </w:r>
+      <w:r>
+        <w:rPr>
+          <w:rFonts w:ascii="Consolas" w:hAnsi="Consolas"/>
+          <w:i w:val="0"/>
+          <w:color w:val="5A5A5A"/>
+          <w:sz w:val="19"/>
+          <w:shd w:val="clear" w:color="auto" w:fill="F2F2F2"/>
+        </w:rPr>
+        <w:t>E2-08</w:t>
+      </w:r>
+      <w:r>
+        <w:rPr>
+          <w:rFonts w:ascii="Calibri" w:hAnsi="Calibri"/>
+          <w:i w:val="0"/>
+          <w:sz w:val="22"/>
+        </w:rPr>
+        <w:t xml:space="preserve"> (tarjetas ampliadas y filtros simplificados, +5 puntos) y </w:t>
+      </w:r>
+      <w:r>
+        <w:rPr>
+          <w:rFonts w:ascii="Consolas" w:hAnsi="Consolas"/>
+          <w:i w:val="0"/>
+          <w:color w:val="5A5A5A"/>
+          <w:sz w:val="19"/>
+          <w:shd w:val="clear" w:color="auto" w:fill="F2F2F2"/>
+        </w:rPr>
+        <w:t>E12-08</w:t>
+      </w:r>
+      <w:r>
+        <w:rPr>
+          <w:rFonts w:ascii="Calibri" w:hAnsi="Calibri"/>
+          <w:i w:val="0"/>
+          <w:sz w:val="22"/>
+        </w:rPr>
+        <w:t xml:space="preserve"> (corrección de ⌘K, +1 punto) — y </w:t>
+      </w:r>
+      <w:r>
+        <w:rPr>
+          <w:rFonts w:ascii="Consolas" w:hAnsi="Consolas"/>
+          <w:i w:val="0"/>
+          <w:color w:val="5A5A5A"/>
+          <w:sz w:val="19"/>
+          <w:shd w:val="clear" w:color="auto" w:fill="F2F2F2"/>
+        </w:rPr>
+        <w:t>E12-01</w:t>
+      </w:r>
+      <w:r>
+        <w:rPr>
+          <w:rFonts w:ascii="Calibri" w:hAnsi="Calibri"/>
+          <w:i w:val="0"/>
+          <w:sz w:val="22"/>
+        </w:rPr>
+        <w:t xml:space="preserve"> (agrupar filtro de líneas por proceso) pasa de </w:t>
+      </w:r>
+      <w:r>
+        <w:rPr>
+          <w:rFonts w:ascii="Consolas" w:hAnsi="Consolas"/>
+          <w:i w:val="0"/>
+          <w:color w:val="5A5A5A"/>
+          <w:sz w:val="19"/>
+          <w:shd w:val="clear" w:color="auto" w:fill="F2F2F2"/>
+        </w:rPr>
+        <w:t>Pendiente</w:t>
+      </w:r>
+      <w:r>
+        <w:rPr>
+          <w:rFonts w:ascii="Calibri" w:hAnsi="Calibri"/>
+          <w:i w:val="0"/>
+          <w:sz w:val="22"/>
+        </w:rPr>
+        <w:t xml:space="preserve"> a </w:t>
+      </w:r>
+      <w:r>
+        <w:rPr>
+          <w:rFonts w:ascii="Consolas" w:hAnsi="Consolas"/>
+          <w:i w:val="0"/>
+          <w:color w:val="5A5A5A"/>
+          <w:sz w:val="19"/>
+          <w:shd w:val="clear" w:color="auto" w:fill="F2F2F2"/>
+        </w:rPr>
+        <w:t>Descartada</w:t>
+      </w:r>
+      <w:r>
+        <w:rPr>
+          <w:rFonts w:ascii="Calibri" w:hAnsi="Calibri"/>
+          <w:i w:val="0"/>
+          <w:sz w:val="22"/>
+        </w:rPr>
+        <w:t xml:space="preserve"> en </w:t>
+      </w:r>
+      <w:r>
+        <w:rPr>
+          <w:rFonts w:ascii="Consolas" w:hAnsi="Consolas"/>
+          <w:i w:val="0"/>
+          <w:color w:val="5A5A5A"/>
+          <w:sz w:val="19"/>
+          <w:shd w:val="clear" w:color="auto" w:fill="F2F2F2"/>
+        </w:rPr>
+        <w:t>S6+</w:t>
+      </w:r>
+      <w:r>
+        <w:rPr>
+          <w:rFonts w:ascii="Calibri" w:hAnsi="Calibri"/>
+          <w:i w:val="0"/>
+          <w:sz w:val="22"/>
+        </w:rPr>
+        <w:t xml:space="preserve"> (−2 puntos computables, ya no aplica sin filtro de línea). </w:t>
+      </w:r>
+      <w:r>
+        <w:rPr>
+          <w:rFonts w:ascii="Consolas" w:hAnsi="Consolas"/>
+          <w:i w:val="0"/>
+          <w:color w:val="5A5A5A"/>
+          <w:sz w:val="19"/>
+          <w:shd w:val="clear" w:color="auto" w:fill="F2F2F2"/>
+        </w:rPr>
+        <w:t>pnpm typecheck</w:t>
+      </w:r>
+      <w:r>
+        <w:rPr>
+          <w:rFonts w:ascii="Calibri" w:hAnsi="Calibri"/>
+          <w:i w:val="0"/>
+          <w:sz w:val="22"/>
+        </w:rPr>
+        <w:t>/</w:t>
+      </w:r>
+      <w:r>
+        <w:rPr>
+          <w:rFonts w:ascii="Consolas" w:hAnsi="Consolas"/>
+          <w:i w:val="0"/>
+          <w:color w:val="5A5A5A"/>
+          <w:sz w:val="19"/>
+          <w:shd w:val="clear" w:color="auto" w:fill="F2F2F2"/>
+        </w:rPr>
+        <w:t>lint</w:t>
+      </w:r>
+      <w:r>
+        <w:rPr>
+          <w:rFonts w:ascii="Calibri" w:hAnsi="Calibri"/>
+          <w:i w:val="0"/>
+          <w:sz w:val="22"/>
+        </w:rPr>
+        <w:t>/</w:t>
+      </w:r>
+      <w:r>
+        <w:rPr>
+          <w:rFonts w:ascii="Consolas" w:hAnsi="Consolas"/>
+          <w:i w:val="0"/>
+          <w:color w:val="5A5A5A"/>
+          <w:sz w:val="19"/>
+          <w:shd w:val="clear" w:color="auto" w:fill="F2F2F2"/>
+        </w:rPr>
+        <w:t>build</w:t>
+      </w:r>
+      <w:r>
+        <w:rPr>
+          <w:rFonts w:ascii="Calibri" w:hAnsi="Calibri"/>
+          <w:i w:val="0"/>
+          <w:sz w:val="22"/>
+        </w:rPr>
+        <w:t xml:space="preserve"> en verde · </w:t>
+      </w:r>
+      <w:r>
+        <w:rPr>
+          <w:rFonts w:ascii="Consolas" w:hAnsi="Consolas"/>
+          <w:i w:val="0"/>
+          <w:color w:val="5A5A5A"/>
+          <w:sz w:val="19"/>
+          <w:shd w:val="clear" w:color="auto" w:fill="F2F2F2"/>
+        </w:rPr>
+        <w:t>pnpm --filter @mes/api test:e2e</w:t>
+      </w:r>
+      <w:r>
+        <w:rPr>
+          <w:rFonts w:ascii="Calibri" w:hAnsi="Calibri"/>
+          <w:i w:val="0"/>
+          <w:sz w:val="22"/>
+        </w:rPr>
+        <w:t xml:space="preserve"> </w:t>
+      </w:r>
+      <w:r>
+        <w:rPr>
+          <w:rFonts w:ascii="Calibri" w:hAnsi="Calibri"/>
+          <w:b/>
+          <w:i w:val="0"/>
+          <w:sz w:val="22"/>
+        </w:rPr>
+        <w:t>114/114</w:t>
+      </w:r>
+      <w:r>
+        <w:rPr>
+          <w:rFonts w:ascii="Calibri" w:hAnsi="Calibri"/>
+          <w:i w:val="0"/>
+          <w:sz w:val="22"/>
+        </w:rPr>
+        <w:t xml:space="preserve"> en 7 suites. Detalle en «QA fase 2b (4-sep-2026 tarde)» en </w:t>
       </w:r>
       <w:r>
         <w:rPr>
@@ -14494,7 +16467,7 @@
           <w:i w:val="0"/>
           <w:sz w:val="22"/>
         </w:rPr>
-        <w:t xml:space="preserve"> el diseño reduce el TRI en la medición controlada del experimento; la adopción real por 9 sedes con turnos D/N depende de capacitación que no está en este backlog (fuera del alcance de la tesis, pero condiciona si el sistema se sostiene después del periodo experimental).</w:t>
+        <w:t xml:space="preserve"> el diseño reduce el TRI en la medición controlada del experimento; la adopción real en la planta de Lima, con turnos D/N, depende de capacitación que no está en este backlog (fuera del alcance de la tesis, pero condiciona si el sistema se sostiene después del periodo experimental).</w:t>
       </w:r>
     </w:p>
     <w:p>
@@ -14593,6 +16566,82 @@
           <w:sz w:val="22"/>
         </w:rPr>
         <w:t xml:space="preserve"> que usa el mock, una demo contra la API en una fecha distinta puede mostrar una referencia temporal distinta a la del mock (los totales de los 5 KPIs no cambian, sólo la fecha de referencia).</w:t>
+      </w:r>
+    </w:p>
+    <w:p>
+      <w:pPr>
+        <w:pStyle w:val="ListBullet"/>
+      </w:pPr>
+      <w:r>
+        <w:rPr>
+          <w:rFonts w:ascii="Calibri" w:hAnsi="Calibri"/>
+          <w:b/>
+          <w:i w:val="0"/>
+          <w:sz w:val="22"/>
+        </w:rPr>
+        <w:t>Modal anidado sin oscurecer el modal base (nuevo, QA fase 2b):</w:t>
+      </w:r>
+      <w:r>
+        <w:rPr>
+          <w:rFonts w:ascii="Calibri" w:hAnsi="Calibri"/>
+          <w:i w:val="0"/>
+          <w:sz w:val="22"/>
+        </w:rPr>
+        <w:t xml:space="preserve"> en </w:t>
+      </w:r>
+      <w:r>
+        <w:rPr>
+          <w:rFonts w:ascii="Consolas" w:hAnsi="Consolas"/>
+          <w:i w:val="0"/>
+          <w:color w:val="5A5A5A"/>
+          <w:sz w:val="19"/>
+          <w:shd w:val="clear" w:color="auto" w:fill="F2F2F2"/>
+        </w:rPr>
+        <w:t>VelocidadesModal</w:t>
+      </w:r>
+      <w:r>
+        <w:rPr>
+          <w:rFonts w:ascii="Calibri" w:hAnsi="Calibri"/>
+          <w:i w:val="0"/>
+          <w:sz w:val="22"/>
+        </w:rPr>
+        <w:t xml:space="preserve"> (E8-06), </w:t>
+      </w:r>
+      <w:r>
+        <w:rPr>
+          <w:rFonts w:ascii="Consolas" w:hAnsi="Consolas"/>
+          <w:i w:val="0"/>
+          <w:color w:val="5A5A5A"/>
+          <w:sz w:val="19"/>
+          <w:shd w:val="clear" w:color="auto" w:fill="F2F2F2"/>
+        </w:rPr>
+        <w:t>--z-overlay</w:t>
+      </w:r>
+      <w:r>
+        <w:rPr>
+          <w:rFonts w:ascii="Calibri" w:hAnsi="Calibri"/>
+          <w:i w:val="0"/>
+          <w:sz w:val="22"/>
+        </w:rPr>
+        <w:t xml:space="preserve"> (60) queda por debajo de </w:t>
+      </w:r>
+      <w:r>
+        <w:rPr>
+          <w:rFonts w:ascii="Consolas" w:hAnsi="Consolas"/>
+          <w:i w:val="0"/>
+          <w:color w:val="5A5A5A"/>
+          <w:sz w:val="19"/>
+          <w:shd w:val="clear" w:color="auto" w:fill="F2F2F2"/>
+        </w:rPr>
+        <w:t>--z-modal</w:t>
+      </w:r>
+      <w:r>
+        <w:rPr>
+          <w:rFonts w:ascii="Calibri" w:hAnsi="Calibri"/>
+          <w:i w:val="0"/>
+          <w:sz w:val="22"/>
+        </w:rPr>
+        <w:t xml:space="preserve"> (70), así que el overlay del modal anidado de alta/edición/baja no oscurece el modal de velocidades que queda debajo.</w:t>
       </w:r>
     </w:p>
     <w:p>
@@ -14629,6 +16678,51 @@
           <w:sz w:val="26"/>
         </w:rPr>
         <w:t>Por estado</w:t>
+      </w:r>
+    </w:p>
+    <w:p>
+      <w:r>
+        <w:rPr>
+          <w:rFonts w:ascii="Calibri" w:hAnsi="Calibri"/>
+          <w:i w:val="0"/>
+          <w:sz w:val="22"/>
+        </w:rPr>
+        <w:t xml:space="preserve">Los puntos de las historias </w:t>
+      </w:r>
+      <w:r>
+        <w:rPr>
+          <w:rFonts w:ascii="Consolas" w:hAnsi="Consolas"/>
+          <w:i w:val="0"/>
+          <w:color w:val="5A5A5A"/>
+          <w:sz w:val="19"/>
+          <w:shd w:val="clear" w:color="auto" w:fill="F2F2F2"/>
+        </w:rPr>
+        <w:t>Descartada</w:t>
+      </w:r>
+      <w:r>
+        <w:rPr>
+          <w:rFonts w:ascii="Calibri" w:hAnsi="Calibri"/>
+          <w:i w:val="0"/>
+          <w:sz w:val="22"/>
+        </w:rPr>
+        <w:t xml:space="preserve"> </w:t>
+      </w:r>
+      <w:r>
+        <w:rPr>
+          <w:rFonts w:ascii="Calibri" w:hAnsi="Calibri"/>
+          <w:b/>
+          <w:i w:val="0"/>
+          <w:sz w:val="22"/>
+        </w:rPr>
+        <w:t>no se computan</w:t>
+      </w:r>
+      <w:r>
+        <w:rPr>
+          <w:rFonts w:ascii="Calibri" w:hAnsi="Calibri"/>
+          <w:i w:val="0"/>
+          <w:sz w:val="22"/>
+        </w:rPr>
+        <w:t xml:space="preserve"> (convención, sección 3); se listan aparte y quedan fuera de la base de cálculo del % de puntos.</w:t>
       </w:r>
     </w:p>
     <w:tbl>
@@ -14723,7 +16817,7 @@
                 <w:i w:val="0"/>
                 <w:sz w:val="18"/>
               </w:rPr>
-              <w:t>%</w:t>
+              <w:t>% historias</w:t>
             </w:r>
           </w:p>
         </w:tc>
@@ -14769,7 +16863,7 @@
                 <w:i w:val="0"/>
                 <w:sz w:val="18"/>
               </w:rPr>
-              <w:t>%</w:t>
+              <w:t>% puntos</w:t>
             </w:r>
           </w:p>
         </w:tc>
@@ -14811,7 +16905,7 @@
                 <w:i w:val="0"/>
                 <w:sz w:val="18"/>
               </w:rPr>
-              <w:t>49</w:t>
+              <w:t>50</w:t>
             </w:r>
           </w:p>
         </w:tc>
@@ -14831,7 +16925,7 @@
                 <w:i w:val="0"/>
                 <w:sz w:val="18"/>
               </w:rPr>
-              <w:t>69,0 %</w:t>
+              <w:t>68,5 %</w:t>
             </w:r>
           </w:p>
         </w:tc>
@@ -14851,7 +16945,7 @@
                 <w:i w:val="0"/>
                 <w:sz w:val="18"/>
               </w:rPr>
-              <w:t>298</w:t>
+              <w:t>301</w:t>
             </w:r>
           </w:p>
         </w:tc>
@@ -14871,7 +16965,7 @@
                 <w:i w:val="0"/>
                 <w:sz w:val="18"/>
               </w:rPr>
-              <w:t>76,4 %</w:t>
+              <w:t>77,0 %</w:t>
             </w:r>
           </w:p>
         </w:tc>
@@ -15015,7 +17109,7 @@
                 <w:i w:val="0"/>
                 <w:sz w:val="18"/>
               </w:rPr>
-              <w:t>22</w:t>
+              <w:t>21</w:t>
             </w:r>
           </w:p>
         </w:tc>
@@ -15035,7 +17129,7 @@
                 <w:i w:val="0"/>
                 <w:sz w:val="18"/>
               </w:rPr>
-              <w:t>31,0 %</w:t>
+              <w:t>28,8 %</w:t>
             </w:r>
           </w:p>
         </w:tc>
@@ -15055,7 +17149,7 @@
                 <w:i w:val="0"/>
                 <w:sz w:val="18"/>
               </w:rPr>
-              <w:t>92</w:t>
+              <w:t>90</w:t>
             </w:r>
           </w:p>
         </w:tc>
@@ -15075,7 +17169,7 @@
                 <w:i w:val="0"/>
                 <w:sz w:val="18"/>
               </w:rPr>
-              <w:t>23,6 %</w:t>
+              <w:t>23,0 %</w:t>
             </w:r>
           </w:p>
         </w:tc>
@@ -15094,11 +17188,10 @@
             <w:r>
               <w:rPr>
                 <w:rFonts w:ascii="Calibri" w:hAnsi="Calibri"/>
-                <w:b/>
                 <w:i w:val="0"/>
                 <w:sz w:val="18"/>
               </w:rPr>
-              <w:t>Total</w:t>
+              <w:t>Descartada</w:t>
             </w:r>
           </w:p>
         </w:tc>
@@ -15115,11 +17208,10 @@
             <w:r>
               <w:rPr>
                 <w:rFonts w:ascii="Calibri" w:hAnsi="Calibri"/>
-                <w:b/>
                 <w:i w:val="0"/>
                 <w:sz w:val="18"/>
               </w:rPr>
-              <w:t>71</w:t>
+              <w:t>2</w:t>
             </w:r>
           </w:p>
         </w:tc>
@@ -15136,11 +17228,10 @@
             <w:r>
               <w:rPr>
                 <w:rFonts w:ascii="Calibri" w:hAnsi="Calibri"/>
-                <w:b/>
                 <w:i w:val="0"/>
                 <w:sz w:val="18"/>
               </w:rPr>
-              <w:t>100 %</w:t>
+              <w:t>2,7 %</w:t>
             </w:r>
           </w:p>
         </w:tc>
@@ -15157,11 +17248,124 @@
             <w:r>
               <w:rPr>
                 <w:rFonts w:ascii="Calibri" w:hAnsi="Calibri"/>
+                <w:i w:val="0"/>
+                <w:sz w:val="18"/>
+              </w:rPr>
+              <w:t>5 (no computable)</w:t>
+            </w:r>
+          </w:p>
+        </w:tc>
+        <w:tc>
+          <w:tcPr>
+            <w:tcW w:type="dxa" w:w="1814"/>
+          </w:tcPr>
+          <w:p>
+            <w:r>
+              <w:rPr>
+                <w:sz w:val="18"/>
+              </w:rPr>
+            </w:r>
+            <w:r>
+              <w:rPr>
+                <w:rFonts w:ascii="Calibri" w:hAnsi="Calibri"/>
+                <w:i w:val="0"/>
+                <w:sz w:val="18"/>
+              </w:rPr>
+              <w:t>—</w:t>
+            </w:r>
+          </w:p>
+        </w:tc>
+      </w:tr>
+      <w:tr>
+        <w:tc>
+          <w:tcPr>
+            <w:tcW w:type="dxa" w:w="1814"/>
+          </w:tcPr>
+          <w:p>
+            <w:r>
+              <w:rPr>
+                <w:sz w:val="18"/>
+              </w:rPr>
+            </w:r>
+            <w:r>
+              <w:rPr>
+                <w:rFonts w:ascii="Calibri" w:hAnsi="Calibri"/>
                 <w:b/>
                 <w:i w:val="0"/>
                 <w:sz w:val="18"/>
               </w:rPr>
-              <w:t>390</w:t>
+              <w:t>Total</w:t>
+            </w:r>
+          </w:p>
+        </w:tc>
+        <w:tc>
+          <w:tcPr>
+            <w:tcW w:type="dxa" w:w="1814"/>
+          </w:tcPr>
+          <w:p>
+            <w:r>
+              <w:rPr>
+                <w:sz w:val="18"/>
+              </w:rPr>
+            </w:r>
+            <w:r>
+              <w:rPr>
+                <w:rFonts w:ascii="Calibri" w:hAnsi="Calibri"/>
+                <w:b/>
+                <w:i w:val="0"/>
+                <w:sz w:val="18"/>
+              </w:rPr>
+              <w:t>73</w:t>
+            </w:r>
+          </w:p>
+        </w:tc>
+        <w:tc>
+          <w:tcPr>
+            <w:tcW w:type="dxa" w:w="1814"/>
+          </w:tcPr>
+          <w:p>
+            <w:r>
+              <w:rPr>
+                <w:sz w:val="18"/>
+              </w:rPr>
+            </w:r>
+            <w:r>
+              <w:rPr>
+                <w:rFonts w:ascii="Calibri" w:hAnsi="Calibri"/>
+                <w:b/>
+                <w:i w:val="0"/>
+                <w:sz w:val="18"/>
+              </w:rPr>
+              <w:t>100 %</w:t>
+            </w:r>
+          </w:p>
+        </w:tc>
+        <w:tc>
+          <w:tcPr>
+            <w:tcW w:type="dxa" w:w="1814"/>
+          </w:tcPr>
+          <w:p>
+            <w:r>
+              <w:rPr>
+                <w:sz w:val="18"/>
+              </w:rPr>
+            </w:r>
+            <w:r>
+              <w:rPr>
+                <w:rFonts w:ascii="Calibri" w:hAnsi="Calibri"/>
+                <w:b/>
+                <w:i w:val="0"/>
+                <w:sz w:val="18"/>
+              </w:rPr>
+              <w:t>391</w:t>
+            </w:r>
+            <w:r>
+              <w:rPr>
+                <w:rFonts w:ascii="Calibri" w:hAnsi="Calibri"/>
+                <w:i w:val="0"/>
+                <w:sz w:val="18"/>
+              </w:rPr>
+              <w:t xml:space="preserve"> (computables)</w:t>
             </w:r>
           </w:p>
         </w:tc>
@@ -15192,6 +17396,68 @@
       <w:pPr>
         <w:spacing w:after="80"/>
       </w:pPr>
+    </w:p>
+    <w:p>
+      <w:r>
+        <w:rPr>
+          <w:rFonts w:ascii="Calibri" w:hAnsi="Calibri"/>
+          <w:i w:val="0"/>
+          <w:sz w:val="22"/>
+        </w:rPr>
+        <w:t xml:space="preserve">Historias </w:t>
+      </w:r>
+      <w:r>
+        <w:rPr>
+          <w:rFonts w:ascii="Consolas" w:hAnsi="Consolas"/>
+          <w:i w:val="0"/>
+          <w:color w:val="5A5A5A"/>
+          <w:sz w:val="19"/>
+          <w:shd w:val="clear" w:color="auto" w:fill="F2F2F2"/>
+        </w:rPr>
+        <w:t>Descartada</w:t>
+      </w:r>
+      <w:r>
+        <w:rPr>
+          <w:rFonts w:ascii="Calibri" w:hAnsi="Calibri"/>
+          <w:i w:val="0"/>
+          <w:sz w:val="22"/>
+        </w:rPr>
+        <w:t xml:space="preserve">: </w:t>
+      </w:r>
+      <w:r>
+        <w:rPr>
+          <w:rFonts w:ascii="Calibri" w:hAnsi="Calibri"/>
+          <w:b/>
+          <w:i w:val="0"/>
+          <w:sz w:val="22"/>
+        </w:rPr>
+        <w:t>E8-08</w:t>
+      </w:r>
+      <w:r>
+        <w:rPr>
+          <w:rFonts w:ascii="Calibri" w:hAnsi="Calibri"/>
+          <w:i w:val="0"/>
+          <w:sz w:val="22"/>
+        </w:rPr>
+        <w:t xml:space="preserve"> (Sedes: alta y edición, 3 pts) y </w:t>
+      </w:r>
+      <w:r>
+        <w:rPr>
+          <w:rFonts w:ascii="Calibri" w:hAnsi="Calibri"/>
+          <w:b/>
+          <w:i w:val="0"/>
+          <w:sz w:val="22"/>
+        </w:rPr>
+        <w:t>E12-01</w:t>
+      </w:r>
+      <w:r>
+        <w:rPr>
+          <w:rFonts w:ascii="Calibri" w:hAnsi="Calibri"/>
+          <w:i w:val="0"/>
+          <w:sz w:val="22"/>
+        </w:rPr>
+        <w:t xml:space="preserve"> (Agrupar filtro de líneas por proceso, 2 pts) — ambas por la decisión del producto del 4-sep-2026 tarde (sin sedes, sin filtro de línea en tiempo real).</w:t>
+      </w:r>
     </w:p>
     <w:p>
       <w:pPr>
@@ -15224,12 +17490,13 @@
         </w:tblBorders>
       </w:tblPr>
       <w:tblGrid>
-        <w:gridCol w:w="1512"/>
-        <w:gridCol w:w="1512"/>
-        <w:gridCol w:w="1512"/>
-        <w:gridCol w:w="1512"/>
-        <w:gridCol w:w="1512"/>
-        <w:gridCol w:w="1512"/>
+        <w:gridCol w:w="1296"/>
+        <w:gridCol w:w="1296"/>
+        <w:gridCol w:w="1296"/>
+        <w:gridCol w:w="1296"/>
+        <w:gridCol w:w="1296"/>
+        <w:gridCol w:w="1296"/>
+        <w:gridCol w:w="1296"/>
       </w:tblGrid>
       <w:tr>
         <w:trPr>
@@ -15237,7 +17504,7 @@
         </w:trPr>
         <w:tc>
           <w:tcPr>
-            <w:tcW w:type="dxa" w:w="1512"/>
+            <w:tcW w:type="dxa" w:w="1296"/>
             <w:shd w:val="clear" w:color="auto" w:fill="D9E2F3"/>
           </w:tcPr>
           <w:p>
@@ -15260,7 +17527,7 @@
         </w:tc>
         <w:tc>
           <w:tcPr>
-            <w:tcW w:type="dxa" w:w="1512"/>
+            <w:tcW w:type="dxa" w:w="1296"/>
             <w:shd w:val="clear" w:color="auto" w:fill="D9E2F3"/>
           </w:tcPr>
           <w:p>
@@ -15283,7 +17550,7 @@
         </w:tc>
         <w:tc>
           <w:tcPr>
-            <w:tcW w:type="dxa" w:w="1512"/>
+            <w:tcW w:type="dxa" w:w="1296"/>
             <w:shd w:val="clear" w:color="auto" w:fill="D9E2F3"/>
           </w:tcPr>
           <w:p>
@@ -15300,13 +17567,13 @@
                 <w:i w:val="0"/>
                 <w:sz w:val="18"/>
               </w:rPr>
-              <w:t>Puntos</w:t>
+              <w:t>Puntos (computables)</w:t>
             </w:r>
           </w:p>
         </w:tc>
         <w:tc>
           <w:tcPr>
-            <w:tcW w:type="dxa" w:w="1512"/>
+            <w:tcW w:type="dxa" w:w="1296"/>
             <w:shd w:val="clear" w:color="auto" w:fill="D9E2F3"/>
           </w:tcPr>
           <w:p>
@@ -15329,7 +17596,7 @@
         </w:tc>
         <w:tc>
           <w:tcPr>
-            <w:tcW w:type="dxa" w:w="1512"/>
+            <w:tcW w:type="dxa" w:w="1296"/>
             <w:shd w:val="clear" w:color="auto" w:fill="D9E2F3"/>
           </w:tcPr>
           <w:p>
@@ -15352,7 +17619,7 @@
         </w:tc>
         <w:tc>
           <w:tcPr>
-            <w:tcW w:type="dxa" w:w="1512"/>
+            <w:tcW w:type="dxa" w:w="1296"/>
             <w:shd w:val="clear" w:color="auto" w:fill="D9E2F3"/>
           </w:tcPr>
           <w:p>
@@ -15370,6 +17637,29 @@
                 <w:sz w:val="18"/>
               </w:rPr>
               <w:t>Pendiente</w:t>
+            </w:r>
+          </w:p>
+        </w:tc>
+        <w:tc>
+          <w:tcPr>
+            <w:tcW w:type="dxa" w:w="1296"/>
+            <w:shd w:val="clear" w:color="auto" w:fill="D9E2F3"/>
+          </w:tcPr>
+          <w:p>
+            <w:r>
+              <w:rPr>
+                <w:b/>
+                <w:sz w:val="18"/>
+              </w:rPr>
+            </w:r>
+            <w:r>
+              <w:rPr>
+                <w:rFonts w:ascii="Calibri" w:hAnsi="Calibri"/>
+                <w:b/>
+                <w:i w:val="0"/>
+                <w:sz w:val="18"/>
+              </w:rPr>
+              <w:t>Descartada</w:t>
             </w:r>
           </w:p>
         </w:tc>
@@ -15377,7 +17667,7 @@
       <w:tr>
         <w:tc>
           <w:tcPr>
-            <w:tcW w:type="dxa" w:w="1512"/>
+            <w:tcW w:type="dxa" w:w="1296"/>
           </w:tcPr>
           <w:p>
             <w:r>
@@ -15397,7 +17687,7 @@
         </w:tc>
         <w:tc>
           <w:tcPr>
-            <w:tcW w:type="dxa" w:w="1512"/>
+            <w:tcW w:type="dxa" w:w="1296"/>
           </w:tcPr>
           <w:p>
             <w:r>
@@ -15417,7 +17707,7 @@
         </w:tc>
         <w:tc>
           <w:tcPr>
-            <w:tcW w:type="dxa" w:w="1512"/>
+            <w:tcW w:type="dxa" w:w="1296"/>
           </w:tcPr>
           <w:p>
             <w:r>
@@ -15437,7 +17727,7 @@
         </w:tc>
         <w:tc>
           <w:tcPr>
-            <w:tcW w:type="dxa" w:w="1512"/>
+            <w:tcW w:type="dxa" w:w="1296"/>
           </w:tcPr>
           <w:p>
             <w:r>
@@ -15457,7 +17747,7 @@
         </w:tc>
         <w:tc>
           <w:tcPr>
-            <w:tcW w:type="dxa" w:w="1512"/>
+            <w:tcW w:type="dxa" w:w="1296"/>
           </w:tcPr>
           <w:p>
             <w:r>
@@ -15477,7 +17767,27 @@
         </w:tc>
         <w:tc>
           <w:tcPr>
-            <w:tcW w:type="dxa" w:w="1512"/>
+            <w:tcW w:type="dxa" w:w="1296"/>
+          </w:tcPr>
+          <w:p>
+            <w:r>
+              <w:rPr>
+                <w:sz w:val="18"/>
+              </w:rPr>
+            </w:r>
+            <w:r>
+              <w:rPr>
+                <w:rFonts w:ascii="Calibri" w:hAnsi="Calibri"/>
+                <w:i w:val="0"/>
+                <w:sz w:val="18"/>
+              </w:rPr>
+              <w:t>0</w:t>
+            </w:r>
+          </w:p>
+        </w:tc>
+        <w:tc>
+          <w:tcPr>
+            <w:tcW w:type="dxa" w:w="1296"/>
           </w:tcPr>
           <w:p>
             <w:r>
@@ -15499,7 +17809,7 @@
       <w:tr>
         <w:tc>
           <w:tcPr>
-            <w:tcW w:type="dxa" w:w="1512"/>
+            <w:tcW w:type="dxa" w:w="1296"/>
           </w:tcPr>
           <w:p>
             <w:r>
@@ -15519,7 +17829,7 @@
         </w:tc>
         <w:tc>
           <w:tcPr>
-            <w:tcW w:type="dxa" w:w="1512"/>
+            <w:tcW w:type="dxa" w:w="1296"/>
           </w:tcPr>
           <w:p>
             <w:r>
@@ -15533,13 +17843,13 @@
                 <w:i w:val="0"/>
                 <w:sz w:val="18"/>
               </w:rPr>
-              <w:t>7</w:t>
+              <w:t>8</w:t>
             </w:r>
           </w:p>
         </w:tc>
         <w:tc>
           <w:tcPr>
-            <w:tcW w:type="dxa" w:w="1512"/>
+            <w:tcW w:type="dxa" w:w="1296"/>
           </w:tcPr>
           <w:p>
             <w:r>
@@ -15553,13 +17863,13 @@
                 <w:i w:val="0"/>
                 <w:sz w:val="18"/>
               </w:rPr>
-              <w:t>45</w:t>
+              <w:t>50</w:t>
             </w:r>
           </w:p>
         </w:tc>
         <w:tc>
           <w:tcPr>
-            <w:tcW w:type="dxa" w:w="1512"/>
+            <w:tcW w:type="dxa" w:w="1296"/>
           </w:tcPr>
           <w:p>
             <w:r>
@@ -15573,13 +17883,13 @@
                 <w:i w:val="0"/>
                 <w:sz w:val="18"/>
               </w:rPr>
-              <w:t>6</w:t>
+              <w:t>7</w:t>
             </w:r>
           </w:p>
         </w:tc>
         <w:tc>
           <w:tcPr>
-            <w:tcW w:type="dxa" w:w="1512"/>
+            <w:tcW w:type="dxa" w:w="1296"/>
           </w:tcPr>
           <w:p>
             <w:r>
@@ -15599,7 +17909,7 @@
         </w:tc>
         <w:tc>
           <w:tcPr>
-            <w:tcW w:type="dxa" w:w="1512"/>
+            <w:tcW w:type="dxa" w:w="1296"/>
           </w:tcPr>
           <w:p>
             <w:r>
@@ -15614,6 +17924,26 @@
                 <w:sz w:val="18"/>
               </w:rPr>
               <w:t>1</w:t>
+            </w:r>
+          </w:p>
+        </w:tc>
+        <w:tc>
+          <w:tcPr>
+            <w:tcW w:type="dxa" w:w="1296"/>
+          </w:tcPr>
+          <w:p>
+            <w:r>
+              <w:rPr>
+                <w:sz w:val="18"/>
+              </w:rPr>
+            </w:r>
+            <w:r>
+              <w:rPr>
+                <w:rFonts w:ascii="Calibri" w:hAnsi="Calibri"/>
+                <w:i w:val="0"/>
+                <w:sz w:val="18"/>
+              </w:rPr>
+              <w:t>0</w:t>
             </w:r>
           </w:p>
         </w:tc>
@@ -15621,7 +17951,7 @@
       <w:tr>
         <w:tc>
           <w:tcPr>
-            <w:tcW w:type="dxa" w:w="1512"/>
+            <w:tcW w:type="dxa" w:w="1296"/>
           </w:tcPr>
           <w:p>
             <w:r>
@@ -15641,7 +17971,7 @@
         </w:tc>
         <w:tc>
           <w:tcPr>
-            <w:tcW w:type="dxa" w:w="1512"/>
+            <w:tcW w:type="dxa" w:w="1296"/>
           </w:tcPr>
           <w:p>
             <w:r>
@@ -15661,7 +17991,7 @@
         </w:tc>
         <w:tc>
           <w:tcPr>
-            <w:tcW w:type="dxa" w:w="1512"/>
+            <w:tcW w:type="dxa" w:w="1296"/>
           </w:tcPr>
           <w:p>
             <w:r>
@@ -15681,7 +18011,7 @@
         </w:tc>
         <w:tc>
           <w:tcPr>
-            <w:tcW w:type="dxa" w:w="1512"/>
+            <w:tcW w:type="dxa" w:w="1296"/>
           </w:tcPr>
           <w:p>
             <w:r>
@@ -15701,7 +18031,7 @@
         </w:tc>
         <w:tc>
           <w:tcPr>
-            <w:tcW w:type="dxa" w:w="1512"/>
+            <w:tcW w:type="dxa" w:w="1296"/>
           </w:tcPr>
           <w:p>
             <w:r>
@@ -15721,7 +18051,27 @@
         </w:tc>
         <w:tc>
           <w:tcPr>
-            <w:tcW w:type="dxa" w:w="1512"/>
+            <w:tcW w:type="dxa" w:w="1296"/>
+          </w:tcPr>
+          <w:p>
+            <w:r>
+              <w:rPr>
+                <w:sz w:val="18"/>
+              </w:rPr>
+            </w:r>
+            <w:r>
+              <w:rPr>
+                <w:rFonts w:ascii="Calibri" w:hAnsi="Calibri"/>
+                <w:i w:val="0"/>
+                <w:sz w:val="18"/>
+              </w:rPr>
+              <w:t>0</w:t>
+            </w:r>
+          </w:p>
+        </w:tc>
+        <w:tc>
+          <w:tcPr>
+            <w:tcW w:type="dxa" w:w="1296"/>
           </w:tcPr>
           <w:p>
             <w:r>
@@ -15743,7 +18093,7 @@
       <w:tr>
         <w:tc>
           <w:tcPr>
-            <w:tcW w:type="dxa" w:w="1512"/>
+            <w:tcW w:type="dxa" w:w="1296"/>
           </w:tcPr>
           <w:p>
             <w:r>
@@ -15763,7 +18113,7 @@
         </w:tc>
         <w:tc>
           <w:tcPr>
-            <w:tcW w:type="dxa" w:w="1512"/>
+            <w:tcW w:type="dxa" w:w="1296"/>
           </w:tcPr>
           <w:p>
             <w:r>
@@ -15783,7 +18133,7 @@
         </w:tc>
         <w:tc>
           <w:tcPr>
-            <w:tcW w:type="dxa" w:w="1512"/>
+            <w:tcW w:type="dxa" w:w="1296"/>
           </w:tcPr>
           <w:p>
             <w:r>
@@ -15803,7 +18153,7 @@
         </w:tc>
         <w:tc>
           <w:tcPr>
-            <w:tcW w:type="dxa" w:w="1512"/>
+            <w:tcW w:type="dxa" w:w="1296"/>
           </w:tcPr>
           <w:p>
             <w:r>
@@ -15823,7 +18173,7 @@
         </w:tc>
         <w:tc>
           <w:tcPr>
-            <w:tcW w:type="dxa" w:w="1512"/>
+            <w:tcW w:type="dxa" w:w="1296"/>
           </w:tcPr>
           <w:p>
             <w:r>
@@ -15843,7 +18193,7 @@
         </w:tc>
         <w:tc>
           <w:tcPr>
-            <w:tcW w:type="dxa" w:w="1512"/>
+            <w:tcW w:type="dxa" w:w="1296"/>
           </w:tcPr>
           <w:p>
             <w:r>
@@ -15858,6 +18208,26 @@
                 <w:sz w:val="18"/>
               </w:rPr>
               <w:t>1</w:t>
+            </w:r>
+          </w:p>
+        </w:tc>
+        <w:tc>
+          <w:tcPr>
+            <w:tcW w:type="dxa" w:w="1296"/>
+          </w:tcPr>
+          <w:p>
+            <w:r>
+              <w:rPr>
+                <w:sz w:val="18"/>
+              </w:rPr>
+            </w:r>
+            <w:r>
+              <w:rPr>
+                <w:rFonts w:ascii="Calibri" w:hAnsi="Calibri"/>
+                <w:i w:val="0"/>
+                <w:sz w:val="18"/>
+              </w:rPr>
+              <w:t>0</w:t>
             </w:r>
           </w:p>
         </w:tc>
@@ -15865,7 +18235,7 @@
       <w:tr>
         <w:tc>
           <w:tcPr>
-            <w:tcW w:type="dxa" w:w="1512"/>
+            <w:tcW w:type="dxa" w:w="1296"/>
           </w:tcPr>
           <w:p>
             <w:r>
@@ -15885,7 +18255,7 @@
         </w:tc>
         <w:tc>
           <w:tcPr>
-            <w:tcW w:type="dxa" w:w="1512"/>
+            <w:tcW w:type="dxa" w:w="1296"/>
           </w:tcPr>
           <w:p>
             <w:r>
@@ -15905,7 +18275,7 @@
         </w:tc>
         <w:tc>
           <w:tcPr>
-            <w:tcW w:type="dxa" w:w="1512"/>
+            <w:tcW w:type="dxa" w:w="1296"/>
           </w:tcPr>
           <w:p>
             <w:r>
@@ -15925,7 +18295,7 @@
         </w:tc>
         <w:tc>
           <w:tcPr>
-            <w:tcW w:type="dxa" w:w="1512"/>
+            <w:tcW w:type="dxa" w:w="1296"/>
           </w:tcPr>
           <w:p>
             <w:r>
@@ -15945,7 +18315,7 @@
         </w:tc>
         <w:tc>
           <w:tcPr>
-            <w:tcW w:type="dxa" w:w="1512"/>
+            <w:tcW w:type="dxa" w:w="1296"/>
           </w:tcPr>
           <w:p>
             <w:r>
@@ -15965,7 +18335,27 @@
         </w:tc>
         <w:tc>
           <w:tcPr>
-            <w:tcW w:type="dxa" w:w="1512"/>
+            <w:tcW w:type="dxa" w:w="1296"/>
+          </w:tcPr>
+          <w:p>
+            <w:r>
+              <w:rPr>
+                <w:sz w:val="18"/>
+              </w:rPr>
+            </w:r>
+            <w:r>
+              <w:rPr>
+                <w:rFonts w:ascii="Calibri" w:hAnsi="Calibri"/>
+                <w:i w:val="0"/>
+                <w:sz w:val="18"/>
+              </w:rPr>
+              <w:t>0</w:t>
+            </w:r>
+          </w:p>
+        </w:tc>
+        <w:tc>
+          <w:tcPr>
+            <w:tcW w:type="dxa" w:w="1296"/>
           </w:tcPr>
           <w:p>
             <w:r>
@@ -15987,7 +18377,7 @@
       <w:tr>
         <w:tc>
           <w:tcPr>
-            <w:tcW w:type="dxa" w:w="1512"/>
+            <w:tcW w:type="dxa" w:w="1296"/>
           </w:tcPr>
           <w:p>
             <w:r>
@@ -16007,7 +18397,7 @@
         </w:tc>
         <w:tc>
           <w:tcPr>
-            <w:tcW w:type="dxa" w:w="1512"/>
+            <w:tcW w:type="dxa" w:w="1296"/>
           </w:tcPr>
           <w:p>
             <w:r>
@@ -16027,7 +18417,7 @@
         </w:tc>
         <w:tc>
           <w:tcPr>
-            <w:tcW w:type="dxa" w:w="1512"/>
+            <w:tcW w:type="dxa" w:w="1296"/>
           </w:tcPr>
           <w:p>
             <w:r>
@@ -16047,7 +18437,7 @@
         </w:tc>
         <w:tc>
           <w:tcPr>
-            <w:tcW w:type="dxa" w:w="1512"/>
+            <w:tcW w:type="dxa" w:w="1296"/>
           </w:tcPr>
           <w:p>
             <w:r>
@@ -16067,7 +18457,7 @@
         </w:tc>
         <w:tc>
           <w:tcPr>
-            <w:tcW w:type="dxa" w:w="1512"/>
+            <w:tcW w:type="dxa" w:w="1296"/>
           </w:tcPr>
           <w:p>
             <w:r>
@@ -16087,7 +18477,7 @@
         </w:tc>
         <w:tc>
           <w:tcPr>
-            <w:tcW w:type="dxa" w:w="1512"/>
+            <w:tcW w:type="dxa" w:w="1296"/>
           </w:tcPr>
           <w:p>
             <w:r>
@@ -16102,6 +18492,26 @@
                 <w:sz w:val="18"/>
               </w:rPr>
               <w:t>1</w:t>
+            </w:r>
+          </w:p>
+        </w:tc>
+        <w:tc>
+          <w:tcPr>
+            <w:tcW w:type="dxa" w:w="1296"/>
+          </w:tcPr>
+          <w:p>
+            <w:r>
+              <w:rPr>
+                <w:sz w:val="18"/>
+              </w:rPr>
+            </w:r>
+            <w:r>
+              <w:rPr>
+                <w:rFonts w:ascii="Calibri" w:hAnsi="Calibri"/>
+                <w:i w:val="0"/>
+                <w:sz w:val="18"/>
+              </w:rPr>
+              <w:t>0</w:t>
             </w:r>
           </w:p>
         </w:tc>
@@ -16109,7 +18519,7 @@
       <w:tr>
         <w:tc>
           <w:tcPr>
-            <w:tcW w:type="dxa" w:w="1512"/>
+            <w:tcW w:type="dxa" w:w="1296"/>
           </w:tcPr>
           <w:p>
             <w:r>
@@ -16129,7 +18539,7 @@
         </w:tc>
         <w:tc>
           <w:tcPr>
-            <w:tcW w:type="dxa" w:w="1512"/>
+            <w:tcW w:type="dxa" w:w="1296"/>
           </w:tcPr>
           <w:p>
             <w:r>
@@ -16149,7 +18559,7 @@
         </w:tc>
         <w:tc>
           <w:tcPr>
-            <w:tcW w:type="dxa" w:w="1512"/>
+            <w:tcW w:type="dxa" w:w="1296"/>
           </w:tcPr>
           <w:p>
             <w:r>
@@ -16169,7 +18579,7 @@
         </w:tc>
         <w:tc>
           <w:tcPr>
-            <w:tcW w:type="dxa" w:w="1512"/>
+            <w:tcW w:type="dxa" w:w="1296"/>
           </w:tcPr>
           <w:p>
             <w:r>
@@ -16189,7 +18599,7 @@
         </w:tc>
         <w:tc>
           <w:tcPr>
-            <w:tcW w:type="dxa" w:w="1512"/>
+            <w:tcW w:type="dxa" w:w="1296"/>
           </w:tcPr>
           <w:p>
             <w:r>
@@ -16209,7 +18619,27 @@
         </w:tc>
         <w:tc>
           <w:tcPr>
-            <w:tcW w:type="dxa" w:w="1512"/>
+            <w:tcW w:type="dxa" w:w="1296"/>
+          </w:tcPr>
+          <w:p>
+            <w:r>
+              <w:rPr>
+                <w:sz w:val="18"/>
+              </w:rPr>
+            </w:r>
+            <w:r>
+              <w:rPr>
+                <w:rFonts w:ascii="Calibri" w:hAnsi="Calibri"/>
+                <w:i w:val="0"/>
+                <w:sz w:val="18"/>
+              </w:rPr>
+              <w:t>0</w:t>
+            </w:r>
+          </w:p>
+        </w:tc>
+        <w:tc>
+          <w:tcPr>
+            <w:tcW w:type="dxa" w:w="1296"/>
           </w:tcPr>
           <w:p>
             <w:r>
@@ -16231,7 +18661,7 @@
       <w:tr>
         <w:tc>
           <w:tcPr>
-            <w:tcW w:type="dxa" w:w="1512"/>
+            <w:tcW w:type="dxa" w:w="1296"/>
           </w:tcPr>
           <w:p>
             <w:r>
@@ -16251,7 +18681,7 @@
         </w:tc>
         <w:tc>
           <w:tcPr>
-            <w:tcW w:type="dxa" w:w="1512"/>
+            <w:tcW w:type="dxa" w:w="1296"/>
           </w:tcPr>
           <w:p>
             <w:r>
@@ -16271,7 +18701,7 @@
         </w:tc>
         <w:tc>
           <w:tcPr>
-            <w:tcW w:type="dxa" w:w="1512"/>
+            <w:tcW w:type="dxa" w:w="1296"/>
           </w:tcPr>
           <w:p>
             <w:r>
@@ -16285,13 +18715,13 @@
                 <w:i w:val="0"/>
                 <w:sz w:val="18"/>
               </w:rPr>
-              <w:t>54</w:t>
+              <w:t>51</w:t>
             </w:r>
           </w:p>
         </w:tc>
         <w:tc>
           <w:tcPr>
-            <w:tcW w:type="dxa" w:w="1512"/>
+            <w:tcW w:type="dxa" w:w="1296"/>
           </w:tcPr>
           <w:p>
             <w:r>
@@ -16305,13 +18735,13 @@
                 <w:i w:val="0"/>
                 <w:sz w:val="18"/>
               </w:rPr>
-              <w:t>9</w:t>
+              <w:t>8</w:t>
             </w:r>
           </w:p>
         </w:tc>
         <w:tc>
           <w:tcPr>
-            <w:tcW w:type="dxa" w:w="1512"/>
+            <w:tcW w:type="dxa" w:w="1296"/>
           </w:tcPr>
           <w:p>
             <w:r>
@@ -16331,7 +18761,27 @@
         </w:tc>
         <w:tc>
           <w:tcPr>
-            <w:tcW w:type="dxa" w:w="1512"/>
+            <w:tcW w:type="dxa" w:w="1296"/>
+          </w:tcPr>
+          <w:p>
+            <w:r>
+              <w:rPr>
+                <w:sz w:val="18"/>
+              </w:rPr>
+            </w:r>
+            <w:r>
+              <w:rPr>
+                <w:rFonts w:ascii="Calibri" w:hAnsi="Calibri"/>
+                <w:i w:val="0"/>
+                <w:sz w:val="18"/>
+              </w:rPr>
+              <w:t>1</w:t>
+            </w:r>
+          </w:p>
+        </w:tc>
+        <w:tc>
+          <w:tcPr>
+            <w:tcW w:type="dxa" w:w="1296"/>
           </w:tcPr>
           <w:p>
             <w:r>
@@ -16353,7 +18803,7 @@
       <w:tr>
         <w:tc>
           <w:tcPr>
-            <w:tcW w:type="dxa" w:w="1512"/>
+            <w:tcW w:type="dxa" w:w="1296"/>
           </w:tcPr>
           <w:p>
             <w:r>
@@ -16373,7 +18823,7 @@
         </w:tc>
         <w:tc>
           <w:tcPr>
-            <w:tcW w:type="dxa" w:w="1512"/>
+            <w:tcW w:type="dxa" w:w="1296"/>
           </w:tcPr>
           <w:p>
             <w:r>
@@ -16393,7 +18843,7 @@
         </w:tc>
         <w:tc>
           <w:tcPr>
-            <w:tcW w:type="dxa" w:w="1512"/>
+            <w:tcW w:type="dxa" w:w="1296"/>
           </w:tcPr>
           <w:p>
             <w:r>
@@ -16413,7 +18863,7 @@
         </w:tc>
         <w:tc>
           <w:tcPr>
-            <w:tcW w:type="dxa" w:w="1512"/>
+            <w:tcW w:type="dxa" w:w="1296"/>
           </w:tcPr>
           <w:p>
             <w:r>
@@ -16433,7 +18883,7 @@
         </w:tc>
         <w:tc>
           <w:tcPr>
-            <w:tcW w:type="dxa" w:w="1512"/>
+            <w:tcW w:type="dxa" w:w="1296"/>
           </w:tcPr>
           <w:p>
             <w:r>
@@ -16453,7 +18903,7 @@
         </w:tc>
         <w:tc>
           <w:tcPr>
-            <w:tcW w:type="dxa" w:w="1512"/>
+            <w:tcW w:type="dxa" w:w="1296"/>
           </w:tcPr>
           <w:p>
             <w:r>
@@ -16468,6 +18918,26 @@
                 <w:sz w:val="18"/>
               </w:rPr>
               <w:t>6</w:t>
+            </w:r>
+          </w:p>
+        </w:tc>
+        <w:tc>
+          <w:tcPr>
+            <w:tcW w:type="dxa" w:w="1296"/>
+          </w:tcPr>
+          <w:p>
+            <w:r>
+              <w:rPr>
+                <w:sz w:val="18"/>
+              </w:rPr>
+            </w:r>
+            <w:r>
+              <w:rPr>
+                <w:rFonts w:ascii="Calibri" w:hAnsi="Calibri"/>
+                <w:i w:val="0"/>
+                <w:sz w:val="18"/>
+              </w:rPr>
+              <w:t>0</w:t>
             </w:r>
           </w:p>
         </w:tc>
@@ -16475,7 +18945,7 @@
       <w:tr>
         <w:tc>
           <w:tcPr>
-            <w:tcW w:type="dxa" w:w="1512"/>
+            <w:tcW w:type="dxa" w:w="1296"/>
           </w:tcPr>
           <w:p>
             <w:r>
@@ -16495,7 +18965,7 @@
         </w:tc>
         <w:tc>
           <w:tcPr>
-            <w:tcW w:type="dxa" w:w="1512"/>
+            <w:tcW w:type="dxa" w:w="1296"/>
           </w:tcPr>
           <w:p>
             <w:r>
@@ -16515,7 +18985,7 @@
         </w:tc>
         <w:tc>
           <w:tcPr>
-            <w:tcW w:type="dxa" w:w="1512"/>
+            <w:tcW w:type="dxa" w:w="1296"/>
           </w:tcPr>
           <w:p>
             <w:r>
@@ -16535,7 +19005,7 @@
         </w:tc>
         <w:tc>
           <w:tcPr>
-            <w:tcW w:type="dxa" w:w="1512"/>
+            <w:tcW w:type="dxa" w:w="1296"/>
           </w:tcPr>
           <w:p>
             <w:r>
@@ -16555,7 +19025,7 @@
         </w:tc>
         <w:tc>
           <w:tcPr>
-            <w:tcW w:type="dxa" w:w="1512"/>
+            <w:tcW w:type="dxa" w:w="1296"/>
           </w:tcPr>
           <w:p>
             <w:r>
@@ -16575,7 +19045,7 @@
         </w:tc>
         <w:tc>
           <w:tcPr>
-            <w:tcW w:type="dxa" w:w="1512"/>
+            <w:tcW w:type="dxa" w:w="1296"/>
           </w:tcPr>
           <w:p>
             <w:r>
@@ -16590,6 +19060,26 @@
                 <w:sz w:val="18"/>
               </w:rPr>
               <w:t>3</w:t>
+            </w:r>
+          </w:p>
+        </w:tc>
+        <w:tc>
+          <w:tcPr>
+            <w:tcW w:type="dxa" w:w="1296"/>
+          </w:tcPr>
+          <w:p>
+            <w:r>
+              <w:rPr>
+                <w:sz w:val="18"/>
+              </w:rPr>
+            </w:r>
+            <w:r>
+              <w:rPr>
+                <w:rFonts w:ascii="Calibri" w:hAnsi="Calibri"/>
+                <w:i w:val="0"/>
+                <w:sz w:val="18"/>
+              </w:rPr>
+              <w:t>0</w:t>
             </w:r>
           </w:p>
         </w:tc>
@@ -16597,7 +19087,7 @@
       <w:tr>
         <w:tc>
           <w:tcPr>
-            <w:tcW w:type="dxa" w:w="1512"/>
+            <w:tcW w:type="dxa" w:w="1296"/>
           </w:tcPr>
           <w:p>
             <w:r>
@@ -16617,7 +19107,7 @@
         </w:tc>
         <w:tc>
           <w:tcPr>
-            <w:tcW w:type="dxa" w:w="1512"/>
+            <w:tcW w:type="dxa" w:w="1296"/>
           </w:tcPr>
           <w:p>
             <w:r>
@@ -16637,7 +19127,7 @@
         </w:tc>
         <w:tc>
           <w:tcPr>
-            <w:tcW w:type="dxa" w:w="1512"/>
+            <w:tcW w:type="dxa" w:w="1296"/>
           </w:tcPr>
           <w:p>
             <w:r>
@@ -16657,7 +19147,7 @@
         </w:tc>
         <w:tc>
           <w:tcPr>
-            <w:tcW w:type="dxa" w:w="1512"/>
+            <w:tcW w:type="dxa" w:w="1296"/>
           </w:tcPr>
           <w:p>
             <w:r>
@@ -16677,7 +19167,7 @@
         </w:tc>
         <w:tc>
           <w:tcPr>
-            <w:tcW w:type="dxa" w:w="1512"/>
+            <w:tcW w:type="dxa" w:w="1296"/>
           </w:tcPr>
           <w:p>
             <w:r>
@@ -16697,7 +19187,7 @@
         </w:tc>
         <w:tc>
           <w:tcPr>
-            <w:tcW w:type="dxa" w:w="1512"/>
+            <w:tcW w:type="dxa" w:w="1296"/>
           </w:tcPr>
           <w:p>
             <w:r>
@@ -16712,6 +19202,26 @@
                 <w:sz w:val="18"/>
               </w:rPr>
               <w:t>3</w:t>
+            </w:r>
+          </w:p>
+        </w:tc>
+        <w:tc>
+          <w:tcPr>
+            <w:tcW w:type="dxa" w:w="1296"/>
+          </w:tcPr>
+          <w:p>
+            <w:r>
+              <w:rPr>
+                <w:sz w:val="18"/>
+              </w:rPr>
+            </w:r>
+            <w:r>
+              <w:rPr>
+                <w:rFonts w:ascii="Calibri" w:hAnsi="Calibri"/>
+                <w:i w:val="0"/>
+                <w:sz w:val="18"/>
+              </w:rPr>
+              <w:t>0</w:t>
             </w:r>
           </w:p>
         </w:tc>
@@ -16719,7 +19229,7 @@
       <w:tr>
         <w:tc>
           <w:tcPr>
-            <w:tcW w:type="dxa" w:w="1512"/>
+            <w:tcW w:type="dxa" w:w="1296"/>
           </w:tcPr>
           <w:p>
             <w:r>
@@ -16739,7 +19249,7 @@
         </w:tc>
         <w:tc>
           <w:tcPr>
-            <w:tcW w:type="dxa" w:w="1512"/>
+            <w:tcW w:type="dxa" w:w="1296"/>
           </w:tcPr>
           <w:p>
             <w:r>
@@ -16753,13 +19263,13 @@
                 <w:i w:val="0"/>
                 <w:sz w:val="18"/>
               </w:rPr>
-              <w:t>7</w:t>
+              <w:t>8</w:t>
             </w:r>
           </w:p>
         </w:tc>
         <w:tc>
           <w:tcPr>
-            <w:tcW w:type="dxa" w:w="1512"/>
+            <w:tcW w:type="dxa" w:w="1296"/>
           </w:tcPr>
           <w:p>
             <w:r>
@@ -16773,13 +19283,13 @@
                 <w:i w:val="0"/>
                 <w:sz w:val="18"/>
               </w:rPr>
-              <w:t>15</w:t>
+              <w:t>14</w:t>
             </w:r>
           </w:p>
         </w:tc>
         <w:tc>
           <w:tcPr>
-            <w:tcW w:type="dxa" w:w="1512"/>
+            <w:tcW w:type="dxa" w:w="1296"/>
           </w:tcPr>
           <w:p>
             <w:r>
@@ -16793,13 +19303,13 @@
                 <w:i w:val="0"/>
                 <w:sz w:val="18"/>
               </w:rPr>
-              <w:t>1</w:t>
+              <w:t>2</w:t>
             </w:r>
           </w:p>
         </w:tc>
         <w:tc>
           <w:tcPr>
-            <w:tcW w:type="dxa" w:w="1512"/>
+            <w:tcW w:type="dxa" w:w="1296"/>
           </w:tcPr>
           <w:p>
             <w:r>
@@ -16819,7 +19329,7 @@
         </w:tc>
         <w:tc>
           <w:tcPr>
-            <w:tcW w:type="dxa" w:w="1512"/>
+            <w:tcW w:type="dxa" w:w="1296"/>
           </w:tcPr>
           <w:p>
             <w:r>
@@ -16833,7 +19343,27 @@
                 <w:i w:val="0"/>
                 <w:sz w:val="18"/>
               </w:rPr>
-              <w:t>6</w:t>
+              <w:t>5</w:t>
+            </w:r>
+          </w:p>
+        </w:tc>
+        <w:tc>
+          <w:tcPr>
+            <w:tcW w:type="dxa" w:w="1296"/>
+          </w:tcPr>
+          <w:p>
+            <w:r>
+              <w:rPr>
+                <w:sz w:val="18"/>
+              </w:rPr>
+            </w:r>
+            <w:r>
+              <w:rPr>
+                <w:rFonts w:ascii="Calibri" w:hAnsi="Calibri"/>
+                <w:i w:val="0"/>
+                <w:sz w:val="18"/>
+              </w:rPr>
+              <w:t>1</w:t>
             </w:r>
           </w:p>
         </w:tc>
@@ -16841,7 +19371,7 @@
       <w:tr>
         <w:tc>
           <w:tcPr>
-            <w:tcW w:type="dxa" w:w="1512"/>
+            <w:tcW w:type="dxa" w:w="1296"/>
           </w:tcPr>
           <w:p>
             <w:r>
@@ -16862,7 +19392,7 @@
         </w:tc>
         <w:tc>
           <w:tcPr>
-            <w:tcW w:type="dxa" w:w="1512"/>
+            <w:tcW w:type="dxa" w:w="1296"/>
           </w:tcPr>
           <w:p>
             <w:r>
@@ -16877,13 +19407,13 @@
                 <w:i w:val="0"/>
                 <w:sz w:val="18"/>
               </w:rPr>
-              <w:t>71</w:t>
+              <w:t>73</w:t>
             </w:r>
           </w:p>
         </w:tc>
         <w:tc>
           <w:tcPr>
-            <w:tcW w:type="dxa" w:w="1512"/>
+            <w:tcW w:type="dxa" w:w="1296"/>
           </w:tcPr>
           <w:p>
             <w:r>
@@ -16898,13 +19428,13 @@
                 <w:i w:val="0"/>
                 <w:sz w:val="18"/>
               </w:rPr>
-              <w:t>390</w:t>
+              <w:t>391</w:t>
             </w:r>
           </w:p>
         </w:tc>
         <w:tc>
           <w:tcPr>
-            <w:tcW w:type="dxa" w:w="1512"/>
+            <w:tcW w:type="dxa" w:w="1296"/>
           </w:tcPr>
           <w:p>
             <w:r>
@@ -16919,13 +19449,13 @@
                 <w:i w:val="0"/>
                 <w:sz w:val="18"/>
               </w:rPr>
-              <w:t>49</w:t>
+              <w:t>50</w:t>
             </w:r>
           </w:p>
         </w:tc>
         <w:tc>
           <w:tcPr>
-            <w:tcW w:type="dxa" w:w="1512"/>
+            <w:tcW w:type="dxa" w:w="1296"/>
           </w:tcPr>
           <w:p>
             <w:r>
@@ -16946,7 +19476,7 @@
         </w:tc>
         <w:tc>
           <w:tcPr>
-            <w:tcW w:type="dxa" w:w="1512"/>
+            <w:tcW w:type="dxa" w:w="1296"/>
           </w:tcPr>
           <w:p>
             <w:r>
@@ -16961,7 +19491,28 @@
                 <w:i w:val="0"/>
                 <w:sz w:val="18"/>
               </w:rPr>
-              <w:t>22</w:t>
+              <w:t>21</w:t>
+            </w:r>
+          </w:p>
+        </w:tc>
+        <w:tc>
+          <w:tcPr>
+            <w:tcW w:type="dxa" w:w="1296"/>
+          </w:tcPr>
+          <w:p>
+            <w:r>
+              <w:rPr>
+                <w:sz w:val="18"/>
+              </w:rPr>
+            </w:r>
+            <w:r>
+              <w:rPr>
+                <w:rFonts w:ascii="Calibri" w:hAnsi="Calibri"/>
+                <w:b/>
+                <w:i w:val="0"/>
+                <w:sz w:val="18"/>
+              </w:rPr>
+              <w:t>2</w:t>
             </w:r>
           </w:p>
         </w:tc>
@@ -17186,7 +19737,7 @@
                 <w:i w:val="0"/>
                 <w:sz w:val="18"/>
               </w:rPr>
-              <w:t>E2-02, E8-01, E8-03, E8-04</w:t>
+              <w:t>E2-02, E8-01, E8-03, E8-04 (mantenedor de líneas; el nivel máquina/equipo se descartó, ver nota de la épica E9)</w:t>
             </w:r>
           </w:p>
         </w:tc>
@@ -17312,7 +19863,7 @@
                 <w:i w:val="0"/>
                 <w:sz w:val="18"/>
               </w:rPr>
-              <w:t>E1-01, E2-06</w:t>
+              <w:t>E1-01, E2-06, E2-08</w:t>
             </w:r>
           </w:p>
         </w:tc>
@@ -17824,6 +20375,24 @@
           <w:sz w:val="19"/>
           <w:shd w:val="clear" w:color="auto" w:fill="F2F2F2"/>
         </w:rPr>
+        <w:t>feat/ajustes-configuracion</w:t>
+      </w:r>
+      <w:r>
+        <w:rPr>
+          <w:rFonts w:ascii="Calibri" w:hAnsi="Calibri"/>
+          <w:i w:val="0"/>
+          <w:sz w:val="22"/>
+        </w:rPr>
+        <w:t xml:space="preserve"> (sobre </w:t>
+      </w:r>
+      <w:r>
+        <w:rPr>
+          <w:rFonts w:ascii="Consolas" w:hAnsi="Consolas"/>
+          <w:i w:val="0"/>
+          <w:color w:val="5A5A5A"/>
+          <w:sz w:val="19"/>
+          <w:shd w:val="clear" w:color="auto" w:fill="F2F2F2"/>
+        </w:rPr>
         <w:t>feat/maestros-reales</w:t>
       </w:r>
       <w:r>
@@ -17832,7 +20401,7 @@
           <w:i w:val="0"/>
           <w:sz w:val="22"/>
         </w:rPr>
-        <w:t xml:space="preserve"> (commits </w:t>
+        <w:t xml:space="preserve">, commits </w:t>
       </w:r>
       <w:r>
         <w:rPr>
@@ -17860,15 +20429,51 @@
           <w:sz w:val="19"/>
           <w:shd w:val="clear" w:color="auto" w:fill="F2F2F2"/>
         </w:rPr>
-        <w:t>9f43e2a</w:t>
-      </w:r>
-      <w:r>
-        <w:rPr>
-          <w:rFonts w:ascii="Calibri" w:hAnsi="Calibri"/>
-          <w:i w:val="0"/>
-          <w:sz w:val="22"/>
-        </w:rPr>
-        <w:t xml:space="preserve">, rama íntegramente commiteada salvo este archivo) al 4-sep-2026, cierre de la fase 2 "maestros reales". Las 8 historias que quedaban </w:t>
+        <w:t>19172ce</w:t>
+      </w:r>
+      <w:r>
+        <w:rPr>
+          <w:rFonts w:ascii="Calibri" w:hAnsi="Calibri"/>
+          <w:i w:val="0"/>
+          <w:sz w:val="22"/>
+        </w:rPr>
+        <w:t xml:space="preserve">, rama íntegramente commiteada salvo esta carpeta </w:t>
+      </w:r>
+      <w:r>
+        <w:rPr>
+          <w:rFonts w:ascii="Consolas" w:hAnsi="Consolas"/>
+          <w:i w:val="0"/>
+          <w:color w:val="5A5A5A"/>
+          <w:sz w:val="19"/>
+          <w:shd w:val="clear" w:color="auto" w:fill="F2F2F2"/>
+        </w:rPr>
+        <w:t>docs/</w:t>
+      </w:r>
+      <w:r>
+        <w:rPr>
+          <w:rFonts w:ascii="Calibri" w:hAnsi="Calibri"/>
+          <w:i w:val="0"/>
+          <w:sz w:val="22"/>
+        </w:rPr>
+        <w:t xml:space="preserve">) al 4-sep-2026 tarde, tras el cierre de la fase 2 "maestros reales" (mañana) y los ajustes de configuración y tiempo real (tarde, commit </w:t>
+      </w:r>
+      <w:r>
+        <w:rPr>
+          <w:rFonts w:ascii="Consolas" w:hAnsi="Consolas"/>
+          <w:i w:val="0"/>
+          <w:color w:val="5A5A5A"/>
+          <w:sz w:val="19"/>
+          <w:shd w:val="clear" w:color="auto" w:fill="F2F2F2"/>
+        </w:rPr>
+        <w:t>19172ce</w:t>
+      </w:r>
+      <w:r>
+        <w:rPr>
+          <w:rFonts w:ascii="Calibri" w:hAnsi="Calibri"/>
+          <w:i w:val="0"/>
+          <w:sz w:val="22"/>
+        </w:rPr>
+        <w:t xml:space="preserve">): sin nivel máquina/equipo (la parada llega hasta línea), pestaña Máquinas → Líneas con mantenedor completo, sin catálogo de sedes (única sede Lima), "Ver velocidades" en modal, tarjetas de tiempo real ampliadas y filtros simplificados, corrección de ⌘K. Las 8 historias que quedaban </w:t>
       </w:r>
       <w:r>
         <w:rPr>
@@ -17886,7 +20491,7 @@
           <w:i w:val="0"/>
           <w:sz w:val="22"/>
         </w:rPr>
-        <w:t xml:space="preserve"> al 3-sep-2026 se completaron y verificaron (</w:t>
+        <w:t xml:space="preserve"> al 3-sep-2026 se completaron y verificaron por la mañana (</w:t>
       </w:r>
       <w:r>
         <w:rPr>
@@ -17958,7 +20563,24 @@
           <w:i w:val="0"/>
           <w:sz w:val="22"/>
         </w:rPr>
-        <w:t xml:space="preserve"> 118/118 en 7 suites); </w:t>
+        <w:t xml:space="preserve"> 118/118 en 7 suites); los ajustes de la tarde bajaron la suite a </w:t>
+      </w:r>
+      <w:r>
+        <w:rPr>
+          <w:rFonts w:ascii="Calibri" w:hAnsi="Calibri"/>
+          <w:b/>
+          <w:i w:val="0"/>
+          <w:sz w:val="22"/>
+        </w:rPr>
+        <w:t>114/114</w:t>
+      </w:r>
+      <w:r>
+        <w:rPr>
+          <w:rFonts w:ascii="Calibri" w:hAnsi="Calibri"/>
+          <w:i w:val="0"/>
+          <w:sz w:val="22"/>
+        </w:rPr>
+        <w:t xml:space="preserve"> (−10 casos de máquinas/sedes, +6 de líneas) en verde. </w:t>
       </w:r>
       <w:r>
         <w:rPr>
@@ -17986,6 +20608,42 @@
           <w:sz w:val="19"/>
           <w:shd w:val="clear" w:color="auto" w:fill="F2F2F2"/>
         </w:rPr>
+        <w:t>README.md</w:t>
+      </w:r>
+      <w:r>
+        <w:rPr>
+          <w:rFonts w:ascii="Calibri" w:hAnsi="Calibri"/>
+          <w:i w:val="0"/>
+          <w:sz w:val="22"/>
+        </w:rPr>
+        <w:t xml:space="preserve"> y </w:t>
+      </w:r>
+      <w:r>
+        <w:rPr>
+          <w:rFonts w:ascii="Consolas" w:hAnsi="Consolas"/>
+          <w:i w:val="0"/>
+          <w:color w:val="5A5A5A"/>
+          <w:sz w:val="19"/>
+          <w:shd w:val="clear" w:color="auto" w:fill="F2F2F2"/>
+        </w:rPr>
+        <w:t>docs/BRIEF-agentes.md</w:t>
+      </w:r>
+      <w:r>
+        <w:rPr>
+          <w:rFonts w:ascii="Calibri" w:hAnsi="Calibri"/>
+          <w:i w:val="0"/>
+          <w:sz w:val="22"/>
+        </w:rPr>
+        <w:t xml:space="preserve"> se actualizaron por la tarea de código en el mismo commit; </w:t>
+      </w:r>
+      <w:r>
+        <w:rPr>
+          <w:rFonts w:ascii="Consolas" w:hAnsi="Consolas"/>
+          <w:i w:val="0"/>
+          <w:color w:val="5A5A5A"/>
+          <w:sz w:val="19"/>
+          <w:shd w:val="clear" w:color="auto" w:fill="F2F2F2"/>
+        </w:rPr>
         <w:t>docs/implementation-summary.md</w:t>
       </w:r>
       <w:r>
@@ -18012,7 +20670,25 @@
           <w:i w:val="0"/>
           <w:sz w:val="22"/>
         </w:rPr>
-        <w:t xml:space="preserve"> se actualizaron en la misma fase y ya no reflejan el modelo anterior a esta fase (5 líneas + PT-01, turnos M/T/N, </w:t>
+        <w:t xml:space="preserve"> se actualizaron en esta misma revisión de </w:t>
+      </w:r>
+      <w:r>
+        <w:rPr>
+          <w:rFonts w:ascii="Consolas" w:hAnsi="Consolas"/>
+          <w:i w:val="0"/>
+          <w:color w:val="5A5A5A"/>
+          <w:sz w:val="19"/>
+          <w:shd w:val="clear" w:color="auto" w:fill="F2F2F2"/>
+        </w:rPr>
+        <w:t>docs/</w:t>
+      </w:r>
+      <w:r>
+        <w:rPr>
+          <w:rFonts w:ascii="Calibri" w:hAnsi="Calibri"/>
+          <w:i w:val="0"/>
+          <w:sz w:val="22"/>
+        </w:rPr>
+        <w:t xml:space="preserve">. Ninguno de los documentos refleja ya el modelo anterior a la fase 2 (5 líneas + PT-01, turnos M/T/N, </w:t>
       </w:r>
       <w:r>
         <w:rPr>
@@ -18048,7 +20724,7 @@
           <w:i w:val="0"/>
           <w:sz w:val="22"/>
         </w:rPr>
-        <w:t xml:space="preserve"> activos).*</w:t>
+        <w:t xml:space="preserve"> activos) ni el modelo intermedio del cierre de fase 2 (máquinas-equipo, 9 sedes) que la tarde del 4-sep-2026 descartó.*</w:t>
       </w:r>
     </w:p>
     <w:sectPr>

--- a/docs/product-backlog.docx
+++ b/docs/product-backlog.docx
@@ -125,7 +125,24 @@
           <w:i w:val="0"/>
           <w:sz w:val="22"/>
         </w:rPr>
-        <w:t xml:space="preserve">Fecha de corte: 4-sep-2026, tarde (ajustes de configuración y tiempo real: sin máquina/equipo, mantenedor de líneas, sin sedes; corte anterior 4-sep-2026 con el cierre de la fase 2 "maestros reales"; corte previo 3-sep-2026 con 8 historias </w:t>
+        <w:t xml:space="preserve">Fecha de corte: </w:t>
+      </w:r>
+      <w:r>
+        <w:rPr>
+          <w:rFonts w:ascii="Calibri" w:hAnsi="Calibri"/>
+          <w:b/>
+          <w:i w:val="0"/>
+          <w:sz w:val="22"/>
+        </w:rPr>
+        <w:t>4-sep-2026, noche</w:t>
+      </w:r>
+      <w:r>
+        <w:rPr>
+          <w:rFonts w:ascii="Calibri" w:hAnsi="Calibri"/>
+          <w:i w:val="0"/>
+          <w:sz w:val="22"/>
+        </w:rPr>
+        <w:t xml:space="preserve"> (fase "Evidencia real": limpieza del postest hipotético, importadores de fuentes externas, validación de calidad TCI, invitaciones TSP; corte anterior 4-sep-2026 tarde con los ajustes de configuración y tiempo real — sin máquina/equipo, mantenedor de líneas, sin sedes; corte previo 4-sep-2026 mañana con el cierre de la fase 2 "maestros reales"; corte previo 3-sep-2026 con 8 historias </w:t>
       </w:r>
       <w:r>
         <w:rPr>
@@ -153,6 +170,24 @@
           <w:sz w:val="19"/>
           <w:shd w:val="clear" w:color="auto" w:fill="F2F2F2"/>
         </w:rPr>
+        <w:t>feat/evidencia-real</w:t>
+      </w:r>
+      <w:r>
+        <w:rPr>
+          <w:rFonts w:ascii="Calibri" w:hAnsi="Calibri"/>
+          <w:i w:val="0"/>
+          <w:sz w:val="22"/>
+        </w:rPr>
+        <w:t xml:space="preserve"> (sobre </w:t>
+      </w:r>
+      <w:r>
+        <w:rPr>
+          <w:rFonts w:ascii="Consolas" w:hAnsi="Consolas"/>
+          <w:i w:val="0"/>
+          <w:color w:val="5A5A5A"/>
+          <w:sz w:val="19"/>
+          <w:shd w:val="clear" w:color="auto" w:fill="F2F2F2"/>
+        </w:rPr>
         <w:t>feat/ajustes-configuracion</w:t>
       </w:r>
       <w:r>
@@ -161,7 +196,7 @@
           <w:i w:val="0"/>
           <w:sz w:val="22"/>
         </w:rPr>
-        <w:t xml:space="preserve"> (sobre </w:t>
+        <w:t xml:space="preserve"> → </w:t>
       </w:r>
       <w:r>
         <w:rPr>
@@ -323,7 +358,7 @@
           <w:i w:val="0"/>
           <w:sz w:val="22"/>
         </w:rPr>
-        <w:t>).</w:t>
+        <w:t>; la fase 3 aún no tiene su pasada de QA, ver «QA fase 3 (pendiente de la pasada de integración)» en ese mismo documento).</w:t>
       </w:r>
     </w:p>
     <w:p>
@@ -375,7 +410,41 @@
           <w:i w:val="0"/>
           <w:sz w:val="22"/>
         </w:rPr>
-        <w:t>El sistema se evalúa con 5 KPIs de tesis, cada uno con una meta y un valor demostrado sobre los datos de evidencia (Anexos 02–06):</w:t>
+        <w:t xml:space="preserve">El sistema se evalúa con 5 KPIs de tesis, cada uno con una meta y un instrumento que lo sustenta (Anexos 02–06). Desde la fase "Evidencia real" (4-sep-2026, noche) el </w:t>
+      </w:r>
+      <w:r>
+        <w:rPr>
+          <w:rFonts w:ascii="Calibri" w:hAnsi="Calibri"/>
+          <w:b/>
+          <w:i w:val="0"/>
+          <w:sz w:val="22"/>
+        </w:rPr>
+        <w:t>postest</w:t>
+      </w:r>
+      <w:r>
+        <w:rPr>
+          <w:rFonts w:ascii="Calibri" w:hAnsi="Calibri"/>
+          <w:i w:val="0"/>
+          <w:sz w:val="22"/>
+        </w:rPr>
+        <w:t xml:space="preserve"> de los 5 KPI ya no se siembra con datos hipotéticos: cada instrumento arranca vacío y se llena únicamente con uso real del sistema (capturas, encuesta pública, checklist manual, alertas confirmadas, validación TCI contra fuentes externas importadas). Los valores que documentaban corte anteriores de este backlog (TRI 1,4 min, TCI 93,3 %, TSP 84,2 %, CFS 100 %, EP 83,5 %) eran un </w:t>
+      </w:r>
+      <w:r>
+        <w:rPr>
+          <w:rFonts w:ascii="Calibri" w:hAnsi="Calibri"/>
+          <w:b/>
+          <w:i w:val="0"/>
+          <w:sz w:val="22"/>
+        </w:rPr>
+        <w:t>seed hipotético de la fase 1, retirado el 4-sep-2026</w:t>
+      </w:r>
+      <w:r>
+        <w:rPr>
+          <w:rFonts w:ascii="Calibri" w:hAnsi="Calibri"/>
+          <w:i w:val="0"/>
+          <w:sz w:val="22"/>
+        </w:rPr>
+        <w:t>; no hay un valor de reemplazo que reportar hasta que la planta genere datos reales — el sistema los calculará automáticamente sobre esos datos según use la planta.</w:t>
       </w:r>
     </w:p>
     <w:tbl>
@@ -492,7 +561,7 @@
                 <w:i w:val="0"/>
                 <w:sz w:val="18"/>
               </w:rPr>
-              <w:t>Valor actual</w:t>
+              <w:t>Estado al corte</w:t>
             </w:r>
           </w:p>
         </w:tc>
@@ -571,12 +640,38 @@
             </w:r>
             <w:r>
               <w:rPr>
+                <w:rFonts w:ascii="Consolas" w:hAnsi="Consolas"/>
+                <w:i w:val="0"/>
+                <w:color w:val="5A5A5A"/>
+                <w:sz w:val="18"/>
+                <w:shd w:val="clear" w:color="auto" w:fill="F2F2F2"/>
+              </w:rPr>
+              <w:t>sin_datos</w:t>
+            </w:r>
+            <w:r>
+              <w:rPr>
+                <w:rFonts w:ascii="Calibri" w:hAnsi="Calibri"/>
+                <w:i w:val="0"/>
+                <w:sz w:val="18"/>
+              </w:rPr>
+              <w:t xml:space="preserve"> — postest vacío; </w:t>
+            </w:r>
+            <w:r>
+              <w:rPr>
                 <w:rFonts w:ascii="Calibri" w:hAnsi="Calibri"/>
                 <w:b/>
                 <w:i w:val="0"/>
                 <w:sz w:val="18"/>
               </w:rPr>
-              <w:t>1,4 min (−51,7 % vs. 2,9 min pretest)</w:t>
+              <w:t>pretest conservado: 2,9 min</w:t>
+            </w:r>
+            <w:r>
+              <w:rPr>
+                <w:rFonts w:ascii="Calibri" w:hAnsi="Calibri"/>
+                <w:i w:val="0"/>
+                <w:sz w:val="18"/>
+              </w:rPr>
+              <w:t xml:space="preserve"> (10 registros medidos a mano, línea base)</w:t>
             </w:r>
           </w:p>
         </w:tc>
@@ -655,12 +750,39 @@
             </w:r>
             <w:r>
               <w:rPr>
+                <w:rFonts w:ascii="Consolas" w:hAnsi="Consolas"/>
+                <w:i w:val="0"/>
+                <w:color w:val="5A5A5A"/>
+                <w:sz w:val="18"/>
+                <w:shd w:val="clear" w:color="auto" w:fill="F2F2F2"/>
+              </w:rPr>
+              <w:t>sin_datos</w:t>
+            </w:r>
+            <w:r>
+              <w:rPr>
                 <w:rFonts w:ascii="Calibri" w:hAnsi="Calibri"/>
-                <w:b/>
                 <w:i w:val="0"/>
                 <w:sz w:val="18"/>
               </w:rPr>
-              <w:t>93,3 % (28/30 registros correctos)</w:t>
+              <w:t xml:space="preserve"> — sin evaluaciones; se calcula con </w:t>
+            </w:r>
+            <w:r>
+              <w:rPr>
+                <w:rFonts w:ascii="Consolas" w:hAnsi="Consolas"/>
+                <w:i w:val="0"/>
+                <w:color w:val="5A5A5A"/>
+                <w:sz w:val="18"/>
+                <w:shd w:val="clear" w:color="auto" w:fill="F2F2F2"/>
+              </w:rPr>
+              <w:t>POST /evidencia/tci/validar</w:t>
+            </w:r>
+            <w:r>
+              <w:rPr>
+                <w:rFonts w:ascii="Calibri" w:hAnsi="Calibri"/>
+                <w:i w:val="0"/>
+                <w:sz w:val="18"/>
+              </w:rPr>
+              <w:t xml:space="preserve"> contra sensores/solicitudes/SAP importados</w:t>
             </w:r>
           </w:p>
         </w:tc>
@@ -739,12 +861,31 @@
             </w:r>
             <w:r>
               <w:rPr>
+                <w:rFonts w:ascii="Consolas" w:hAnsi="Consolas"/>
+                <w:i w:val="0"/>
+                <w:color w:val="5A5A5A"/>
+                <w:sz w:val="18"/>
+                <w:shd w:val="clear" w:color="auto" w:fill="F2F2F2"/>
+              </w:rPr>
+              <w:t>sin_datos</w:t>
+            </w:r>
+            <w:r>
+              <w:rPr>
                 <w:rFonts w:ascii="Calibri" w:hAnsi="Calibri"/>
-                <w:b/>
                 <w:i w:val="0"/>
                 <w:sz w:val="18"/>
               </w:rPr>
-              <w:t>84,2 % (128/152, 19 respuestas)</w:t>
+              <w:t xml:space="preserve"> — sin invitaciones ni respuestas; se llena desde </w:t>
+            </w:r>
+            <w:r>
+              <w:rPr>
+                <w:rFonts w:ascii="Consolas" w:hAnsi="Consolas"/>
+                <w:i w:val="0"/>
+                <w:color w:val="5A5A5A"/>
+                <w:sz w:val="18"/>
+                <w:shd w:val="clear" w:color="auto" w:fill="F2F2F2"/>
+              </w:rPr>
+              <w:t>/encuesta/[token]</w:t>
             </w:r>
           </w:p>
         </w:tc>
@@ -823,12 +964,57 @@
             </w:r>
             <w:r>
               <w:rPr>
+                <w:rFonts w:ascii="Consolas" w:hAnsi="Consolas"/>
+                <w:i w:val="0"/>
+                <w:color w:val="5A5A5A"/>
+                <w:sz w:val="18"/>
+                <w:shd w:val="clear" w:color="auto" w:fill="F2F2F2"/>
+              </w:rPr>
+              <w:t>sin_datos</w:t>
+            </w:r>
+            <w:r>
+              <w:rPr>
                 <w:rFonts w:ascii="Calibri" w:hAnsi="Calibri"/>
-                <w:b/>
                 <w:i w:val="0"/>
                 <w:sz w:val="18"/>
               </w:rPr>
-              <w:t>9 / 9 (100 %)</w:t>
+              <w:t xml:space="preserve"> — 9 funcionalidades sin verificar (</w:t>
+            </w:r>
+            <w:r>
+              <w:rPr>
+                <w:rFonts w:ascii="Consolas" w:hAnsi="Consolas"/>
+                <w:i w:val="0"/>
+                <w:color w:val="5A5A5A"/>
+                <w:sz w:val="18"/>
+                <w:shd w:val="clear" w:color="auto" w:fill="F2F2F2"/>
+              </w:rPr>
+              <w:t>cumple: false</w:t>
+            </w:r>
+            <w:r>
+              <w:rPr>
+                <w:rFonts w:ascii="Calibri" w:hAnsi="Calibri"/>
+                <w:i w:val="0"/>
+                <w:sz w:val="18"/>
+              </w:rPr>
+              <w:t xml:space="preserve">, sin </w:t>
+            </w:r>
+            <w:r>
+              <w:rPr>
+                <w:rFonts w:ascii="Consolas" w:hAnsi="Consolas"/>
+                <w:i w:val="0"/>
+                <w:color w:val="5A5A5A"/>
+                <w:sz w:val="18"/>
+                <w:shd w:val="clear" w:color="auto" w:fill="F2F2F2"/>
+              </w:rPr>
+              <w:t>verificadaEn</w:t>
+            </w:r>
+            <w:r>
+              <w:rPr>
+                <w:rFonts w:ascii="Calibri" w:hAnsi="Calibri"/>
+                <w:i w:val="0"/>
+                <w:sz w:val="18"/>
+              </w:rPr>
+              <w:t>)</w:t>
             </w:r>
           </w:p>
         </w:tc>
@@ -907,12 +1093,31 @@
             </w:r>
             <w:r>
               <w:rPr>
+                <w:rFonts w:ascii="Consolas" w:hAnsi="Consolas"/>
+                <w:i w:val="0"/>
+                <w:color w:val="5A5A5A"/>
+                <w:sz w:val="18"/>
+                <w:shd w:val="clear" w:color="auto" w:fill="F2F2F2"/>
+              </w:rPr>
+              <w:t>sin_datos</w:t>
+            </w:r>
+            <w:r>
+              <w:rPr>
                 <w:rFonts w:ascii="Calibri" w:hAnsi="Calibri"/>
-                <w:b/>
                 <w:i w:val="0"/>
                 <w:sz w:val="18"/>
               </w:rPr>
-              <w:t>83,5 % (137/164 predicciones acertadas)</w:t>
+              <w:t xml:space="preserve"> — sin confirmaciones de evidencia; se llena al confirmar alertas reales en </w:t>
+            </w:r>
+            <w:r>
+              <w:rPr>
+                <w:rFonts w:ascii="Consolas" w:hAnsi="Consolas"/>
+                <w:i w:val="0"/>
+                <w:color w:val="5A5A5A"/>
+                <w:sz w:val="18"/>
+                <w:shd w:val="clear" w:color="auto" w:fill="F2F2F2"/>
+              </w:rPr>
+              <w:t>/alertas</w:t>
             </w:r>
           </w:p>
         </w:tc>
@@ -1630,17 +1835,35 @@
           <w:i w:val="0"/>
           <w:sz w:val="22"/>
         </w:rPr>
-        <w:t xml:space="preserve"> = fase actual "maestros reales" (mantenedores completos + datos reales, en curso) · </w:t>
-      </w:r>
-      <w:r>
-        <w:rPr>
-          <w:rFonts w:ascii="Consolas" w:hAnsi="Consolas"/>
-          <w:i w:val="0"/>
-          <w:color w:val="5A5A5A"/>
-          <w:sz w:val="19"/>
-          <w:shd w:val="clear" w:color="auto" w:fill="F2F2F2"/>
-        </w:rPr>
-        <w:t>S6+</w:t>
+        <w:t xml:space="preserve"> = fase "maestros reales" + ajustes del 4-sep tarde (Hecho) · </w:t>
+      </w:r>
+      <w:r>
+        <w:rPr>
+          <w:rFonts w:ascii="Consolas" w:hAnsi="Consolas"/>
+          <w:i w:val="0"/>
+          <w:color w:val="5A5A5A"/>
+          <w:sz w:val="19"/>
+          <w:shd w:val="clear" w:color="auto" w:fill="F2F2F2"/>
+        </w:rPr>
+        <w:t>S6</w:t>
+      </w:r>
+      <w:r>
+        <w:rPr>
+          <w:rFonts w:ascii="Calibri" w:hAnsi="Calibri"/>
+          <w:i w:val="0"/>
+          <w:sz w:val="22"/>
+        </w:rPr>
+        <w:t xml:space="preserve"> = fase "Evidencia real" (4-sep-2026, noche: limpieza del postest hipotético, importadores de fuentes externas, validación TCI, invitaciones TSP) · </w:t>
+      </w:r>
+      <w:r>
+        <w:rPr>
+          <w:rFonts w:ascii="Consolas" w:hAnsi="Consolas"/>
+          <w:i w:val="0"/>
+          <w:color w:val="5A5A5A"/>
+          <w:sz w:val="19"/>
+          <w:shd w:val="clear" w:color="auto" w:fill="F2F2F2"/>
+        </w:rPr>
+        <w:t>S7+</w:t>
       </w:r>
       <w:r>
         <w:rPr>
@@ -3715,7 +3938,7 @@
           <w:sz w:val="19"/>
           <w:shd w:val="clear" w:color="auto" w:fill="F2F2F2"/>
         </w:rPr>
-        <w:t>Prioridad: Should · Puntos: 3 · Estado: Pendiente · Sprint: S6</w:t>
+        <w:t>Prioridad: Should · Puntos: 3 · Estado: Pendiente · Sprint: S7</w:t>
       </w:r>
       <w:r>
         <w:rPr>
@@ -4208,6 +4431,230 @@
           <w:sz w:val="22"/>
         </w:rPr>
         <w:t>, QA fase 2b).</w:t>
+      </w:r>
+    </w:p>
+    <w:p>
+      <w:r>
+        <w:rPr>
+          <w:rFonts w:ascii="Calibri" w:hAnsi="Calibri"/>
+          <w:b/>
+          <w:i w:val="0"/>
+          <w:sz w:val="22"/>
+        </w:rPr>
+        <w:t>E2-09 — `LineaEstado.oeeTurnoPct` en el contrato</w:t>
+      </w:r>
+      <w:r>
+        <w:rPr>
+          <w:rFonts w:ascii="Calibri" w:hAnsi="Calibri"/>
+          <w:i w:val="0"/>
+          <w:sz w:val="22"/>
+        </w:rPr>
+        <w:t xml:space="preserve"> </w:t>
+      </w:r>
+      <w:r>
+        <w:rPr>
+          <w:rFonts w:ascii="Consolas" w:hAnsi="Consolas"/>
+          <w:i w:val="0"/>
+          <w:color w:val="5A5A5A"/>
+          <w:sz w:val="19"/>
+          <w:shd w:val="clear" w:color="auto" w:fill="F2F2F2"/>
+        </w:rPr>
+        <w:t>Prioridad: Could · Puntos: 2 · Estado: Pendiente · Sprint: S7</w:t>
+      </w:r>
+      <w:r>
+        <w:rPr>
+          <w:rFonts w:ascii="Calibri" w:hAnsi="Calibri"/>
+          <w:i w:val="0"/>
+          <w:sz w:val="22"/>
+        </w:rPr>
+        <w:t xml:space="preserve"> Como </w:t>
+      </w:r>
+      <w:r>
+        <w:rPr>
+          <w:rFonts w:ascii="Calibri" w:hAnsi="Calibri"/>
+          <w:b/>
+          <w:i w:val="0"/>
+          <w:sz w:val="22"/>
+        </w:rPr>
+        <w:t>supervisor de turno</w:t>
+      </w:r>
+      <w:r>
+        <w:rPr>
+          <w:rFonts w:ascii="Calibri" w:hAnsi="Calibri"/>
+          <w:i w:val="0"/>
+          <w:sz w:val="22"/>
+        </w:rPr>
+        <w:t xml:space="preserve">, quiero que la </w:t>
+      </w:r>
+      <w:r>
+        <w:rPr>
+          <w:rFonts w:ascii="Consolas" w:hAnsi="Consolas"/>
+          <w:i w:val="0"/>
+          <w:color w:val="5A5A5A"/>
+          <w:sz w:val="19"/>
+          <w:shd w:val="clear" w:color="auto" w:fill="F2F2F2"/>
+        </w:rPr>
+        <w:t>LineCard</w:t>
+      </w:r>
+      <w:r>
+        <w:rPr>
+          <w:rFonts w:ascii="Calibri" w:hAnsi="Calibri"/>
+          <w:i w:val="0"/>
+          <w:sz w:val="22"/>
+        </w:rPr>
+        <w:t xml:space="preserve"> ampliada muestre el OEE del turno en curso (no sólo "Última parada"), para leer el desempeño de la línea sin salir de </w:t>
+      </w:r>
+      <w:r>
+        <w:rPr>
+          <w:rFonts w:ascii="Consolas" w:hAnsi="Consolas"/>
+          <w:i w:val="0"/>
+          <w:color w:val="5A5A5A"/>
+          <w:sz w:val="19"/>
+          <w:shd w:val="clear" w:color="auto" w:fill="F2F2F2"/>
+        </w:rPr>
+        <w:t>/tiempo-real</w:t>
+      </w:r>
+      <w:r>
+        <w:rPr>
+          <w:rFonts w:ascii="Calibri" w:hAnsi="Calibri"/>
+          <w:i w:val="0"/>
+          <w:sz w:val="22"/>
+        </w:rPr>
+        <w:t>.</w:t>
+      </w:r>
+    </w:p>
+    <w:p>
+      <w:pPr>
+        <w:pStyle w:val="ListBullet"/>
+      </w:pPr>
+      <w:r>
+        <w:rPr>
+          <w:rFonts w:ascii="Calibri" w:hAnsi="Calibri"/>
+          <w:i w:val="0"/>
+          <w:sz w:val="22"/>
+        </w:rPr>
+        <w:t xml:space="preserve">Detectado en el QA de fase 2b (4-sep-2026): </w:t>
+      </w:r>
+      <w:r>
+        <w:rPr>
+          <w:rFonts w:ascii="Consolas" w:hAnsi="Consolas"/>
+          <w:i w:val="0"/>
+          <w:color w:val="5A5A5A"/>
+          <w:sz w:val="19"/>
+          <w:shd w:val="clear" w:color="auto" w:fill="F2F2F2"/>
+        </w:rPr>
+        <w:t>oeeTurnoPct</w:t>
+      </w:r>
+      <w:r>
+        <w:rPr>
+          <w:rFonts w:ascii="Calibri" w:hAnsi="Calibri"/>
+          <w:i w:val="0"/>
+          <w:sz w:val="22"/>
+        </w:rPr>
+        <w:t xml:space="preserve"> no existe hoy en </w:t>
+      </w:r>
+      <w:r>
+        <w:rPr>
+          <w:rFonts w:ascii="Consolas" w:hAnsi="Consolas"/>
+          <w:i w:val="0"/>
+          <w:color w:val="5A5A5A"/>
+          <w:sz w:val="19"/>
+          <w:shd w:val="clear" w:color="auto" w:fill="F2F2F2"/>
+        </w:rPr>
+        <w:t>LineaEstado</w:t>
+      </w:r>
+      <w:r>
+        <w:rPr>
+          <w:rFonts w:ascii="Calibri" w:hAnsi="Calibri"/>
+          <w:i w:val="0"/>
+          <w:sz w:val="22"/>
+        </w:rPr>
+        <w:t xml:space="preserve">; la </w:t>
+      </w:r>
+      <w:r>
+        <w:rPr>
+          <w:rFonts w:ascii="Consolas" w:hAnsi="Consolas"/>
+          <w:i w:val="0"/>
+          <w:color w:val="5A5A5A"/>
+          <w:sz w:val="19"/>
+          <w:shd w:val="clear" w:color="auto" w:fill="F2F2F2"/>
+        </w:rPr>
+        <w:t>LineCard</w:t>
+      </w:r>
+      <w:r>
+        <w:rPr>
+          <w:rFonts w:ascii="Calibri" w:hAnsi="Calibri"/>
+          <w:i w:val="0"/>
+          <w:sz w:val="22"/>
+        </w:rPr>
+        <w:t xml:space="preserve"> ampliada de </w:t>
+      </w:r>
+      <w:r>
+        <w:rPr>
+          <w:rFonts w:ascii="Consolas" w:hAnsi="Consolas"/>
+          <w:i w:val="0"/>
+          <w:color w:val="5A5A5A"/>
+          <w:sz w:val="19"/>
+          <w:shd w:val="clear" w:color="auto" w:fill="F2F2F2"/>
+        </w:rPr>
+        <w:t>E2-08</w:t>
+      </w:r>
+      <w:r>
+        <w:rPr>
+          <w:rFonts w:ascii="Calibri" w:hAnsi="Calibri"/>
+          <w:i w:val="0"/>
+          <w:sz w:val="22"/>
+        </w:rPr>
+        <w:t xml:space="preserve"> muestra «Última parada» en su lugar.</w:t>
+      </w:r>
+    </w:p>
+    <w:p>
+      <w:pPr>
+        <w:pStyle w:val="ListBullet"/>
+      </w:pPr>
+      <w:r>
+        <w:rPr>
+          <w:rFonts w:ascii="Calibri" w:hAnsi="Calibri"/>
+          <w:i w:val="0"/>
+          <w:sz w:val="22"/>
+        </w:rPr>
+        <w:t xml:space="preserve">Requiere calcular el OEE parcial del turno en curso en </w:t>
+      </w:r>
+      <w:r>
+        <w:rPr>
+          <w:rFonts w:ascii="Consolas" w:hAnsi="Consolas"/>
+          <w:i w:val="0"/>
+          <w:color w:val="5A5A5A"/>
+          <w:sz w:val="19"/>
+          <w:shd w:val="clear" w:color="auto" w:fill="F2F2F2"/>
+        </w:rPr>
+        <w:t>realtime.service.ts</w:t>
+      </w:r>
+      <w:r>
+        <w:rPr>
+          <w:rFonts w:ascii="Calibri" w:hAnsi="Calibri"/>
+          <w:i w:val="0"/>
+          <w:sz w:val="22"/>
+        </w:rPr>
+        <w:t xml:space="preserve"> y sumarlo al contrato </w:t>
+      </w:r>
+      <w:r>
+        <w:rPr>
+          <w:rFonts w:ascii="Consolas" w:hAnsi="Consolas"/>
+          <w:i w:val="0"/>
+          <w:color w:val="5A5A5A"/>
+          <w:sz w:val="19"/>
+          <w:shd w:val="clear" w:color="auto" w:fill="F2F2F2"/>
+        </w:rPr>
+        <w:t>TiempoRealResumen</w:t>
+      </w:r>
+      <w:r>
+        <w:rPr>
+          <w:rFonts w:ascii="Calibri" w:hAnsi="Calibri"/>
+          <w:i w:val="0"/>
+          <w:sz w:val="22"/>
+        </w:rPr>
+        <w:t>.</w:t>
       </w:r>
     </w:p>
     <w:p>
@@ -5595,7 +6042,7 @@
           <w:sz w:val="19"/>
           <w:shd w:val="clear" w:color="auto" w:fill="F2F2F2"/>
         </w:rPr>
-        <w:t>Prioridad: Could · Puntos: 5 · Estado: Pendiente · Sprint: S6</w:t>
+        <w:t>Prioridad: Could · Puntos: 5 · Estado: Pendiente · Sprint: S7</w:t>
       </w:r>
       <w:r>
         <w:rPr>
@@ -6123,7 +6570,25 @@
           <w:i w:val="0"/>
           <w:sz w:val="22"/>
         </w:rPr>
-        <w:t>Alimenta el Anexo 06 (137/164 predicciones acertadas, sin alterar el total al redistribuir entre líneas).</w:t>
+        <w:t xml:space="preserve">Alimenta el Anexo 06; desde </w:t>
+      </w:r>
+      <w:r>
+        <w:rPr>
+          <w:rFonts w:ascii="Consolas" w:hAnsi="Consolas"/>
+          <w:i w:val="0"/>
+          <w:color w:val="5A5A5A"/>
+          <w:sz w:val="19"/>
+          <w:shd w:val="clear" w:color="auto" w:fill="F2F2F2"/>
+        </w:rPr>
+        <w:t>E7-14</w:t>
+      </w:r>
+      <w:r>
+        <w:rPr>
+          <w:rFonts w:ascii="Calibri" w:hAnsi="Calibri"/>
+          <w:i w:val="0"/>
+          <w:sz w:val="22"/>
+        </w:rPr>
+        <w:t xml:space="preserve"> (S6) sólo cuentan las confirmaciones reales, no las alertas «confirmadas» de demostración del seed.</w:t>
       </w:r>
     </w:p>
     <w:p>
@@ -6829,7 +7294,7 @@
           <w:sz w:val="19"/>
           <w:shd w:val="clear" w:color="auto" w:fill="F2F2F2"/>
         </w:rPr>
-        <w:t>Prioridad: Must · Puntos: 13 · Estado: Pendiente · Sprint: S6</w:t>
+        <w:t>Prioridad: Must · Puntos: 13 · Estado: Pendiente · Sprint: S7</w:t>
       </w:r>
       <w:r>
         <w:rPr>
@@ -7005,7 +7470,7 @@
           <w:i w:val="0"/>
           <w:sz w:val="22"/>
         </w:rPr>
-        <w:t>, quiero ver el TRI postest comparado contra el pretest cargado manualmente, para sustentar la reducción del 51,7 % con datos trazables al Anexo 02.</w:t>
+        <w:t>, quiero ver el TRI postest comparado contra el pretest cargado manualmente, para sustentar la reducción del tiempo de registro con datos trazables al Anexo 02.</w:t>
       </w:r>
     </w:p>
     <w:p>
@@ -7114,6 +7579,9 @@
       </w:r>
     </w:p>
     <w:p>
+      <w:pPr>
+        <w:pStyle w:val="ListBullet"/>
+      </w:pPr>
       <w:r>
         <w:rPr>
           <w:rFonts w:ascii="Calibri" w:hAnsi="Calibri"/>
@@ -7121,6 +7589,115 @@
           <w:i w:val="0"/>
           <w:sz w:val="22"/>
         </w:rPr>
+        <w:t>Nota (S6, 4-sep-2026 noche):</w:t>
+      </w:r>
+      <w:r>
+        <w:rPr>
+          <w:rFonts w:ascii="Calibri" w:hAnsi="Calibri"/>
+          <w:i w:val="0"/>
+          <w:sz w:val="22"/>
+        </w:rPr>
+        <w:t xml:space="preserve"> el postest ya no trae un seed hipotético — </w:t>
+      </w:r>
+      <w:r>
+        <w:rPr>
+          <w:rFonts w:ascii="Consolas" w:hAnsi="Consolas"/>
+          <w:i w:val="0"/>
+          <w:color w:val="5A5A5A"/>
+          <w:sz w:val="19"/>
+          <w:shd w:val="clear" w:color="auto" w:fill="F2F2F2"/>
+        </w:rPr>
+        <w:t>promedioPostest</w:t>
+      </w:r>
+      <w:r>
+        <w:rPr>
+          <w:rFonts w:ascii="Calibri" w:hAnsi="Calibri"/>
+          <w:i w:val="0"/>
+          <w:sz w:val="22"/>
+        </w:rPr>
+        <w:t>/</w:t>
+      </w:r>
+      <w:r>
+        <w:rPr>
+          <w:rFonts w:ascii="Consolas" w:hAnsi="Consolas"/>
+          <w:i w:val="0"/>
+          <w:color w:val="5A5A5A"/>
+          <w:sz w:val="19"/>
+          <w:shd w:val="clear" w:color="auto" w:fill="F2F2F2"/>
+        </w:rPr>
+        <w:t>reduccionPct</w:t>
+      </w:r>
+      <w:r>
+        <w:rPr>
+          <w:rFonts w:ascii="Calibri" w:hAnsi="Calibri"/>
+          <w:i w:val="0"/>
+          <w:sz w:val="22"/>
+        </w:rPr>
+        <w:t xml:space="preserve"> son </w:t>
+      </w:r>
+      <w:r>
+        <w:rPr>
+          <w:rFonts w:ascii="Consolas" w:hAnsi="Consolas"/>
+          <w:i w:val="0"/>
+          <w:color w:val="5A5A5A"/>
+          <w:sz w:val="19"/>
+          <w:shd w:val="clear" w:color="auto" w:fill="F2F2F2"/>
+        </w:rPr>
+        <w:t>null</w:t>
+      </w:r>
+      <w:r>
+        <w:rPr>
+          <w:rFonts w:ascii="Calibri" w:hAnsi="Calibri"/>
+          <w:i w:val="0"/>
+          <w:sz w:val="22"/>
+        </w:rPr>
+        <w:t xml:space="preserve"> (</w:t>
+      </w:r>
+      <w:r>
+        <w:rPr>
+          <w:rFonts w:ascii="Consolas" w:hAnsi="Consolas"/>
+          <w:i w:val="0"/>
+          <w:color w:val="5A5A5A"/>
+          <w:sz w:val="19"/>
+          <w:shd w:val="clear" w:color="auto" w:fill="F2F2F2"/>
+        </w:rPr>
+        <w:t>estado: 'sin_datos'</w:t>
+      </w:r>
+      <w:r>
+        <w:rPr>
+          <w:rFonts w:ascii="Calibri" w:hAnsi="Calibri"/>
+          <w:i w:val="0"/>
+          <w:sz w:val="22"/>
+        </w:rPr>
+        <w:t xml:space="preserve">) hasta la primera captura real; el pretest (2,9 min) se conserva como línea base. Ver </w:t>
+      </w:r>
+      <w:r>
+        <w:rPr>
+          <w:rFonts w:ascii="Consolas" w:hAnsi="Consolas"/>
+          <w:i w:val="0"/>
+          <w:color w:val="5A5A5A"/>
+          <w:sz w:val="19"/>
+          <w:shd w:val="clear" w:color="auto" w:fill="F2F2F2"/>
+        </w:rPr>
+        <w:t>E7-07</w:t>
+      </w:r>
+      <w:r>
+        <w:rPr>
+          <w:rFonts w:ascii="Calibri" w:hAnsi="Calibri"/>
+          <w:i w:val="0"/>
+          <w:sz w:val="22"/>
+        </w:rPr>
+        <w:t>.</w:t>
+      </w:r>
+    </w:p>
+    <w:p>
+      <w:r>
+        <w:rPr>
+          <w:rFonts w:ascii="Calibri" w:hAnsi="Calibri"/>
+          <w:b/>
+          <w:i w:val="0"/>
+          <w:sz w:val="22"/>
+        </w:rPr>
         <w:t>E7-02 — TCI: tasa de calidad de información</w:t>
       </w:r>
       <w:r>
@@ -7139,7 +7716,7 @@
           <w:sz w:val="19"/>
           <w:shd w:val="clear" w:color="auto" w:fill="F2F2F2"/>
         </w:rPr>
-        <w:t>Prioridad: Must · Puntos: 5 · Estado: Hecho · Sprint: S4</w:t>
+        <w:t>Prioridad: Must · Puntos: 5 · Estado: Hecho · Sprint: S4 (rediseñada en S6)</w:t>
       </w:r>
       <w:r>
         <w:rPr>
@@ -7164,7 +7741,7 @@
           <w:i w:val="0"/>
           <w:sz w:val="22"/>
         </w:rPr>
-        <w:t>, quiero ver cuántos registros de validación de orden fueron correctos sobre el total, para sustentar el 93,3 % (28/30) del Anexo 03.</w:t>
+        <w:t>, quiero ver cuántos registros son correctos sobre el total evaluado, para sustentar la tasa de calidad de información del Anexo 03 con un criterio verificable.</w:t>
       </w:r>
     </w:p>
     <w:p>
@@ -7187,79 +7764,7 @@
           <w:i w:val="0"/>
           <w:sz w:val="22"/>
         </w:rPr>
-        <w:t xml:space="preserve"> calculado sobre </w:t>
-      </w:r>
-      <w:r>
-        <w:rPr>
-          <w:rFonts w:ascii="Consolas" w:hAnsi="Consolas"/>
-          <w:i w:val="0"/>
-          <w:color w:val="5A5A5A"/>
-          <w:sz w:val="19"/>
-          <w:shd w:val="clear" w:color="auto" w:fill="F2F2F2"/>
-        </w:rPr>
-        <w:t>E3-03</w:t>
-      </w:r>
-      <w:r>
-        <w:rPr>
-          <w:rFonts w:ascii="Calibri" w:hAnsi="Calibri"/>
-          <w:i w:val="0"/>
-          <w:sz w:val="22"/>
-        </w:rPr>
         <w:t>.</w:t>
-      </w:r>
-    </w:p>
-    <w:p>
-      <w:r>
-        <w:rPr>
-          <w:rFonts w:ascii="Calibri" w:hAnsi="Calibri"/>
-          <w:b/>
-          <w:i w:val="0"/>
-          <w:sz w:val="22"/>
-        </w:rPr>
-        <w:t>E7-03 — TSP: satisfacción del personal + encuesta pública</w:t>
-      </w:r>
-      <w:r>
-        <w:rPr>
-          <w:rFonts w:ascii="Calibri" w:hAnsi="Calibri"/>
-          <w:i w:val="0"/>
-          <w:sz w:val="22"/>
-        </w:rPr>
-        <w:t xml:space="preserve"> </w:t>
-      </w:r>
-      <w:r>
-        <w:rPr>
-          <w:rFonts w:ascii="Consolas" w:hAnsi="Consolas"/>
-          <w:i w:val="0"/>
-          <w:color w:val="5A5A5A"/>
-          <w:sz w:val="19"/>
-          <w:shd w:val="clear" w:color="auto" w:fill="F2F2F2"/>
-        </w:rPr>
-        <w:t>Prioridad: Must · Puntos: 8 · Estado: Hecho · Sprint: S4</w:t>
-      </w:r>
-      <w:r>
-        <w:rPr>
-          <w:rFonts w:ascii="Calibri" w:hAnsi="Calibri"/>
-          <w:i w:val="0"/>
-          <w:sz w:val="22"/>
-        </w:rPr>
-        <w:t xml:space="preserve"> Como </w:t>
-      </w:r>
-      <w:r>
-        <w:rPr>
-          <w:rFonts w:ascii="Calibri" w:hAnsi="Calibri"/>
-          <w:b/>
-          <w:i w:val="0"/>
-          <w:sz w:val="22"/>
-        </w:rPr>
-        <w:t>investigador</w:t>
-      </w:r>
-      <w:r>
-        <w:rPr>
-          <w:rFonts w:ascii="Calibri" w:hAnsi="Calibri"/>
-          <w:i w:val="0"/>
-          <w:sz w:val="22"/>
-        </w:rPr>
-        <w:t>, quiero una encuesta pública de 8 ítems Likert que cualquier operario pueda responder con un enlace, para sustentar el 84,2 % de acuerdo (128/152, 19 respuestas) sin depender de que estén logueados.</w:t>
       </w:r>
     </w:p>
     <w:p>
@@ -7268,21 +7773,128 @@
       </w:pPr>
       <w:r>
         <w:rPr>
-          <w:rFonts w:ascii="Consolas" w:hAnsi="Consolas"/>
-          <w:i w:val="0"/>
-          <w:color w:val="5A5A5A"/>
-          <w:sz w:val="19"/>
-          <w:shd w:val="clear" w:color="auto" w:fill="F2F2F2"/>
-        </w:rPr>
-        <w:t>GET/POST /encuesta/:token</w:t>
-      </w:r>
-      <w:r>
-        <w:rPr>
-          <w:rFonts w:ascii="Calibri" w:hAnsi="Calibri"/>
-          <w:i w:val="0"/>
-          <w:sz w:val="22"/>
-        </w:rPr>
-        <w:t xml:space="preserve"> público, token de un solo uso, recalcula TSP al recibir cada respuesta.</w:t>
+          <w:rFonts w:ascii="Calibri" w:hAnsi="Calibri"/>
+          <w:b/>
+          <w:i w:val="0"/>
+          <w:sz w:val="22"/>
+        </w:rPr>
+        <w:t>Superada por `E7-09` (S6):</w:t>
+      </w:r>
+      <w:r>
+        <w:rPr>
+          <w:rFonts w:ascii="Calibri" w:hAnsi="Calibri"/>
+          <w:i w:val="0"/>
+          <w:sz w:val="22"/>
+        </w:rPr>
+        <w:t xml:space="preserve"> hasta el cierre de la fase 2 este KPI se calculaba sobre </w:t>
+      </w:r>
+      <w:r>
+        <w:rPr>
+          <w:rFonts w:ascii="Consolas" w:hAnsi="Consolas"/>
+          <w:i w:val="0"/>
+          <w:color w:val="5A5A5A"/>
+          <w:sz w:val="19"/>
+          <w:shd w:val="clear" w:color="auto" w:fill="F2F2F2"/>
+        </w:rPr>
+        <w:t>E3-03</w:t>
+      </w:r>
+      <w:r>
+        <w:rPr>
+          <w:rFonts w:ascii="Calibri" w:hAnsi="Calibri"/>
+          <w:i w:val="0"/>
+          <w:sz w:val="22"/>
+        </w:rPr>
+        <w:t xml:space="preserve"> (validar orden); desde la fase "Evidencia real" se calcula con un motor de reglas propio contra 3 fuentes externas importadas (sensores, solicitudes, transferencias SAP). Esta historia queda como el enunciado original del instrumento; el modelo vigente está en </w:t>
+      </w:r>
+      <w:r>
+        <w:rPr>
+          <w:rFonts w:ascii="Consolas" w:hAnsi="Consolas"/>
+          <w:i w:val="0"/>
+          <w:color w:val="5A5A5A"/>
+          <w:sz w:val="19"/>
+          <w:shd w:val="clear" w:color="auto" w:fill="F2F2F2"/>
+        </w:rPr>
+        <w:t>E7-08</w:t>
+      </w:r>
+      <w:r>
+        <w:rPr>
+          <w:rFonts w:ascii="Calibri" w:hAnsi="Calibri"/>
+          <w:i w:val="0"/>
+          <w:sz w:val="22"/>
+        </w:rPr>
+        <w:t>–</w:t>
+      </w:r>
+      <w:r>
+        <w:rPr>
+          <w:rFonts w:ascii="Consolas" w:hAnsi="Consolas"/>
+          <w:i w:val="0"/>
+          <w:color w:val="5A5A5A"/>
+          <w:sz w:val="19"/>
+          <w:shd w:val="clear" w:color="auto" w:fill="F2F2F2"/>
+        </w:rPr>
+        <w:t>E7-11</w:t>
+      </w:r>
+      <w:r>
+        <w:rPr>
+          <w:rFonts w:ascii="Calibri" w:hAnsi="Calibri"/>
+          <w:i w:val="0"/>
+          <w:sz w:val="22"/>
+        </w:rPr>
+        <w:t>.</w:t>
+      </w:r>
+    </w:p>
+    <w:p>
+      <w:r>
+        <w:rPr>
+          <w:rFonts w:ascii="Calibri" w:hAnsi="Calibri"/>
+          <w:b/>
+          <w:i w:val="0"/>
+          <w:sz w:val="22"/>
+        </w:rPr>
+        <w:t>E7-03 — TSP: satisfacción del personal + encuesta pública</w:t>
+      </w:r>
+      <w:r>
+        <w:rPr>
+          <w:rFonts w:ascii="Calibri" w:hAnsi="Calibri"/>
+          <w:i w:val="0"/>
+          <w:sz w:val="22"/>
+        </w:rPr>
+        <w:t xml:space="preserve"> </w:t>
+      </w:r>
+      <w:r>
+        <w:rPr>
+          <w:rFonts w:ascii="Consolas" w:hAnsi="Consolas"/>
+          <w:i w:val="0"/>
+          <w:color w:val="5A5A5A"/>
+          <w:sz w:val="19"/>
+          <w:shd w:val="clear" w:color="auto" w:fill="F2F2F2"/>
+        </w:rPr>
+        <w:t>Prioridad: Must · Puntos: 8 · Estado: Hecho · Sprint: S4</w:t>
+      </w:r>
+      <w:r>
+        <w:rPr>
+          <w:rFonts w:ascii="Calibri" w:hAnsi="Calibri"/>
+          <w:i w:val="0"/>
+          <w:sz w:val="22"/>
+        </w:rPr>
+        <w:t xml:space="preserve"> Como </w:t>
+      </w:r>
+      <w:r>
+        <w:rPr>
+          <w:rFonts w:ascii="Calibri" w:hAnsi="Calibri"/>
+          <w:b/>
+          <w:i w:val="0"/>
+          <w:sz w:val="22"/>
+        </w:rPr>
+        <w:t>investigador</w:t>
+      </w:r>
+      <w:r>
+        <w:rPr>
+          <w:rFonts w:ascii="Calibri" w:hAnsi="Calibri"/>
+          <w:i w:val="0"/>
+          <w:sz w:val="22"/>
+        </w:rPr>
+        <w:t>, quiero una encuesta pública de 8 ítems Likert que cualquier operario pueda responder con un enlace, para sustentar la tasa de satisfacción del personal sin depender de que estén logueados.</w:t>
       </w:r>
     </w:p>
     <w:p>
@@ -7297,69 +7909,15 @@
           <w:sz w:val="19"/>
           <w:shd w:val="clear" w:color="auto" w:fill="F2F2F2"/>
         </w:rPr>
-        <w:t>EncuestaTSP{items[8], respuestas, invitados, promedio, pctAcuerdo, meta, estado, enlace}</w:t>
-      </w:r>
-      <w:r>
-        <w:rPr>
-          <w:rFonts w:ascii="Calibri" w:hAnsi="Calibri"/>
-          <w:i w:val="0"/>
-          <w:sz w:val="22"/>
-        </w:rPr>
-        <w:t>.</w:t>
-      </w:r>
-    </w:p>
-    <w:p>
-      <w:r>
-        <w:rPr>
-          <w:rFonts w:ascii="Calibri" w:hAnsi="Calibri"/>
-          <w:b/>
-          <w:i w:val="0"/>
-          <w:sz w:val="22"/>
-        </w:rPr>
-        <w:t>E7-04 — CFS: cumplimiento funcional (9/9)</w:t>
-      </w:r>
-      <w:r>
-        <w:rPr>
-          <w:rFonts w:ascii="Calibri" w:hAnsi="Calibri"/>
-          <w:i w:val="0"/>
-          <w:sz w:val="22"/>
-        </w:rPr>
-        <w:t xml:space="preserve"> </w:t>
-      </w:r>
-      <w:r>
-        <w:rPr>
-          <w:rFonts w:ascii="Consolas" w:hAnsi="Consolas"/>
-          <w:i w:val="0"/>
-          <w:color w:val="5A5A5A"/>
-          <w:sz w:val="19"/>
-          <w:shd w:val="clear" w:color="auto" w:fill="F2F2F2"/>
-        </w:rPr>
-        <w:t>Prioridad: Must · Puntos: 3 · Estado: Hecho · Sprint: S4</w:t>
-      </w:r>
-      <w:r>
-        <w:rPr>
-          <w:rFonts w:ascii="Calibri" w:hAnsi="Calibri"/>
-          <w:i w:val="0"/>
-          <w:sz w:val="22"/>
-        </w:rPr>
-        <w:t xml:space="preserve"> Como </w:t>
-      </w:r>
-      <w:r>
-        <w:rPr>
-          <w:rFonts w:ascii="Calibri" w:hAnsi="Calibri"/>
-          <w:b/>
-          <w:i w:val="0"/>
-          <w:sz w:val="22"/>
-        </w:rPr>
-        <w:t>calidad</w:t>
-      </w:r>
-      <w:r>
-        <w:rPr>
-          <w:rFonts w:ascii="Calibri" w:hAnsi="Calibri"/>
-          <w:i w:val="0"/>
-          <w:sz w:val="22"/>
-        </w:rPr>
-        <w:t>, quiero un checklist de las 9 funcionalidades contractuales marcadas cumple/no cumple, para sustentar el CFS = 9/9 con evidencia verificable ítem por ítem.</w:t>
+        <w:t>GET/POST /encuesta/:token</w:t>
+      </w:r>
+      <w:r>
+        <w:rPr>
+          <w:rFonts w:ascii="Calibri" w:hAnsi="Calibri"/>
+          <w:i w:val="0"/>
+          <w:sz w:val="22"/>
+        </w:rPr>
+        <w:t xml:space="preserve"> público, token de un solo uso, recalcula TSP al recibir cada respuesta.</w:t>
       </w:r>
     </w:p>
     <w:p>
@@ -7374,7 +7932,7 @@
           <w:sz w:val="19"/>
           <w:shd w:val="clear" w:color="auto" w:fill="F2F2F2"/>
         </w:rPr>
-        <w:t>EvidenciaCFS{items[9], cumplidas, totales, porcentaje, meta, estado}</w:t>
+        <w:t>EncuestaTSP{items[8], respuestas, invitados, promedio, pctAcuerdo, meta, estado, enlace}</w:t>
       </w:r>
       <w:r>
         <w:rPr>
@@ -7391,21 +7949,20 @@
       </w:pPr>
       <w:r>
         <w:rPr>
-          <w:rFonts w:ascii="Consolas" w:hAnsi="Consolas"/>
-          <w:i w:val="0"/>
-          <w:color w:val="5A5A5A"/>
-          <w:sz w:val="19"/>
-          <w:shd w:val="clear" w:color="auto" w:fill="F2F2F2"/>
-        </w:rPr>
-        <w:t>PATCH /evidencia/cfs/:id {cumple, observacion}</w:t>
-      </w:r>
-      <w:r>
-        <w:rPr>
-          <w:rFonts w:ascii="Calibri" w:hAnsi="Calibri"/>
-          <w:i w:val="0"/>
-          <w:sz w:val="22"/>
-        </w:rPr>
-        <w:t xml:space="preserve"> deja registro de quién validó cada ítem.</w:t>
+          <w:rFonts w:ascii="Calibri" w:hAnsi="Calibri"/>
+          <w:b/>
+          <w:i w:val="0"/>
+          <w:sz w:val="22"/>
+        </w:rPr>
+        <w:t>Ampliada en S6 (`E7-12`):</w:t>
+      </w:r>
+      <w:r>
+        <w:rPr>
+          <w:rFonts w:ascii="Calibri" w:hAnsi="Calibri"/>
+          <w:i w:val="0"/>
+          <w:sz w:val="22"/>
+        </w:rPr>
+        <w:t xml:space="preserve"> el enlace único se reemplaza por invitaciones nominales con token de un solo uso por invitado.</w:t>
       </w:r>
     </w:p>
     <w:p>
@@ -7416,7 +7973,7 @@
           <w:i w:val="0"/>
           <w:sz w:val="22"/>
         </w:rPr>
-        <w:t>E7-05 — EP: efectividad de las predicciones</w:t>
+        <w:t>E7-04 — CFS: cumplimiento funcional (9/9)</w:t>
       </w:r>
       <w:r>
         <w:rPr>
@@ -7434,7 +7991,7 @@
           <w:sz w:val="19"/>
           <w:shd w:val="clear" w:color="auto" w:fill="F2F2F2"/>
         </w:rPr>
-        <w:t>Prioridad: Must · Puntos: 5 · Estado: Hecho · Sprint: S4</w:t>
+        <w:t>Prioridad: Must · Puntos: 3 · Estado: Hecho · Sprint: S4</w:t>
       </w:r>
       <w:r>
         <w:rPr>
@@ -7451,15 +8008,15 @@
           <w:i w:val="0"/>
           <w:sz w:val="22"/>
         </w:rPr>
-        <w:t>investigador</w:t>
-      </w:r>
-      <w:r>
-        <w:rPr>
-          <w:rFonts w:ascii="Calibri" w:hAnsi="Calibri"/>
-          <w:i w:val="0"/>
-          <w:sz w:val="22"/>
-        </w:rPr>
-        <w:t>, quiero ver el acumulado de predicciones acertadas sobre el total, para sustentar el 83,5 % (137/164) del Anexo 06.</w:t>
+        <w:t>calidad</w:t>
+      </w:r>
+      <w:r>
+        <w:rPr>
+          <w:rFonts w:ascii="Calibri" w:hAnsi="Calibri"/>
+          <w:i w:val="0"/>
+          <w:sz w:val="22"/>
+        </w:rPr>
+        <w:t>, quiero un checklist de las 9 funcionalidades contractuales marcadas cumple/no cumple, para sustentar el CFS con evidencia verificable ítem por ítem (meta 9/9 funcionalidades verificadas).</w:t>
       </w:r>
     </w:p>
     <w:p>
@@ -7474,25 +8031,7 @@
           <w:sz w:val="19"/>
           <w:shd w:val="clear" w:color="auto" w:fill="F2F2F2"/>
         </w:rPr>
-        <w:t>EvidenciaEP{registros, prediccionesCorrectas, prediccionesTotales, porcentaje, meta, estado}</w:t>
-      </w:r>
-      <w:r>
-        <w:rPr>
-          <w:rFonts w:ascii="Calibri" w:hAnsi="Calibri"/>
-          <w:i w:val="0"/>
-          <w:sz w:val="22"/>
-        </w:rPr>
-        <w:t xml:space="preserve"> alimentado por </w:t>
-      </w:r>
-      <w:r>
-        <w:rPr>
-          <w:rFonts w:ascii="Consolas" w:hAnsi="Consolas"/>
-          <w:i w:val="0"/>
-          <w:color w:val="5A5A5A"/>
-          <w:sz w:val="19"/>
-          <w:shd w:val="clear" w:color="auto" w:fill="F2F2F2"/>
-        </w:rPr>
-        <w:t>E5-03</w:t>
+        <w:t>EvidenciaCFS{items[9], cumplidas, totales, porcentaje, meta, estado}</w:t>
       </w:r>
       <w:r>
         <w:rPr>
@@ -7501,60 +8040,6 @@
           <w:sz w:val="22"/>
         </w:rPr>
         <w:t>.</w:t>
-      </w:r>
-    </w:p>
-    <w:p>
-      <w:r>
-        <w:rPr>
-          <w:rFonts w:ascii="Calibri" w:hAnsi="Calibri"/>
-          <w:b/>
-          <w:i w:val="0"/>
-          <w:sz w:val="22"/>
-        </w:rPr>
-        <w:t>E7-06 — Exportación de anexos XLSX (02–06)</w:t>
-      </w:r>
-      <w:r>
-        <w:rPr>
-          <w:rFonts w:ascii="Calibri" w:hAnsi="Calibri"/>
-          <w:i w:val="0"/>
-          <w:sz w:val="22"/>
-        </w:rPr>
-        <w:t xml:space="preserve"> </w:t>
-      </w:r>
-      <w:r>
-        <w:rPr>
-          <w:rFonts w:ascii="Consolas" w:hAnsi="Consolas"/>
-          <w:i w:val="0"/>
-          <w:color w:val="5A5A5A"/>
-          <w:sz w:val="19"/>
-          <w:shd w:val="clear" w:color="auto" w:fill="F2F2F2"/>
-        </w:rPr>
-        <w:t>Prioridad: Should · Puntos: 5 · Estado: Hecho · Sprint: S4</w:t>
-      </w:r>
-      <w:r>
-        <w:rPr>
-          <w:rFonts w:ascii="Calibri" w:hAnsi="Calibri"/>
-          <w:i w:val="0"/>
-          <w:sz w:val="22"/>
-        </w:rPr>
-        <w:t xml:space="preserve"> Como </w:t>
-      </w:r>
-      <w:r>
-        <w:rPr>
-          <w:rFonts w:ascii="Calibri" w:hAnsi="Calibri"/>
-          <w:b/>
-          <w:i w:val="0"/>
-          <w:sz w:val="22"/>
-        </w:rPr>
-        <w:t>investigador</w:t>
-      </w:r>
-      <w:r>
-        <w:rPr>
-          <w:rFonts w:ascii="Calibri" w:hAnsi="Calibri"/>
-          <w:i w:val="0"/>
-          <w:sz w:val="22"/>
-        </w:rPr>
-        <w:t>, quiero exportar los 5 KPIs como anexos XLSX (una hoja por anexo), para entregarlos directamente en la tesis sin retrabajo.</w:t>
       </w:r>
     </w:p>
     <w:p>
@@ -7569,15 +8054,15 @@
           <w:sz w:val="19"/>
           <w:shd w:val="clear" w:color="auto" w:fill="F2F2F2"/>
         </w:rPr>
-        <w:t>POST /evidencia/exportar {kpis[], formato, destino(spss|informe)}</w:t>
-      </w:r>
-      <w:r>
-        <w:rPr>
-          <w:rFonts w:ascii="Calibri" w:hAnsi="Calibri"/>
-          <w:i w:val="0"/>
-          <w:sz w:val="22"/>
-        </w:rPr>
-        <w:t xml:space="preserve"> (202).</w:t>
+        <w:t>PATCH /evidencia/cfs/:id {cumple, observacion}</w:t>
+      </w:r>
+      <w:r>
+        <w:rPr>
+          <w:rFonts w:ascii="Calibri" w:hAnsi="Calibri"/>
+          <w:i w:val="0"/>
+          <w:sz w:val="22"/>
+        </w:rPr>
+        <w:t xml:space="preserve"> deja registro de quién validó cada ítem.</w:t>
       </w:r>
     </w:p>
     <w:p>
@@ -7587,6 +8072,294 @@
       <w:r>
         <w:rPr>
           <w:rFonts w:ascii="Calibri" w:hAnsi="Calibri"/>
+          <w:b/>
+          <w:i w:val="0"/>
+          <w:sz w:val="22"/>
+        </w:rPr>
+        <w:t>Ampliada en S6 (`E7-13`):</w:t>
+      </w:r>
+      <w:r>
+        <w:rPr>
+          <w:rFonts w:ascii="Calibri" w:hAnsi="Calibri"/>
+          <w:i w:val="0"/>
+          <w:sz w:val="22"/>
+        </w:rPr>
+        <w:t xml:space="preserve"> </w:t>
+      </w:r>
+      <w:r>
+        <w:rPr>
+          <w:rFonts w:ascii="Consolas" w:hAnsi="Consolas"/>
+          <w:i w:val="0"/>
+          <w:color w:val="5A5A5A"/>
+          <w:sz w:val="19"/>
+          <w:shd w:val="clear" w:color="auto" w:fill="F2F2F2"/>
+        </w:rPr>
+        <w:t>porcentaje</w:t>
+      </w:r>
+      <w:r>
+        <w:rPr>
+          <w:rFonts w:ascii="Calibri" w:hAnsi="Calibri"/>
+          <w:i w:val="0"/>
+          <w:sz w:val="22"/>
+        </w:rPr>
+        <w:t xml:space="preserve"> distingue "sin verificar" de "verificada y no cumple" (</w:t>
+      </w:r>
+      <w:r>
+        <w:rPr>
+          <w:rFonts w:ascii="Consolas" w:hAnsi="Consolas"/>
+          <w:i w:val="0"/>
+          <w:color w:val="5A5A5A"/>
+          <w:sz w:val="19"/>
+          <w:shd w:val="clear" w:color="auto" w:fill="F2F2F2"/>
+        </w:rPr>
+        <w:t>verificadaEn</w:t>
+      </w:r>
+      <w:r>
+        <w:rPr>
+          <w:rFonts w:ascii="Calibri" w:hAnsi="Calibri"/>
+          <w:i w:val="0"/>
+          <w:sz w:val="22"/>
+        </w:rPr>
+        <w:t>); el seed arranca con las 9 sin verificar, no con el checklist ya resuelto.</w:t>
+      </w:r>
+    </w:p>
+    <w:p>
+      <w:r>
+        <w:rPr>
+          <w:rFonts w:ascii="Calibri" w:hAnsi="Calibri"/>
+          <w:b/>
+          <w:i w:val="0"/>
+          <w:sz w:val="22"/>
+        </w:rPr>
+        <w:t>E7-05 — EP: efectividad de las predicciones</w:t>
+      </w:r>
+      <w:r>
+        <w:rPr>
+          <w:rFonts w:ascii="Calibri" w:hAnsi="Calibri"/>
+          <w:i w:val="0"/>
+          <w:sz w:val="22"/>
+        </w:rPr>
+        <w:t xml:space="preserve"> </w:t>
+      </w:r>
+      <w:r>
+        <w:rPr>
+          <w:rFonts w:ascii="Consolas" w:hAnsi="Consolas"/>
+          <w:i w:val="0"/>
+          <w:color w:val="5A5A5A"/>
+          <w:sz w:val="19"/>
+          <w:shd w:val="clear" w:color="auto" w:fill="F2F2F2"/>
+        </w:rPr>
+        <w:t>Prioridad: Must · Puntos: 5 · Estado: Hecho · Sprint: S4</w:t>
+      </w:r>
+      <w:r>
+        <w:rPr>
+          <w:rFonts w:ascii="Calibri" w:hAnsi="Calibri"/>
+          <w:i w:val="0"/>
+          <w:sz w:val="22"/>
+        </w:rPr>
+        <w:t xml:space="preserve"> Como </w:t>
+      </w:r>
+      <w:r>
+        <w:rPr>
+          <w:rFonts w:ascii="Calibri" w:hAnsi="Calibri"/>
+          <w:b/>
+          <w:i w:val="0"/>
+          <w:sz w:val="22"/>
+        </w:rPr>
+        <w:t>investigador</w:t>
+      </w:r>
+      <w:r>
+        <w:rPr>
+          <w:rFonts w:ascii="Calibri" w:hAnsi="Calibri"/>
+          <w:i w:val="0"/>
+          <w:sz w:val="22"/>
+        </w:rPr>
+        <w:t>, quiero ver el acumulado de predicciones acertadas sobre el total, para sustentar la efectividad de las predicciones del Anexo 06 con confirmaciones reales.</w:t>
+      </w:r>
+    </w:p>
+    <w:p>
+      <w:pPr>
+        <w:pStyle w:val="ListBullet"/>
+      </w:pPr>
+      <w:r>
+        <w:rPr>
+          <w:rFonts w:ascii="Consolas" w:hAnsi="Consolas"/>
+          <w:i w:val="0"/>
+          <w:color w:val="5A5A5A"/>
+          <w:sz w:val="19"/>
+          <w:shd w:val="clear" w:color="auto" w:fill="F2F2F2"/>
+        </w:rPr>
+        <w:t>EvidenciaEP{registros, prediccionesCorrectas, prediccionesTotales, porcentaje, meta, estado}</w:t>
+      </w:r>
+      <w:r>
+        <w:rPr>
+          <w:rFonts w:ascii="Calibri" w:hAnsi="Calibri"/>
+          <w:i w:val="0"/>
+          <w:sz w:val="22"/>
+        </w:rPr>
+        <w:t xml:space="preserve"> alimentado por </w:t>
+      </w:r>
+      <w:r>
+        <w:rPr>
+          <w:rFonts w:ascii="Consolas" w:hAnsi="Consolas"/>
+          <w:i w:val="0"/>
+          <w:color w:val="5A5A5A"/>
+          <w:sz w:val="19"/>
+          <w:shd w:val="clear" w:color="auto" w:fill="F2F2F2"/>
+        </w:rPr>
+        <w:t>E5-03</w:t>
+      </w:r>
+      <w:r>
+        <w:rPr>
+          <w:rFonts w:ascii="Calibri" w:hAnsi="Calibri"/>
+          <w:i w:val="0"/>
+          <w:sz w:val="22"/>
+        </w:rPr>
+        <w:t>.</w:t>
+      </w:r>
+    </w:p>
+    <w:p>
+      <w:pPr>
+        <w:pStyle w:val="ListBullet"/>
+      </w:pPr>
+      <w:r>
+        <w:rPr>
+          <w:rFonts w:ascii="Calibri" w:hAnsi="Calibri"/>
+          <w:b/>
+          <w:i w:val="0"/>
+          <w:sz w:val="22"/>
+        </w:rPr>
+        <w:t>Nota (S6):</w:t>
+      </w:r>
+      <w:r>
+        <w:rPr>
+          <w:rFonts w:ascii="Calibri" w:hAnsi="Calibri"/>
+          <w:i w:val="0"/>
+          <w:sz w:val="22"/>
+        </w:rPr>
+        <w:t xml:space="preserve"> las alertas «confirmadas» del seed de demostración dejan de contar como evidencia — sólo suman EP las confirmaciones reales hechas en </w:t>
+      </w:r>
+      <w:r>
+        <w:rPr>
+          <w:rFonts w:ascii="Consolas" w:hAnsi="Consolas"/>
+          <w:i w:val="0"/>
+          <w:color w:val="5A5A5A"/>
+          <w:sz w:val="19"/>
+          <w:shd w:val="clear" w:color="auto" w:fill="F2F2F2"/>
+        </w:rPr>
+        <w:t>/alertas</w:t>
+      </w:r>
+      <w:r>
+        <w:rPr>
+          <w:rFonts w:ascii="Calibri" w:hAnsi="Calibri"/>
+          <w:i w:val="0"/>
+          <w:sz w:val="22"/>
+        </w:rPr>
+        <w:t xml:space="preserve">. Ver </w:t>
+      </w:r>
+      <w:r>
+        <w:rPr>
+          <w:rFonts w:ascii="Consolas" w:hAnsi="Consolas"/>
+          <w:i w:val="0"/>
+          <w:color w:val="5A5A5A"/>
+          <w:sz w:val="19"/>
+          <w:shd w:val="clear" w:color="auto" w:fill="F2F2F2"/>
+        </w:rPr>
+        <w:t>E7-14</w:t>
+      </w:r>
+      <w:r>
+        <w:rPr>
+          <w:rFonts w:ascii="Calibri" w:hAnsi="Calibri"/>
+          <w:i w:val="0"/>
+          <w:sz w:val="22"/>
+        </w:rPr>
+        <w:t>.</w:t>
+      </w:r>
+    </w:p>
+    <w:p>
+      <w:r>
+        <w:rPr>
+          <w:rFonts w:ascii="Calibri" w:hAnsi="Calibri"/>
+          <w:b/>
+          <w:i w:val="0"/>
+          <w:sz w:val="22"/>
+        </w:rPr>
+        <w:t>E7-06 — Exportación de anexos XLSX (02–06)</w:t>
+      </w:r>
+      <w:r>
+        <w:rPr>
+          <w:rFonts w:ascii="Calibri" w:hAnsi="Calibri"/>
+          <w:i w:val="0"/>
+          <w:sz w:val="22"/>
+        </w:rPr>
+        <w:t xml:space="preserve"> </w:t>
+      </w:r>
+      <w:r>
+        <w:rPr>
+          <w:rFonts w:ascii="Consolas" w:hAnsi="Consolas"/>
+          <w:i w:val="0"/>
+          <w:color w:val="5A5A5A"/>
+          <w:sz w:val="19"/>
+          <w:shd w:val="clear" w:color="auto" w:fill="F2F2F2"/>
+        </w:rPr>
+        <w:t>Prioridad: Should · Puntos: 5 · Estado: Hecho · Sprint: S4</w:t>
+      </w:r>
+      <w:r>
+        <w:rPr>
+          <w:rFonts w:ascii="Calibri" w:hAnsi="Calibri"/>
+          <w:i w:val="0"/>
+          <w:sz w:val="22"/>
+        </w:rPr>
+        <w:t xml:space="preserve"> Como </w:t>
+      </w:r>
+      <w:r>
+        <w:rPr>
+          <w:rFonts w:ascii="Calibri" w:hAnsi="Calibri"/>
+          <w:b/>
+          <w:i w:val="0"/>
+          <w:sz w:val="22"/>
+        </w:rPr>
+        <w:t>investigador</w:t>
+      </w:r>
+      <w:r>
+        <w:rPr>
+          <w:rFonts w:ascii="Calibri" w:hAnsi="Calibri"/>
+          <w:i w:val="0"/>
+          <w:sz w:val="22"/>
+        </w:rPr>
+        <w:t>, quiero exportar los 5 KPIs como anexos XLSX (una hoja por anexo), para entregarlos directamente en la tesis sin retrabajo.</w:t>
+      </w:r>
+    </w:p>
+    <w:p>
+      <w:pPr>
+        <w:pStyle w:val="ListBullet"/>
+      </w:pPr>
+      <w:r>
+        <w:rPr>
+          <w:rFonts w:ascii="Consolas" w:hAnsi="Consolas"/>
+          <w:i w:val="0"/>
+          <w:color w:val="5A5A5A"/>
+          <w:sz w:val="19"/>
+          <w:shd w:val="clear" w:color="auto" w:fill="F2F2F2"/>
+        </w:rPr>
+        <w:t>POST /evidencia/exportar {kpis[], formato, destino(spss|informe)}</w:t>
+      </w:r>
+      <w:r>
+        <w:rPr>
+          <w:rFonts w:ascii="Calibri" w:hAnsi="Calibri"/>
+          <w:i w:val="0"/>
+          <w:sz w:val="22"/>
+        </w:rPr>
+        <w:t xml:space="preserve"> (202).</w:t>
+      </w:r>
+    </w:p>
+    <w:p>
+      <w:pPr>
+        <w:pStyle w:val="ListBullet"/>
+      </w:pPr>
+      <w:r>
+        <w:rPr>
+          <w:rFonts w:ascii="Calibri" w:hAnsi="Calibri"/>
           <w:i w:val="0"/>
           <w:sz w:val="22"/>
         </w:rPr>
@@ -7609,6 +8382,1996 @@
           <w:sz w:val="22"/>
         </w:rPr>
         <w:t xml:space="preserve"> sobre los datos reales de la evidencia.</w:t>
+      </w:r>
+    </w:p>
+    <w:p>
+      <w:r>
+        <w:rPr>
+          <w:rFonts w:ascii="Calibri" w:hAnsi="Calibri"/>
+          <w:b/>
+          <w:i w:val="0"/>
+          <w:sz w:val="22"/>
+        </w:rPr>
+        <w:t>E7-07 — Vaciar el postest hipotético del seed de tesis</w:t>
+      </w:r>
+      <w:r>
+        <w:rPr>
+          <w:rFonts w:ascii="Calibri" w:hAnsi="Calibri"/>
+          <w:i w:val="0"/>
+          <w:sz w:val="22"/>
+        </w:rPr>
+        <w:t xml:space="preserve"> </w:t>
+      </w:r>
+      <w:r>
+        <w:rPr>
+          <w:rFonts w:ascii="Consolas" w:hAnsi="Consolas"/>
+          <w:i w:val="0"/>
+          <w:color w:val="5A5A5A"/>
+          <w:sz w:val="19"/>
+          <w:shd w:val="clear" w:color="auto" w:fill="F2F2F2"/>
+        </w:rPr>
+        <w:t>Prioridad: Must · Puntos: 3 · Estado: Hecho · Sprint: S6</w:t>
+      </w:r>
+      <w:r>
+        <w:rPr>
+          <w:rFonts w:ascii="Calibri" w:hAnsi="Calibri"/>
+          <w:i w:val="0"/>
+          <w:sz w:val="22"/>
+        </w:rPr>
+        <w:t xml:space="preserve"> Como </w:t>
+      </w:r>
+      <w:r>
+        <w:rPr>
+          <w:rFonts w:ascii="Calibri" w:hAnsi="Calibri"/>
+          <w:b/>
+          <w:i w:val="0"/>
+          <w:sz w:val="22"/>
+        </w:rPr>
+        <w:t>investigador</w:t>
+      </w:r>
+      <w:r>
+        <w:rPr>
+          <w:rFonts w:ascii="Calibri" w:hAnsi="Calibri"/>
+          <w:i w:val="0"/>
+          <w:sz w:val="22"/>
+        </w:rPr>
+        <w:t>, quiero que los 5 instrumentos arranquen sin datos de postest inventados, para que ningún resultado de la tesis dependa de un valor que el sistema no generó con uso real.</w:t>
+      </w:r>
+    </w:p>
+    <w:p>
+      <w:pPr>
+        <w:pStyle w:val="ListBullet"/>
+      </w:pPr>
+      <w:r>
+        <w:rPr>
+          <w:rFonts w:ascii="Consolas" w:hAnsi="Consolas"/>
+          <w:i w:val="0"/>
+          <w:color w:val="5A5A5A"/>
+          <w:sz w:val="19"/>
+          <w:shd w:val="clear" w:color="auto" w:fill="F2F2F2"/>
+        </w:rPr>
+        <w:t>thesis-evidence.seed.ts</w:t>
+      </w:r>
+      <w:r>
+        <w:rPr>
+          <w:rFonts w:ascii="Calibri" w:hAnsi="Calibri"/>
+          <w:i w:val="0"/>
+          <w:sz w:val="22"/>
+        </w:rPr>
+        <w:t xml:space="preserve"> deja de sembrar TRI postest, evaluaciones TCI, respuestas TSP y registros EP; sólo conserva el pretest del TRI (10 filas, 2,9 min) y las 9 verificaciones CFS sin marcar.</w:t>
+      </w:r>
+    </w:p>
+    <w:p>
+      <w:pPr>
+        <w:pStyle w:val="ListBullet"/>
+      </w:pPr>
+      <w:r>
+        <w:rPr>
+          <w:rFonts w:ascii="Consolas" w:hAnsi="Consolas"/>
+          <w:i w:val="0"/>
+          <w:color w:val="5A5A5A"/>
+          <w:sz w:val="19"/>
+          <w:shd w:val="clear" w:color="auto" w:fill="F2F2F2"/>
+        </w:rPr>
+        <w:t>KpiTesis.estado</w:t>
+      </w:r>
+      <w:r>
+        <w:rPr>
+          <w:rFonts w:ascii="Calibri" w:hAnsi="Calibri"/>
+          <w:i w:val="0"/>
+          <w:sz w:val="22"/>
+        </w:rPr>
+        <w:t xml:space="preserve"> gana el valor </w:t>
+      </w:r>
+      <w:r>
+        <w:rPr>
+          <w:rFonts w:ascii="Consolas" w:hAnsi="Consolas"/>
+          <w:i w:val="0"/>
+          <w:color w:val="5A5A5A"/>
+          <w:sz w:val="19"/>
+          <w:shd w:val="clear" w:color="auto" w:fill="F2F2F2"/>
+        </w:rPr>
+        <w:t>sin_datos</w:t>
+      </w:r>
+      <w:r>
+        <w:rPr>
+          <w:rFonts w:ascii="Calibri" w:hAnsi="Calibri"/>
+          <w:i w:val="0"/>
+          <w:sz w:val="22"/>
+        </w:rPr>
+        <w:t xml:space="preserve"> (</w:t>
+      </w:r>
+      <w:r>
+        <w:rPr>
+          <w:rFonts w:ascii="Consolas" w:hAnsi="Consolas"/>
+          <w:i w:val="0"/>
+          <w:color w:val="5A5A5A"/>
+          <w:sz w:val="19"/>
+          <w:shd w:val="clear" w:color="auto" w:fill="F2F2F2"/>
+        </w:rPr>
+        <w:t>valor: null</w:t>
+      </w:r>
+      <w:r>
+        <w:rPr>
+          <w:rFonts w:ascii="Calibri" w:hAnsi="Calibri"/>
+          <w:i w:val="0"/>
+          <w:sz w:val="22"/>
+        </w:rPr>
+        <w:t xml:space="preserve">); </w:t>
+      </w:r>
+      <w:r>
+        <w:rPr>
+          <w:rFonts w:ascii="Consolas" w:hAnsi="Consolas"/>
+          <w:i w:val="0"/>
+          <w:color w:val="5A5A5A"/>
+          <w:sz w:val="19"/>
+          <w:shd w:val="clear" w:color="auto" w:fill="F2F2F2"/>
+        </w:rPr>
+        <w:t>EvidenciaResumen.comparativaTri</w:t>
+      </w:r>
+      <w:r>
+        <w:rPr>
+          <w:rFonts w:ascii="Calibri" w:hAnsi="Calibri"/>
+          <w:i w:val="0"/>
+          <w:sz w:val="22"/>
+        </w:rPr>
+        <w:t xml:space="preserve"> devuelve </w:t>
+      </w:r>
+      <w:r>
+        <w:rPr>
+          <w:rFonts w:ascii="Consolas" w:hAnsi="Consolas"/>
+          <w:i w:val="0"/>
+          <w:color w:val="5A5A5A"/>
+          <w:sz w:val="19"/>
+          <w:shd w:val="clear" w:color="auto" w:fill="F2F2F2"/>
+        </w:rPr>
+        <w:t>Postest.minutos: null</w:t>
+      </w:r>
+      <w:r>
+        <w:rPr>
+          <w:rFonts w:ascii="Calibri" w:hAnsi="Calibri"/>
+          <w:i w:val="0"/>
+          <w:sz w:val="22"/>
+        </w:rPr>
+        <w:t xml:space="preserve"> mientras no haya capturas.</w:t>
+      </w:r>
+    </w:p>
+    <w:p>
+      <w:pPr>
+        <w:pStyle w:val="ListBullet"/>
+      </w:pPr>
+      <w:r>
+        <w:rPr>
+          <w:rFonts w:ascii="Calibri" w:hAnsi="Calibri"/>
+          <w:i w:val="0"/>
+          <w:sz w:val="22"/>
+        </w:rPr>
+        <w:t>Paridad literal con el mock (</w:t>
+      </w:r>
+      <w:r>
+        <w:rPr>
+          <w:rFonts w:ascii="Consolas" w:hAnsi="Consolas"/>
+          <w:i w:val="0"/>
+          <w:color w:val="5A5A5A"/>
+          <w:sz w:val="19"/>
+          <w:shd w:val="clear" w:color="auto" w:fill="F2F2F2"/>
+        </w:rPr>
+        <w:t>apps/web/src/mocks/data/evidence.ts</w:t>
+      </w:r>
+      <w:r>
+        <w:rPr>
+          <w:rFonts w:ascii="Calibri" w:hAnsi="Calibri"/>
+          <w:i w:val="0"/>
+          <w:sz w:val="22"/>
+        </w:rPr>
+        <w:t xml:space="preserve"> vaciado igual).</w:t>
+      </w:r>
+    </w:p>
+    <w:p>
+      <w:r>
+        <w:rPr>
+          <w:rFonts w:ascii="Calibri" w:hAnsi="Calibri"/>
+          <w:b/>
+          <w:i w:val="0"/>
+          <w:sz w:val="22"/>
+        </w:rPr>
+        <w:t>E7-08 — Importadores de fuentes externas (sensores, solicitudes, SAP) con plantillas</w:t>
+      </w:r>
+      <w:r>
+        <w:rPr>
+          <w:rFonts w:ascii="Calibri" w:hAnsi="Calibri"/>
+          <w:i w:val="0"/>
+          <w:sz w:val="22"/>
+        </w:rPr>
+        <w:t xml:space="preserve"> </w:t>
+      </w:r>
+      <w:r>
+        <w:rPr>
+          <w:rFonts w:ascii="Consolas" w:hAnsi="Consolas"/>
+          <w:i w:val="0"/>
+          <w:color w:val="5A5A5A"/>
+          <w:sz w:val="19"/>
+          <w:shd w:val="clear" w:color="auto" w:fill="F2F2F2"/>
+        </w:rPr>
+        <w:t>Prioridad: Must · Puntos: 8 · Estado: Hecho · Sprint: S6</w:t>
+      </w:r>
+      <w:r>
+        <w:rPr>
+          <w:rFonts w:ascii="Calibri" w:hAnsi="Calibri"/>
+          <w:i w:val="0"/>
+          <w:sz w:val="22"/>
+        </w:rPr>
+        <w:t xml:space="preserve"> Como </w:t>
+      </w:r>
+      <w:r>
+        <w:rPr>
+          <w:rFonts w:ascii="Calibri" w:hAnsi="Calibri"/>
+          <w:b/>
+          <w:i w:val="0"/>
+          <w:sz w:val="22"/>
+        </w:rPr>
+        <w:t>investigador</w:t>
+      </w:r>
+      <w:r>
+        <w:rPr>
+          <w:rFonts w:ascii="Calibri" w:hAnsi="Calibri"/>
+          <w:i w:val="0"/>
+          <w:sz w:val="22"/>
+        </w:rPr>
+        <w:t>, quiero descargar una plantilla XLSX por fuente, llenarla con lo que exporta el sensor/ERP y subirla, para validar el TCI sin depender de una integración en vivo que la planta todavía no tiene.</w:t>
+      </w:r>
+    </w:p>
+    <w:p>
+      <w:pPr>
+        <w:pStyle w:val="ListBullet"/>
+      </w:pPr>
+      <w:r>
+        <w:rPr>
+          <w:rFonts w:ascii="Consolas" w:hAnsi="Consolas"/>
+          <w:i w:val="0"/>
+          <w:color w:val="5A5A5A"/>
+          <w:sz w:val="19"/>
+          <w:shd w:val="clear" w:color="auto" w:fill="F2F2F2"/>
+        </w:rPr>
+        <w:t>GET /evidencia/fuentes/:tipo/plantilla</w:t>
+      </w:r>
+      <w:r>
+        <w:rPr>
+          <w:rFonts w:ascii="Calibri" w:hAnsi="Calibri"/>
+          <w:i w:val="0"/>
+          <w:sz w:val="22"/>
+        </w:rPr>
+        <w:t xml:space="preserve"> (XLSX con 3 filas de ejemplo + hoja «Instrucciones»), </w:t>
+      </w:r>
+      <w:r>
+        <w:rPr>
+          <w:rFonts w:ascii="Consolas" w:hAnsi="Consolas"/>
+          <w:i w:val="0"/>
+          <w:color w:val="5A5A5A"/>
+          <w:sz w:val="19"/>
+          <w:shd w:val="clear" w:color="auto" w:fill="F2F2F2"/>
+        </w:rPr>
+        <w:t>POST /evidencia/fuentes/:tipo/importar</w:t>
+      </w:r>
+      <w:r>
+        <w:rPr>
+          <w:rFonts w:ascii="Calibri" w:hAnsi="Calibri"/>
+          <w:i w:val="0"/>
+          <w:sz w:val="22"/>
+        </w:rPr>
+        <w:t xml:space="preserve"> (multipart, ≤5 MB, </w:t>
+      </w:r>
+      <w:r>
+        <w:rPr>
+          <w:rFonts w:ascii="Consolas" w:hAnsi="Consolas"/>
+          <w:i w:val="0"/>
+          <w:color w:val="5A5A5A"/>
+          <w:sz w:val="19"/>
+          <w:shd w:val="clear" w:color="auto" w:fill="F2F2F2"/>
+        </w:rPr>
+        <w:t>mapeo</w:t>
+      </w:r>
+      <w:r>
+        <w:rPr>
+          <w:rFonts w:ascii="Calibri" w:hAnsi="Calibri"/>
+          <w:i w:val="0"/>
+          <w:sz w:val="22"/>
+        </w:rPr>
+        <w:t xml:space="preserve"> opcional de columnas), </w:t>
+      </w:r>
+      <w:r>
+        <w:rPr>
+          <w:rFonts w:ascii="Consolas" w:hAnsi="Consolas"/>
+          <w:i w:val="0"/>
+          <w:color w:val="5A5A5A"/>
+          <w:sz w:val="19"/>
+          <w:shd w:val="clear" w:color="auto" w:fill="F2F2F2"/>
+        </w:rPr>
+        <w:t>GET /evidencia/fuentes</w:t>
+      </w:r>
+      <w:r>
+        <w:rPr>
+          <w:rFonts w:ascii="Calibri" w:hAnsi="Calibri"/>
+          <w:i w:val="0"/>
+          <w:sz w:val="22"/>
+        </w:rPr>
+        <w:t xml:space="preserve"> y </w:t>
+      </w:r>
+      <w:r>
+        <w:rPr>
+          <w:rFonts w:ascii="Consolas" w:hAnsi="Consolas"/>
+          <w:i w:val="0"/>
+          <w:color w:val="5A5A5A"/>
+          <w:sz w:val="19"/>
+          <w:shd w:val="clear" w:color="auto" w:fill="F2F2F2"/>
+        </w:rPr>
+        <w:t>.../importaciones</w:t>
+      </w:r>
+      <w:r>
+        <w:rPr>
+          <w:rFonts w:ascii="Calibri" w:hAnsi="Calibri"/>
+          <w:i w:val="0"/>
+          <w:sz w:val="22"/>
+        </w:rPr>
+        <w:t xml:space="preserve"> (estado y historial).</w:t>
+      </w:r>
+    </w:p>
+    <w:p>
+      <w:pPr>
+        <w:pStyle w:val="ListBullet"/>
+      </w:pPr>
+      <w:r>
+        <w:rPr>
+          <w:rFonts w:ascii="Calibri" w:hAnsi="Calibri"/>
+          <w:i w:val="0"/>
+          <w:sz w:val="22"/>
+        </w:rPr>
+        <w:t>Lectura tolerante (</w:t>
+      </w:r>
+      <w:r>
+        <w:rPr>
+          <w:rFonts w:ascii="Consolas" w:hAnsi="Consolas"/>
+          <w:i w:val="0"/>
+          <w:color w:val="5A5A5A"/>
+          <w:sz w:val="19"/>
+          <w:shd w:val="clear" w:color="auto" w:fill="F2F2F2"/>
+        </w:rPr>
+        <w:t>tabla.util.ts</w:t>
+      </w:r>
+      <w:r>
+        <w:rPr>
+          <w:rFonts w:ascii="Calibri" w:hAnsi="Calibri"/>
+          <w:i w:val="0"/>
+          <w:sz w:val="22"/>
+        </w:rPr>
+        <w:t>): cabeceras normalizadas, fechas Excel/ISO/latina, números con coma decimal, deduplicación por clave natural, motivo de rechazo por fila.</w:t>
+      </w:r>
+    </w:p>
+    <w:p>
+      <w:pPr>
+        <w:pStyle w:val="ListBullet"/>
+      </w:pPr>
+      <w:r>
+        <w:rPr>
+          <w:rFonts w:ascii="Consolas" w:hAnsi="Consolas"/>
+          <w:i w:val="0"/>
+          <w:color w:val="5A5A5A"/>
+          <w:sz w:val="19"/>
+          <w:shd w:val="clear" w:color="auto" w:fill="F2F2F2"/>
+        </w:rPr>
+        <w:t>ImportarFuenteModal.tsx</w:t>
+      </w:r>
+      <w:r>
+        <w:rPr>
+          <w:rFonts w:ascii="Calibri" w:hAnsi="Calibri"/>
+          <w:i w:val="0"/>
+          <w:sz w:val="22"/>
+        </w:rPr>
+        <w:t xml:space="preserve"> con vista previa; en mock, lectura con </w:t>
+      </w:r>
+      <w:r>
+        <w:rPr>
+          <w:rFonts w:ascii="Consolas" w:hAnsi="Consolas"/>
+          <w:i w:val="0"/>
+          <w:color w:val="5A5A5A"/>
+          <w:sz w:val="19"/>
+          <w:shd w:val="clear" w:color="auto" w:fill="F2F2F2"/>
+        </w:rPr>
+        <w:t>xlsx</w:t>
+      </w:r>
+      <w:r>
+        <w:rPr>
+          <w:rFonts w:ascii="Calibri" w:hAnsi="Calibri"/>
+          <w:i w:val="0"/>
+          <w:sz w:val="22"/>
+        </w:rPr>
+        <w:t xml:space="preserve"> (SheetJS) en el navegador.</w:t>
+      </w:r>
+    </w:p>
+    <w:p>
+      <w:r>
+        <w:rPr>
+          <w:rFonts w:ascii="Calibri" w:hAnsi="Calibri"/>
+          <w:b/>
+          <w:i w:val="0"/>
+          <w:sz w:val="22"/>
+        </w:rPr>
+        <w:t>E7-09 — Motor de validación de calidad (TCI) contra fuentes externas</w:t>
+      </w:r>
+      <w:r>
+        <w:rPr>
+          <w:rFonts w:ascii="Calibri" w:hAnsi="Calibri"/>
+          <w:i w:val="0"/>
+          <w:sz w:val="22"/>
+        </w:rPr>
+        <w:t xml:space="preserve"> </w:t>
+      </w:r>
+      <w:r>
+        <w:rPr>
+          <w:rFonts w:ascii="Consolas" w:hAnsi="Consolas"/>
+          <w:i w:val="0"/>
+          <w:color w:val="5A5A5A"/>
+          <w:sz w:val="19"/>
+          <w:shd w:val="clear" w:color="auto" w:fill="F2F2F2"/>
+        </w:rPr>
+        <w:t>Prioridad: Must · Puntos: 8 · Estado: Hecho · Sprint: S6</w:t>
+      </w:r>
+      <w:r>
+        <w:rPr>
+          <w:rFonts w:ascii="Calibri" w:hAnsi="Calibri"/>
+          <w:i w:val="0"/>
+          <w:sz w:val="22"/>
+        </w:rPr>
+        <w:t xml:space="preserve"> Como </w:t>
+      </w:r>
+      <w:r>
+        <w:rPr>
+          <w:rFonts w:ascii="Calibri" w:hAnsi="Calibri"/>
+          <w:b/>
+          <w:i w:val="0"/>
+          <w:sz w:val="22"/>
+        </w:rPr>
+        <w:t>investigador</w:t>
+      </w:r>
+      <w:r>
+        <w:rPr>
+          <w:rFonts w:ascii="Calibri" w:hAnsi="Calibri"/>
+          <w:i w:val="0"/>
+          <w:sz w:val="22"/>
+        </w:rPr>
+        <w:t>, quiero que cada parada, merma y velocidad se valide contra sensores, solicitudes y transferencias SAP importados, para sustentar el TCI con un criterio objetivo y no con la validación manual de la orden.</w:t>
+      </w:r>
+    </w:p>
+    <w:p>
+      <w:pPr>
+        <w:pStyle w:val="ListBullet"/>
+      </w:pPr>
+      <w:r>
+        <w:rPr>
+          <w:rFonts w:ascii="Consolas" w:hAnsi="Consolas"/>
+          <w:i w:val="0"/>
+          <w:color w:val="5A5A5A"/>
+          <w:sz w:val="19"/>
+          <w:shd w:val="clear" w:color="auto" w:fill="F2F2F2"/>
+        </w:rPr>
+        <w:t>POST /evidencia/tci/validar {desde?, hasta?, tipos?}</w:t>
+      </w:r>
+      <w:r>
+        <w:rPr>
+          <w:rFonts w:ascii="Calibri" w:hAnsi="Calibri"/>
+          <w:i w:val="0"/>
+          <w:sz w:val="22"/>
+        </w:rPr>
+        <w:t xml:space="preserve"> reemplaza las evaluaciones del rango; </w:t>
+      </w:r>
+      <w:r>
+        <w:rPr>
+          <w:rFonts w:ascii="Consolas" w:hAnsi="Consolas"/>
+          <w:i w:val="0"/>
+          <w:color w:val="5A5A5A"/>
+          <w:sz w:val="19"/>
+          <w:shd w:val="clear" w:color="auto" w:fill="F2F2F2"/>
+        </w:rPr>
+        <w:t>GET /evidencia/tci</w:t>
+      </w:r>
+      <w:r>
+        <w:rPr>
+          <w:rFonts w:ascii="Calibri" w:hAnsi="Calibri"/>
+          <w:i w:val="0"/>
+          <w:sz w:val="22"/>
+        </w:rPr>
+        <w:t xml:space="preserve"> paginado con filtros (</w:t>
+      </w:r>
+      <w:r>
+        <w:rPr>
+          <w:rFonts w:ascii="Consolas" w:hAnsi="Consolas"/>
+          <w:i w:val="0"/>
+          <w:color w:val="5A5A5A"/>
+          <w:sz w:val="19"/>
+          <w:shd w:val="clear" w:color="auto" w:fill="F2F2F2"/>
+        </w:rPr>
+        <w:t>tipo</w:t>
+      </w:r>
+      <w:r>
+        <w:rPr>
+          <w:rFonts w:ascii="Calibri" w:hAnsi="Calibri"/>
+          <w:i w:val="0"/>
+          <w:sz w:val="22"/>
+        </w:rPr>
+        <w:t xml:space="preserve">, </w:t>
+      </w:r>
+      <w:r>
+        <w:rPr>
+          <w:rFonts w:ascii="Consolas" w:hAnsi="Consolas"/>
+          <w:i w:val="0"/>
+          <w:color w:val="5A5A5A"/>
+          <w:sz w:val="19"/>
+          <w:shd w:val="clear" w:color="auto" w:fill="F2F2F2"/>
+        </w:rPr>
+        <w:t>resultado</w:t>
+      </w:r>
+      <w:r>
+        <w:rPr>
+          <w:rFonts w:ascii="Calibri" w:hAnsi="Calibri"/>
+          <w:i w:val="0"/>
+          <w:sz w:val="22"/>
+        </w:rPr>
+        <w:t xml:space="preserve">, </w:t>
+      </w:r>
+      <w:r>
+        <w:rPr>
+          <w:rFonts w:ascii="Consolas" w:hAnsi="Consolas"/>
+          <w:i w:val="0"/>
+          <w:color w:val="5A5A5A"/>
+          <w:sz w:val="19"/>
+          <w:shd w:val="clear" w:color="auto" w:fill="F2F2F2"/>
+        </w:rPr>
+        <w:t>desde</w:t>
+      </w:r>
+      <w:r>
+        <w:rPr>
+          <w:rFonts w:ascii="Calibri" w:hAnsi="Calibri"/>
+          <w:i w:val="0"/>
+          <w:sz w:val="22"/>
+        </w:rPr>
+        <w:t xml:space="preserve">, </w:t>
+      </w:r>
+      <w:r>
+        <w:rPr>
+          <w:rFonts w:ascii="Consolas" w:hAnsi="Consolas"/>
+          <w:i w:val="0"/>
+          <w:color w:val="5A5A5A"/>
+          <w:sz w:val="19"/>
+          <w:shd w:val="clear" w:color="auto" w:fill="F2F2F2"/>
+        </w:rPr>
+        <w:t>hasta</w:t>
+      </w:r>
+      <w:r>
+        <w:rPr>
+          <w:rFonts w:ascii="Calibri" w:hAnsi="Calibri"/>
+          <w:i w:val="0"/>
+          <w:sz w:val="22"/>
+        </w:rPr>
+        <w:t xml:space="preserve">); </w:t>
+      </w:r>
+      <w:r>
+        <w:rPr>
+          <w:rFonts w:ascii="Consolas" w:hAnsi="Consolas"/>
+          <w:i w:val="0"/>
+          <w:color w:val="5A5A5A"/>
+          <w:sz w:val="19"/>
+          <w:shd w:val="clear" w:color="auto" w:fill="F2F2F2"/>
+        </w:rPr>
+        <w:t>GET /evidencia/tci/resumen</w:t>
+      </w:r>
+      <w:r>
+        <w:rPr>
+          <w:rFonts w:ascii="Calibri" w:hAnsi="Calibri"/>
+          <w:i w:val="0"/>
+          <w:sz w:val="22"/>
+        </w:rPr>
+        <w:t xml:space="preserve"> para la cabecera.</w:t>
+      </w:r>
+    </w:p>
+    <w:p>
+      <w:pPr>
+        <w:pStyle w:val="ListBullet"/>
+      </w:pPr>
+      <w:r>
+        <w:rPr>
+          <w:rFonts w:ascii="Calibri" w:hAnsi="Calibri"/>
+          <w:i w:val="0"/>
+          <w:sz w:val="22"/>
+        </w:rPr>
+        <w:t>Criterios por tipo (</w:t>
+      </w:r>
+      <w:r>
+        <w:rPr>
+          <w:rFonts w:ascii="Consolas" w:hAnsi="Consolas"/>
+          <w:i w:val="0"/>
+          <w:color w:val="5A5A5A"/>
+          <w:sz w:val="19"/>
+          <w:shd w:val="clear" w:color="auto" w:fill="F2F2F2"/>
+        </w:rPr>
+        <w:t>evidence.rules.ts</w:t>
+      </w:r>
+      <w:r>
+        <w:rPr>
+          <w:rFonts w:ascii="Calibri" w:hAnsi="Calibri"/>
+          <w:i w:val="0"/>
+          <w:sz w:val="22"/>
+        </w:rPr>
+        <w:t xml:space="preserve">): </w:t>
+      </w:r>
+      <w:r>
+        <w:rPr>
+          <w:rFonts w:ascii="Consolas" w:hAnsi="Consolas"/>
+          <w:i w:val="0"/>
+          <w:color w:val="5A5A5A"/>
+          <w:sz w:val="19"/>
+          <w:shd w:val="clear" w:color="auto" w:fill="F2F2F2"/>
+        </w:rPr>
+        <w:t>completo</w:t>
+      </w:r>
+      <w:r>
+        <w:rPr>
+          <w:rFonts w:ascii="Calibri" w:hAnsi="Calibri"/>
+          <w:i w:val="0"/>
+          <w:sz w:val="22"/>
+        </w:rPr>
+        <w:t xml:space="preserve"> (todos); </w:t>
+      </w:r>
+      <w:r>
+        <w:rPr>
+          <w:rFonts w:ascii="Consolas" w:hAnsi="Consolas"/>
+          <w:i w:val="0"/>
+          <w:color w:val="5A5A5A"/>
+          <w:sz w:val="19"/>
+          <w:shd w:val="clear" w:color="auto" w:fill="F2F2F2"/>
+        </w:rPr>
+        <w:t>sensor</w:t>
+      </w:r>
+      <w:r>
+        <w:rPr>
+          <w:rFonts w:ascii="Calibri" w:hAnsi="Calibri"/>
+          <w:i w:val="0"/>
+          <w:sz w:val="22"/>
+        </w:rPr>
+        <w:t xml:space="preserve"> (parada: tiempos vs. tramos de sensor; velocidad: u/min vs. lectura cercana); </w:t>
+      </w:r>
+      <w:r>
+        <w:rPr>
+          <w:rFonts w:ascii="Consolas" w:hAnsi="Consolas"/>
+          <w:i w:val="0"/>
+          <w:color w:val="5A5A5A"/>
+          <w:sz w:val="19"/>
+          <w:shd w:val="clear" w:color="auto" w:fill="F2F2F2"/>
+        </w:rPr>
+        <w:t>solicitud</w:t>
+      </w:r>
+      <w:r>
+        <w:rPr>
+          <w:rFonts w:ascii="Calibri" w:hAnsi="Calibri"/>
+          <w:i w:val="0"/>
+          <w:sz w:val="22"/>
+        </w:rPr>
+        <w:t xml:space="preserve"> (parada/merma, si la causa lo exige); </w:t>
+      </w:r>
+      <w:r>
+        <w:rPr>
+          <w:rFonts w:ascii="Consolas" w:hAnsi="Consolas"/>
+          <w:i w:val="0"/>
+          <w:color w:val="5A5A5A"/>
+          <w:sz w:val="19"/>
+          <w:shd w:val="clear" w:color="auto" w:fill="F2F2F2"/>
+        </w:rPr>
+        <w:t>sap</w:t>
+      </w:r>
+      <w:r>
+        <w:rPr>
+          <w:rFonts w:ascii="Calibri" w:hAnsi="Calibri"/>
+          <w:i w:val="0"/>
+          <w:sz w:val="22"/>
+        </w:rPr>
+        <w:t xml:space="preserve"> (merma: transferencia por línea/producto/fecha/kg).</w:t>
+      </w:r>
+    </w:p>
+    <w:p>
+      <w:pPr>
+        <w:pStyle w:val="ListBullet"/>
+      </w:pPr>
+      <w:r>
+        <w:rPr>
+          <w:rFonts w:ascii="Consolas" w:hAnsi="Consolas"/>
+          <w:i w:val="0"/>
+          <w:color w:val="5A5A5A"/>
+          <w:sz w:val="19"/>
+          <w:shd w:val="clear" w:color="auto" w:fill="F2F2F2"/>
+        </w:rPr>
+        <w:t>ValidarTciModal.tsx</w:t>
+      </w:r>
+      <w:r>
+        <w:rPr>
+          <w:rFonts w:ascii="Calibri" w:hAnsi="Calibri"/>
+          <w:i w:val="0"/>
+          <w:sz w:val="22"/>
+        </w:rPr>
+        <w:t xml:space="preserve"> lanza la corrida; </w:t>
+      </w:r>
+      <w:r>
+        <w:rPr>
+          <w:rFonts w:ascii="Consolas" w:hAnsi="Consolas"/>
+          <w:i w:val="0"/>
+          <w:color w:val="5A5A5A"/>
+          <w:sz w:val="19"/>
+          <w:shd w:val="clear" w:color="auto" w:fill="F2F2F2"/>
+        </w:rPr>
+        <w:t>EvaluacionTCI.detalle</w:t>
+      </w:r>
+      <w:r>
+        <w:rPr>
+          <w:rFonts w:ascii="Calibri" w:hAnsi="Calibri"/>
+          <w:i w:val="0"/>
+          <w:sz w:val="22"/>
+        </w:rPr>
+        <w:t xml:space="preserve"> explica cada criterio en lenguaje llano.</w:t>
+      </w:r>
+    </w:p>
+    <w:p>
+      <w:r>
+        <w:rPr>
+          <w:rFonts w:ascii="Calibri" w:hAnsi="Calibri"/>
+          <w:b/>
+          <w:i w:val="0"/>
+          <w:sz w:val="22"/>
+        </w:rPr>
+        <w:t>E7-10 — Overrides manuales por criterio TCI</w:t>
+      </w:r>
+      <w:r>
+        <w:rPr>
+          <w:rFonts w:ascii="Calibri" w:hAnsi="Calibri"/>
+          <w:i w:val="0"/>
+          <w:sz w:val="22"/>
+        </w:rPr>
+        <w:t xml:space="preserve"> </w:t>
+      </w:r>
+      <w:r>
+        <w:rPr>
+          <w:rFonts w:ascii="Consolas" w:hAnsi="Consolas"/>
+          <w:i w:val="0"/>
+          <w:color w:val="5A5A5A"/>
+          <w:sz w:val="19"/>
+          <w:shd w:val="clear" w:color="auto" w:fill="F2F2F2"/>
+        </w:rPr>
+        <w:t>Prioridad: Should · Puntos: 3 · Estado: Hecho · Sprint: S6</w:t>
+      </w:r>
+      <w:r>
+        <w:rPr>
+          <w:rFonts w:ascii="Calibri" w:hAnsi="Calibri"/>
+          <w:i w:val="0"/>
+          <w:sz w:val="22"/>
+        </w:rPr>
+        <w:t xml:space="preserve"> Como </w:t>
+      </w:r>
+      <w:r>
+        <w:rPr>
+          <w:rFonts w:ascii="Calibri" w:hAnsi="Calibri"/>
+          <w:b/>
+          <w:i w:val="0"/>
+          <w:sz w:val="22"/>
+        </w:rPr>
+        <w:t>calidad</w:t>
+      </w:r>
+      <w:r>
+        <w:rPr>
+          <w:rFonts w:ascii="Calibri" w:hAnsi="Calibri"/>
+          <w:i w:val="0"/>
+          <w:sz w:val="22"/>
+        </w:rPr>
+        <w:t>, quiero forzar el resultado de un criterio con una justificación cuando la regla se equivoca (dato mal cargado en la fuente, sensor con falla puntual), para no perder un registro válido por un problema de la fuente externa, no del registro.</w:t>
+      </w:r>
+    </w:p>
+    <w:p>
+      <w:pPr>
+        <w:pStyle w:val="ListBullet"/>
+      </w:pPr>
+      <w:r>
+        <w:rPr>
+          <w:rFonts w:ascii="Consolas" w:hAnsi="Consolas"/>
+          <w:i w:val="0"/>
+          <w:color w:val="5A5A5A"/>
+          <w:sz w:val="19"/>
+          <w:shd w:val="clear" w:color="auto" w:fill="F2F2F2"/>
+        </w:rPr>
+        <w:t>PATCH /evidencia/tci/:id {overrides: {clave: boolean|null}, observacion?}</w:t>
+      </w:r>
+      <w:r>
+        <w:rPr>
+          <w:rFonts w:ascii="Calibri" w:hAnsi="Calibri"/>
+          <w:i w:val="0"/>
+          <w:sz w:val="22"/>
+        </w:rPr>
+        <w:t xml:space="preserve">; </w:t>
+      </w:r>
+      <w:r>
+        <w:rPr>
+          <w:rFonts w:ascii="Consolas" w:hAnsi="Consolas"/>
+          <w:i w:val="0"/>
+          <w:color w:val="5A5A5A"/>
+          <w:sz w:val="19"/>
+          <w:shd w:val="clear" w:color="auto" w:fill="F2F2F2"/>
+        </w:rPr>
+        <w:t>null</w:t>
+      </w:r>
+      <w:r>
+        <w:rPr>
+          <w:rFonts w:ascii="Calibri" w:hAnsi="Calibri"/>
+          <w:i w:val="0"/>
+          <w:sz w:val="22"/>
+        </w:rPr>
+        <w:t xml:space="preserve"> devuelve el criterio a la regla.</w:t>
+      </w:r>
+    </w:p>
+    <w:p>
+      <w:pPr>
+        <w:pStyle w:val="ListBullet"/>
+      </w:pPr>
+      <w:r>
+        <w:rPr>
+          <w:rFonts w:ascii="Consolas" w:hAnsi="Consolas"/>
+          <w:i w:val="0"/>
+          <w:color w:val="5A5A5A"/>
+          <w:sz w:val="19"/>
+          <w:shd w:val="clear" w:color="auto" w:fill="F2F2F2"/>
+        </w:rPr>
+        <w:t>RevisarEvaluacionDrawer.tsx</w:t>
+      </w:r>
+      <w:r>
+        <w:rPr>
+          <w:rFonts w:ascii="Calibri" w:hAnsi="Calibri"/>
+          <w:i w:val="0"/>
+          <w:sz w:val="22"/>
+        </w:rPr>
+        <w:t>: un switch por criterio, con la explicación de la regla y la observación obligatoria para justificar el override.</w:t>
+      </w:r>
+    </w:p>
+    <w:p>
+      <w:r>
+        <w:rPr>
+          <w:rFonts w:ascii="Calibri" w:hAnsi="Calibri"/>
+          <w:b/>
+          <w:i w:val="0"/>
+          <w:sz w:val="22"/>
+        </w:rPr>
+        <w:t>E7-11 — Tolerancias del TCI configurables en Umbrales</w:t>
+      </w:r>
+      <w:r>
+        <w:rPr>
+          <w:rFonts w:ascii="Calibri" w:hAnsi="Calibri"/>
+          <w:i w:val="0"/>
+          <w:sz w:val="22"/>
+        </w:rPr>
+        <w:t xml:space="preserve"> </w:t>
+      </w:r>
+      <w:r>
+        <w:rPr>
+          <w:rFonts w:ascii="Consolas" w:hAnsi="Consolas"/>
+          <w:i w:val="0"/>
+          <w:color w:val="5A5A5A"/>
+          <w:sz w:val="19"/>
+          <w:shd w:val="clear" w:color="auto" w:fill="F2F2F2"/>
+        </w:rPr>
+        <w:t>Prioridad: Should · Puntos: 2 · Estado: Hecho · Sprint: S6</w:t>
+      </w:r>
+      <w:r>
+        <w:rPr>
+          <w:rFonts w:ascii="Calibri" w:hAnsi="Calibri"/>
+          <w:i w:val="0"/>
+          <w:sz w:val="22"/>
+        </w:rPr>
+        <w:t xml:space="preserve"> Como </w:t>
+      </w:r>
+      <w:r>
+        <w:rPr>
+          <w:rFonts w:ascii="Calibri" w:hAnsi="Calibri"/>
+          <w:b/>
+          <w:i w:val="0"/>
+          <w:sz w:val="22"/>
+        </w:rPr>
+        <w:t>jefe de producción</w:t>
+      </w:r>
+      <w:r>
+        <w:rPr>
+          <w:rFonts w:ascii="Calibri" w:hAnsi="Calibri"/>
+          <w:i w:val="0"/>
+          <w:sz w:val="22"/>
+        </w:rPr>
+        <w:t>, quiero ajustar la tolerancia de tiempo, cantidad y fecha que usa la validación TCI, para calibrarla a la precisión real de los sensores y del proceso de SAP de la planta.</w:t>
+      </w:r>
+    </w:p>
+    <w:p>
+      <w:pPr>
+        <w:pStyle w:val="ListBullet"/>
+      </w:pPr>
+      <w:r>
+        <w:rPr>
+          <w:rFonts w:ascii="Consolas" w:hAnsi="Consolas"/>
+          <w:i w:val="0"/>
+          <w:color w:val="5A5A5A"/>
+          <w:sz w:val="19"/>
+          <w:shd w:val="clear" w:color="auto" w:fill="F2F2F2"/>
+        </w:rPr>
+        <w:t>Umbrales</w:t>
+      </w:r>
+      <w:r>
+        <w:rPr>
+          <w:rFonts w:ascii="Calibri" w:hAnsi="Calibri"/>
+          <w:i w:val="0"/>
+          <w:sz w:val="22"/>
+        </w:rPr>
+        <w:t xml:space="preserve"> suma </w:t>
+      </w:r>
+      <w:r>
+        <w:rPr>
+          <w:rFonts w:ascii="Consolas" w:hAnsi="Consolas"/>
+          <w:i w:val="0"/>
+          <w:color w:val="5A5A5A"/>
+          <w:sz w:val="19"/>
+          <w:shd w:val="clear" w:color="auto" w:fill="F2F2F2"/>
+        </w:rPr>
+        <w:t>tciToleranciaMin</w:t>
+      </w:r>
+      <w:r>
+        <w:rPr>
+          <w:rFonts w:ascii="Calibri" w:hAnsi="Calibri"/>
+          <w:i w:val="0"/>
+          <w:sz w:val="22"/>
+        </w:rPr>
+        <w:t xml:space="preserve"> (±5 min, def.), </w:t>
+      </w:r>
+      <w:r>
+        <w:rPr>
+          <w:rFonts w:ascii="Consolas" w:hAnsi="Consolas"/>
+          <w:i w:val="0"/>
+          <w:color w:val="5A5A5A"/>
+          <w:sz w:val="19"/>
+          <w:shd w:val="clear" w:color="auto" w:fill="F2F2F2"/>
+        </w:rPr>
+        <w:t>tciToleranciaPct</w:t>
+      </w:r>
+      <w:r>
+        <w:rPr>
+          <w:rFonts w:ascii="Calibri" w:hAnsi="Calibri"/>
+          <w:i w:val="0"/>
+          <w:sz w:val="22"/>
+        </w:rPr>
+        <w:t xml:space="preserve"> (±5 %, def.) y </w:t>
+      </w:r>
+      <w:r>
+        <w:rPr>
+          <w:rFonts w:ascii="Consolas" w:hAnsi="Consolas"/>
+          <w:i w:val="0"/>
+          <w:color w:val="5A5A5A"/>
+          <w:sz w:val="19"/>
+          <w:shd w:val="clear" w:color="auto" w:fill="F2F2F2"/>
+        </w:rPr>
+        <w:t>tciToleranciaDiasSap</w:t>
+      </w:r>
+      <w:r>
+        <w:rPr>
+          <w:rFonts w:ascii="Calibri" w:hAnsi="Calibri"/>
+          <w:i w:val="0"/>
+          <w:sz w:val="22"/>
+        </w:rPr>
+        <w:t xml:space="preserve"> (±1 día, def.).</w:t>
+      </w:r>
+    </w:p>
+    <w:p>
+      <w:pPr>
+        <w:pStyle w:val="ListBullet"/>
+      </w:pPr>
+      <w:r>
+        <w:rPr>
+          <w:rFonts w:ascii="Calibri" w:hAnsi="Calibri"/>
+          <w:i w:val="0"/>
+          <w:sz w:val="22"/>
+        </w:rPr>
+        <w:t xml:space="preserve">Sección «Validación de calidad (TCI)» en </w:t>
+      </w:r>
+      <w:r>
+        <w:rPr>
+          <w:rFonts w:ascii="Consolas" w:hAnsi="Consolas"/>
+          <w:i w:val="0"/>
+          <w:color w:val="5A5A5A"/>
+          <w:sz w:val="19"/>
+          <w:shd w:val="clear" w:color="auto" w:fill="F2F2F2"/>
+        </w:rPr>
+        <w:t>UmbralesTab.tsx</w:t>
+      </w:r>
+      <w:r>
+        <w:rPr>
+          <w:rFonts w:ascii="Calibri" w:hAnsi="Calibri"/>
+          <w:i w:val="0"/>
+          <w:sz w:val="22"/>
+        </w:rPr>
+        <w:t xml:space="preserve"> (Configuración); </w:t>
+      </w:r>
+      <w:r>
+        <w:rPr>
+          <w:rFonts w:ascii="Consolas" w:hAnsi="Consolas"/>
+          <w:i w:val="0"/>
+          <w:color w:val="5A5A5A"/>
+          <w:sz w:val="19"/>
+          <w:shd w:val="clear" w:color="auto" w:fill="F2F2F2"/>
+        </w:rPr>
+        <w:t>UmbralesDrawer.tsx</w:t>
+      </w:r>
+      <w:r>
+        <w:rPr>
+          <w:rFonts w:ascii="Calibri" w:hAnsi="Calibri"/>
+          <w:i w:val="0"/>
+          <w:sz w:val="22"/>
+        </w:rPr>
+        <w:t xml:space="preserve"> (Alertas) reenvía los 3 campos sin exponerlos, para no perderlos en el </w:t>
+      </w:r>
+      <w:r>
+        <w:rPr>
+          <w:rFonts w:ascii="Consolas" w:hAnsi="Consolas"/>
+          <w:i w:val="0"/>
+          <w:color w:val="5A5A5A"/>
+          <w:sz w:val="19"/>
+          <w:shd w:val="clear" w:color="auto" w:fill="F2F2F2"/>
+        </w:rPr>
+        <w:t>PUT</w:t>
+      </w:r>
+      <w:r>
+        <w:rPr>
+          <w:rFonts w:ascii="Calibri" w:hAnsi="Calibri"/>
+          <w:i w:val="0"/>
+          <w:sz w:val="22"/>
+        </w:rPr>
+        <w:t>.</w:t>
+      </w:r>
+    </w:p>
+    <w:p>
+      <w:r>
+        <w:rPr>
+          <w:rFonts w:ascii="Calibri" w:hAnsi="Calibri"/>
+          <w:b/>
+          <w:i w:val="0"/>
+          <w:sz w:val="22"/>
+        </w:rPr>
+        <w:t>E7-12 — Invitaciones nominales a la encuesta TSP</w:t>
+      </w:r>
+      <w:r>
+        <w:rPr>
+          <w:rFonts w:ascii="Calibri" w:hAnsi="Calibri"/>
+          <w:i w:val="0"/>
+          <w:sz w:val="22"/>
+        </w:rPr>
+        <w:t xml:space="preserve"> </w:t>
+      </w:r>
+      <w:r>
+        <w:rPr>
+          <w:rFonts w:ascii="Consolas" w:hAnsi="Consolas"/>
+          <w:i w:val="0"/>
+          <w:color w:val="5A5A5A"/>
+          <w:sz w:val="19"/>
+          <w:shd w:val="clear" w:color="auto" w:fill="F2F2F2"/>
+        </w:rPr>
+        <w:t>Prioridad: Must · Puntos: 5 · Estado: Hecho · Sprint: S6</w:t>
+      </w:r>
+      <w:r>
+        <w:rPr>
+          <w:rFonts w:ascii="Calibri" w:hAnsi="Calibri"/>
+          <w:i w:val="0"/>
+          <w:sz w:val="22"/>
+        </w:rPr>
+        <w:t xml:space="preserve"> Como </w:t>
+      </w:r>
+      <w:r>
+        <w:rPr>
+          <w:rFonts w:ascii="Calibri" w:hAnsi="Calibri"/>
+          <w:b/>
+          <w:i w:val="0"/>
+          <w:sz w:val="22"/>
+        </w:rPr>
+        <w:t>investigador</w:t>
+      </w:r>
+      <w:r>
+        <w:rPr>
+          <w:rFonts w:ascii="Calibri" w:hAnsi="Calibri"/>
+          <w:i w:val="0"/>
+          <w:sz w:val="22"/>
+        </w:rPr>
+        <w:t>, quiero invitar a cada persona con un enlace de un solo uso, para saber exactamente quién respondió y no depender de un único enlace compartido sin control de duplicados.</w:t>
+      </w:r>
+    </w:p>
+    <w:p>
+      <w:pPr>
+        <w:pStyle w:val="ListBullet"/>
+      </w:pPr>
+      <w:r>
+        <w:rPr>
+          <w:rFonts w:ascii="Consolas" w:hAnsi="Consolas"/>
+          <w:i w:val="0"/>
+          <w:color w:val="5A5A5A"/>
+          <w:sz w:val="19"/>
+          <w:shd w:val="clear" w:color="auto" w:fill="F2F2F2"/>
+        </w:rPr>
+        <w:t>POST /evidencia/tsp/invitaciones {invitado, rol?}</w:t>
+      </w:r>
+      <w:r>
+        <w:rPr>
+          <w:rFonts w:ascii="Calibri" w:hAnsi="Calibri"/>
+          <w:i w:val="0"/>
+          <w:sz w:val="22"/>
+        </w:rPr>
+        <w:t xml:space="preserve"> → token + URL pública; </w:t>
+      </w:r>
+      <w:r>
+        <w:rPr>
+          <w:rFonts w:ascii="Consolas" w:hAnsi="Consolas"/>
+          <w:i w:val="0"/>
+          <w:color w:val="5A5A5A"/>
+          <w:sz w:val="19"/>
+          <w:shd w:val="clear" w:color="auto" w:fill="F2F2F2"/>
+        </w:rPr>
+        <w:t>GET /evidencia/tsp</w:t>
+      </w:r>
+      <w:r>
+        <w:rPr>
+          <w:rFonts w:ascii="Calibri" w:hAnsi="Calibri"/>
+          <w:i w:val="0"/>
+          <w:sz w:val="22"/>
+        </w:rPr>
+        <w:t xml:space="preserve"> agrega </w:t>
+      </w:r>
+      <w:r>
+        <w:rPr>
+          <w:rFonts w:ascii="Consolas" w:hAnsi="Consolas"/>
+          <w:i w:val="0"/>
+          <w:color w:val="5A5A5A"/>
+          <w:sz w:val="19"/>
+          <w:shd w:val="clear" w:color="auto" w:fill="F2F2F2"/>
+        </w:rPr>
+        <w:t>invitaciones</w:t>
+      </w:r>
+      <w:r>
+        <w:rPr>
+          <w:rFonts w:ascii="Calibri" w:hAnsi="Calibri"/>
+          <w:i w:val="0"/>
+          <w:sz w:val="22"/>
+        </w:rPr>
+        <w:t xml:space="preserve"> (respondida/pendiente) junto a los 8 ítems.</w:t>
+      </w:r>
+    </w:p>
+    <w:p>
+      <w:pPr>
+        <w:pStyle w:val="ListBullet"/>
+      </w:pPr>
+      <w:r>
+        <w:rPr>
+          <w:rFonts w:ascii="Consolas" w:hAnsi="Consolas"/>
+          <w:i w:val="0"/>
+          <w:color w:val="5A5A5A"/>
+          <w:sz w:val="19"/>
+          <w:shd w:val="clear" w:color="auto" w:fill="F2F2F2"/>
+        </w:rPr>
+        <w:t>NuevaInvitacionModal.tsx</w:t>
+      </w:r>
+      <w:r>
+        <w:rPr>
+          <w:rFonts w:ascii="Calibri" w:hAnsi="Calibri"/>
+          <w:i w:val="0"/>
+          <w:sz w:val="22"/>
+        </w:rPr>
+        <w:t xml:space="preserve"> crea la invitación y copia el enlace; sin seed de invitaciones ni respuestas.</w:t>
+      </w:r>
+    </w:p>
+    <w:p>
+      <w:r>
+        <w:rPr>
+          <w:rFonts w:ascii="Calibri" w:hAnsi="Calibri"/>
+          <w:b/>
+          <w:i w:val="0"/>
+          <w:sz w:val="22"/>
+        </w:rPr>
+        <w:t>E7-13 — CFS: distinguir "sin verificar" de "verificada y no cumple"</w:t>
+      </w:r>
+      <w:r>
+        <w:rPr>
+          <w:rFonts w:ascii="Calibri" w:hAnsi="Calibri"/>
+          <w:i w:val="0"/>
+          <w:sz w:val="22"/>
+        </w:rPr>
+        <w:t xml:space="preserve"> </w:t>
+      </w:r>
+      <w:r>
+        <w:rPr>
+          <w:rFonts w:ascii="Consolas" w:hAnsi="Consolas"/>
+          <w:i w:val="0"/>
+          <w:color w:val="5A5A5A"/>
+          <w:sz w:val="19"/>
+          <w:shd w:val="clear" w:color="auto" w:fill="F2F2F2"/>
+        </w:rPr>
+        <w:t>Prioridad: Should · Puntos: 2 · Estado: Hecho · Sprint: S6</w:t>
+      </w:r>
+      <w:r>
+        <w:rPr>
+          <w:rFonts w:ascii="Calibri" w:hAnsi="Calibri"/>
+          <w:i w:val="0"/>
+          <w:sz w:val="22"/>
+        </w:rPr>
+        <w:t xml:space="preserve"> Como </w:t>
+      </w:r>
+      <w:r>
+        <w:rPr>
+          <w:rFonts w:ascii="Calibri" w:hAnsi="Calibri"/>
+          <w:b/>
+          <w:i w:val="0"/>
+          <w:sz w:val="22"/>
+        </w:rPr>
+        <w:t>calidad</w:t>
+      </w:r>
+      <w:r>
+        <w:rPr>
+          <w:rFonts w:ascii="Calibri" w:hAnsi="Calibri"/>
+          <w:i w:val="0"/>
+          <w:sz w:val="22"/>
+        </w:rPr>
+        <w:t>, quiero que el sistema distinga una funcionalidad que aún no reviso de una que revisé y no cumple, para que el CFS no se lea como "0 % cumplido" cuando en realidad nadie lo verificó todavía.</w:t>
+      </w:r>
+    </w:p>
+    <w:p>
+      <w:pPr>
+        <w:pStyle w:val="ListBullet"/>
+      </w:pPr>
+      <w:r>
+        <w:rPr>
+          <w:rFonts w:ascii="Consolas" w:hAnsi="Consolas"/>
+          <w:i w:val="0"/>
+          <w:color w:val="5A5A5A"/>
+          <w:sz w:val="19"/>
+          <w:shd w:val="clear" w:color="auto" w:fill="F2F2F2"/>
+        </w:rPr>
+        <w:t>VerificacionCFS.verificadaEn</w:t>
+      </w:r>
+      <w:r>
+        <w:rPr>
+          <w:rFonts w:ascii="Calibri" w:hAnsi="Calibri"/>
+          <w:i w:val="0"/>
+          <w:sz w:val="22"/>
+        </w:rPr>
+        <w:t xml:space="preserve"> (ISO-8601 o </w:t>
+      </w:r>
+      <w:r>
+        <w:rPr>
+          <w:rFonts w:ascii="Consolas" w:hAnsi="Consolas"/>
+          <w:i w:val="0"/>
+          <w:color w:val="5A5A5A"/>
+          <w:sz w:val="19"/>
+          <w:shd w:val="clear" w:color="auto" w:fill="F2F2F2"/>
+        </w:rPr>
+        <w:t>null</w:t>
+      </w:r>
+      <w:r>
+        <w:rPr>
+          <w:rFonts w:ascii="Calibri" w:hAnsi="Calibri"/>
+          <w:i w:val="0"/>
+          <w:sz w:val="22"/>
+        </w:rPr>
+        <w:t xml:space="preserve">), sellado por </w:t>
+      </w:r>
+      <w:r>
+        <w:rPr>
+          <w:rFonts w:ascii="Consolas" w:hAnsi="Consolas"/>
+          <w:i w:val="0"/>
+          <w:color w:val="5A5A5A"/>
+          <w:sz w:val="19"/>
+          <w:shd w:val="clear" w:color="auto" w:fill="F2F2F2"/>
+        </w:rPr>
+        <w:t>PATCH /evidencia/cfs/:id</w:t>
+      </w:r>
+      <w:r>
+        <w:rPr>
+          <w:rFonts w:ascii="Calibri" w:hAnsi="Calibri"/>
+          <w:i w:val="0"/>
+          <w:sz w:val="22"/>
+        </w:rPr>
+        <w:t xml:space="preserve">; </w:t>
+      </w:r>
+      <w:r>
+        <w:rPr>
+          <w:rFonts w:ascii="Consolas" w:hAnsi="Consolas"/>
+          <w:i w:val="0"/>
+          <w:color w:val="5A5A5A"/>
+          <w:sz w:val="19"/>
+          <w:shd w:val="clear" w:color="auto" w:fill="F2F2F2"/>
+        </w:rPr>
+        <w:t>EvidenciaCFS.verificadas</w:t>
+      </w:r>
+      <w:r>
+        <w:rPr>
+          <w:rFonts w:ascii="Calibri" w:hAnsi="Calibri"/>
+          <w:i w:val="0"/>
+          <w:sz w:val="22"/>
+        </w:rPr>
+        <w:t xml:space="preserve"> cuenta las revisadas y </w:t>
+      </w:r>
+      <w:r>
+        <w:rPr>
+          <w:rFonts w:ascii="Consolas" w:hAnsi="Consolas"/>
+          <w:i w:val="0"/>
+          <w:color w:val="5A5A5A"/>
+          <w:sz w:val="19"/>
+          <w:shd w:val="clear" w:color="auto" w:fill="F2F2F2"/>
+        </w:rPr>
+        <w:t>porcentaje</w:t>
+      </w:r>
+      <w:r>
+        <w:rPr>
+          <w:rFonts w:ascii="Calibri" w:hAnsi="Calibri"/>
+          <w:i w:val="0"/>
+          <w:sz w:val="22"/>
+        </w:rPr>
+        <w:t xml:space="preserve"> es </w:t>
+      </w:r>
+      <w:r>
+        <w:rPr>
+          <w:rFonts w:ascii="Consolas" w:hAnsi="Consolas"/>
+          <w:i w:val="0"/>
+          <w:color w:val="5A5A5A"/>
+          <w:sz w:val="19"/>
+          <w:shd w:val="clear" w:color="auto" w:fill="F2F2F2"/>
+        </w:rPr>
+        <w:t>null</w:t>
+      </w:r>
+      <w:r>
+        <w:rPr>
+          <w:rFonts w:ascii="Calibri" w:hAnsi="Calibri"/>
+          <w:i w:val="0"/>
+          <w:sz w:val="22"/>
+        </w:rPr>
+        <w:t xml:space="preserve"> (</w:t>
+      </w:r>
+      <w:r>
+        <w:rPr>
+          <w:rFonts w:ascii="Consolas" w:hAnsi="Consolas"/>
+          <w:i w:val="0"/>
+          <w:color w:val="5A5A5A"/>
+          <w:sz w:val="19"/>
+          <w:shd w:val="clear" w:color="auto" w:fill="F2F2F2"/>
+        </w:rPr>
+        <w:t>estado: 'sin_datos'</w:t>
+      </w:r>
+      <w:r>
+        <w:rPr>
+          <w:rFonts w:ascii="Calibri" w:hAnsi="Calibri"/>
+          <w:i w:val="0"/>
+          <w:sz w:val="22"/>
+        </w:rPr>
+        <w:t xml:space="preserve">) mientras </w:t>
+      </w:r>
+      <w:r>
+        <w:rPr>
+          <w:rFonts w:ascii="Consolas" w:hAnsi="Consolas"/>
+          <w:i w:val="0"/>
+          <w:color w:val="5A5A5A"/>
+          <w:sz w:val="19"/>
+          <w:shd w:val="clear" w:color="auto" w:fill="F2F2F2"/>
+        </w:rPr>
+        <w:t>verificadas === 0</w:t>
+      </w:r>
+      <w:r>
+        <w:rPr>
+          <w:rFonts w:ascii="Calibri" w:hAnsi="Calibri"/>
+          <w:i w:val="0"/>
+          <w:sz w:val="22"/>
+        </w:rPr>
+        <w:t>.</w:t>
+      </w:r>
+    </w:p>
+    <w:p>
+      <w:pPr>
+        <w:pStyle w:val="ListBullet"/>
+      </w:pPr>
+      <w:r>
+        <w:rPr>
+          <w:rFonts w:ascii="Calibri" w:hAnsi="Calibri"/>
+          <w:i w:val="0"/>
+          <w:sz w:val="22"/>
+        </w:rPr>
+        <w:t>Seed: 9 funcionalidades sin verificar (antes: implícitamente ya cumplidas).</w:t>
+      </w:r>
+    </w:p>
+    <w:p>
+      <w:r>
+        <w:rPr>
+          <w:rFonts w:ascii="Calibri" w:hAnsi="Calibri"/>
+          <w:b/>
+          <w:i w:val="0"/>
+          <w:sz w:val="22"/>
+        </w:rPr>
+        <w:t>E7-14 — EP: excluir del acumulado las alertas de demostración</w:t>
+      </w:r>
+      <w:r>
+        <w:rPr>
+          <w:rFonts w:ascii="Calibri" w:hAnsi="Calibri"/>
+          <w:i w:val="0"/>
+          <w:sz w:val="22"/>
+        </w:rPr>
+        <w:t xml:space="preserve"> </w:t>
+      </w:r>
+      <w:r>
+        <w:rPr>
+          <w:rFonts w:ascii="Consolas" w:hAnsi="Consolas"/>
+          <w:i w:val="0"/>
+          <w:color w:val="5A5A5A"/>
+          <w:sz w:val="19"/>
+          <w:shd w:val="clear" w:color="auto" w:fill="F2F2F2"/>
+        </w:rPr>
+        <w:t>Prioridad: Should · Puntos: 2 · Estado: Hecho · Sprint: S6</w:t>
+      </w:r>
+      <w:r>
+        <w:rPr>
+          <w:rFonts w:ascii="Calibri" w:hAnsi="Calibri"/>
+          <w:i w:val="0"/>
+          <w:sz w:val="22"/>
+        </w:rPr>
+        <w:t xml:space="preserve"> Como </w:t>
+      </w:r>
+      <w:r>
+        <w:rPr>
+          <w:rFonts w:ascii="Calibri" w:hAnsi="Calibri"/>
+          <w:b/>
+          <w:i w:val="0"/>
+          <w:sz w:val="22"/>
+        </w:rPr>
+        <w:t>investigador</w:t>
+      </w:r>
+      <w:r>
+        <w:rPr>
+          <w:rFonts w:ascii="Calibri" w:hAnsi="Calibri"/>
+          <w:i w:val="0"/>
+          <w:sz w:val="22"/>
+        </w:rPr>
+        <w:t xml:space="preserve">, quiero que el EP sólo cuente confirmaciones reales hechas en </w:t>
+      </w:r>
+      <w:r>
+        <w:rPr>
+          <w:rFonts w:ascii="Consolas" w:hAnsi="Consolas"/>
+          <w:i w:val="0"/>
+          <w:color w:val="5A5A5A"/>
+          <w:sz w:val="19"/>
+          <w:shd w:val="clear" w:color="auto" w:fill="F2F2F2"/>
+        </w:rPr>
+        <w:t>/alertas</w:t>
+      </w:r>
+      <w:r>
+        <w:rPr>
+          <w:rFonts w:ascii="Calibri" w:hAnsi="Calibri"/>
+          <w:i w:val="0"/>
+          <w:sz w:val="22"/>
+        </w:rPr>
+        <w:t>, para que el KPI no incluya las 7 alertas «confirmadas» que trae el seed únicamente para poder demostrar la pantalla.</w:t>
+      </w:r>
+    </w:p>
+    <w:p>
+      <w:pPr>
+        <w:pStyle w:val="ListBullet"/>
+      </w:pPr>
+      <w:r>
+        <w:rPr>
+          <w:rFonts w:ascii="Calibri" w:hAnsi="Calibri"/>
+          <w:i w:val="0"/>
+          <w:sz w:val="22"/>
+        </w:rPr>
+        <w:t xml:space="preserve">Sin seed de </w:t>
+      </w:r>
+      <w:r>
+        <w:rPr>
+          <w:rFonts w:ascii="Consolas" w:hAnsi="Consolas"/>
+          <w:i w:val="0"/>
+          <w:color w:val="5A5A5A"/>
+          <w:sz w:val="19"/>
+          <w:shd w:val="clear" w:color="auto" w:fill="F2F2F2"/>
+        </w:rPr>
+        <w:t>registro_ep</w:t>
+      </w:r>
+      <w:r>
+        <w:rPr>
+          <w:rFonts w:ascii="Calibri" w:hAnsi="Calibri"/>
+          <w:i w:val="0"/>
+          <w:sz w:val="22"/>
+        </w:rPr>
+        <w:t>; se crea al confirmar una alerta real (</w:t>
+      </w:r>
+      <w:r>
+        <w:rPr>
+          <w:rFonts w:ascii="Consolas" w:hAnsi="Consolas"/>
+          <w:i w:val="0"/>
+          <w:color w:val="5A5A5A"/>
+          <w:sz w:val="19"/>
+          <w:shd w:val="clear" w:color="auto" w:fill="F2F2F2"/>
+        </w:rPr>
+        <w:t>POST /alertas/:id/confirmar</w:t>
+      </w:r>
+      <w:r>
+        <w:rPr>
+          <w:rFonts w:ascii="Calibri" w:hAnsi="Calibri"/>
+          <w:i w:val="0"/>
+          <w:sz w:val="22"/>
+        </w:rPr>
+        <w:t>), acierto o no.</w:t>
+      </w:r>
+    </w:p>
+    <w:p>
+      <w:pPr>
+        <w:pStyle w:val="ListBullet"/>
+      </w:pPr>
+      <w:r>
+        <w:rPr>
+          <w:rFonts w:ascii="Calibri" w:hAnsi="Calibri"/>
+          <w:i w:val="0"/>
+          <w:sz w:val="22"/>
+        </w:rPr>
+        <w:t>Las alertas de demostración del seed quedan marcadas para no generar EP.</w:t>
+      </w:r>
+    </w:p>
+    <w:p>
+      <w:r>
+        <w:rPr>
+          <w:rFonts w:ascii="Calibri" w:hAnsi="Calibri"/>
+          <w:b/>
+          <w:i w:val="0"/>
+          <w:sz w:val="22"/>
+        </w:rPr>
+        <w:t>E7-15 — Home sin KPI de TRI fijo</w:t>
+      </w:r>
+      <w:r>
+        <w:rPr>
+          <w:rFonts w:ascii="Calibri" w:hAnsi="Calibri"/>
+          <w:i w:val="0"/>
+          <w:sz w:val="22"/>
+        </w:rPr>
+        <w:t xml:space="preserve"> </w:t>
+      </w:r>
+      <w:r>
+        <w:rPr>
+          <w:rFonts w:ascii="Consolas" w:hAnsi="Consolas"/>
+          <w:i w:val="0"/>
+          <w:color w:val="5A5A5A"/>
+          <w:sz w:val="19"/>
+          <w:shd w:val="clear" w:color="auto" w:fill="F2F2F2"/>
+        </w:rPr>
+        <w:t>Prioridad: Should · Puntos: 1 · Estado: Hecho · Sprint: S6</w:t>
+      </w:r>
+      <w:r>
+        <w:rPr>
+          <w:rFonts w:ascii="Calibri" w:hAnsi="Calibri"/>
+          <w:i w:val="0"/>
+          <w:sz w:val="22"/>
+        </w:rPr>
+        <w:t xml:space="preserve"> Como </w:t>
+      </w:r>
+      <w:r>
+        <w:rPr>
+          <w:rFonts w:ascii="Calibri" w:hAnsi="Calibri"/>
+          <w:b/>
+          <w:i w:val="0"/>
+          <w:sz w:val="22"/>
+        </w:rPr>
+        <w:t>jefe de producción</w:t>
+      </w:r>
+      <w:r>
+        <w:rPr>
+          <w:rFonts w:ascii="Calibri" w:hAnsi="Calibri"/>
+          <w:i w:val="0"/>
+          <w:sz w:val="22"/>
+        </w:rPr>
+        <w:t>, quiero que el Home no muestre un TRI fijo cuando el postest todavía no tiene capturas, para no ver en el dashboard un número que la planta aún no generó.</w:t>
+      </w:r>
+    </w:p>
+    <w:p>
+      <w:pPr>
+        <w:pStyle w:val="ListBullet"/>
+      </w:pPr>
+      <w:r>
+        <w:rPr>
+          <w:rFonts w:ascii="Consolas" w:hAnsi="Consolas"/>
+          <w:i w:val="0"/>
+          <w:color w:val="5A5A5A"/>
+          <w:sz w:val="19"/>
+          <w:shd w:val="clear" w:color="auto" w:fill="F2F2F2"/>
+        </w:rPr>
+        <w:t>homeKpisSecundarios</w:t>
+      </w:r>
+      <w:r>
+        <w:rPr>
+          <w:rFonts w:ascii="Calibri" w:hAnsi="Calibri"/>
+          <w:i w:val="0"/>
+          <w:sz w:val="22"/>
+        </w:rPr>
+        <w:t xml:space="preserve"> (mock) deja de traer el TRI; el Home lo compone desde </w:t>
+      </w:r>
+      <w:r>
+        <w:rPr>
+          <w:rFonts w:ascii="Consolas" w:hAnsi="Consolas"/>
+          <w:i w:val="0"/>
+          <w:color w:val="5A5A5A"/>
+          <w:sz w:val="19"/>
+          <w:shd w:val="clear" w:color="auto" w:fill="F2F2F2"/>
+        </w:rPr>
+        <w:t>GET /evidencia/resumen</w:t>
+      </w:r>
+      <w:r>
+        <w:rPr>
+          <w:rFonts w:ascii="Calibri" w:hAnsi="Calibri"/>
+          <w:i w:val="0"/>
+          <w:sz w:val="22"/>
+        </w:rPr>
+        <w:t xml:space="preserve"> (</w:t>
+      </w:r>
+      <w:r>
+        <w:rPr>
+          <w:rFonts w:ascii="Consolas" w:hAnsi="Consolas"/>
+          <w:i w:val="0"/>
+          <w:color w:val="5A5A5A"/>
+          <w:sz w:val="19"/>
+          <w:shd w:val="clear" w:color="auto" w:fill="F2F2F2"/>
+        </w:rPr>
+        <w:t>useResumenJefe</w:t>
+      </w:r>
+      <w:r>
+        <w:rPr>
+          <w:rFonts w:ascii="Calibri" w:hAnsi="Calibri"/>
+          <w:i w:val="0"/>
+          <w:sz w:val="22"/>
+        </w:rPr>
+        <w:t xml:space="preserve">), que devuelve </w:t>
+      </w:r>
+      <w:r>
+        <w:rPr>
+          <w:rFonts w:ascii="Consolas" w:hAnsi="Consolas"/>
+          <w:i w:val="0"/>
+          <w:color w:val="5A5A5A"/>
+          <w:sz w:val="19"/>
+          <w:shd w:val="clear" w:color="auto" w:fill="F2F2F2"/>
+        </w:rPr>
+        <w:t>null</w:t>
+      </w:r>
+      <w:r>
+        <w:rPr>
+          <w:rFonts w:ascii="Calibri" w:hAnsi="Calibri"/>
+          <w:i w:val="0"/>
+          <w:sz w:val="22"/>
+        </w:rPr>
+        <w:t xml:space="preserve"> sin capturas postest.</w:t>
+      </w:r>
+    </w:p>
+    <w:p>
+      <w:r>
+        <w:rPr>
+          <w:rFonts w:ascii="Calibri" w:hAnsi="Calibri"/>
+          <w:b/>
+          <w:i w:val="0"/>
+          <w:sz w:val="22"/>
+        </w:rPr>
+        <w:t>E7-16 — Conector en vivo con sensores IoT para el TCI</w:t>
+      </w:r>
+      <w:r>
+        <w:rPr>
+          <w:rFonts w:ascii="Calibri" w:hAnsi="Calibri"/>
+          <w:i w:val="0"/>
+          <w:sz w:val="22"/>
+        </w:rPr>
+        <w:t xml:space="preserve"> </w:t>
+      </w:r>
+      <w:r>
+        <w:rPr>
+          <w:rFonts w:ascii="Consolas" w:hAnsi="Consolas"/>
+          <w:i w:val="0"/>
+          <w:color w:val="5A5A5A"/>
+          <w:sz w:val="19"/>
+          <w:shd w:val="clear" w:color="auto" w:fill="F2F2F2"/>
+        </w:rPr>
+        <w:t>Prioridad: Should · Puntos: 8 · Estado: Pendiente · Sprint: S7</w:t>
+      </w:r>
+      <w:r>
+        <w:rPr>
+          <w:rFonts w:ascii="Calibri" w:hAnsi="Calibri"/>
+          <w:i w:val="0"/>
+          <w:sz w:val="22"/>
+        </w:rPr>
+        <w:t xml:space="preserve"> Como </w:t>
+      </w:r>
+      <w:r>
+        <w:rPr>
+          <w:rFonts w:ascii="Calibri" w:hAnsi="Calibri"/>
+          <w:b/>
+          <w:i w:val="0"/>
+          <w:sz w:val="22"/>
+        </w:rPr>
+        <w:t>investigador</w:t>
+      </w:r>
+      <w:r>
+        <w:rPr>
+          <w:rFonts w:ascii="Calibri" w:hAnsi="Calibri"/>
+          <w:i w:val="0"/>
+          <w:sz w:val="22"/>
+        </w:rPr>
+        <w:t>, quiero que las lecturas de sensor lleguen automáticamente al TCI en vez de importarse por archivo, para validar el TCI en tiempo real y no depender de que alguien exporte y suba un XLSX cada cierto tiempo.</w:t>
+      </w:r>
+    </w:p>
+    <w:p>
+      <w:pPr>
+        <w:pStyle w:val="ListBullet"/>
+      </w:pPr>
+      <w:r>
+        <w:rPr>
+          <w:rFonts w:ascii="Calibri" w:hAnsi="Calibri"/>
+          <w:i w:val="0"/>
+          <w:sz w:val="22"/>
+        </w:rPr>
+        <w:t xml:space="preserve">Reemplazaría el paso "descargar plantilla → llenar → subir" de </w:t>
+      </w:r>
+      <w:r>
+        <w:rPr>
+          <w:rFonts w:ascii="Consolas" w:hAnsi="Consolas"/>
+          <w:i w:val="0"/>
+          <w:color w:val="5A5A5A"/>
+          <w:sz w:val="19"/>
+          <w:shd w:val="clear" w:color="auto" w:fill="F2F2F2"/>
+        </w:rPr>
+        <w:t>E7-08</w:t>
+      </w:r>
+      <w:r>
+        <w:rPr>
+          <w:rFonts w:ascii="Calibri" w:hAnsi="Calibri"/>
+          <w:i w:val="0"/>
+          <w:sz w:val="22"/>
+        </w:rPr>
+        <w:t xml:space="preserve"> por un stream o polling contra el sistema de sensores de planta, alimentando </w:t>
+      </w:r>
+      <w:r>
+        <w:rPr>
+          <w:rFonts w:ascii="Consolas" w:hAnsi="Consolas"/>
+          <w:i w:val="0"/>
+          <w:color w:val="5A5A5A"/>
+          <w:sz w:val="19"/>
+          <w:shd w:val="clear" w:color="auto" w:fill="F2F2F2"/>
+        </w:rPr>
+        <w:t>LecturaSensor</w:t>
+      </w:r>
+      <w:r>
+        <w:rPr>
+          <w:rFonts w:ascii="Calibri" w:hAnsi="Calibri"/>
+          <w:i w:val="0"/>
+          <w:sz w:val="22"/>
+        </w:rPr>
+        <w:t xml:space="preserve"> directamente.</w:t>
+      </w:r>
+    </w:p>
+    <w:p>
+      <w:pPr>
+        <w:pStyle w:val="ListBullet"/>
+      </w:pPr>
+      <w:r>
+        <w:rPr>
+          <w:rFonts w:ascii="Calibri" w:hAnsi="Calibri"/>
+          <w:i w:val="0"/>
+          <w:sz w:val="22"/>
+        </w:rPr>
+        <w:t xml:space="preserve">El motor de reglas de </w:t>
+      </w:r>
+      <w:r>
+        <w:rPr>
+          <w:rFonts w:ascii="Consolas" w:hAnsi="Consolas"/>
+          <w:i w:val="0"/>
+          <w:color w:val="5A5A5A"/>
+          <w:sz w:val="19"/>
+          <w:shd w:val="clear" w:color="auto" w:fill="F2F2F2"/>
+        </w:rPr>
+        <w:t>E7-09</w:t>
+      </w:r>
+      <w:r>
+        <w:rPr>
+          <w:rFonts w:ascii="Calibri" w:hAnsi="Calibri"/>
+          <w:i w:val="0"/>
+          <w:sz w:val="22"/>
+        </w:rPr>
+        <w:t xml:space="preserve"> no cambia: sólo cambia el origen de los datos.</w:t>
+      </w:r>
+    </w:p>
+    <w:p>
+      <w:r>
+        <w:rPr>
+          <w:rFonts w:ascii="Calibri" w:hAnsi="Calibri"/>
+          <w:b/>
+          <w:i w:val="0"/>
+          <w:sz w:val="22"/>
+        </w:rPr>
+        <w:t>E7-17 — Integración en vivo con SAP (transferencias de merma)</w:t>
+      </w:r>
+      <w:r>
+        <w:rPr>
+          <w:rFonts w:ascii="Calibri" w:hAnsi="Calibri"/>
+          <w:i w:val="0"/>
+          <w:sz w:val="22"/>
+        </w:rPr>
+        <w:t xml:space="preserve"> </w:t>
+      </w:r>
+      <w:r>
+        <w:rPr>
+          <w:rFonts w:ascii="Consolas" w:hAnsi="Consolas"/>
+          <w:i w:val="0"/>
+          <w:color w:val="5A5A5A"/>
+          <w:sz w:val="19"/>
+          <w:shd w:val="clear" w:color="auto" w:fill="F2F2F2"/>
+        </w:rPr>
+        <w:t>Prioridad: Should · Puntos: 8 · Estado: Pendiente · Sprint: S7</w:t>
+      </w:r>
+      <w:r>
+        <w:rPr>
+          <w:rFonts w:ascii="Calibri" w:hAnsi="Calibri"/>
+          <w:i w:val="0"/>
+          <w:sz w:val="22"/>
+        </w:rPr>
+        <w:t xml:space="preserve"> Como </w:t>
+      </w:r>
+      <w:r>
+        <w:rPr>
+          <w:rFonts w:ascii="Calibri" w:hAnsi="Calibri"/>
+          <w:b/>
+          <w:i w:val="0"/>
+          <w:sz w:val="22"/>
+        </w:rPr>
+        <w:t>investigador</w:t>
+      </w:r>
+      <w:r>
+        <w:rPr>
+          <w:rFonts w:ascii="Calibri" w:hAnsi="Calibri"/>
+          <w:i w:val="0"/>
+          <w:sz w:val="22"/>
+        </w:rPr>
+        <w:t xml:space="preserve">, quiero que las transferencias de merma de SAP lleguen automáticamente al TCI, para no depender de una exportación manual del ERP para validar el criterio </w:t>
+      </w:r>
+      <w:r>
+        <w:rPr>
+          <w:rFonts w:ascii="Consolas" w:hAnsi="Consolas"/>
+          <w:i w:val="0"/>
+          <w:color w:val="5A5A5A"/>
+          <w:sz w:val="19"/>
+          <w:shd w:val="clear" w:color="auto" w:fill="F2F2F2"/>
+        </w:rPr>
+        <w:t>sap</w:t>
+      </w:r>
+      <w:r>
+        <w:rPr>
+          <w:rFonts w:ascii="Calibri" w:hAnsi="Calibri"/>
+          <w:i w:val="0"/>
+          <w:sz w:val="22"/>
+        </w:rPr>
+        <w:t xml:space="preserve"> de cada merma.</w:t>
+      </w:r>
+    </w:p>
+    <w:p>
+      <w:pPr>
+        <w:pStyle w:val="ListBullet"/>
+      </w:pPr>
+      <w:r>
+        <w:rPr>
+          <w:rFonts w:ascii="Calibri" w:hAnsi="Calibri"/>
+          <w:i w:val="0"/>
+          <w:sz w:val="22"/>
+        </w:rPr>
+        <w:t>Requiere acceso al ERP de Yamboly (API o exportación programada); hoy sólo hay importación manual (</w:t>
+      </w:r>
+      <w:r>
+        <w:rPr>
+          <w:rFonts w:ascii="Consolas" w:hAnsi="Consolas"/>
+          <w:i w:val="0"/>
+          <w:color w:val="5A5A5A"/>
+          <w:sz w:val="19"/>
+          <w:shd w:val="clear" w:color="auto" w:fill="F2F2F2"/>
+        </w:rPr>
+        <w:t>E7-08</w:t>
+      </w:r>
+      <w:r>
+        <w:rPr>
+          <w:rFonts w:ascii="Calibri" w:hAnsi="Calibri"/>
+          <w:i w:val="0"/>
+          <w:sz w:val="22"/>
+        </w:rPr>
+        <w:t>).</w:t>
+      </w:r>
+    </w:p>
+    <w:p>
+      <w:pPr>
+        <w:pStyle w:val="ListBullet"/>
+      </w:pPr>
+      <w:r>
+        <w:rPr>
+          <w:rFonts w:ascii="Calibri" w:hAnsi="Calibri"/>
+          <w:i w:val="0"/>
+          <w:sz w:val="22"/>
+        </w:rPr>
+        <w:t xml:space="preserve">El criterio </w:t>
+      </w:r>
+      <w:r>
+        <w:rPr>
+          <w:rFonts w:ascii="Consolas" w:hAnsi="Consolas"/>
+          <w:i w:val="0"/>
+          <w:color w:val="5A5A5A"/>
+          <w:sz w:val="19"/>
+          <w:shd w:val="clear" w:color="auto" w:fill="F2F2F2"/>
+        </w:rPr>
+        <w:t>sap</w:t>
+      </w:r>
+      <w:r>
+        <w:rPr>
+          <w:rFonts w:ascii="Calibri" w:hAnsi="Calibri"/>
+          <w:i w:val="0"/>
+          <w:sz w:val="22"/>
+        </w:rPr>
+        <w:t xml:space="preserve"> de </w:t>
+      </w:r>
+      <w:r>
+        <w:rPr>
+          <w:rFonts w:ascii="Consolas" w:hAnsi="Consolas"/>
+          <w:i w:val="0"/>
+          <w:color w:val="5A5A5A"/>
+          <w:sz w:val="19"/>
+          <w:shd w:val="clear" w:color="auto" w:fill="F2F2F2"/>
+        </w:rPr>
+        <w:t>evidence.rules.ts</w:t>
+      </w:r>
+      <w:r>
+        <w:rPr>
+          <w:rFonts w:ascii="Calibri" w:hAnsi="Calibri"/>
+          <w:i w:val="0"/>
+          <w:sz w:val="22"/>
+        </w:rPr>
+        <w:t xml:space="preserve"> no cambia: sólo cambia el origen de </w:t>
+      </w:r>
+      <w:r>
+        <w:rPr>
+          <w:rFonts w:ascii="Consolas" w:hAnsi="Consolas"/>
+          <w:i w:val="0"/>
+          <w:color w:val="5A5A5A"/>
+          <w:sz w:val="19"/>
+          <w:shd w:val="clear" w:color="auto" w:fill="F2F2F2"/>
+        </w:rPr>
+        <w:t>TransferenciaSap</w:t>
+      </w:r>
+      <w:r>
+        <w:rPr>
+          <w:rFonts w:ascii="Calibri" w:hAnsi="Calibri"/>
+          <w:i w:val="0"/>
+          <w:sz w:val="22"/>
+        </w:rPr>
+        <w:t>.</w:t>
       </w:r>
     </w:p>
     <w:p>
@@ -10303,7 +13066,7 @@
           <w:sz w:val="19"/>
           <w:shd w:val="clear" w:color="auto" w:fill="F2F2F2"/>
         </w:rPr>
-        <w:t>Prioridad: Could · Puntos: 3 · Estado: Pendiente · Sprint: S6</w:t>
+        <w:t>Prioridad: Could · Puntos: 3 · Estado: Pendiente · Sprint: S7</w:t>
       </w:r>
       <w:r>
         <w:rPr>
@@ -11609,7 +14372,25 @@
           <w:i w:val="0"/>
           <w:sz w:val="22"/>
         </w:rPr>
-        <w:t>Los totales de tesis no se alteran al redistribuir entre 9 líneas × 2 turnos: 164/137 predicciones, 412 kg de merma, 7 puntos de tendencia OEE, 28/30 TCI, 128/152 TSP.</w:t>
+        <w:t xml:space="preserve">Los totales operativos no se alteran al redistribuir entre 9 líneas × 2 turnos: 412 kg de merma, 7 puntos de tendencia OEE, 164 predicciones generadas (el postest de tesis se vació de datos hipotéticos en </w:t>
+      </w:r>
+      <w:r>
+        <w:rPr>
+          <w:rFonts w:ascii="Consolas" w:hAnsi="Consolas"/>
+          <w:i w:val="0"/>
+          <w:color w:val="5A5A5A"/>
+          <w:sz w:val="19"/>
+          <w:shd w:val="clear" w:color="auto" w:fill="F2F2F2"/>
+        </w:rPr>
+        <w:t>E7-07</w:t>
+      </w:r>
+      <w:r>
+        <w:rPr>
+          <w:rFonts w:ascii="Calibri" w:hAnsi="Calibri"/>
+          <w:i w:val="0"/>
+          <w:sz w:val="22"/>
+        </w:rPr>
+        <w:t>, S6 — este punto describe el estado del código al cierre de S5, no los KPI vigentes).</w:t>
       </w:r>
     </w:p>
     <w:p>
@@ -11885,7 +14666,7 @@
           <w:sz w:val="19"/>
           <w:shd w:val="clear" w:color="auto" w:fill="F2F2F2"/>
         </w:rPr>
-        <w:t>Prioridad: Should · Puntos: 8 · Estado: Pendiente · Sprint: S6</w:t>
+        <w:t>Prioridad: Should · Puntos: 8 · Estado: Pendiente · Sprint: S7</w:t>
       </w:r>
       <w:r>
         <w:rPr>
@@ -12001,7 +14782,7 @@
           <w:sz w:val="19"/>
           <w:shd w:val="clear" w:color="auto" w:fill="F2F2F2"/>
         </w:rPr>
-        <w:t>Prioridad: Should · Puntos: 8 · Estado: Pendiente · Sprint: S6</w:t>
+        <w:t>Prioridad: Should · Puntos: 8 · Estado: Pendiente · Sprint: S7</w:t>
       </w:r>
       <w:r>
         <w:rPr>
@@ -12109,7 +14890,7 @@
           <w:sz w:val="19"/>
           <w:shd w:val="clear" w:color="auto" w:fill="F2F2F2"/>
         </w:rPr>
-        <w:t>Prioridad: Could · Puntos: 5 · Estado: Pendiente · Sprint: S6</w:t>
+        <w:t>Prioridad: Could · Puntos: 5 · Estado: Pendiente · Sprint: S7</w:t>
       </w:r>
       <w:r>
         <w:rPr>
@@ -12261,7 +15042,7 @@
           <w:sz w:val="19"/>
           <w:shd w:val="clear" w:color="auto" w:fill="F2F2F2"/>
         </w:rPr>
-        <w:t>Prioridad: Could · Puntos: 2 · Estado: Pendiente · Sprint: S6</w:t>
+        <w:t>Prioridad: Could · Puntos: 2 · Estado: Pendiente · Sprint: S7</w:t>
       </w:r>
       <w:r>
         <w:rPr>
@@ -12395,7 +15176,7 @@
           <w:sz w:val="19"/>
           <w:shd w:val="clear" w:color="auto" w:fill="F2F2F2"/>
         </w:rPr>
-        <w:t>Prioridad: Should · Puntos: 3 · Estado: Pendiente · Sprint: S6</w:t>
+        <w:t>Prioridad: Should · Puntos: 3 · Estado: Pendiente · Sprint: S7</w:t>
       </w:r>
       <w:r>
         <w:rPr>
@@ -12547,7 +15328,7 @@
           <w:sz w:val="19"/>
           <w:shd w:val="clear" w:color="auto" w:fill="F2F2F2"/>
         </w:rPr>
-        <w:t>Prioridad: Could · Puntos: 2 · Estado: Pendiente · Sprint: S6</w:t>
+        <w:t>Prioridad: Could · Puntos: 2 · Estado: Pendiente · Sprint: S7</w:t>
       </w:r>
       <w:r>
         <w:rPr>
@@ -13233,7 +16014,7 @@
           <w:sz w:val="19"/>
           <w:shd w:val="clear" w:color="auto" w:fill="F2F2F2"/>
         </w:rPr>
-        <w:t>Prioridad: Should · Puntos: 5 · Estado: Pendiente · Sprint: S6</w:t>
+        <w:t>Prioridad: Should · Puntos: 5 · Estado: Pendiente · Sprint: S7</w:t>
       </w:r>
       <w:r>
         <w:rPr>
@@ -13336,7 +16117,7 @@
           <w:sz w:val="19"/>
           <w:shd w:val="clear" w:color="auto" w:fill="F2F2F2"/>
         </w:rPr>
-        <w:t>Prioridad: Should · Puntos: 5 · Estado: Pendiente · Sprint: S6</w:t>
+        <w:t>Prioridad: Should · Puntos: 5 · Estado: Pendiente · Sprint: S7</w:t>
       </w:r>
       <w:r>
         <w:rPr>
@@ -13470,7 +16251,7 @@
           <w:sz w:val="19"/>
           <w:shd w:val="clear" w:color="auto" w:fill="F2F2F2"/>
         </w:rPr>
-        <w:t>Prioridad: Should · Puntos: 5 · Estado: Pendiente · Sprint: S6</w:t>
+        <w:t>Prioridad: Should · Puntos: 5 · Estado: Pendiente · Sprint: S7</w:t>
       </w:r>
       <w:r>
         <w:rPr>
@@ -13698,7 +16479,7 @@
           <w:sz w:val="19"/>
           <w:shd w:val="clear" w:color="auto" w:fill="F2F2F2"/>
         </w:rPr>
-        <w:t>Prioridad: Should · Puntos: 5 · Estado: Pendiente · Sprint: S6</w:t>
+        <w:t>Prioridad: Should · Puntos: 5 · Estado: Pendiente · Sprint: S7</w:t>
       </w:r>
       <w:r>
         <w:rPr>
@@ -13837,7 +16618,7 @@
           <w:sz w:val="19"/>
           <w:shd w:val="clear" w:color="auto" w:fill="F2F2F2"/>
         </w:rPr>
-        <w:t>Prioridad: Should · Puntos: 3 · Estado: Pendiente · Sprint: S6</w:t>
+        <w:t>Prioridad: Should · Puntos: 3 · Estado: Pendiente · Sprint: S7</w:t>
       </w:r>
       <w:r>
         <w:rPr>
@@ -13958,7 +16739,7 @@
           <w:sz w:val="19"/>
           <w:shd w:val="clear" w:color="auto" w:fill="F2F2F2"/>
         </w:rPr>
-        <w:t>Prioridad: Should · Puntos: 5 · Estado: Pendiente · Sprint: S6</w:t>
+        <w:t>Prioridad: Should · Puntos: 5 · Estado: Pendiente · Sprint: S7</w:t>
       </w:r>
       <w:r>
         <w:rPr>
@@ -14047,7 +16828,7 @@
           <w:sz w:val="19"/>
           <w:shd w:val="clear" w:color="auto" w:fill="F2F2F2"/>
         </w:rPr>
-        <w:t>Prioridad: Could · Puntos: 2 · Estado: Descartada — decisión del producto, 4-sep-2026: tiempo real ya no filtra por línea · Sprint: S6</w:t>
+        <w:t>Prioridad: Could · Puntos: 2 · Estado: Descartada — decisión del producto, 4-sep-2026: tiempo real ya no filtra por línea · Sprint: S7</w:t>
       </w:r>
       <w:r>
         <w:rPr>
@@ -14159,7 +16940,7 @@
           <w:sz w:val="19"/>
           <w:shd w:val="clear" w:color="auto" w:fill="F2F2F2"/>
         </w:rPr>
-        <w:t>Prioridad: Could · Puntos: 2 · Estado: Pendiente · Sprint: S6</w:t>
+        <w:t>Prioridad: Could · Puntos: 2 · Estado: Pendiente · Sprint: S7</w:t>
       </w:r>
       <w:r>
         <w:rPr>
@@ -14213,7 +16994,7 @@
           <w:sz w:val="19"/>
           <w:shd w:val="clear" w:color="auto" w:fill="F2F2F2"/>
         </w:rPr>
-        <w:t>Prioridad: Could · Puntos: 3 · Estado: Pendiente · Sprint: S6</w:t>
+        <w:t>Prioridad: Could · Puntos: 3 · Estado: Pendiente · Sprint: S7</w:t>
       </w:r>
       <w:r>
         <w:rPr>
@@ -14316,7 +17097,7 @@
           <w:sz w:val="19"/>
           <w:shd w:val="clear" w:color="auto" w:fill="F2F2F2"/>
         </w:rPr>
-        <w:t>Prioridad: Could · Puntos: 1 · Estado: Pendiente · Sprint: S6</w:t>
+        <w:t>Prioridad: Could · Puntos: 1 · Estado: Pendiente · Sprint: S7</w:t>
       </w:r>
       <w:r>
         <w:rPr>
@@ -14370,7 +17151,7 @@
           <w:sz w:val="19"/>
           <w:shd w:val="clear" w:color="auto" w:fill="F2F2F2"/>
         </w:rPr>
-        <w:t>Prioridad: Could · Puntos: 2 · Estado: Pendiente · Sprint: S6</w:t>
+        <w:t>Prioridad: Could · Puntos: 2 · Estado: Pendiente · Sprint: S7</w:t>
       </w:r>
       <w:r>
         <w:rPr>
@@ -14590,7 +17371,7 @@
           <w:sz w:val="19"/>
           <w:shd w:val="clear" w:color="auto" w:fill="F2F2F2"/>
         </w:rPr>
-        <w:t>Prioridad: Could · Puntos: 2 · Estado: Pendiente · Sprint: S6</w:t>
+        <w:t>Prioridad: Could · Puntos: 2 · Estado: Pendiente · Sprint: S7</w:t>
       </w:r>
       <w:r>
         <w:rPr>
@@ -15558,7 +18339,7 @@
                 <w:i w:val="0"/>
                 <w:sz w:val="18"/>
               </w:rPr>
-              <w:t>S6+</w:t>
+              <w:t>S6</w:t>
             </w:r>
           </w:p>
         </w:tc>
@@ -15578,7 +18359,7 @@
                 <w:i w:val="0"/>
                 <w:sz w:val="18"/>
               </w:rPr>
-              <w:t>Microservicio Python, históricos reales, PostgreSQL, seguridad avanzada, despliegue, mejoras UX</w:t>
+              <w:t>Evidencia real (4-sep-2026, noche): limpieza del postest hipotético, importadores de fuentes externas + plantillas, motor de validación TCI, overrides, tolerancias, invitaciones TSP, CFS/EP reales, Home sin KPI fijo</w:t>
             </w:r>
           </w:p>
         </w:tc>
@@ -15598,7 +18379,7 @@
                 <w:i w:val="0"/>
                 <w:sz w:val="18"/>
               </w:rPr>
-              <w:t>22</w:t>
+              <w:t>9</w:t>
             </w:r>
           </w:p>
         </w:tc>
@@ -15618,7 +18399,7 @@
                 <w:i w:val="0"/>
                 <w:sz w:val="18"/>
               </w:rPr>
-              <w:t>90</w:t>
+              <w:t>34</w:t>
             </w:r>
           </w:p>
         </w:tc>
@@ -15635,11 +18416,10 @@
             <w:r>
               <w:rPr>
                 <w:rFonts w:ascii="Calibri" w:hAnsi="Calibri"/>
-                <w:b/>
                 <w:i w:val="0"/>
                 <w:sz w:val="18"/>
               </w:rPr>
-              <w:t>21 Pendiente · 1 Descartada</w:t>
+              <w:t>Hecho</w:t>
             </w:r>
           </w:p>
         </w:tc>
@@ -15662,7 +18442,7 @@
                 <w:i w:val="0"/>
                 <w:sz w:val="18"/>
               </w:rPr>
-              <w:t>Total</w:t>
+              <w:t>S7+</w:t>
             </w:r>
           </w:p>
         </w:tc>
@@ -15682,7 +18462,25 @@
                 <w:i w:val="0"/>
                 <w:sz w:val="18"/>
               </w:rPr>
-              <w:t>—</w:t>
+              <w:t xml:space="preserve">Conector en vivo de sensores/SAP, microservicio Python, históricos reales, PostgreSQL, </w:t>
+            </w:r>
+            <w:r>
+              <w:rPr>
+                <w:rFonts w:ascii="Consolas" w:hAnsi="Consolas"/>
+                <w:i w:val="0"/>
+                <w:color w:val="5A5A5A"/>
+                <w:sz w:val="18"/>
+                <w:shd w:val="clear" w:color="auto" w:fill="F2F2F2"/>
+              </w:rPr>
+              <w:t>oeeTurnoPct</w:t>
+            </w:r>
+            <w:r>
+              <w:rPr>
+                <w:rFonts w:ascii="Calibri" w:hAnsi="Calibri"/>
+                <w:i w:val="0"/>
+                <w:sz w:val="18"/>
+              </w:rPr>
+              <w:t>, seguridad avanzada, despliegue, mejoras UX</w:t>
             </w:r>
           </w:p>
         </w:tc>
@@ -15699,11 +18497,10 @@
             <w:r>
               <w:rPr>
                 <w:rFonts w:ascii="Calibri" w:hAnsi="Calibri"/>
-                <w:b/>
                 <w:i w:val="0"/>
                 <w:sz w:val="18"/>
               </w:rPr>
-              <w:t>73</w:t>
+              <w:t>25</w:t>
             </w:r>
           </w:p>
         </w:tc>
@@ -15720,11 +18517,116 @@
             <w:r>
               <w:rPr>
                 <w:rFonts w:ascii="Calibri" w:hAnsi="Calibri"/>
+                <w:i w:val="0"/>
+                <w:sz w:val="18"/>
+              </w:rPr>
+              <w:t>108</w:t>
+            </w:r>
+          </w:p>
+        </w:tc>
+        <w:tc>
+          <w:tcPr>
+            <w:tcW w:type="dxa" w:w="1814"/>
+          </w:tcPr>
+          <w:p>
+            <w:r>
+              <w:rPr>
+                <w:sz w:val="18"/>
+              </w:rPr>
+            </w:r>
+            <w:r>
+              <w:rPr>
+                <w:rFonts w:ascii="Calibri" w:hAnsi="Calibri"/>
                 <w:b/>
                 <w:i w:val="0"/>
                 <w:sz w:val="18"/>
               </w:rPr>
-              <w:t>391</w:t>
+              <w:t>24 Pendiente · 1 Descartada</w:t>
+            </w:r>
+          </w:p>
+        </w:tc>
+      </w:tr>
+      <w:tr>
+        <w:tc>
+          <w:tcPr>
+            <w:tcW w:type="dxa" w:w="1814"/>
+          </w:tcPr>
+          <w:p>
+            <w:r>
+              <w:rPr>
+                <w:sz w:val="18"/>
+              </w:rPr>
+            </w:r>
+            <w:r>
+              <w:rPr>
+                <w:rFonts w:ascii="Calibri" w:hAnsi="Calibri"/>
+                <w:b/>
+                <w:i w:val="0"/>
+                <w:sz w:val="18"/>
+              </w:rPr>
+              <w:t>Total</w:t>
+            </w:r>
+          </w:p>
+        </w:tc>
+        <w:tc>
+          <w:tcPr>
+            <w:tcW w:type="dxa" w:w="1814"/>
+          </w:tcPr>
+          <w:p>
+            <w:r>
+              <w:rPr>
+                <w:sz w:val="18"/>
+              </w:rPr>
+            </w:r>
+            <w:r>
+              <w:rPr>
+                <w:rFonts w:ascii="Calibri" w:hAnsi="Calibri"/>
+                <w:i w:val="0"/>
+                <w:sz w:val="18"/>
+              </w:rPr>
+              <w:t>—</w:t>
+            </w:r>
+          </w:p>
+        </w:tc>
+        <w:tc>
+          <w:tcPr>
+            <w:tcW w:type="dxa" w:w="1814"/>
+          </w:tcPr>
+          <w:p>
+            <w:r>
+              <w:rPr>
+                <w:sz w:val="18"/>
+              </w:rPr>
+            </w:r>
+            <w:r>
+              <w:rPr>
+                <w:rFonts w:ascii="Calibri" w:hAnsi="Calibri"/>
+                <w:b/>
+                <w:i w:val="0"/>
+                <w:sz w:val="18"/>
+              </w:rPr>
+              <w:t>85</w:t>
+            </w:r>
+          </w:p>
+        </w:tc>
+        <w:tc>
+          <w:tcPr>
+            <w:tcW w:type="dxa" w:w="1814"/>
+          </w:tcPr>
+          <w:p>
+            <w:r>
+              <w:rPr>
+                <w:sz w:val="18"/>
+              </w:rPr>
+            </w:r>
+            <w:r>
+              <w:rPr>
+                <w:rFonts w:ascii="Calibri" w:hAnsi="Calibri"/>
+                <w:b/>
+                <w:i w:val="0"/>
+                <w:sz w:val="18"/>
+              </w:rPr>
+              <w:t>443</w:t>
             </w:r>
           </w:p>
         </w:tc>
@@ -15898,7 +18800,7 @@
           <w:sz w:val="19"/>
           <w:shd w:val="clear" w:color="auto" w:fill="F2F2F2"/>
         </w:rPr>
-        <w:t>S6+</w:t>
+        <w:t>S7+</w:t>
       </w:r>
       <w:r>
         <w:rPr>
@@ -16178,7 +19080,7 @@
           <w:sz w:val="19"/>
           <w:shd w:val="clear" w:color="auto" w:fill="F2F2F2"/>
         </w:rPr>
-        <w:t>S6+</w:t>
+        <w:t>S7+</w:t>
       </w:r>
       <w:r>
         <w:rPr>
@@ -16294,6 +19196,517 @@
           <w:sz w:val="22"/>
         </w:rPr>
         <w:t>.</w:t>
+      </w:r>
+    </w:p>
+    <w:p>
+      <w:r>
+        <w:rPr>
+          <w:rFonts w:ascii="Calibri" w:hAnsi="Calibri"/>
+          <w:i w:val="0"/>
+          <w:sz w:val="22"/>
+        </w:rPr>
+        <w:t xml:space="preserve">Cierre de S6 (4-sep-2026, noche, rama </w:t>
+      </w:r>
+      <w:r>
+        <w:rPr>
+          <w:rFonts w:ascii="Consolas" w:hAnsi="Consolas"/>
+          <w:i w:val="0"/>
+          <w:color w:val="5A5A5A"/>
+          <w:sz w:val="19"/>
+          <w:shd w:val="clear" w:color="auto" w:fill="F2F2F2"/>
+        </w:rPr>
+        <w:t>feat/evidencia-real</w:t>
+      </w:r>
+      <w:r>
+        <w:rPr>
+          <w:rFonts w:ascii="Calibri" w:hAnsi="Calibri"/>
+          <w:i w:val="0"/>
+          <w:sz w:val="22"/>
+        </w:rPr>
+        <w:t xml:space="preserve">): decisión del producto — el módulo Evidencia deja de sembrar un postest hipotético; los 5 KPI arrancan en </w:t>
+      </w:r>
+      <w:r>
+        <w:rPr>
+          <w:rFonts w:ascii="Consolas" w:hAnsi="Consolas"/>
+          <w:i w:val="0"/>
+          <w:color w:val="5A5A5A"/>
+          <w:sz w:val="19"/>
+          <w:shd w:val="clear" w:color="auto" w:fill="F2F2F2"/>
+        </w:rPr>
+        <w:t>sin_datos</w:t>
+      </w:r>
+      <w:r>
+        <w:rPr>
+          <w:rFonts w:ascii="Calibri" w:hAnsi="Calibri"/>
+          <w:i w:val="0"/>
+          <w:sz w:val="22"/>
+        </w:rPr>
+        <w:t xml:space="preserve"> y se llenan con uso real (</w:t>
+      </w:r>
+      <w:r>
+        <w:rPr>
+          <w:rFonts w:ascii="Consolas" w:hAnsi="Consolas"/>
+          <w:i w:val="0"/>
+          <w:color w:val="5A5A5A"/>
+          <w:sz w:val="19"/>
+          <w:shd w:val="clear" w:color="auto" w:fill="F2F2F2"/>
+        </w:rPr>
+        <w:t>E7-07</w:t>
+      </w:r>
+      <w:r>
+        <w:rPr>
+          <w:rFonts w:ascii="Calibri" w:hAnsi="Calibri"/>
+          <w:i w:val="0"/>
+          <w:sz w:val="22"/>
+        </w:rPr>
+        <w:t xml:space="preserve">). Se suman 9 historias </w:t>
+      </w:r>
+      <w:r>
+        <w:rPr>
+          <w:rFonts w:ascii="Consolas" w:hAnsi="Consolas"/>
+          <w:i w:val="0"/>
+          <w:color w:val="5A5A5A"/>
+          <w:sz w:val="19"/>
+          <w:shd w:val="clear" w:color="auto" w:fill="F2F2F2"/>
+        </w:rPr>
+        <w:t>Hecho</w:t>
+      </w:r>
+      <w:r>
+        <w:rPr>
+          <w:rFonts w:ascii="Calibri" w:hAnsi="Calibri"/>
+          <w:i w:val="0"/>
+          <w:sz w:val="22"/>
+        </w:rPr>
+        <w:t xml:space="preserve"> nuevas al épica E7 — importadores de fuentes externas (</w:t>
+      </w:r>
+      <w:r>
+        <w:rPr>
+          <w:rFonts w:ascii="Consolas" w:hAnsi="Consolas"/>
+          <w:i w:val="0"/>
+          <w:color w:val="5A5A5A"/>
+          <w:sz w:val="19"/>
+          <w:shd w:val="clear" w:color="auto" w:fill="F2F2F2"/>
+        </w:rPr>
+        <w:t>E7-08</w:t>
+      </w:r>
+      <w:r>
+        <w:rPr>
+          <w:rFonts w:ascii="Calibri" w:hAnsi="Calibri"/>
+          <w:i w:val="0"/>
+          <w:sz w:val="22"/>
+        </w:rPr>
+        <w:t>), motor de validación TCI (</w:t>
+      </w:r>
+      <w:r>
+        <w:rPr>
+          <w:rFonts w:ascii="Consolas" w:hAnsi="Consolas"/>
+          <w:i w:val="0"/>
+          <w:color w:val="5A5A5A"/>
+          <w:sz w:val="19"/>
+          <w:shd w:val="clear" w:color="auto" w:fill="F2F2F2"/>
+        </w:rPr>
+        <w:t>E7-09</w:t>
+      </w:r>
+      <w:r>
+        <w:rPr>
+          <w:rFonts w:ascii="Calibri" w:hAnsi="Calibri"/>
+          <w:i w:val="0"/>
+          <w:sz w:val="22"/>
+        </w:rPr>
+        <w:t>), overrides por criterio (</w:t>
+      </w:r>
+      <w:r>
+        <w:rPr>
+          <w:rFonts w:ascii="Consolas" w:hAnsi="Consolas"/>
+          <w:i w:val="0"/>
+          <w:color w:val="5A5A5A"/>
+          <w:sz w:val="19"/>
+          <w:shd w:val="clear" w:color="auto" w:fill="F2F2F2"/>
+        </w:rPr>
+        <w:t>E7-10</w:t>
+      </w:r>
+      <w:r>
+        <w:rPr>
+          <w:rFonts w:ascii="Calibri" w:hAnsi="Calibri"/>
+          <w:i w:val="0"/>
+          <w:sz w:val="22"/>
+        </w:rPr>
+        <w:t>), tolerancias configurables (</w:t>
+      </w:r>
+      <w:r>
+        <w:rPr>
+          <w:rFonts w:ascii="Consolas" w:hAnsi="Consolas"/>
+          <w:i w:val="0"/>
+          <w:color w:val="5A5A5A"/>
+          <w:sz w:val="19"/>
+          <w:shd w:val="clear" w:color="auto" w:fill="F2F2F2"/>
+        </w:rPr>
+        <w:t>E7-11</w:t>
+      </w:r>
+      <w:r>
+        <w:rPr>
+          <w:rFonts w:ascii="Calibri" w:hAnsi="Calibri"/>
+          <w:i w:val="0"/>
+          <w:sz w:val="22"/>
+        </w:rPr>
+        <w:t>), invitaciones TSP (</w:t>
+      </w:r>
+      <w:r>
+        <w:rPr>
+          <w:rFonts w:ascii="Consolas" w:hAnsi="Consolas"/>
+          <w:i w:val="0"/>
+          <w:color w:val="5A5A5A"/>
+          <w:sz w:val="19"/>
+          <w:shd w:val="clear" w:color="auto" w:fill="F2F2F2"/>
+        </w:rPr>
+        <w:t>E7-12</w:t>
+      </w:r>
+      <w:r>
+        <w:rPr>
+          <w:rFonts w:ascii="Calibri" w:hAnsi="Calibri"/>
+          <w:i w:val="0"/>
+          <w:sz w:val="22"/>
+        </w:rPr>
+        <w:t xml:space="preserve">), CFS con </w:t>
+      </w:r>
+      <w:r>
+        <w:rPr>
+          <w:rFonts w:ascii="Consolas" w:hAnsi="Consolas"/>
+          <w:i w:val="0"/>
+          <w:color w:val="5A5A5A"/>
+          <w:sz w:val="19"/>
+          <w:shd w:val="clear" w:color="auto" w:fill="F2F2F2"/>
+        </w:rPr>
+        <w:t>verificadaEn</w:t>
+      </w:r>
+      <w:r>
+        <w:rPr>
+          <w:rFonts w:ascii="Calibri" w:hAnsi="Calibri"/>
+          <w:i w:val="0"/>
+          <w:sz w:val="22"/>
+        </w:rPr>
+        <w:t xml:space="preserve"> (</w:t>
+      </w:r>
+      <w:r>
+        <w:rPr>
+          <w:rFonts w:ascii="Consolas" w:hAnsi="Consolas"/>
+          <w:i w:val="0"/>
+          <w:color w:val="5A5A5A"/>
+          <w:sz w:val="19"/>
+          <w:shd w:val="clear" w:color="auto" w:fill="F2F2F2"/>
+        </w:rPr>
+        <w:t>E7-13</w:t>
+      </w:r>
+      <w:r>
+        <w:rPr>
+          <w:rFonts w:ascii="Calibri" w:hAnsi="Calibri"/>
+          <w:i w:val="0"/>
+          <w:sz w:val="22"/>
+        </w:rPr>
+        <w:t>), EP sin las alertas de demostración (</w:t>
+      </w:r>
+      <w:r>
+        <w:rPr>
+          <w:rFonts w:ascii="Consolas" w:hAnsi="Consolas"/>
+          <w:i w:val="0"/>
+          <w:color w:val="5A5A5A"/>
+          <w:sz w:val="19"/>
+          <w:shd w:val="clear" w:color="auto" w:fill="F2F2F2"/>
+        </w:rPr>
+        <w:t>E7-14</w:t>
+      </w:r>
+      <w:r>
+        <w:rPr>
+          <w:rFonts w:ascii="Calibri" w:hAnsi="Calibri"/>
+          <w:i w:val="0"/>
+          <w:sz w:val="22"/>
+        </w:rPr>
+        <w:t>) y Home sin TRI fijo (</w:t>
+      </w:r>
+      <w:r>
+        <w:rPr>
+          <w:rFonts w:ascii="Consolas" w:hAnsi="Consolas"/>
+          <w:i w:val="0"/>
+          <w:color w:val="5A5A5A"/>
+          <w:sz w:val="19"/>
+          <w:shd w:val="clear" w:color="auto" w:fill="F2F2F2"/>
+        </w:rPr>
+        <w:t>E7-15</w:t>
+      </w:r>
+      <w:r>
+        <w:rPr>
+          <w:rFonts w:ascii="Calibri" w:hAnsi="Calibri"/>
+          <w:i w:val="0"/>
+          <w:sz w:val="22"/>
+        </w:rPr>
+        <w:t xml:space="preserve">) — y 3 historias </w:t>
+      </w:r>
+      <w:r>
+        <w:rPr>
+          <w:rFonts w:ascii="Consolas" w:hAnsi="Consolas"/>
+          <w:i w:val="0"/>
+          <w:color w:val="5A5A5A"/>
+          <w:sz w:val="19"/>
+          <w:shd w:val="clear" w:color="auto" w:fill="F2F2F2"/>
+        </w:rPr>
+        <w:t>Pendiente</w:t>
+      </w:r>
+      <w:r>
+        <w:rPr>
+          <w:rFonts w:ascii="Calibri" w:hAnsi="Calibri"/>
+          <w:i w:val="0"/>
+          <w:sz w:val="22"/>
+        </w:rPr>
+        <w:t xml:space="preserve"> nuevas en </w:t>
+      </w:r>
+      <w:r>
+        <w:rPr>
+          <w:rFonts w:ascii="Consolas" w:hAnsi="Consolas"/>
+          <w:i w:val="0"/>
+          <w:color w:val="5A5A5A"/>
+          <w:sz w:val="19"/>
+          <w:shd w:val="clear" w:color="auto" w:fill="F2F2F2"/>
+        </w:rPr>
+        <w:t>S7+</w:t>
+      </w:r>
+      <w:r>
+        <w:rPr>
+          <w:rFonts w:ascii="Calibri" w:hAnsi="Calibri"/>
+          <w:i w:val="0"/>
+          <w:sz w:val="22"/>
+        </w:rPr>
+        <w:t>: conector en vivo con sensores (</w:t>
+      </w:r>
+      <w:r>
+        <w:rPr>
+          <w:rFonts w:ascii="Consolas" w:hAnsi="Consolas"/>
+          <w:i w:val="0"/>
+          <w:color w:val="5A5A5A"/>
+          <w:sz w:val="19"/>
+          <w:shd w:val="clear" w:color="auto" w:fill="F2F2F2"/>
+        </w:rPr>
+        <w:t>E7-16</w:t>
+      </w:r>
+      <w:r>
+        <w:rPr>
+          <w:rFonts w:ascii="Calibri" w:hAnsi="Calibri"/>
+          <w:i w:val="0"/>
+          <w:sz w:val="22"/>
+        </w:rPr>
+        <w:t>), integración en vivo con SAP (</w:t>
+      </w:r>
+      <w:r>
+        <w:rPr>
+          <w:rFonts w:ascii="Consolas" w:hAnsi="Consolas"/>
+          <w:i w:val="0"/>
+          <w:color w:val="5A5A5A"/>
+          <w:sz w:val="19"/>
+          <w:shd w:val="clear" w:color="auto" w:fill="F2F2F2"/>
+        </w:rPr>
+        <w:t>E7-17</w:t>
+      </w:r>
+      <w:r>
+        <w:rPr>
+          <w:rFonts w:ascii="Calibri" w:hAnsi="Calibri"/>
+          <w:i w:val="0"/>
+          <w:sz w:val="22"/>
+        </w:rPr>
+        <w:t xml:space="preserve">) y </w:t>
+      </w:r>
+      <w:r>
+        <w:rPr>
+          <w:rFonts w:ascii="Consolas" w:hAnsi="Consolas"/>
+          <w:i w:val="0"/>
+          <w:color w:val="5A5A5A"/>
+          <w:sz w:val="19"/>
+          <w:shd w:val="clear" w:color="auto" w:fill="F2F2F2"/>
+        </w:rPr>
+        <w:t>LineaEstado.oeeTurnoPct</w:t>
+      </w:r>
+      <w:r>
+        <w:rPr>
+          <w:rFonts w:ascii="Calibri" w:hAnsi="Calibri"/>
+          <w:i w:val="0"/>
+          <w:sz w:val="22"/>
+        </w:rPr>
+        <w:t xml:space="preserve"> (</w:t>
+      </w:r>
+      <w:r>
+        <w:rPr>
+          <w:rFonts w:ascii="Consolas" w:hAnsi="Consolas"/>
+          <w:i w:val="0"/>
+          <w:color w:val="5A5A5A"/>
+          <w:sz w:val="19"/>
+          <w:shd w:val="clear" w:color="auto" w:fill="F2F2F2"/>
+        </w:rPr>
+        <w:t>E2-09</w:t>
+      </w:r>
+      <w:r>
+        <w:rPr>
+          <w:rFonts w:ascii="Calibri" w:hAnsi="Calibri"/>
+          <w:i w:val="0"/>
+          <w:sz w:val="22"/>
+        </w:rPr>
+        <w:t xml:space="preserve">, hallazgo de QA de fase 2b sin historia formal hasta ahora). </w:t>
+      </w:r>
+      <w:r>
+        <w:rPr>
+          <w:rFonts w:ascii="Consolas" w:hAnsi="Consolas"/>
+          <w:i w:val="0"/>
+          <w:color w:val="5A5A5A"/>
+          <w:sz w:val="19"/>
+          <w:shd w:val="clear" w:color="auto" w:fill="F2F2F2"/>
+        </w:rPr>
+        <w:t>pnpm --filter @mes/types build &amp;&amp; pnpm typecheck &amp;&amp; pnpm lint &amp;&amp; pnpm build</w:t>
+      </w:r>
+      <w:r>
+        <w:rPr>
+          <w:rFonts w:ascii="Calibri" w:hAnsi="Calibri"/>
+          <w:i w:val="0"/>
+          <w:sz w:val="22"/>
+        </w:rPr>
+        <w:t xml:space="preserve"> en verde · </w:t>
+      </w:r>
+      <w:r>
+        <w:rPr>
+          <w:rFonts w:ascii="Consolas" w:hAnsi="Consolas"/>
+          <w:i w:val="0"/>
+          <w:color w:val="5A5A5A"/>
+          <w:sz w:val="19"/>
+          <w:shd w:val="clear" w:color="auto" w:fill="F2F2F2"/>
+        </w:rPr>
+        <w:t>pnpm --filter @mes/api test:e2e</w:t>
+      </w:r>
+      <w:r>
+        <w:rPr>
+          <w:rFonts w:ascii="Calibri" w:hAnsi="Calibri"/>
+          <w:i w:val="0"/>
+          <w:sz w:val="22"/>
+        </w:rPr>
+        <w:t xml:space="preserve"> </w:t>
+      </w:r>
+      <w:r>
+        <w:rPr>
+          <w:rFonts w:ascii="Calibri" w:hAnsi="Calibri"/>
+          <w:b/>
+          <w:i w:val="0"/>
+          <w:sz w:val="22"/>
+        </w:rPr>
+        <w:t>131/131</w:t>
+      </w:r>
+      <w:r>
+        <w:rPr>
+          <w:rFonts w:ascii="Calibri" w:hAnsi="Calibri"/>
+          <w:i w:val="0"/>
+          <w:sz w:val="22"/>
+        </w:rPr>
+        <w:t xml:space="preserve"> en </w:t>
+      </w:r>
+      <w:r>
+        <w:rPr>
+          <w:rFonts w:ascii="Calibri" w:hAnsi="Calibri"/>
+          <w:b/>
+          <w:i w:val="0"/>
+          <w:sz w:val="22"/>
+        </w:rPr>
+        <w:t>8 suites</w:t>
+      </w:r>
+      <w:r>
+        <w:rPr>
+          <w:rFonts w:ascii="Calibri" w:hAnsi="Calibri"/>
+          <w:i w:val="0"/>
+          <w:sz w:val="22"/>
+        </w:rPr>
+        <w:t xml:space="preserve"> (7 de la fase 2b + </w:t>
+      </w:r>
+      <w:r>
+        <w:rPr>
+          <w:rFonts w:ascii="Consolas" w:hAnsi="Consolas"/>
+          <w:i w:val="0"/>
+          <w:color w:val="5A5A5A"/>
+          <w:sz w:val="19"/>
+          <w:shd w:val="clear" w:color="auto" w:fill="F2F2F2"/>
+        </w:rPr>
+        <w:t>evidence-validacion.e2e-spec.ts</w:t>
+      </w:r>
+      <w:r>
+        <w:rPr>
+          <w:rFonts w:ascii="Calibri" w:hAnsi="Calibri"/>
+          <w:i w:val="0"/>
+          <w:sz w:val="22"/>
+        </w:rPr>
+        <w:t xml:space="preserve"> nueva; </w:t>
+      </w:r>
+      <w:r>
+        <w:rPr>
+          <w:rFonts w:ascii="Consolas" w:hAnsi="Consolas"/>
+          <w:i w:val="0"/>
+          <w:color w:val="5A5A5A"/>
+          <w:sz w:val="19"/>
+          <w:shd w:val="clear" w:color="auto" w:fill="F2F2F2"/>
+        </w:rPr>
+        <w:t>thesis.e2e-spec.ts</w:t>
+      </w:r>
+      <w:r>
+        <w:rPr>
+          <w:rFonts w:ascii="Calibri" w:hAnsi="Calibri"/>
+          <w:i w:val="0"/>
+          <w:sz w:val="22"/>
+        </w:rPr>
+        <w:t xml:space="preserve"> reescrita al flujo real). QA de integración de esta fase </w:t>
+      </w:r>
+      <w:r>
+        <w:rPr>
+          <w:rFonts w:ascii="Calibri" w:hAnsi="Calibri"/>
+          <w:b/>
+          <w:i w:val="0"/>
+          <w:sz w:val="22"/>
+        </w:rPr>
+        <w:t>todavía no corrió</w:t>
+      </w:r>
+      <w:r>
+        <w:rPr>
+          <w:rFonts w:ascii="Calibri" w:hAnsi="Calibri"/>
+          <w:i w:val="0"/>
+          <w:sz w:val="22"/>
+        </w:rPr>
+        <w:t xml:space="preserve">: ver «QA fase 3 (pendiente de la pasada de integración)» en </w:t>
+      </w:r>
+      <w:r>
+        <w:rPr>
+          <w:rFonts w:ascii="Consolas" w:hAnsi="Consolas"/>
+          <w:i w:val="0"/>
+          <w:color w:val="5A5A5A"/>
+          <w:sz w:val="19"/>
+          <w:shd w:val="clear" w:color="auto" w:fill="F2F2F2"/>
+        </w:rPr>
+        <w:t>docs/qa-report.md</w:t>
+      </w:r>
+      <w:r>
+        <w:rPr>
+          <w:rFonts w:ascii="Calibri" w:hAnsi="Calibri"/>
+          <w:i w:val="0"/>
+          <w:sz w:val="22"/>
+        </w:rPr>
+        <w:t xml:space="preserve">. Detalle funcional completo en </w:t>
+      </w:r>
+      <w:r>
+        <w:rPr>
+          <w:rFonts w:ascii="Consolas" w:hAnsi="Consolas"/>
+          <w:i w:val="0"/>
+          <w:color w:val="5A5A5A"/>
+          <w:sz w:val="19"/>
+          <w:shd w:val="clear" w:color="auto" w:fill="F2F2F2"/>
+        </w:rPr>
+        <w:t>docs/implementation-summary.md</w:t>
+      </w:r>
+      <w:r>
+        <w:rPr>
+          <w:rFonts w:ascii="Calibri" w:hAnsi="Calibri"/>
+          <w:i w:val="0"/>
+          <w:sz w:val="22"/>
+        </w:rPr>
+        <w:t xml:space="preserve"> § «Fase 3».</w:t>
       </w:r>
     </w:p>
     <w:p>
@@ -16348,6 +19761,50 @@
           <w:sz w:val="22"/>
         </w:rPr>
         <w:t>); el capítulo de analítica de la tesis debe dejar explícito que el modelo entrenado es un hito posterior al periodo experimental actual.</w:t>
+      </w:r>
+    </w:p>
+    <w:p>
+      <w:pPr>
+        <w:pStyle w:val="ListBullet"/>
+      </w:pPr>
+      <w:r>
+        <w:rPr>
+          <w:rFonts w:ascii="Calibri" w:hAnsi="Calibri"/>
+          <w:b/>
+          <w:i w:val="0"/>
+          <w:sz w:val="22"/>
+        </w:rPr>
+        <w:t>Sin integración en vivo con sensores/SAP (E7-16/E7-17):</w:t>
+      </w:r>
+      <w:r>
+        <w:rPr>
+          <w:rFonts w:ascii="Calibri" w:hAnsi="Calibri"/>
+          <w:i w:val="0"/>
+          <w:sz w:val="22"/>
+        </w:rPr>
+        <w:t xml:space="preserve"> el TCI se valida contra archivos XLSX/CSV subidos a mano; mientras no exista un conector automático, la frecuencia de validación depende de que alguien exporte e importe cada fuente, y un archivo desactualizado puede dejar registros recientes sin validar (no incorrectos, sólo sin evaluar todavía).</w:t>
+      </w:r>
+    </w:p>
+    <w:p>
+      <w:pPr>
+        <w:pStyle w:val="ListBullet"/>
+      </w:pPr>
+      <w:r>
+        <w:rPr>
+          <w:rFonts w:ascii="Calibri" w:hAnsi="Calibri"/>
+          <w:b/>
+          <w:i w:val="0"/>
+          <w:sz w:val="22"/>
+        </w:rPr>
+        <w:t>QA de integración de la fase 3 pendiente:</w:t>
+      </w:r>
+      <w:r>
+        <w:rPr>
+          <w:rFonts w:ascii="Calibri" w:hAnsi="Calibri"/>
+          <w:i w:val="0"/>
+          <w:sz w:val="22"/>
+        </w:rPr>
+        <w:t xml:space="preserve"> «Evidencia real» (S6) está commiteada pero no tiene su pasada de QA de integración (fidelidad, responsive, consola); hasta que corra, no hay garantía de paridad mock↔API dato a dato en los flujos nuevos (importación, validación TCI, invitaciones TSP).</w:t>
       </w:r>
     </w:p>
     <w:p>
@@ -16905,7 +20362,7 @@
                 <w:i w:val="0"/>
                 <w:sz w:val="18"/>
               </w:rPr>
-              <w:t>50</w:t>
+              <w:t>59</w:t>
             </w:r>
           </w:p>
         </w:tc>
@@ -16925,7 +20382,7 @@
                 <w:i w:val="0"/>
                 <w:sz w:val="18"/>
               </w:rPr>
-              <w:t>68,5 %</w:t>
+              <w:t>69,4 %</w:t>
             </w:r>
           </w:p>
         </w:tc>
@@ -16945,7 +20402,7 @@
                 <w:i w:val="0"/>
                 <w:sz w:val="18"/>
               </w:rPr>
-              <w:t>301</w:t>
+              <w:t>335</w:t>
             </w:r>
           </w:p>
         </w:tc>
@@ -16965,7 +20422,7 @@
                 <w:i w:val="0"/>
                 <w:sz w:val="18"/>
               </w:rPr>
-              <w:t>77,0 %</w:t>
+              <w:t>75,6 %</w:t>
             </w:r>
           </w:p>
         </w:tc>
@@ -17109,7 +20566,7 @@
                 <w:i w:val="0"/>
                 <w:sz w:val="18"/>
               </w:rPr>
-              <w:t>21</w:t>
+              <w:t>24</w:t>
             </w:r>
           </w:p>
         </w:tc>
@@ -17129,7 +20586,7 @@
                 <w:i w:val="0"/>
                 <w:sz w:val="18"/>
               </w:rPr>
-              <w:t>28,8 %</w:t>
+              <w:t>28,2 %</w:t>
             </w:r>
           </w:p>
         </w:tc>
@@ -17149,7 +20606,7 @@
                 <w:i w:val="0"/>
                 <w:sz w:val="18"/>
               </w:rPr>
-              <w:t>90</w:t>
+              <w:t>108</w:t>
             </w:r>
           </w:p>
         </w:tc>
@@ -17169,7 +20626,7 @@
                 <w:i w:val="0"/>
                 <w:sz w:val="18"/>
               </w:rPr>
-              <w:t>23,0 %</w:t>
+              <w:t>24,4 %</w:t>
             </w:r>
           </w:p>
         </w:tc>
@@ -17231,7 +20688,7 @@
                 <w:i w:val="0"/>
                 <w:sz w:val="18"/>
               </w:rPr>
-              <w:t>2,7 %</w:t>
+              <w:t>2,4 %</w:t>
             </w:r>
           </w:p>
         </w:tc>
@@ -17315,7 +20772,7 @@
                 <w:i w:val="0"/>
                 <w:sz w:val="18"/>
               </w:rPr>
-              <w:t>73</w:t>
+              <w:t>85</w:t>
             </w:r>
           </w:p>
         </w:tc>
@@ -17357,7 +20814,7 @@
                 <w:i w:val="0"/>
                 <w:sz w:val="18"/>
               </w:rPr>
-              <w:t>391</w:t>
+              <w:t>443</w:t>
             </w:r>
             <w:r>
               <w:rPr>
@@ -17843,7 +21300,7 @@
                 <w:i w:val="0"/>
                 <w:sz w:val="18"/>
               </w:rPr>
-              <w:t>8</w:t>
+              <w:t>9</w:t>
             </w:r>
           </w:p>
         </w:tc>
@@ -17863,7 +21320,7 @@
                 <w:i w:val="0"/>
                 <w:sz w:val="18"/>
               </w:rPr>
-              <w:t>50</w:t>
+              <w:t>52</w:t>
             </w:r>
           </w:p>
         </w:tc>
@@ -17923,7 +21380,7 @@
                 <w:i w:val="0"/>
                 <w:sz w:val="18"/>
               </w:rPr>
-              <w:t>1</w:t>
+              <w:t>2</w:t>
             </w:r>
           </w:p>
         </w:tc>
@@ -18553,7 +22010,7 @@
                 <w:i w:val="0"/>
                 <w:sz w:val="18"/>
               </w:rPr>
-              <w:t>6</w:t>
+              <w:t>17</w:t>
             </w:r>
           </w:p>
         </w:tc>
@@ -18573,7 +22030,7 @@
                 <w:i w:val="0"/>
                 <w:sz w:val="18"/>
               </w:rPr>
-              <w:t>31</w:t>
+              <w:t>81</w:t>
             </w:r>
           </w:p>
         </w:tc>
@@ -18593,7 +22050,7 @@
                 <w:i w:val="0"/>
                 <w:sz w:val="18"/>
               </w:rPr>
-              <w:t>6</w:t>
+              <w:t>15</w:t>
             </w:r>
           </w:p>
         </w:tc>
@@ -18633,7 +22090,7 @@
                 <w:i w:val="0"/>
                 <w:sz w:val="18"/>
               </w:rPr>
-              <w:t>0</w:t>
+              <w:t>2</w:t>
             </w:r>
           </w:p>
         </w:tc>
@@ -19407,7 +22864,7 @@
                 <w:i w:val="0"/>
                 <w:sz w:val="18"/>
               </w:rPr>
-              <w:t>73</w:t>
+              <w:t>85</w:t>
             </w:r>
           </w:p>
         </w:tc>
@@ -19428,7 +22885,7 @@
                 <w:i w:val="0"/>
                 <w:sz w:val="18"/>
               </w:rPr>
-              <w:t>391</w:t>
+              <w:t>443</w:t>
             </w:r>
           </w:p>
         </w:tc>
@@ -19449,7 +22906,7 @@
                 <w:i w:val="0"/>
                 <w:sz w:val="18"/>
               </w:rPr>
-              <w:t>50</w:t>
+              <w:t>59</w:t>
             </w:r>
           </w:p>
         </w:tc>
@@ -19491,7 +22948,7 @@
                 <w:i w:val="0"/>
                 <w:sz w:val="18"/>
               </w:rPr>
-              <w:t>21</w:t>
+              <w:t>24</w:t>
             </w:r>
           </w:p>
         </w:tc>
@@ -19863,7 +23320,7 @@
                 <w:i w:val="0"/>
                 <w:sz w:val="18"/>
               </w:rPr>
-              <w:t>E1-01, E2-06, E2-08</w:t>
+              <w:t>E1-01, E2-06, E2-08, E2-09 (pendiente)</w:t>
             </w:r>
           </w:p>
         </w:tc>
@@ -20017,8 +23474,9 @@
         </w:tblBorders>
       </w:tblPr>
       <w:tblGrid>
-        <w:gridCol w:w="4536"/>
-        <w:gridCol w:w="4536"/>
+        <w:gridCol w:w="3024"/>
+        <w:gridCol w:w="3024"/>
+        <w:gridCol w:w="3024"/>
       </w:tblGrid>
       <w:tr>
         <w:trPr>
@@ -20026,7 +23484,7 @@
         </w:trPr>
         <w:tc>
           <w:tcPr>
-            <w:tcW w:type="dxa" w:w="4536"/>
+            <w:tcW w:type="dxa" w:w="3024"/>
             <w:shd w:val="clear" w:color="auto" w:fill="D9E2F3"/>
           </w:tcPr>
           <w:p>
@@ -20049,7 +23507,30 @@
         </w:tc>
         <w:tc>
           <w:tcPr>
-            <w:tcW w:type="dxa" w:w="4536"/>
+            <w:tcW w:type="dxa" w:w="3024"/>
+            <w:shd w:val="clear" w:color="auto" w:fill="D9E2F3"/>
+          </w:tcPr>
+          <w:p>
+            <w:r>
+              <w:rPr>
+                <w:b/>
+                <w:sz w:val="18"/>
+              </w:rPr>
+            </w:r>
+            <w:r>
+              <w:rPr>
+                <w:rFonts w:ascii="Calibri" w:hAnsi="Calibri"/>
+                <w:b/>
+                <w:i w:val="0"/>
+                <w:sz w:val="18"/>
+              </w:rPr>
+              <w:t>Meta</w:t>
+            </w:r>
+          </w:p>
+        </w:tc>
+        <w:tc>
+          <w:tcPr>
+            <w:tcW w:type="dxa" w:w="3024"/>
             <w:shd w:val="clear" w:color="auto" w:fill="D9E2F3"/>
           </w:tcPr>
           <w:p>
@@ -20074,7 +23555,7 @@
       <w:tr>
         <w:tc>
           <w:tcPr>
-            <w:tcW w:type="dxa" w:w="4536"/>
+            <w:tcW w:type="dxa" w:w="3024"/>
           </w:tcPr>
           <w:p>
             <w:r>
@@ -20090,20 +23571,32 @@
                 <w:sz w:val="18"/>
               </w:rPr>
               <w:t>TRI</w:t>
-            </w:r>
-            <w:r>
-              <w:rPr>
-                <w:rFonts w:ascii="Calibri" w:hAnsi="Calibri"/>
-                <w:i w:val="0"/>
-                <w:sz w:val="18"/>
-              </w:rPr>
-              <w:t xml:space="preserve"> (1,4 min, −51,7 %)</w:t>
             </w:r>
           </w:p>
         </w:tc>
         <w:tc>
           <w:tcPr>
-            <w:tcW w:type="dxa" w:w="4536"/>
+            <w:tcW w:type="dxa" w:w="3024"/>
+          </w:tcPr>
+          <w:p>
+            <w:r>
+              <w:rPr>
+                <w:sz w:val="18"/>
+              </w:rPr>
+            </w:r>
+            <w:r>
+              <w:rPr>
+                <w:rFonts w:ascii="Calibri" w:hAnsi="Calibri"/>
+                <w:i w:val="0"/>
+                <w:sz w:val="18"/>
+              </w:rPr>
+              <w:t>Reducción ≥ 40 % vs. pretest (2,9 min)</w:t>
+            </w:r>
+          </w:p>
+        </w:tc>
+        <w:tc>
+          <w:tcPr>
+            <w:tcW w:type="dxa" w:w="3024"/>
           </w:tcPr>
           <w:p>
             <w:r>
@@ -20135,7 +23628,7 @@
                 <w:i w:val="0"/>
                 <w:sz w:val="18"/>
               </w:rPr>
-              <w:t>), E7-01</w:t>
+              <w:t>), E7-01, E7-07 (postest real), E7-15 (Home sin valor fijo)</w:t>
             </w:r>
           </w:p>
         </w:tc>
@@ -20143,7 +23636,7 @@
       <w:tr>
         <w:tc>
           <w:tcPr>
-            <w:tcW w:type="dxa" w:w="4536"/>
+            <w:tcW w:type="dxa" w:w="3024"/>
           </w:tcPr>
           <w:p>
             <w:r>
@@ -20159,20 +23652,12 @@
                 <w:sz w:val="18"/>
               </w:rPr>
               <w:t>TCI</w:t>
-            </w:r>
-            <w:r>
-              <w:rPr>
-                <w:rFonts w:ascii="Calibri" w:hAnsi="Calibri"/>
-                <w:i w:val="0"/>
-                <w:sz w:val="18"/>
-              </w:rPr>
-              <w:t xml:space="preserve"> (93,3 %, 28/30)</w:t>
             </w:r>
           </w:p>
         </w:tc>
         <w:tc>
           <w:tcPr>
-            <w:tcW w:type="dxa" w:w="4536"/>
+            <w:tcW w:type="dxa" w:w="3024"/>
           </w:tcPr>
           <w:p>
             <w:r>
@@ -20186,7 +23671,44 @@
                 <w:i w:val="0"/>
                 <w:sz w:val="18"/>
               </w:rPr>
-              <w:t>E3-03, E7-02</w:t>
+              <w:t>≥ 90 %</w:t>
+            </w:r>
+          </w:p>
+        </w:tc>
+        <w:tc>
+          <w:tcPr>
+            <w:tcW w:type="dxa" w:w="3024"/>
+          </w:tcPr>
+          <w:p>
+            <w:r>
+              <w:rPr>
+                <w:sz w:val="18"/>
+              </w:rPr>
+            </w:r>
+            <w:r>
+              <w:rPr>
+                <w:rFonts w:ascii="Calibri" w:hAnsi="Calibri"/>
+                <w:i w:val="0"/>
+                <w:sz w:val="18"/>
+              </w:rPr>
+              <w:t xml:space="preserve">E7-02 (enunciado original), E7-08 (importadores), </w:t>
+            </w:r>
+            <w:r>
+              <w:rPr>
+                <w:rFonts w:ascii="Calibri" w:hAnsi="Calibri"/>
+                <w:b/>
+                <w:i w:val="0"/>
+                <w:sz w:val="18"/>
+              </w:rPr>
+              <w:t>E7-09</w:t>
+            </w:r>
+            <w:r>
+              <w:rPr>
+                <w:rFonts w:ascii="Calibri" w:hAnsi="Calibri"/>
+                <w:i w:val="0"/>
+                <w:sz w:val="18"/>
+              </w:rPr>
+              <w:t xml:space="preserve"> (motor de validación vigente), E7-10 (overrides), E7-11 (tolerancias), E7-16/E7-17 (conectores en vivo, pendiente)</w:t>
             </w:r>
           </w:p>
         </w:tc>
@@ -20194,7 +23716,7 @@
       <w:tr>
         <w:tc>
           <w:tcPr>
-            <w:tcW w:type="dxa" w:w="4536"/>
+            <w:tcW w:type="dxa" w:w="3024"/>
           </w:tcPr>
           <w:p>
             <w:r>
@@ -20210,20 +23732,12 @@
                 <w:sz w:val="18"/>
               </w:rPr>
               <w:t>TSP</w:t>
-            </w:r>
-            <w:r>
-              <w:rPr>
-                <w:rFonts w:ascii="Calibri" w:hAnsi="Calibri"/>
-                <w:i w:val="0"/>
-                <w:sz w:val="18"/>
-              </w:rPr>
-              <w:t xml:space="preserve"> (84,2 %, 128/152)</w:t>
             </w:r>
           </w:p>
         </w:tc>
         <w:tc>
           <w:tcPr>
-            <w:tcW w:type="dxa" w:w="4536"/>
+            <w:tcW w:type="dxa" w:w="3024"/>
           </w:tcPr>
           <w:p>
             <w:r>
@@ -20237,7 +23751,27 @@
                 <w:i w:val="0"/>
                 <w:sz w:val="18"/>
               </w:rPr>
-              <w:t>E7-03</w:t>
+              <w:t>≥ 80 % de acuerdo</w:t>
+            </w:r>
+          </w:p>
+        </w:tc>
+        <w:tc>
+          <w:tcPr>
+            <w:tcW w:type="dxa" w:w="3024"/>
+          </w:tcPr>
+          <w:p>
+            <w:r>
+              <w:rPr>
+                <w:sz w:val="18"/>
+              </w:rPr>
+            </w:r>
+            <w:r>
+              <w:rPr>
+                <w:rFonts w:ascii="Calibri" w:hAnsi="Calibri"/>
+                <w:i w:val="0"/>
+                <w:sz w:val="18"/>
+              </w:rPr>
+              <w:t>E7-03, E7-12 (invitaciones)</w:t>
             </w:r>
           </w:p>
         </w:tc>
@@ -20245,7 +23779,7 @@
       <w:tr>
         <w:tc>
           <w:tcPr>
-            <w:tcW w:type="dxa" w:w="4536"/>
+            <w:tcW w:type="dxa" w:w="3024"/>
           </w:tcPr>
           <w:p>
             <w:r>
@@ -20261,20 +23795,12 @@
                 <w:sz w:val="18"/>
               </w:rPr>
               <w:t>CFS</w:t>
-            </w:r>
-            <w:r>
-              <w:rPr>
-                <w:rFonts w:ascii="Calibri" w:hAnsi="Calibri"/>
-                <w:i w:val="0"/>
-                <w:sz w:val="18"/>
-              </w:rPr>
-              <w:t xml:space="preserve"> (9/9)</w:t>
             </w:r>
           </w:p>
         </w:tc>
         <w:tc>
           <w:tcPr>
-            <w:tcW w:type="dxa" w:w="4536"/>
+            <w:tcW w:type="dxa" w:w="3024"/>
           </w:tcPr>
           <w:p>
             <w:r>
@@ -20288,7 +23814,45 @@
                 <w:i w:val="0"/>
                 <w:sz w:val="18"/>
               </w:rPr>
-              <w:t>E7-04 — depende del cumplimiento de las 9 funcionalidades de la tabla anterior en su conjunto</w:t>
+              <w:t>9 / 9 funcionalidades verificadas</w:t>
+            </w:r>
+          </w:p>
+        </w:tc>
+        <w:tc>
+          <w:tcPr>
+            <w:tcW w:type="dxa" w:w="3024"/>
+          </w:tcPr>
+          <w:p>
+            <w:r>
+              <w:rPr>
+                <w:sz w:val="18"/>
+              </w:rPr>
+            </w:r>
+            <w:r>
+              <w:rPr>
+                <w:rFonts w:ascii="Calibri" w:hAnsi="Calibri"/>
+                <w:i w:val="0"/>
+                <w:sz w:val="18"/>
+              </w:rPr>
+              <w:t>E7-04, E7-13 (</w:t>
+            </w:r>
+            <w:r>
+              <w:rPr>
+                <w:rFonts w:ascii="Consolas" w:hAnsi="Consolas"/>
+                <w:i w:val="0"/>
+                <w:color w:val="5A5A5A"/>
+                <w:sz w:val="18"/>
+                <w:shd w:val="clear" w:color="auto" w:fill="F2F2F2"/>
+              </w:rPr>
+              <w:t>verificadaEn</w:t>
+            </w:r>
+            <w:r>
+              <w:rPr>
+                <w:rFonts w:ascii="Calibri" w:hAnsi="Calibri"/>
+                <w:i w:val="0"/>
+                <w:sz w:val="18"/>
+              </w:rPr>
+              <w:t>) — depende del cumplimiento de las 9 funcionalidades de la tabla anterior en su conjunto</w:t>
             </w:r>
           </w:p>
         </w:tc>
@@ -20296,7 +23860,7 @@
       <w:tr>
         <w:tc>
           <w:tcPr>
-            <w:tcW w:type="dxa" w:w="4536"/>
+            <w:tcW w:type="dxa" w:w="3024"/>
           </w:tcPr>
           <w:p>
             <w:r>
@@ -20312,20 +23876,12 @@
                 <w:sz w:val="18"/>
               </w:rPr>
               <w:t>EP</w:t>
-            </w:r>
-            <w:r>
-              <w:rPr>
-                <w:rFonts w:ascii="Calibri" w:hAnsi="Calibri"/>
-                <w:i w:val="0"/>
-                <w:sz w:val="18"/>
-              </w:rPr>
-              <w:t xml:space="preserve"> (83,5 %, 137/164)</w:t>
             </w:r>
           </w:p>
         </w:tc>
         <w:tc>
           <w:tcPr>
-            <w:tcW w:type="dxa" w:w="4536"/>
+            <w:tcW w:type="dxa" w:w="3024"/>
           </w:tcPr>
           <w:p>
             <w:r>
@@ -20339,7 +23895,27 @@
                 <w:i w:val="0"/>
                 <w:sz w:val="18"/>
               </w:rPr>
-              <w:t>E5-03, E6-03, E7-05</w:t>
+              <w:t>≥ 80 %</w:t>
+            </w:r>
+          </w:p>
+        </w:tc>
+        <w:tc>
+          <w:tcPr>
+            <w:tcW w:type="dxa" w:w="3024"/>
+          </w:tcPr>
+          <w:p>
+            <w:r>
+              <w:rPr>
+                <w:sz w:val="18"/>
+              </w:rPr>
+            </w:r>
+            <w:r>
+              <w:rPr>
+                <w:rFonts w:ascii="Calibri" w:hAnsi="Calibri"/>
+                <w:i w:val="0"/>
+                <w:sz w:val="18"/>
+              </w:rPr>
+              <w:t>E5-03, E6-03, E7-05, E7-14 (excluye alertas de demostración)</w:t>
             </w:r>
           </w:p>
         </w:tc>
@@ -20351,6 +23927,70 @@
       </w:pPr>
     </w:p>
     <w:p>
+      <w:r>
+        <w:rPr>
+          <w:rFonts w:ascii="Calibri" w:hAnsi="Calibri"/>
+          <w:i w:val="0"/>
+          <w:sz w:val="22"/>
+        </w:rPr>
+        <w:t xml:space="preserve">Los 5 KPI arrancan en </w:t>
+      </w:r>
+      <w:r>
+        <w:rPr>
+          <w:rFonts w:ascii="Consolas" w:hAnsi="Consolas"/>
+          <w:i w:val="0"/>
+          <w:color w:val="5A5A5A"/>
+          <w:sz w:val="19"/>
+          <w:shd w:val="clear" w:color="auto" w:fill="F2F2F2"/>
+        </w:rPr>
+        <w:t>sin_datos</w:t>
+      </w:r>
+      <w:r>
+        <w:rPr>
+          <w:rFonts w:ascii="Calibri" w:hAnsi="Calibri"/>
+          <w:i w:val="0"/>
+          <w:sz w:val="22"/>
+        </w:rPr>
+        <w:t xml:space="preserve"> desde </w:t>
+      </w:r>
+      <w:r>
+        <w:rPr>
+          <w:rFonts w:ascii="Consolas" w:hAnsi="Consolas"/>
+          <w:i w:val="0"/>
+          <w:color w:val="5A5A5A"/>
+          <w:sz w:val="19"/>
+          <w:shd w:val="clear" w:color="auto" w:fill="F2F2F2"/>
+        </w:rPr>
+        <w:t>E7-07</w:t>
+      </w:r>
+      <w:r>
+        <w:rPr>
+          <w:rFonts w:ascii="Calibri" w:hAnsi="Calibri"/>
+          <w:i w:val="0"/>
+          <w:sz w:val="22"/>
+        </w:rPr>
+        <w:t xml:space="preserve"> (4-sep-2026 noche): la tabla anterior lista qué historia sustenta cada instrumento, no un valor ya alcanzado — ver la nota "Postest vacío por diseño" en </w:t>
+      </w:r>
+      <w:r>
+        <w:rPr>
+          <w:rFonts w:ascii="Consolas" w:hAnsi="Consolas"/>
+          <w:i w:val="0"/>
+          <w:color w:val="5A5A5A"/>
+          <w:sz w:val="19"/>
+          <w:shd w:val="clear" w:color="auto" w:fill="F2F2F2"/>
+        </w:rPr>
+        <w:t>docs/api-contracts.md</w:t>
+      </w:r>
+      <w:r>
+        <w:rPr>
+          <w:rFonts w:ascii="Calibri" w:hAnsi="Calibri"/>
+          <w:i w:val="0"/>
+          <w:sz w:val="22"/>
+        </w:rPr>
+        <w:t>.</w:t>
+      </w:r>
+    </w:p>
+    <w:p>
       <w:pPr>
         <w:spacing w:before="80" w:after="200"/>
         <w:pBdr>
@@ -20375,6 +24015,24 @@
           <w:sz w:val="19"/>
           <w:shd w:val="clear" w:color="auto" w:fill="F2F2F2"/>
         </w:rPr>
+        <w:t>feat/evidencia-real</w:t>
+      </w:r>
+      <w:r>
+        <w:rPr>
+          <w:rFonts w:ascii="Calibri" w:hAnsi="Calibri"/>
+          <w:i w:val="0"/>
+          <w:sz w:val="22"/>
+        </w:rPr>
+        <w:t xml:space="preserve"> (sobre </w:t>
+      </w:r>
+      <w:r>
+        <w:rPr>
+          <w:rFonts w:ascii="Consolas" w:hAnsi="Consolas"/>
+          <w:i w:val="0"/>
+          <w:color w:val="5A5A5A"/>
+          <w:sz w:val="19"/>
+          <w:shd w:val="clear" w:color="auto" w:fill="F2F2F2"/>
+        </w:rPr>
         <w:t>feat/ajustes-configuracion</w:t>
       </w:r>
       <w:r>
@@ -20383,7 +24041,7 @@
           <w:i w:val="0"/>
           <w:sz w:val="22"/>
         </w:rPr>
-        <w:t xml:space="preserve"> (sobre </w:t>
+        <w:t xml:space="preserve"> → </w:t>
       </w:r>
       <w:r>
         <w:rPr>
@@ -20401,7 +24059,25 @@
           <w:i w:val="0"/>
           <w:sz w:val="22"/>
         </w:rPr>
-        <w:t xml:space="preserve">, commits </w:t>
+        <w:t xml:space="preserve">, base </w:t>
+      </w:r>
+      <w:r>
+        <w:rPr>
+          <w:rFonts w:ascii="Consolas" w:hAnsi="Consolas"/>
+          <w:i w:val="0"/>
+          <w:color w:val="5A5A5A"/>
+          <w:sz w:val="19"/>
+          <w:shd w:val="clear" w:color="auto" w:fill="F2F2F2"/>
+        </w:rPr>
+        <w:t>main</w:t>
+      </w:r>
+      <w:r>
+        <w:rPr>
+          <w:rFonts w:ascii="Calibri" w:hAnsi="Calibri"/>
+          <w:i w:val="0"/>
+          <w:sz w:val="22"/>
+        </w:rPr>
+        <w:t xml:space="preserve"> en </w:t>
       </w:r>
       <w:r>
         <w:rPr>
@@ -20419,7 +24095,24 @@
           <w:i w:val="0"/>
           <w:sz w:val="22"/>
         </w:rPr>
-        <w:t>…</w:t>
+        <w:t xml:space="preserve">) al </w:t>
+      </w:r>
+      <w:r>
+        <w:rPr>
+          <w:rFonts w:ascii="Calibri" w:hAnsi="Calibri"/>
+          <w:b/>
+          <w:i w:val="0"/>
+          <w:sz w:val="22"/>
+        </w:rPr>
+        <w:t>4-sep-2026, noche</w:t>
+      </w:r>
+      <w:r>
+        <w:rPr>
+          <w:rFonts w:ascii="Calibri" w:hAnsi="Calibri"/>
+          <w:i w:val="0"/>
+          <w:sz w:val="22"/>
+        </w:rPr>
+        <w:t xml:space="preserve">, tras el cierre de la fase 2 "maestros reales" (mañana), los ajustes de configuración y tiempo real (tarde, commit </w:t>
       </w:r>
       <w:r>
         <w:rPr>
@@ -20437,7 +24130,311 @@
           <w:i w:val="0"/>
           <w:sz w:val="22"/>
         </w:rPr>
-        <w:t xml:space="preserve">, rama íntegramente commiteada salvo esta carpeta </w:t>
+        <w:t xml:space="preserve">) y la fase 3 "Evidencia real y validación de calidad TCI" (noche): postest hipotético retirado del módulo Evidencia (los 5 KPI arrancan en </w:t>
+      </w:r>
+      <w:r>
+        <w:rPr>
+          <w:rFonts w:ascii="Consolas" w:hAnsi="Consolas"/>
+          <w:i w:val="0"/>
+          <w:color w:val="5A5A5A"/>
+          <w:sz w:val="19"/>
+          <w:shd w:val="clear" w:color="auto" w:fill="F2F2F2"/>
+        </w:rPr>
+        <w:t>sin_datos</w:t>
+      </w:r>
+      <w:r>
+        <w:rPr>
+          <w:rFonts w:ascii="Calibri" w:hAnsi="Calibri"/>
+          <w:i w:val="0"/>
+          <w:sz w:val="22"/>
+        </w:rPr>
+        <w:t xml:space="preserve">, sólo se conserva el pretest del TRI), importadores de fuentes externas con plantillas XLSX/CSV, motor de validación TCI contra sensores/solicitudes/SAP, overrides por criterio, tolerancias configurables, invitaciones nominales al TSP, CFS con </w:t>
+      </w:r>
+      <w:r>
+        <w:rPr>
+          <w:rFonts w:ascii="Consolas" w:hAnsi="Consolas"/>
+          <w:i w:val="0"/>
+          <w:color w:val="5A5A5A"/>
+          <w:sz w:val="19"/>
+          <w:shd w:val="clear" w:color="auto" w:fill="F2F2F2"/>
+        </w:rPr>
+        <w:t>verificadaEn</w:t>
+      </w:r>
+      <w:r>
+        <w:rPr>
+          <w:rFonts w:ascii="Calibri" w:hAnsi="Calibri"/>
+          <w:i w:val="0"/>
+          <w:sz w:val="22"/>
+        </w:rPr>
+        <w:t xml:space="preserve">, EP sin las alertas de demostración, Home sin TRI fijo. Las 8 historias que quedaban </w:t>
+      </w:r>
+      <w:r>
+        <w:rPr>
+          <w:rFonts w:ascii="Consolas" w:hAnsi="Consolas"/>
+          <w:i w:val="0"/>
+          <w:color w:val="5A5A5A"/>
+          <w:sz w:val="19"/>
+          <w:shd w:val="clear" w:color="auto" w:fill="F2F2F2"/>
+        </w:rPr>
+        <w:t>En curso</w:t>
+      </w:r>
+      <w:r>
+        <w:rPr>
+          <w:rFonts w:ascii="Calibri" w:hAnsi="Calibri"/>
+          <w:i w:val="0"/>
+          <w:sz w:val="22"/>
+        </w:rPr>
+        <w:t xml:space="preserve"> al 3-sep-2026 se completaron y verificaron la mañana del 4-sep (</w:t>
+      </w:r>
+      <w:r>
+        <w:rPr>
+          <w:rFonts w:ascii="Consolas" w:hAnsi="Consolas"/>
+          <w:i w:val="0"/>
+          <w:color w:val="5A5A5A"/>
+          <w:sz w:val="19"/>
+          <w:shd w:val="clear" w:color="auto" w:fill="F2F2F2"/>
+        </w:rPr>
+        <w:t>pnpm typecheck</w:t>
+      </w:r>
+      <w:r>
+        <w:rPr>
+          <w:rFonts w:ascii="Calibri" w:hAnsi="Calibri"/>
+          <w:i w:val="0"/>
+          <w:sz w:val="22"/>
+        </w:rPr>
+        <w:t xml:space="preserve"> 7/7 · </w:t>
+      </w:r>
+      <w:r>
+        <w:rPr>
+          <w:rFonts w:ascii="Consolas" w:hAnsi="Consolas"/>
+          <w:i w:val="0"/>
+          <w:color w:val="5A5A5A"/>
+          <w:sz w:val="19"/>
+          <w:shd w:val="clear" w:color="auto" w:fill="F2F2F2"/>
+        </w:rPr>
+        <w:t>pnpm lint</w:t>
+      </w:r>
+      <w:r>
+        <w:rPr>
+          <w:rFonts w:ascii="Calibri" w:hAnsi="Calibri"/>
+          <w:i w:val="0"/>
+          <w:sz w:val="22"/>
+        </w:rPr>
+        <w:t xml:space="preserve"> limpio · </w:t>
+      </w:r>
+      <w:r>
+        <w:rPr>
+          <w:rFonts w:ascii="Consolas" w:hAnsi="Consolas"/>
+          <w:i w:val="0"/>
+          <w:color w:val="5A5A5A"/>
+          <w:sz w:val="19"/>
+          <w:shd w:val="clear" w:color="auto" w:fill="F2F2F2"/>
+        </w:rPr>
+        <w:t>pnpm build</w:t>
+      </w:r>
+      <w:r>
+        <w:rPr>
+          <w:rFonts w:ascii="Calibri" w:hAnsi="Calibri"/>
+          <w:i w:val="0"/>
+          <w:sz w:val="22"/>
+        </w:rPr>
+        <w:t xml:space="preserve"> 4/4 · </w:t>
+      </w:r>
+      <w:r>
+        <w:rPr>
+          <w:rFonts w:ascii="Consolas" w:hAnsi="Consolas"/>
+          <w:i w:val="0"/>
+          <w:color w:val="5A5A5A"/>
+          <w:sz w:val="19"/>
+          <w:shd w:val="clear" w:color="auto" w:fill="F2F2F2"/>
+        </w:rPr>
+        <w:t>pnpm --filter @mes/api test:e2e</w:t>
+      </w:r>
+      <w:r>
+        <w:rPr>
+          <w:rFonts w:ascii="Calibri" w:hAnsi="Calibri"/>
+          <w:i w:val="0"/>
+          <w:sz w:val="22"/>
+        </w:rPr>
+        <w:t xml:space="preserve"> 118/118 en 7 suites); los ajustes de la tarde bajaron la suite a 114/114 (−10 casos de máquinas/sedes, +6 de líneas); la fase 3 la subió a </w:t>
+      </w:r>
+      <w:r>
+        <w:rPr>
+          <w:rFonts w:ascii="Calibri" w:hAnsi="Calibri"/>
+          <w:b/>
+          <w:i w:val="0"/>
+          <w:sz w:val="22"/>
+        </w:rPr>
+        <w:t>131/131 en 8 suites</w:t>
+      </w:r>
+      <w:r>
+        <w:rPr>
+          <w:rFonts w:ascii="Calibri" w:hAnsi="Calibri"/>
+          <w:i w:val="0"/>
+          <w:sz w:val="22"/>
+        </w:rPr>
+        <w:t xml:space="preserve"> (+1 suite nueva, </w:t>
+      </w:r>
+      <w:r>
+        <w:rPr>
+          <w:rFonts w:ascii="Consolas" w:hAnsi="Consolas"/>
+          <w:i w:val="0"/>
+          <w:color w:val="5A5A5A"/>
+          <w:sz w:val="19"/>
+          <w:shd w:val="clear" w:color="auto" w:fill="F2F2F2"/>
+        </w:rPr>
+        <w:t>evidence-validacion.e2e-spec.ts</w:t>
+      </w:r>
+      <w:r>
+        <w:rPr>
+          <w:rFonts w:ascii="Calibri" w:hAnsi="Calibri"/>
+          <w:i w:val="0"/>
+          <w:sz w:val="22"/>
+        </w:rPr>
+        <w:t xml:space="preserve">) — </w:t>
+      </w:r>
+      <w:r>
+        <w:rPr>
+          <w:rFonts w:ascii="Calibri" w:hAnsi="Calibri"/>
+          <w:b/>
+          <w:i w:val="0"/>
+          <w:sz w:val="22"/>
+        </w:rPr>
+        <w:t>98 endpoints</w:t>
+      </w:r>
+      <w:r>
+        <w:rPr>
+          <w:rFonts w:ascii="Calibri" w:hAnsi="Calibri"/>
+          <w:i w:val="0"/>
+          <w:sz w:val="22"/>
+        </w:rPr>
+        <w:t xml:space="preserve"> bajo </w:t>
+      </w:r>
+      <w:r>
+        <w:rPr>
+          <w:rFonts w:ascii="Consolas" w:hAnsi="Consolas"/>
+          <w:i w:val="0"/>
+          <w:color w:val="5A5A5A"/>
+          <w:sz w:val="19"/>
+          <w:shd w:val="clear" w:color="auto" w:fill="F2F2F2"/>
+        </w:rPr>
+        <w:t>/api/v1</w:t>
+      </w:r>
+      <w:r>
+        <w:rPr>
+          <w:rFonts w:ascii="Calibri" w:hAnsi="Calibri"/>
+          <w:i w:val="0"/>
+          <w:sz w:val="22"/>
+        </w:rPr>
+        <w:t xml:space="preserve">. </w:t>
+      </w:r>
+      <w:r>
+        <w:rPr>
+          <w:rFonts w:ascii="Consolas" w:hAnsi="Consolas"/>
+          <w:i w:val="0"/>
+          <w:color w:val="5A5A5A"/>
+          <w:sz w:val="19"/>
+          <w:shd w:val="clear" w:color="auto" w:fill="F2F2F2"/>
+        </w:rPr>
+        <w:t>docs/api-contracts.md</w:t>
+      </w:r>
+      <w:r>
+        <w:rPr>
+          <w:rFonts w:ascii="Calibri" w:hAnsi="Calibri"/>
+          <w:i w:val="0"/>
+          <w:sz w:val="22"/>
+        </w:rPr>
+        <w:t xml:space="preserve">, </w:t>
+      </w:r>
+      <w:r>
+        <w:rPr>
+          <w:rFonts w:ascii="Consolas" w:hAnsi="Consolas"/>
+          <w:i w:val="0"/>
+          <w:color w:val="5A5A5A"/>
+          <w:sz w:val="19"/>
+          <w:shd w:val="clear" w:color="auto" w:fill="F2F2F2"/>
+        </w:rPr>
+        <w:t>README.md</w:t>
+      </w:r>
+      <w:r>
+        <w:rPr>
+          <w:rFonts w:ascii="Calibri" w:hAnsi="Calibri"/>
+          <w:i w:val="0"/>
+          <w:sz w:val="22"/>
+        </w:rPr>
+        <w:t xml:space="preserve">, </w:t>
+      </w:r>
+      <w:r>
+        <w:rPr>
+          <w:rFonts w:ascii="Consolas" w:hAnsi="Consolas"/>
+          <w:i w:val="0"/>
+          <w:color w:val="5A5A5A"/>
+          <w:sz w:val="19"/>
+          <w:shd w:val="clear" w:color="auto" w:fill="F2F2F2"/>
+        </w:rPr>
+        <w:t>docs/implementation-summary.md</w:t>
+      </w:r>
+      <w:r>
+        <w:rPr>
+          <w:rFonts w:ascii="Calibri" w:hAnsi="Calibri"/>
+          <w:i w:val="0"/>
+          <w:sz w:val="22"/>
+        </w:rPr>
+        <w:t xml:space="preserve">, </w:t>
+      </w:r>
+      <w:r>
+        <w:rPr>
+          <w:rFonts w:ascii="Consolas" w:hAnsi="Consolas"/>
+          <w:i w:val="0"/>
+          <w:color w:val="5A5A5A"/>
+          <w:sz w:val="19"/>
+          <w:shd w:val="clear" w:color="auto" w:fill="F2F2F2"/>
+        </w:rPr>
+        <w:t>docs/qa-report.md</w:t>
+      </w:r>
+      <w:r>
+        <w:rPr>
+          <w:rFonts w:ascii="Calibri" w:hAnsi="Calibri"/>
+          <w:i w:val="0"/>
+          <w:sz w:val="22"/>
+        </w:rPr>
+        <w:t xml:space="preserve">, </w:t>
+      </w:r>
+      <w:r>
+        <w:rPr>
+          <w:rFonts w:ascii="Consolas" w:hAnsi="Consolas"/>
+          <w:i w:val="0"/>
+          <w:color w:val="5A5A5A"/>
+          <w:sz w:val="19"/>
+          <w:shd w:val="clear" w:color="auto" w:fill="F2F2F2"/>
+        </w:rPr>
+        <w:t>docs/figma-map.md</w:t>
+      </w:r>
+      <w:r>
+        <w:rPr>
+          <w:rFonts w:ascii="Calibri" w:hAnsi="Calibri"/>
+          <w:i w:val="0"/>
+          <w:sz w:val="22"/>
+        </w:rPr>
+        <w:t xml:space="preserve"> y </w:t>
+      </w:r>
+      <w:r>
+        <w:rPr>
+          <w:rFonts w:ascii="Consolas" w:hAnsi="Consolas"/>
+          <w:i w:val="0"/>
+          <w:color w:val="5A5A5A"/>
+          <w:sz w:val="19"/>
+          <w:shd w:val="clear" w:color="auto" w:fill="F2F2F2"/>
+        </w:rPr>
+        <w:t>docs/figma-specs-modulos.md</w:t>
+      </w:r>
+      <w:r>
+        <w:rPr>
+          <w:rFonts w:ascii="Calibri" w:hAnsi="Calibri"/>
+          <w:i w:val="0"/>
+          <w:sz w:val="22"/>
+        </w:rPr>
+        <w:t xml:space="preserve"> se actualizaron en esta misma revisión de </w:t>
       </w:r>
       <w:r>
         <w:rPr>
@@ -20455,160 +24452,35 @@
           <w:i w:val="0"/>
           <w:sz w:val="22"/>
         </w:rPr>
-        <w:t xml:space="preserve">) al 4-sep-2026 tarde, tras el cierre de la fase 2 "maestros reales" (mañana) y los ajustes de configuración y tiempo real (tarde, commit </w:t>
-      </w:r>
-      <w:r>
-        <w:rPr>
-          <w:rFonts w:ascii="Consolas" w:hAnsi="Consolas"/>
-          <w:i w:val="0"/>
-          <w:color w:val="5A5A5A"/>
-          <w:sz w:val="19"/>
-          <w:shd w:val="clear" w:color="auto" w:fill="F2F2F2"/>
-        </w:rPr>
-        <w:t>19172ce</w:t>
-      </w:r>
-      <w:r>
-        <w:rPr>
-          <w:rFonts w:ascii="Calibri" w:hAnsi="Calibri"/>
-          <w:i w:val="0"/>
-          <w:sz w:val="22"/>
-        </w:rPr>
-        <w:t xml:space="preserve">): sin nivel máquina/equipo (la parada llega hasta línea), pestaña Máquinas → Líneas con mantenedor completo, sin catálogo de sedes (única sede Lima), "Ver velocidades" en modal, tarjetas de tiempo real ampliadas y filtros simplificados, corrección de ⌘K. Las 8 historias que quedaban </w:t>
-      </w:r>
-      <w:r>
-        <w:rPr>
-          <w:rFonts w:ascii="Consolas" w:hAnsi="Consolas"/>
-          <w:i w:val="0"/>
-          <w:color w:val="5A5A5A"/>
-          <w:sz w:val="19"/>
-          <w:shd w:val="clear" w:color="auto" w:fill="F2F2F2"/>
-        </w:rPr>
-        <w:t>En curso</w:t>
-      </w:r>
-      <w:r>
-        <w:rPr>
-          <w:rFonts w:ascii="Calibri" w:hAnsi="Calibri"/>
-          <w:i w:val="0"/>
-          <w:sz w:val="22"/>
-        </w:rPr>
-        <w:t xml:space="preserve"> al 3-sep-2026 se completaron y verificaron por la mañana (</w:t>
-      </w:r>
-      <w:r>
-        <w:rPr>
-          <w:rFonts w:ascii="Consolas" w:hAnsi="Consolas"/>
-          <w:i w:val="0"/>
-          <w:color w:val="5A5A5A"/>
-          <w:sz w:val="19"/>
-          <w:shd w:val="clear" w:color="auto" w:fill="F2F2F2"/>
-        </w:rPr>
-        <w:t>pnpm typecheck</w:t>
-      </w:r>
-      <w:r>
-        <w:rPr>
-          <w:rFonts w:ascii="Calibri" w:hAnsi="Calibri"/>
-          <w:i w:val="0"/>
-          <w:sz w:val="22"/>
-        </w:rPr>
-        <w:t xml:space="preserve"> 7/7 · </w:t>
-      </w:r>
-      <w:r>
-        <w:rPr>
-          <w:rFonts w:ascii="Consolas" w:hAnsi="Consolas"/>
-          <w:i w:val="0"/>
-          <w:color w:val="5A5A5A"/>
-          <w:sz w:val="19"/>
-          <w:shd w:val="clear" w:color="auto" w:fill="F2F2F2"/>
-        </w:rPr>
-        <w:t>pnpm lint</w:t>
-      </w:r>
-      <w:r>
-        <w:rPr>
-          <w:rFonts w:ascii="Calibri" w:hAnsi="Calibri"/>
-          <w:i w:val="0"/>
-          <w:sz w:val="22"/>
-        </w:rPr>
-        <w:t xml:space="preserve"> limpio · </w:t>
-      </w:r>
-      <w:r>
-        <w:rPr>
-          <w:rFonts w:ascii="Consolas" w:hAnsi="Consolas"/>
-          <w:i w:val="0"/>
-          <w:color w:val="5A5A5A"/>
-          <w:sz w:val="19"/>
-          <w:shd w:val="clear" w:color="auto" w:fill="F2F2F2"/>
-        </w:rPr>
-        <w:t>pnpm build</w:t>
-      </w:r>
-      <w:r>
-        <w:rPr>
-          <w:rFonts w:ascii="Calibri" w:hAnsi="Calibri"/>
-          <w:i w:val="0"/>
-          <w:sz w:val="22"/>
-        </w:rPr>
-        <w:t xml:space="preserve"> 4/4 · </w:t>
-      </w:r>
-      <w:r>
-        <w:rPr>
-          <w:rFonts w:ascii="Consolas" w:hAnsi="Consolas"/>
-          <w:i w:val="0"/>
-          <w:color w:val="5A5A5A"/>
-          <w:sz w:val="19"/>
-          <w:shd w:val="clear" w:color="auto" w:fill="F2F2F2"/>
-        </w:rPr>
-        <w:t>pnpm --filter @mes/api test:e2e</w:t>
-      </w:r>
-      <w:r>
-        <w:rPr>
-          <w:rFonts w:ascii="Calibri" w:hAnsi="Calibri"/>
-          <w:i w:val="0"/>
-          <w:sz w:val="22"/>
-        </w:rPr>
-        <w:t xml:space="preserve"> 118/118 en 7 suites); los ajustes de la tarde bajaron la suite a </w:t>
-      </w:r>
-      <w:r>
-        <w:rPr>
-          <w:rFonts w:ascii="Calibri" w:hAnsi="Calibri"/>
-          <w:b/>
-          <w:i w:val="0"/>
-          <w:sz w:val="22"/>
-        </w:rPr>
-        <w:t>114/114</w:t>
-      </w:r>
-      <w:r>
-        <w:rPr>
-          <w:rFonts w:ascii="Calibri" w:hAnsi="Calibri"/>
-          <w:i w:val="0"/>
-          <w:sz w:val="22"/>
-        </w:rPr>
-        <w:t xml:space="preserve"> (−10 casos de máquinas/sedes, +6 de líneas) en verde. </w:t>
-      </w:r>
-      <w:r>
-        <w:rPr>
-          <w:rFonts w:ascii="Consolas" w:hAnsi="Consolas"/>
-          <w:i w:val="0"/>
-          <w:color w:val="5A5A5A"/>
-          <w:sz w:val="19"/>
-          <w:shd w:val="clear" w:color="auto" w:fill="F2F2F2"/>
-        </w:rPr>
-        <w:t>docs/api-contracts.md</w:t>
-      </w:r>
-      <w:r>
-        <w:rPr>
-          <w:rFonts w:ascii="Calibri" w:hAnsi="Calibri"/>
-          <w:i w:val="0"/>
-          <w:sz w:val="22"/>
-        </w:rPr>
-        <w:t xml:space="preserve">, </w:t>
-      </w:r>
-      <w:r>
-        <w:rPr>
-          <w:rFonts w:ascii="Consolas" w:hAnsi="Consolas"/>
-          <w:i w:val="0"/>
-          <w:color w:val="5A5A5A"/>
-          <w:sz w:val="19"/>
-          <w:shd w:val="clear" w:color="auto" w:fill="F2F2F2"/>
-        </w:rPr>
-        <w:t>README.md</w:t>
+        <w:t xml:space="preserve">; </w:t>
+      </w:r>
+      <w:r>
+        <w:rPr>
+          <w:rFonts w:ascii="Consolas" w:hAnsi="Consolas"/>
+          <w:i w:val="0"/>
+          <w:color w:val="5A5A5A"/>
+          <w:sz w:val="19"/>
+          <w:shd w:val="clear" w:color="auto" w:fill="F2F2F2"/>
+        </w:rPr>
+        <w:t>docs/qa-report.md</w:t>
+      </w:r>
+      <w:r>
+        <w:rPr>
+          <w:rFonts w:ascii="Calibri" w:hAnsi="Calibri"/>
+          <w:i w:val="0"/>
+          <w:sz w:val="22"/>
+        </w:rPr>
+        <w:t xml:space="preserve"> deja constancia de que la fase 3 todavía no tiene su pasada de QA de integración. Ninguno de los documentos refleja ya el modelo anterior a la fase 2 (5 líneas + PT-01, turnos M/T/N, </w:t>
+      </w:r>
+      <w:r>
+        <w:rPr>
+          <w:rFonts w:ascii="Consolas" w:hAnsi="Consolas"/>
+          <w:i w:val="0"/>
+          <w:color w:val="5A5A5A"/>
+          <w:sz w:val="19"/>
+          <w:shd w:val="clear" w:color="auto" w:fill="F2F2F2"/>
+        </w:rPr>
+        <w:t>/pasteurizacion</w:t>
       </w:r>
       <w:r>
         <w:rPr>
@@ -20626,96 +24498,6 @@
           <w:sz w:val="19"/>
           <w:shd w:val="clear" w:color="auto" w:fill="F2F2F2"/>
         </w:rPr>
-        <w:t>docs/BRIEF-agentes.md</w:t>
-      </w:r>
-      <w:r>
-        <w:rPr>
-          <w:rFonts w:ascii="Calibri" w:hAnsi="Calibri"/>
-          <w:i w:val="0"/>
-          <w:sz w:val="22"/>
-        </w:rPr>
-        <w:t xml:space="preserve"> se actualizaron por la tarea de código en el mismo commit; </w:t>
-      </w:r>
-      <w:r>
-        <w:rPr>
-          <w:rFonts w:ascii="Consolas" w:hAnsi="Consolas"/>
-          <w:i w:val="0"/>
-          <w:color w:val="5A5A5A"/>
-          <w:sz w:val="19"/>
-          <w:shd w:val="clear" w:color="auto" w:fill="F2F2F2"/>
-        </w:rPr>
-        <w:t>docs/implementation-summary.md</w:t>
-      </w:r>
-      <w:r>
-        <w:rPr>
-          <w:rFonts w:ascii="Calibri" w:hAnsi="Calibri"/>
-          <w:i w:val="0"/>
-          <w:sz w:val="22"/>
-        </w:rPr>
-        <w:t xml:space="preserve"> y </w:t>
-      </w:r>
-      <w:r>
-        <w:rPr>
-          <w:rFonts w:ascii="Consolas" w:hAnsi="Consolas"/>
-          <w:i w:val="0"/>
-          <w:color w:val="5A5A5A"/>
-          <w:sz w:val="19"/>
-          <w:shd w:val="clear" w:color="auto" w:fill="F2F2F2"/>
-        </w:rPr>
-        <w:t>docs/qa-report.md</w:t>
-      </w:r>
-      <w:r>
-        <w:rPr>
-          <w:rFonts w:ascii="Calibri" w:hAnsi="Calibri"/>
-          <w:i w:val="0"/>
-          <w:sz w:val="22"/>
-        </w:rPr>
-        <w:t xml:space="preserve"> se actualizaron en esta misma revisión de </w:t>
-      </w:r>
-      <w:r>
-        <w:rPr>
-          <w:rFonts w:ascii="Consolas" w:hAnsi="Consolas"/>
-          <w:i w:val="0"/>
-          <w:color w:val="5A5A5A"/>
-          <w:sz w:val="19"/>
-          <w:shd w:val="clear" w:color="auto" w:fill="F2F2F2"/>
-        </w:rPr>
-        <w:t>docs/</w:t>
-      </w:r>
-      <w:r>
-        <w:rPr>
-          <w:rFonts w:ascii="Calibri" w:hAnsi="Calibri"/>
-          <w:i w:val="0"/>
-          <w:sz w:val="22"/>
-        </w:rPr>
-        <w:t xml:space="preserve">. Ninguno de los documentos refleja ya el modelo anterior a la fase 2 (5 líneas + PT-01, turnos M/T/N, </w:t>
-      </w:r>
-      <w:r>
-        <w:rPr>
-          <w:rFonts w:ascii="Consolas" w:hAnsi="Consolas"/>
-          <w:i w:val="0"/>
-          <w:color w:val="5A5A5A"/>
-          <w:sz w:val="19"/>
-          <w:shd w:val="clear" w:color="auto" w:fill="F2F2F2"/>
-        </w:rPr>
-        <w:t>/pasteurizacion</w:t>
-      </w:r>
-      <w:r>
-        <w:rPr>
-          <w:rFonts w:ascii="Calibri" w:hAnsi="Calibri"/>
-          <w:i w:val="0"/>
-          <w:sz w:val="22"/>
-        </w:rPr>
-        <w:t xml:space="preserve"> y </w:t>
-      </w:r>
-      <w:r>
-        <w:rPr>
-          <w:rFonts w:ascii="Consolas" w:hAnsi="Consolas"/>
-          <w:i w:val="0"/>
-          <w:color w:val="5A5A5A"/>
-          <w:sz w:val="19"/>
-          <w:shd w:val="clear" w:color="auto" w:fill="F2F2F2"/>
-        </w:rPr>
         <w:t>/personal</w:t>
       </w:r>
       <w:r>
@@ -20724,7 +24506,7 @@
           <w:i w:val="0"/>
           <w:sz w:val="22"/>
         </w:rPr>
-        <w:t xml:space="preserve"> activos) ni el modelo intermedio del cierre de fase 2 (máquinas-equipo, 9 sedes) que la tarde del 4-sep-2026 descartó.*</w:t>
+        <w:t xml:space="preserve"> activos), el modelo intermedio del cierre de fase 2 (máquinas-equipo, 9 sedes) que la tarde del 4-sep-2026 descartó, ni el postest hipotético de Evidencia que la noche del 4-sep-2026 retiró.*</w:t>
       </w:r>
     </w:p>
     <w:sectPr>
